--- a/invoice/revoinvoiceservice.docx
+++ b/invoice/revoinvoiceservice.docx
@@ -1,109 +1,68 @@
 
 <file path=word/document.xml><?xml version="1.0" encoding="utf-8"?>
-<w:document xmlns:wpc="http://schemas.microsoft.com/office/word/2010/wordprocessingCanvas" xmlns:mc="http://schemas.openxmlformats.org/markup-compatibility/2006" xmlns:o="urn:schemas-microsoft-com:office:office" xmlns:r="http://schemas.openxmlformats.org/officeDocument/2006/relationships" xmlns:m="http://schemas.openxmlformats.org/officeDocument/2006/math" xmlns:v="urn:schemas-microsoft-com:vml" xmlns:wp="http://schemas.openxmlformats.org/drawingml/2006/wordprocessingDrawing" xmlns:w="http://schemas.openxmlformats.org/wordprocessingml/2006/main" xmlns:wpg="http://schemas.microsoft.com/office/word/2010/wordprocessingGroup" xmlns:wpi="http://schemas.microsoft.com/office/word/2010/wordprocessingInk" xmlns:a="http://schemas.openxmlformats.org/drawingml/2006/main" xmlns:wne="http://schemas.microsoft.com/office/word/2006/wordml" xmlns:wps="http://schemas.microsoft.com/office/word/2010/wordprocessingShape" xmlns:w10="urn:schemas-microsoft-com:office:word" xmlns:wp14="http://schemas.microsoft.com/office/word/2010/wordprocessingDrawing" xmlns:w14="http://schemas.microsoft.com/office/word/2010/wordml" xmlns:w15="http://schemas.microsoft.com/office/word/2012/wordml" xmlns:w16cex="http://schemas.microsoft.com/office/word/2018/wordml/cex" xmlns:w16cid="http://schemas.microsoft.com/office/word/2016/wordml/cid" xmlns:w16="http://schemas.microsoft.com/office/word/2018/wordml" xmlns:w16sdtdh="http://schemas.microsoft.com/office/word/2020/wordml/sdtdatahash" xmlns:w16se="http://schemas.microsoft.com/office/word/2015/wordml/symex" mc:Ignorable="w14 w15 w16se w16cid w16 w16cex w16sdtdh wp14">
+<w:document xmlns:wpc="http://schemas.microsoft.com/office/word/2010/wordprocessingCanvas" xmlns:mc="http://schemas.openxmlformats.org/markup-compatibility/2006" xmlns:o="urn:schemas-microsoft-com:office:office" xmlns:r="http://schemas.openxmlformats.org/officeDocument/2006/relationships" xmlns:m="http://schemas.openxmlformats.org/officeDocument/2006/math" xmlns:v="urn:schemas-microsoft-com:vml" xmlns:wp="http://schemas.openxmlformats.org/drawingml/2006/wordprocessingDrawing" xmlns:w="http://schemas.openxmlformats.org/wordprocessingml/2006/main" xmlns:wpg="http://schemas.microsoft.com/office/word/2010/wordprocessingGroup" xmlns:wpi="http://schemas.microsoft.com/office/word/2010/wordprocessingInk" xmlns:a="http://schemas.openxmlformats.org/drawingml/2006/main" xmlns:wne="http://schemas.microsoft.com/office/word/2006/wordml" xmlns:wps="http://schemas.microsoft.com/office/word/2010/wordprocessingShape" xmlns:w10="urn:schemas-microsoft-com:office:word" xmlns:wp14="http://schemas.microsoft.com/office/word/2010/wordprocessingDrawing" xmlns:w14="http://schemas.microsoft.com/office/word/2010/wordml" xmlns:w15="http://schemas.microsoft.com/office/word/2012/wordml" xmlns:w16cex="http://schemas.microsoft.com/office/word/2018/wordml/cex" xmlns:w16cid="http://schemas.microsoft.com/office/word/2016/wordml/cid" xmlns:w16="http://schemas.microsoft.com/office/word/2018/wordml" xmlns:w16sdtdh="http://schemas.microsoft.com/office/word/2020/wordml/sdtdatahash" xmlns:w16se="http://schemas.microsoft.com/office/word/2015/wordml/symex" xmlns:pic="http://schemas.openxmlformats.org/drawingml/2006/picture" xmlns:a14="http://schemas.microsoft.com/office/drawing/2010/main" mc:Ignorable="w14 w15 w16se w16cid w16 w16cex w16sdtdh wp14">
   <w:body>
-    <w:p>
-      <w:pPr>
-        <w:pBdr/>
-        <w:spacing w:after="0" w:afterAutospacing="1"/>
-        <w:ind/>
-        <w:rPr/>
+    <w:p xmlns:wp14="http://schemas.microsoft.com/office/word/2010/wordml" wp14:textId="5AC6A19B">
+      <w:pPr>
+        <w:spacing w:after="0" w:afterAutospacing="on"/>
+        <w:ind/>
       </w:pPr>
       <w:r>
-        <w:rPr>
-          <w:lang w:eastAsia="en-US"/>
-        </w:rPr>
-        <mc:AlternateContent>
-          <mc:Choice Requires="wpg">
-            <w:drawing>
-              <wp:inline xmlns:wp="http://schemas.openxmlformats.org/drawingml/2006/wordprocessingDrawing" distT="0" distB="0" distL="0" distR="0">
-                <wp:extent cx="415235" cy="402259"/>
-                <wp:effectExtent l="0" t="0" r="0" b="0"/>
-                <wp:docPr id="1" name="Picture 1"/>
-                <wp:cNvGraphicFramePr>
-                  <a:graphicFrameLocks xmlns:a="http://schemas.openxmlformats.org/drawingml/2006/main" noChangeAspect="1"/>
-                </wp:cNvGraphicFramePr>
-                <a:graphic xmlns:a="http://schemas.openxmlformats.org/drawingml/2006/main">
-                  <a:graphicData uri="http://schemas.openxmlformats.org/drawingml/2006/picture">
-                    <pic:pic xmlns:pic="http://schemas.openxmlformats.org/drawingml/2006/picture">
-                      <pic:nvPicPr>
-                        <pic:cNvPr id="0" name=""/>
-                        <pic:cNvPicPr>
-                          <a:picLocks noChangeAspect="1"/>
-                        </pic:cNvPicPr>
-                        <pic:nvPr/>
-                      </pic:nvPicPr>
-                      <pic:blipFill>
-                        <a:blip r:embed="rId8"/>
-                        <a:stretch/>
-                      </pic:blipFill>
-                      <pic:spPr bwMode="auto">
-                        <a:xfrm>
-                          <a:off x="0" y="0"/>
-                          <a:ext cx="415235" cy="402259"/>
-                        </a:xfrm>
-                        <a:prstGeom prst="rect">
-                          <a:avLst/>
-                        </a:prstGeom>
-                      </pic:spPr>
-                    </pic:pic>
-                  </a:graphicData>
-                </a:graphic>
-              </wp:inline>
-            </w:drawing>
-          </mc:Choice>
-          <mc:Fallback>
-            <w:pict>
-              <v:shapetype id="_x0000_t75" coordsize="21600,21600" o:spt="75" o:preferrelative="t" path="m@4@5l@4@11@9@11@9@5xe" filled="f" stroked="f">
-                <v:stroke joinstyle="miter"/>
-                <v:formulas>
-                  <v:f eqn="if lineDrawn pixelLineWidth 0"/>
-                  <v:f eqn="sum @0 1 0"/>
-                  <v:f eqn="sum 0 0 @1"/>
-                  <v:f eqn="prod @2 1 2"/>
-                  <v:f eqn="prod @3 21600 pixelWidth"/>
-                  <v:f eqn="prod @3 21600 pixelHeight"/>
-                  <v:f eqn="sum @0 0 1"/>
-                  <v:f eqn="prod @6 1 2"/>
-                  <v:f eqn="prod @7 21600 pixelWidth"/>
-                  <v:f eqn="sum @8 21600 0"/>
-                  <v:f eqn="prod @7 21600 pixelHeight"/>
-                  <v:f eqn="sum @10 21600 0"/>
-                </v:formulas>
-                <v:path o:extrusionok="f" gradientshapeok="t" o:connecttype="rect"/>
-                <o:lock v:ext="edit" aspectratio="t"/>
-              </v:shapetype>
-              <v:shape id="_x0000_i0" o:spid="_x0000_s0" type="#_x0000_t75" style="width:32.70pt;height:31.67pt;mso-wrap-distance-left:0.00pt;mso-wrap-distance-top:0.00pt;mso-wrap-distance-right:0.00pt;mso-wrap-distance-bottom:0.00pt;z-index:1;" stroked="false">
-                <v:imagedata r:id="rId8" o:title=""/>
-                <o:lock v:ext="edit" rotation="t"/>
-              </v:shape>
-            </w:pict>
-          </mc:Fallback>
-        </mc:AlternateContent>
+        <w:drawing>
+          <wp:inline xmlns:wp14="http://schemas.microsoft.com/office/word/2010/wordprocessingDrawing" wp14:editId="4E7D04B3" wp14:anchorId="39D8B11B">
+            <wp:extent cx="783839" cy="394828"/>
+            <wp:effectExtent l="0" t="0" r="0" b="0"/>
+            <wp:docPr id="906883567" name="" title=""/>
+            <wp:cNvGraphicFramePr>
+              <a:graphicFrameLocks noChangeAspect="1"/>
+            </wp:cNvGraphicFramePr>
+            <a:graphic>
+              <a:graphicData uri="http://schemas.openxmlformats.org/drawingml/2006/picture">
+                <pic:pic>
+                  <pic:nvPicPr>
+                    <pic:cNvPr id="0" name=""/>
+                    <pic:cNvPicPr/>
+                  </pic:nvPicPr>
+                  <pic:blipFill>
+                    <a:blip r:embed="Rf0abd92b6e034063">
+                      <a:extLst>
+                        <a:ext xmlns:a="http://schemas.openxmlformats.org/drawingml/2006/main" uri="{28A0092B-C50C-407E-A947-70E740481C1C}">
+                          <a14:useLocalDpi val="0"/>
+                        </a:ext>
+                      </a:extLst>
+                    </a:blip>
+                    <a:stretch>
+                      <a:fillRect/>
+                    </a:stretch>
+                  </pic:blipFill>
+                  <pic:spPr>
+                    <a:xfrm>
+                      <a:off x="0" y="0"/>
+                      <a:ext cx="783839" cy="394828"/>
+                    </a:xfrm>
+                    <a:prstGeom prst="rect">
+                      <a:avLst/>
+                    </a:prstGeom>
+                  </pic:spPr>
+                </pic:pic>
+              </a:graphicData>
+            </a:graphic>
+          </wp:inline>
+        </w:drawing>
       </w:r>
       <w:r>
         <w:rPr>
           <w:rFonts w:ascii="Calibri" w:hAnsi="Calibri" w:eastAsia="Calibri" w:cs="Calibri"/>
-          <w:b/>
-          <w:bCs/>
-          <w:sz w:val="56"/>
-          <w:szCs w:val="56"/>
-        </w:rPr>
-        <w:t xml:space="preserve">REVO</w:t>
-      </w:r>
-      <w:r>
-        <w:rPr>
-          <w:rFonts w:ascii="Calibri" w:hAnsi="Calibri" w:eastAsia="Calibri" w:cs="Calibri"/>
-          <w:b/>
-          <w:bCs/>
+          <w:b w:val="1"/>
+          <w:bCs w:val="1"/>
         </w:rPr>
         <w:t xml:space="preserve">                                 </w:t>
       </w:r>
       <w:r>
         <w:rPr>
           <w:rFonts w:ascii="Calibri" w:hAnsi="Calibri" w:eastAsia="Calibri" w:cs="Calibri"/>
-          <w:b/>
-          <w:bCs/>
+          <w:b w:val="1"/>
+          <w:bCs w:val="1"/>
           <w:sz w:val="32"/>
           <w:szCs w:val="32"/>
         </w:rPr>
@@ -112,18 +71,38 @@
       <w:r>
         <w:rPr>
           <w:rFonts w:ascii="Calibri" w:hAnsi="Calibri" w:eastAsia="Calibri" w:cs="Calibri"/>
-          <w:b/>
-          <w:bCs/>
+          <w:b w:val="1"/>
+          <w:bCs w:val="1"/>
           <w:sz w:val="36"/>
           <w:szCs w:val="36"/>
         </w:rPr>
-        <w:t xml:space="preserve">      TAX INVOICE </w:t>
+        <w:t xml:space="preserve">      </w:t>
       </w:r>
       <w:r>
         <w:rPr>
           <w:rFonts w:ascii="Calibri" w:hAnsi="Calibri" w:eastAsia="Calibri" w:cs="Calibri"/>
-          <w:b/>
-          <w:bCs/>
+          <w:b w:val="1"/>
+          <w:bCs w:val="1"/>
+          <w:sz w:val="36"/>
+          <w:szCs w:val="36"/>
+        </w:rPr>
+        <w:t xml:space="preserve">    </w:t>
+      </w:r>
+      <w:r>
+        <w:rPr>
+          <w:rFonts w:ascii="Calibri" w:hAnsi="Calibri" w:eastAsia="Calibri" w:cs="Calibri"/>
+          <w:b w:val="1"/>
+          <w:bCs w:val="1"/>
+          <w:sz w:val="36"/>
+          <w:szCs w:val="36"/>
+        </w:rPr>
+        <w:t xml:space="preserve">TAX INVOICE </w:t>
+      </w:r>
+      <w:r>
+        <w:rPr>
+          <w:rFonts w:ascii="Calibri" w:hAnsi="Calibri" w:eastAsia="Calibri" w:cs="Calibri"/>
+          <w:b w:val="1"/>
+          <w:bCs w:val="1"/>
           <w:sz w:val="32"/>
           <w:szCs w:val="32"/>
         </w:rPr>
@@ -131,7 +110,7 @@
       </w:r>
       <w:r/>
     </w:p>
-    <w:p>
+    <w:p xmlns:wp14="http://schemas.microsoft.com/office/word/2010/wordml" wp14:textId="77777777">
       <w:pPr>
         <w:pBdr/>
         <w:spacing/>
@@ -141,15 +120,15 @@
           <w:footnotePr/>
           <w:endnotePr/>
           <w:type w:val="nextPage"/>
-          <w:pgSz w:h="15840" w:orient="portrait" w:w="12240"/>
+          <w:pgSz w:w="12240" w:h="15840" w:orient="portrait"/>
           <w:pgMar w:top="432" w:right="432" w:bottom="432" w:left="432" w:header="709" w:footer="709" w:gutter="0"/>
-          <w:cols w:num="1" w:sep="0" w:space="720" w:equalWidth="1"/>
+          <w:cols w:equalWidth="1" w:space="720" w:num="1" w:sep="0"/>
         </w:sectPr>
       </w:pPr>
       <w:r/>
       <w:r/>
     </w:p>
-    <w:p>
+    <w:p xmlns:wp14="http://schemas.microsoft.com/office/word/2010/wordml" wp14:textId="77777777">
       <w:pPr>
         <w:pBdr/>
         <w:spacing w:after="0" w:afterAutospacing="1" w:line="240" w:lineRule="auto"/>
@@ -199,15 +178,14 @@
         </w:rPr>
       </w:r>
     </w:p>
-    <w:p>
-      <w:pPr>
-        <w:pBdr/>
-        <w:spacing w:after="0" w:afterAutospacing="1" w:line="240" w:lineRule="auto"/>
+    <w:p xmlns:wp14="http://schemas.microsoft.com/office/word/2010/wordml" wp14:textId="77777777">
+      <w:pPr>
+        <w:spacing w:after="0" w:afterAutospacing="on" w:line="240" w:lineRule="auto"/>
         <w:ind/>
         <w:rPr>
           <w:rFonts w:ascii="Calibri" w:hAnsi="Calibri" w:eastAsia="Calibri" w:cs="Calibri"/>
-          <w:b/>
-          <w:bCs/>
+          <w:b w:val="1"/>
+          <w:bCs w:val="1"/>
           <w:sz w:val="28"/>
           <w:szCs w:val="28"/>
         </w:rPr>
@@ -215,16 +193,16 @@
           <w:footnotePr/>
           <w:endnotePr/>
           <w:type w:val="continuous"/>
-          <w:pgSz w:h="15840" w:orient="portrait" w:w="12240"/>
+          <w:pgSz w:w="12240" w:h="15840" w:orient="portrait"/>
           <w:pgMar w:top="432" w:right="432" w:bottom="432" w:left="432" w:header="709" w:footer="709" w:gutter="0"/>
-          <w:cols w:num="2" w:sep="0" w:space="709" w:equalWidth="1"/>
+          <w:cols w:equalWidth="1" w:space="709" w:num="2" w:sep="0"/>
         </w:sectPr>
       </w:pPr>
       <w:r>
         <w:rPr>
           <w:rFonts w:ascii="Calibri" w:hAnsi="Calibri" w:eastAsia="Calibri" w:cs="Calibri"/>
-          <w:b/>
-          <w:bCs/>
+          <w:b w:val="1"/>
+          <w:bCs w:val="1"/>
           <w:sz w:val="28"/>
           <w:szCs w:val="28"/>
         </w:rPr>
@@ -249,7 +227,7 @@
         </w:rPr>
       </w:r>
     </w:p>
-    <w:p>
+    <w:p xmlns:wp14="http://schemas.microsoft.com/office/word/2010/wordml" wp14:textId="77777777">
       <w:pPr>
         <w:pStyle w:val="888"/>
         <w:pBdr/>
@@ -292,7 +270,7 @@
         </w:rPr>
       </w:r>
     </w:p>
-    <w:p>
+    <w:p xmlns:wp14="http://schemas.microsoft.com/office/word/2010/wordml" wp14:textId="77777777">
       <w:pPr>
         <w:pStyle w:val="928"/>
         <w:pBdr/>
@@ -327,10 +305,9 @@
         </w:rPr>
       </w:r>
     </w:p>
-    <w:p>
+    <w:p xmlns:wp14="http://schemas.microsoft.com/office/word/2010/wordml" wp14:textId="4E0FA327">
       <w:pPr>
         <w:pStyle w:val="928"/>
-        <w:pBdr/>
         <w:spacing w:after="0"/>
         <w:ind/>
         <w:rPr>
@@ -345,7 +322,37 @@
           <w:sz w:val="22"/>
           <w:szCs w:val="22"/>
         </w:rPr>
-        <w:t xml:space="preserve">{companyaddress}</w:t>
+        <w:t xml:space="preserve">{</w:t>
+      </w:r>
+      <w:r>
+        <w:rPr>
+          <w:rFonts w:ascii="Calibri" w:hAnsi="Calibri" w:eastAsia="Calibri" w:cs="Calibri"/>
+          <w:sz w:val="22"/>
+          <w:szCs w:val="22"/>
+        </w:rPr>
+        <w:t xml:space="preserve">companyaddress</w:t>
+      </w:r>
+      <w:r>
+        <w:rPr>
+          <w:rFonts w:ascii="Calibri" w:hAnsi="Calibri" w:eastAsia="Calibri" w:cs="Calibri"/>
+          <w:sz w:val="22"/>
+          <w:szCs w:val="22"/>
+        </w:rPr>
+        <w:t xml:space="preserve">}</w:t>
+      </w:r>
+      <w:r>
+        <w:rPr>
+          <w:rFonts w:ascii="Calibri" w:hAnsi="Calibri" w:eastAsia="Calibri" w:cs="Calibri"/>
+          <w:sz w:val="22"/>
+          <w:szCs w:val="22"/>
+        </w:rPr>
+      </w:r>
+      <w:r>
+        <w:rPr>
+          <w:rFonts w:ascii="Calibri" w:hAnsi="Calibri" w:eastAsia="Calibri" w:cs="Calibri"/>
+          <w:sz w:val="22"/>
+          <w:szCs w:val="22"/>
+        </w:rPr>
       </w:r>
       <w:r>
         <w:rPr>
@@ -362,42 +369,7 @@
         </w:rPr>
       </w:r>
     </w:p>
-    <w:p>
-      <w:pPr>
-        <w:pStyle w:val="928"/>
-        <w:pBdr/>
-        <w:spacing w:after="0"/>
-        <w:ind/>
-        <w:rPr>
-          <w:rFonts w:ascii="Calibri" w:hAnsi="Calibri" w:eastAsia="Calibri" w:cs="Calibri"/>
-          <w:sz w:val="22"/>
-          <w:szCs w:val="22"/>
-        </w:rPr>
-      </w:pPr>
-      <w:r>
-        <w:rPr>
-          <w:rFonts w:ascii="Calibri" w:hAnsi="Calibri" w:eastAsia="Calibri" w:cs="Calibri"/>
-          <w:sz w:val="22"/>
-          <w:szCs w:val="22"/>
-        </w:rPr>
-        <w:t xml:space="preserve">{contactname}</w:t>
-      </w:r>
-      <w:r>
-        <w:rPr>
-          <w:rFonts w:ascii="Calibri" w:hAnsi="Calibri" w:eastAsia="Calibri" w:cs="Calibri"/>
-          <w:sz w:val="22"/>
-          <w:szCs w:val="22"/>
-        </w:rPr>
-      </w:r>
-      <w:r>
-        <w:rPr>
-          <w:rFonts w:ascii="Calibri" w:hAnsi="Calibri" w:eastAsia="Calibri" w:cs="Calibri"/>
-          <w:sz w:val="22"/>
-          <w:szCs w:val="22"/>
-        </w:rPr>
-      </w:r>
-    </w:p>
-    <w:p>
+    <w:p xmlns:wp14="http://schemas.microsoft.com/office/word/2010/wordml" wp14:textId="77777777">
       <w:pPr>
         <w:pStyle w:val="928"/>
         <w:pBdr/>
@@ -442,7 +414,7 @@
         </w:rPr>
       </w:r>
     </w:p>
-    <w:p>
+    <w:p xmlns:wp14="http://schemas.microsoft.com/office/word/2010/wordml" wp14:textId="77777777">
       <w:pPr>
         <w:pStyle w:val="928"/>
         <w:pBdr/>
@@ -487,7 +459,7 @@
         </w:rPr>
       </w:r>
     </w:p>
-    <w:p>
+    <w:p xmlns:wp14="http://schemas.microsoft.com/office/word/2010/wordml" wp14:textId="77777777">
       <w:pPr>
         <w:pStyle w:val="928"/>
         <w:pBdr/>
@@ -521,7 +493,7 @@
         </w:rPr>
       </w:r>
     </w:p>
-    <w:p>
+    <w:p xmlns:wp14="http://schemas.microsoft.com/office/word/2010/wordml" wp14:textId="77777777">
       <w:pPr>
         <w:pBdr/>
         <w:spacing/>
@@ -531,15 +503,15 @@
           <w:footnotePr/>
           <w:endnotePr/>
           <w:type w:val="continuous"/>
-          <w:pgSz w:h="15840" w:orient="portrait" w:w="12240"/>
+          <w:pgSz w:w="12240" w:h="15840" w:orient="portrait"/>
           <w:pgMar w:top="432" w:right="432" w:bottom="432" w:left="432" w:header="709" w:footer="709" w:gutter="0"/>
-          <w:cols w:num="1" w:sep="0" w:space="720" w:equalWidth="1"/>
+          <w:cols w:equalWidth="1" w:space="720" w:num="1" w:sep="0"/>
         </w:sectPr>
       </w:pPr>
       <w:r/>
       <w:r/>
     </w:p>
-    <w:p>
+    <w:p xmlns:wp14="http://schemas.microsoft.com/office/word/2010/wordml" wp14:textId="77777777">
       <w:pPr>
         <w:pStyle w:val="928"/>
         <w:pBdr/>
@@ -582,7 +554,7 @@
         </w:rPr>
       </w:r>
     </w:p>
-    <w:p>
+    <w:p xmlns:wp14="http://schemas.microsoft.com/office/word/2010/wordml" wp14:textId="77777777">
       <w:pPr>
         <w:pStyle w:val="928"/>
         <w:pBdr/>
@@ -617,7 +589,7 @@
         </w:rPr>
       </w:r>
     </w:p>
-    <w:p>
+    <w:p xmlns:wp14="http://schemas.microsoft.com/office/word/2010/wordml" wp14:textId="77777777">
       <w:pPr>
         <w:pStyle w:val="928"/>
         <w:pBdr/>
@@ -652,10 +624,9 @@
         </w:rPr>
       </w:r>
     </w:p>
-    <w:p>
+    <w:p xmlns:wp14="http://schemas.microsoft.com/office/word/2010/wordml" wp14:textId="423150D3">
       <w:pPr>
         <w:pStyle w:val="928"/>
-        <w:pBdr/>
         <w:spacing w:after="0"/>
         <w:ind/>
         <w:rPr>
@@ -667,8 +638,8 @@
       <w:r>
         <w:rPr>
           <w:rFonts w:ascii="Calibri" w:hAnsi="Calibri" w:eastAsia="Calibri" w:cs="Calibri"/>
-          <w:b/>
-          <w:bCs/>
+          <w:b w:val="1"/>
+          <w:bCs w:val="1"/>
           <w:sz w:val="22"/>
           <w:szCs w:val="22"/>
         </w:rPr>
@@ -680,7 +651,23 @@
           <w:sz w:val="22"/>
           <w:szCs w:val="22"/>
         </w:rPr>
-        <w:t xml:space="preserve"> {customerphonenumber}</w:t>
+        <w:t xml:space="preserve"> {</w:t>
+      </w:r>
+      <w:r>
+        <w:rPr>
+          <w:rFonts w:ascii="Calibri" w:hAnsi="Calibri" w:eastAsia="Calibri" w:cs="Calibri"/>
+          <w:sz w:val="22"/>
+          <w:szCs w:val="22"/>
+        </w:rPr>
+        <w:t xml:space="preserve">customerphonenumber</w:t>
+      </w:r>
+      <w:r>
+        <w:rPr>
+          <w:rFonts w:ascii="Calibri" w:hAnsi="Calibri" w:eastAsia="Calibri" w:cs="Calibri"/>
+          <w:sz w:val="22"/>
+          <w:szCs w:val="22"/>
+        </w:rPr>
+        <w:t xml:space="preserve">}</w:t>
       </w:r>
       <w:r>
         <w:rPr>
@@ -697,14 +684,15 @@
         </w:rPr>
       </w:r>
     </w:p>
-    <w:p>
+    <w:p xmlns:wp14="http://schemas.microsoft.com/office/word/2010/wordml" wp14:textId="4853ED43">
       <w:pPr>
         <w:pStyle w:val="928"/>
-        <w:pBdr/>
         <w:spacing w:after="0"/>
         <w:ind/>
         <w:rPr>
           <w:rFonts w:ascii="Calibri" w:hAnsi="Calibri" w:eastAsia="Calibri" w:cs="Calibri"/>
+          <w:b w:val="0"/>
+          <w:bCs w:val="0"/>
           <w:sz w:val="22"/>
           <w:szCs w:val="22"/>
         </w:rPr>
@@ -712,26 +700,55 @@
       <w:r>
         <w:rPr>
           <w:rFonts w:ascii="Calibri" w:hAnsi="Calibri" w:eastAsia="Calibri" w:cs="Calibri"/>
+          <w:b w:val="1"/>
+          <w:bCs w:val="1"/>
           <w:sz w:val="22"/>
           <w:szCs w:val="22"/>
         </w:rPr>
+        <w:t>GST:</w:t>
       </w:r>
       <w:r>
         <w:rPr>
           <w:rFonts w:ascii="Calibri" w:hAnsi="Calibri" w:eastAsia="Calibri" w:cs="Calibri"/>
+          <w:b w:val="1"/>
+          <w:bCs w:val="1"/>
           <w:sz w:val="22"/>
           <w:szCs w:val="22"/>
         </w:rPr>
+        <w:t xml:space="preserve"> </w:t>
       </w:r>
       <w:r>
         <w:rPr>
           <w:rFonts w:ascii="Calibri" w:hAnsi="Calibri" w:eastAsia="Calibri" w:cs="Calibri"/>
+          <w:b w:val="0"/>
+          <w:bCs w:val="0"/>
           <w:sz w:val="22"/>
           <w:szCs w:val="22"/>
         </w:rPr>
+        <w:t>{</w:t>
+      </w:r>
+      <w:r>
+        <w:rPr>
+          <w:rFonts w:ascii="Calibri" w:hAnsi="Calibri" w:eastAsia="Calibri" w:cs="Calibri"/>
+          <w:b w:val="0"/>
+          <w:bCs w:val="0"/>
+          <w:sz w:val="22"/>
+          <w:szCs w:val="22"/>
+        </w:rPr>
+        <w:t>customergstnumber</w:t>
+      </w:r>
+      <w:r>
+        <w:rPr>
+          <w:rFonts w:ascii="Calibri" w:hAnsi="Calibri" w:eastAsia="Calibri" w:cs="Calibri"/>
+          <w:b w:val="0"/>
+          <w:bCs w:val="0"/>
+          <w:sz w:val="22"/>
+          <w:szCs w:val="22"/>
+        </w:rPr>
+        <w:t>}</w:t>
       </w:r>
     </w:p>
-    <w:p>
+    <w:p xmlns:wp14="http://schemas.microsoft.com/office/word/2010/wordml" wp14:textId="77777777">
       <w:pPr>
         <w:pStyle w:val="928"/>
         <w:pBdr/>
@@ -772,7 +789,7 @@
         </w:rPr>
       </w:r>
     </w:p>
-    <w:p>
+    <w:p xmlns:wp14="http://schemas.microsoft.com/office/word/2010/wordml" wp14:textId="77777777">
       <w:pPr>
         <w:pStyle w:val="928"/>
         <w:pBdr/>
@@ -808,7 +825,7 @@
         </w:rPr>
       </w:r>
     </w:p>
-    <w:p>
+    <w:p xmlns:wp14="http://schemas.microsoft.com/office/word/2010/wordml" wp14:textId="77777777">
       <w:pPr>
         <w:pStyle w:val="928"/>
         <w:pBdr/>
@@ -844,10 +861,9 @@
         </w:rPr>
       </w:r>
     </w:p>
-    <w:p>
+    <w:p xmlns:wp14="http://schemas.microsoft.com/office/word/2010/wordml" wp14:textId="77777777">
       <w:pPr>
         <w:pStyle w:val="928"/>
-        <w:pBdr/>
         <w:spacing w:after="0"/>
         <w:ind/>
         <w:jc w:val="right"/>
@@ -856,24 +872,14 @@
           <w:sz w:val="22"/>
           <w:szCs w:val="22"/>
         </w:rPr>
-        <w:sectPr>
-          <w:footnotePr/>
-          <w:endnotePr/>
-          <w:type w:val="continuous"/>
-          <w:pgSz w:h="15840" w:orient="portrait" w:w="12240"/>
-          <w:pgMar w:top="432" w:right="432" w:bottom="432" w:left="432" w:header="709" w:footer="709" w:gutter="0"/>
-          <w:cols w:num="2" w:sep="0" w:space="709" w:equalWidth="1"/>
-        </w:sectPr>
-      </w:pPr>
-      <w:r/>
-      <w:bookmarkStart w:id="0" w:name="_GoBack"/>
-      <w:r/>
+      </w:pPr>
+      <w:bookmarkStart w:name="_GoBack" w:id="0"/>
       <w:bookmarkEnd w:id="0"/>
       <w:r>
         <w:rPr>
           <w:rFonts w:ascii="Calibri" w:hAnsi="Calibri" w:eastAsia="Calibri" w:cs="Calibri"/>
-          <w:b/>
-          <w:bCs/>
+          <w:b w:val="1"/>
+          <w:bCs w:val="1"/>
           <w:sz w:val="22"/>
           <w:szCs w:val="22"/>
         </w:rPr>
@@ -885,7 +891,23 @@
           <w:sz w:val="22"/>
           <w:szCs w:val="22"/>
         </w:rPr>
-        <w:t xml:space="preserve">{customerphonenumber}</w:t>
+        <w:t xml:space="preserve">{</w:t>
+      </w:r>
+      <w:r>
+        <w:rPr>
+          <w:rFonts w:ascii="Calibri" w:hAnsi="Calibri" w:eastAsia="Calibri" w:cs="Calibri"/>
+          <w:sz w:val="22"/>
+          <w:szCs w:val="22"/>
+        </w:rPr>
+        <w:t xml:space="preserve">customerphonenumber</w:t>
+      </w:r>
+      <w:r>
+        <w:rPr>
+          <w:rFonts w:ascii="Calibri" w:hAnsi="Calibri" w:eastAsia="Calibri" w:cs="Calibri"/>
+          <w:sz w:val="22"/>
+          <w:szCs w:val="22"/>
+        </w:rPr>
+        <w:t xml:space="preserve">}</w:t>
       </w:r>
       <w:r>
         <w:rPr>
@@ -903,6 +925,109 @@
       </w:r>
     </w:p>
     <w:p>
+      <w:pPr>
+        <w:pStyle w:val="928"/>
+        <w:spacing w:after="0"/>
+        <w:rPr>
+          <w:rFonts w:ascii="Calibri" w:hAnsi="Calibri" w:eastAsia="Calibri" w:cs="Calibri"/>
+          <w:b w:val="0"/>
+          <w:bCs w:val="0"/>
+          <w:sz w:val="22"/>
+          <w:szCs w:val="22"/>
+        </w:rPr>
+      </w:pPr>
+      <w:r>
+        <w:rPr>
+          <w:rFonts w:ascii="Calibri" w:hAnsi="Calibri" w:eastAsia="Calibri" w:cs="Calibri"/>
+          <w:b w:val="1"/>
+          <w:bCs w:val="1"/>
+          <w:sz w:val="22"/>
+          <w:szCs w:val="22"/>
+        </w:rPr>
+        <w:t xml:space="preserve">                               </w:t>
+      </w:r>
+      <w:r>
+        <w:rPr>
+          <w:rFonts w:ascii="Calibri" w:hAnsi="Calibri" w:eastAsia="Calibri" w:cs="Calibri"/>
+          <w:b w:val="1"/>
+          <w:bCs w:val="1"/>
+          <w:sz w:val="22"/>
+          <w:szCs w:val="22"/>
+        </w:rPr>
+        <w:t xml:space="preserve">                </w:t>
+      </w:r>
+      <w:r>
+        <w:rPr>
+          <w:rFonts w:ascii="Calibri" w:hAnsi="Calibri" w:eastAsia="Calibri" w:cs="Calibri"/>
+          <w:b w:val="1"/>
+          <w:bCs w:val="1"/>
+          <w:sz w:val="22"/>
+          <w:szCs w:val="22"/>
+        </w:rPr>
+        <w:t xml:space="preserve">          </w:t>
+      </w:r>
+      <w:r>
+        <w:rPr>
+          <w:rFonts w:ascii="Calibri" w:hAnsi="Calibri" w:eastAsia="Calibri" w:cs="Calibri"/>
+          <w:b w:val="1"/>
+          <w:bCs w:val="1"/>
+          <w:sz w:val="22"/>
+          <w:szCs w:val="22"/>
+        </w:rPr>
+        <w:t xml:space="preserve">GST: </w:t>
+      </w:r>
+      <w:r>
+        <w:rPr>
+          <w:rFonts w:ascii="Calibri" w:hAnsi="Calibri" w:eastAsia="Calibri" w:cs="Calibri"/>
+          <w:b w:val="0"/>
+          <w:bCs w:val="0"/>
+          <w:sz w:val="22"/>
+          <w:szCs w:val="22"/>
+        </w:rPr>
+        <w:t>{</w:t>
+      </w:r>
+      <w:r>
+        <w:rPr>
+          <w:rFonts w:ascii="Calibri" w:hAnsi="Calibri" w:eastAsia="Calibri" w:cs="Calibri"/>
+          <w:b w:val="0"/>
+          <w:bCs w:val="0"/>
+          <w:sz w:val="22"/>
+          <w:szCs w:val="22"/>
+        </w:rPr>
+        <w:t>customergstnumber</w:t>
+      </w:r>
+      <w:r>
+        <w:rPr>
+          <w:rFonts w:ascii="Calibri" w:hAnsi="Calibri" w:eastAsia="Calibri" w:cs="Calibri"/>
+          <w:b w:val="0"/>
+          <w:bCs w:val="0"/>
+          <w:sz w:val="22"/>
+          <w:szCs w:val="22"/>
+        </w:rPr>
+        <w:t>}</w:t>
+      </w:r>
+    </w:p>
+    <w:p>
+      <w:pPr>
+        <w:pStyle w:val="928"/>
+        <w:spacing w:after="0"/>
+        <w:jc w:val="right"/>
+        <w:rPr>
+          <w:rFonts w:ascii="Calibri" w:hAnsi="Calibri" w:eastAsia="Calibri" w:cs="Calibri"/>
+          <w:sz w:val="22"/>
+          <w:szCs w:val="22"/>
+        </w:rPr>
+        <w:sectPr>
+          <w:footnotePr/>
+          <w:endnotePr/>
+          <w:type w:val="continuous"/>
+          <w:pgSz w:w="12240" w:h="15840" w:orient="portrait"/>
+          <w:pgMar w:top="432" w:right="432" w:bottom="432" w:left="432" w:header="709" w:footer="709" w:gutter="0"/>
+          <w:cols w:equalWidth="1" w:space="709" w:num="2" w:sep="0"/>
+        </w:sectPr>
+      </w:pPr>
+    </w:p>
+    <w:p xmlns:wp14="http://schemas.microsoft.com/office/word/2010/wordml" wp14:textId="77777777">
       <w:pPr>
         <w:pStyle w:val="928"/>
         <w:pBdr/>
@@ -936,7 +1061,7 @@
         </w:rPr>
       </w:r>
     </w:p>
-    <w:p>
+    <w:p xmlns:wp14="http://schemas.microsoft.com/office/word/2010/wordml" wp14:textId="77777777">
       <w:pPr>
         <w:pStyle w:val="928"/>
         <w:pBdr/>
@@ -994,7 +1119,7 @@
         <w:gridCol w:w="2430"/>
         <w:gridCol w:w="3397"/>
       </w:tblGrid>
-      <w:tr>
+      <w:tr xmlns:wp14="http://schemas.microsoft.com/office/word/2010/wordml" wp14:textId="77777777">
         <w:trPr>
           <w:trHeight w:val="426"/>
         </w:trPr>
@@ -1005,7 +1130,7 @@
             <w:textDirection w:val="lrTb"/>
             <w:noWrap w:val="false"/>
           </w:tcPr>
-          <w:p>
+          <w:p wp14:textId="77777777">
             <w:pPr>
               <w:pStyle w:val="928"/>
               <w:pBdr/>
@@ -1056,7 +1181,7 @@
             <w:textDirection w:val="lrTb"/>
             <w:noWrap w:val="false"/>
           </w:tcPr>
-          <w:p>
+          <w:p wp14:textId="77777777">
             <w:pPr>
               <w:pStyle w:val="928"/>
               <w:pBdr/>
@@ -1108,7 +1233,7 @@
             <w:textDirection w:val="lrTb"/>
             <w:noWrap w:val="false"/>
           </w:tcPr>
-          <w:p>
+          <w:p wp14:textId="77777777">
             <w:pPr>
               <w:pStyle w:val="928"/>
               <w:pBdr/>
@@ -1159,7 +1284,7 @@
             <w:textDirection w:val="lrTb"/>
             <w:noWrap w:val="false"/>
           </w:tcPr>
-          <w:p>
+          <w:p wp14:textId="77777777">
             <w:pPr>
               <w:pStyle w:val="928"/>
               <w:pBdr/>
@@ -1204,7 +1329,7 @@
           </w:p>
         </w:tc>
       </w:tr>
-      <w:tr>
+      <w:tr xmlns:wp14="http://schemas.microsoft.com/office/word/2010/wordml" wp14:textId="77777777">
         <w:trPr>
           <w:trHeight w:val="300"/>
         </w:trPr>
@@ -1215,7 +1340,7 @@
             <w:textDirection w:val="lrTb"/>
             <w:noWrap w:val="false"/>
           </w:tcPr>
-          <w:p>
+          <w:p wp14:textId="77777777">
             <w:pPr>
               <w:pStyle w:val="928"/>
               <w:pBdr/>
@@ -1258,7 +1383,7 @@
             <w:textDirection w:val="lrTb"/>
             <w:noWrap w:val="false"/>
           </w:tcPr>
-          <w:p>
+          <w:p wp14:textId="77777777">
             <w:pPr>
               <w:pStyle w:val="928"/>
               <w:pBdr/>
@@ -1301,7 +1426,7 @@
             <w:textDirection w:val="lrTb"/>
             <w:noWrap w:val="false"/>
           </w:tcPr>
-          <w:p>
+          <w:p wp14:textId="77777777">
             <w:pPr>
               <w:pStyle w:val="928"/>
               <w:pBdr/>
@@ -1344,7 +1469,7 @@
             <w:textDirection w:val="lrTb"/>
             <w:noWrap w:val="false"/>
           </w:tcPr>
-          <w:p>
+          <w:p wp14:textId="77777777">
             <w:pPr>
               <w:pStyle w:val="928"/>
               <w:pBdr/>
@@ -1381,7 +1506,7 @@
           </w:p>
         </w:tc>
       </w:tr>
-      <w:tr>
+      <w:tr xmlns:wp14="http://schemas.microsoft.com/office/word/2010/wordml" wp14:textId="77777777">
         <w:trPr>
           <w:trHeight w:val="300"/>
         </w:trPr>
@@ -1392,7 +1517,7 @@
             <w:textDirection w:val="lrTb"/>
             <w:noWrap w:val="false"/>
           </w:tcPr>
-          <w:p>
+          <w:p wp14:textId="77777777">
             <w:pPr>
               <w:pStyle w:val="928"/>
               <w:pBdr/>
@@ -1434,7 +1559,7 @@
             <w:textDirection w:val="lrTb"/>
             <w:noWrap w:val="false"/>
           </w:tcPr>
-          <w:p>
+          <w:p wp14:textId="77777777">
             <w:pPr>
               <w:pStyle w:val="928"/>
               <w:pBdr/>
@@ -1476,7 +1601,7 @@
             <w:textDirection w:val="lrTb"/>
             <w:noWrap w:val="false"/>
           </w:tcPr>
-          <w:p>
+          <w:p wp14:textId="77777777">
             <w:pPr>
               <w:pStyle w:val="928"/>
               <w:pBdr/>
@@ -1518,7 +1643,7 @@
             <w:textDirection w:val="lrTb"/>
             <w:noWrap w:val="false"/>
           </w:tcPr>
-          <w:p>
+          <w:p wp14:textId="77777777">
             <w:pPr>
               <w:pStyle w:val="928"/>
               <w:pBdr/>
@@ -1555,7 +1680,7 @@
         </w:tc>
       </w:tr>
     </w:tbl>
-    <w:p>
+    <w:p xmlns:wp14="http://schemas.microsoft.com/office/word/2010/wordml" wp14:textId="77777777">
       <w:pPr>
         <w:pBdr/>
         <w:spacing w:after="0"/>
@@ -1597,11 +1722,11 @@
         </w:rPr>
       </w:r>
     </w:p>
-    <w:p>
+    <w:p xmlns:wp14="http://schemas.microsoft.com/office/word/2010/wordml" wp14:textId="77777777">
       <w:pPr>
         <w:pBdr/>
         <w:spacing w:after="0"/>
-        <w:ind w:firstLine="720" w:left="7200"/>
+        <w:ind w:left="7200" w:firstLine="720"/>
         <w:jc w:val="right"/>
         <w:rPr>
           <w:rFonts w:ascii="Calibri" w:hAnsi="Calibri" w:eastAsia="Calibri" w:cs="Calibri"/>
@@ -1660,7 +1785,7 @@
         </w:rPr>
       </w:r>
     </w:p>
-    <w:p>
+    <w:p xmlns:wp14="http://schemas.microsoft.com/office/word/2010/wordml" wp14:textId="77777777">
       <w:pPr>
         <w:pBdr/>
         <w:spacing w:after="0"/>
@@ -1703,11 +1828,11 @@
         </w:rPr>
       </w:r>
     </w:p>
-    <w:p>
+    <w:p xmlns:wp14="http://schemas.microsoft.com/office/word/2010/wordml" wp14:textId="77777777">
       <w:pPr>
         <w:pBdr/>
         <w:spacing w:after="0"/>
-        <w:ind w:firstLine="720" w:left="5040"/>
+        <w:ind w:left="5040" w:firstLine="720"/>
         <w:jc w:val="right"/>
         <w:rPr>
           <w:rFonts w:ascii="Calibri" w:hAnsi="Calibri" w:eastAsia="Calibri" w:cs="Calibri"/>
@@ -1736,6 +1861,15 @@
           <w:szCs w:val="22"/>
         </w:rPr>
         <w:tab/>
+      </w:r>
+      <w:r>
+        <w:rPr>
+          <w:rFonts w:ascii="Calibri" w:hAnsi="Calibri" w:eastAsia="Calibri" w:cs="Calibri"/>
+          <w:b/>
+          <w:bCs/>
+          <w:sz w:val="22"/>
+          <w:szCs w:val="22"/>
+        </w:rPr>
         <w:t xml:space="preserve">          Subtotal (A) :{#invoicedata}{total}{/}</w:t>
       </w:r>
       <w:r>
@@ -1757,7 +1891,7 @@
         </w:rPr>
       </w:r>
     </w:p>
-    <w:p>
+    <w:p xmlns:wp14="http://schemas.microsoft.com/office/word/2010/wordml" wp14:textId="77777777">
       <w:pPr>
         <w:pBdr/>
         <w:spacing w:after="0"/>
@@ -1814,7 +1948,7 @@
         <w:gridCol w:w="2430"/>
         <w:gridCol w:w="3397"/>
       </w:tblGrid>
-      <w:tr>
+      <w:tr xmlns:wp14="http://schemas.microsoft.com/office/word/2010/wordml" wp14:textId="77777777">
         <w:trPr>
           <w:trHeight w:val="433"/>
         </w:trPr>
@@ -1825,7 +1959,7 @@
             <w:textDirection w:val="lrTb"/>
             <w:noWrap w:val="false"/>
           </w:tcPr>
-          <w:p>
+          <w:p wp14:textId="77777777">
             <w:pPr>
               <w:pStyle w:val="928"/>
               <w:pBdr/>
@@ -1876,7 +2010,7 @@
             <w:textDirection w:val="lrTb"/>
             <w:noWrap w:val="false"/>
           </w:tcPr>
-          <w:p>
+          <w:p wp14:textId="77777777">
             <w:pPr>
               <w:pStyle w:val="928"/>
               <w:pBdr/>
@@ -1928,7 +2062,7 @@
             <w:textDirection w:val="lrTb"/>
             <w:noWrap w:val="false"/>
           </w:tcPr>
-          <w:p>
+          <w:p wp14:textId="77777777">
             <w:pPr>
               <w:pStyle w:val="928"/>
               <w:pBdr/>
@@ -1979,7 +2113,7 @@
             <w:textDirection w:val="lrTb"/>
             <w:noWrap w:val="false"/>
           </w:tcPr>
-          <w:p>
+          <w:p wp14:textId="77777777">
             <w:pPr>
               <w:pStyle w:val="928"/>
               <w:pBdr/>
@@ -2024,7 +2158,7 @@
           </w:p>
         </w:tc>
       </w:tr>
-      <w:tr>
+      <w:tr xmlns:wp14="http://schemas.microsoft.com/office/word/2010/wordml" wp14:textId="77777777">
         <w:trPr>
           <w:trHeight w:val="457"/>
         </w:trPr>
@@ -2035,7 +2169,7 @@
             <w:textDirection w:val="lrTb"/>
             <w:noWrap w:val="false"/>
           </w:tcPr>
-          <w:p>
+          <w:p wp14:textId="77777777">
             <w:pPr>
               <w:pStyle w:val="928"/>
               <w:pBdr/>
@@ -2078,7 +2212,7 @@
             <w:textDirection w:val="lrTb"/>
             <w:noWrap w:val="false"/>
           </w:tcPr>
-          <w:p>
+          <w:p wp14:textId="77777777">
             <w:pPr>
               <w:pStyle w:val="928"/>
               <w:pBdr/>
@@ -2121,7 +2255,7 @@
             <w:textDirection w:val="lrTb"/>
             <w:noWrap w:val="false"/>
           </w:tcPr>
-          <w:p>
+          <w:p wp14:textId="77777777">
             <w:pPr>
               <w:pStyle w:val="928"/>
               <w:pBdr/>
@@ -2164,7 +2298,7 @@
             <w:textDirection w:val="lrTb"/>
             <w:noWrap w:val="false"/>
           </w:tcPr>
-          <w:p>
+          <w:p wp14:textId="77777777">
             <w:pPr>
               <w:pStyle w:val="928"/>
               <w:pBdr/>
@@ -2201,7 +2335,7 @@
           </w:p>
         </w:tc>
       </w:tr>
-      <w:tr>
+      <w:tr xmlns:wp14="http://schemas.microsoft.com/office/word/2010/wordml" wp14:textId="77777777">
         <w:trPr>
           <w:trHeight w:val="305"/>
         </w:trPr>
@@ -2212,7 +2346,7 @@
             <w:textDirection w:val="lrTb"/>
             <w:noWrap w:val="false"/>
           </w:tcPr>
-          <w:p>
+          <w:p wp14:textId="77777777">
             <w:pPr>
               <w:pStyle w:val="928"/>
               <w:pBdr/>
@@ -2254,7 +2388,7 @@
             <w:textDirection w:val="lrTb"/>
             <w:noWrap w:val="false"/>
           </w:tcPr>
-          <w:p>
+          <w:p wp14:textId="77777777">
             <w:pPr>
               <w:pStyle w:val="928"/>
               <w:pBdr/>
@@ -2296,7 +2430,7 @@
             <w:textDirection w:val="lrTb"/>
             <w:noWrap w:val="false"/>
           </w:tcPr>
-          <w:p>
+          <w:p wp14:textId="77777777">
             <w:pPr>
               <w:pStyle w:val="928"/>
               <w:pBdr/>
@@ -2338,7 +2472,7 @@
             <w:textDirection w:val="lrTb"/>
             <w:noWrap w:val="false"/>
           </w:tcPr>
-          <w:p>
+          <w:p wp14:textId="77777777">
             <w:pPr>
               <w:pStyle w:val="928"/>
               <w:pBdr/>
@@ -2375,7 +2509,7 @@
         </w:tc>
       </w:tr>
     </w:tbl>
-    <w:p>
+    <w:p xmlns:wp14="http://schemas.microsoft.com/office/word/2010/wordml" wp14:textId="77777777">
       <w:pPr>
         <w:pBdr/>
         <w:spacing/>
@@ -2385,15 +2519,15 @@
           <w:footnotePr/>
           <w:endnotePr/>
           <w:type w:val="continuous"/>
-          <w:pgSz w:h="15840" w:orient="portrait" w:w="12240"/>
+          <w:pgSz w:w="12240" w:h="15840" w:orient="portrait"/>
           <w:pgMar w:top="432" w:right="432" w:bottom="432" w:left="432" w:header="709" w:footer="709" w:gutter="0"/>
-          <w:cols w:num="1" w:sep="0" w:space="720" w:equalWidth="1"/>
+          <w:cols w:equalWidth="1" w:space="720" w:num="1" w:sep="0"/>
         </w:sectPr>
       </w:pPr>
       <w:r/>
       <w:r/>
     </w:p>
-    <w:p>
+    <w:p xmlns:wp14="http://schemas.microsoft.com/office/word/2010/wordml" wp14:textId="77777777">
       <w:pPr>
         <w:pBdr/>
         <w:spacing/>
@@ -2403,7 +2537,7 @@
       <w:r/>
       <w:r/>
     </w:p>
-    <w:p>
+    <w:p xmlns:wp14="http://schemas.microsoft.com/office/word/2010/wordml" wp14:textId="77777777">
       <w:pPr>
         <w:pBdr/>
         <w:spacing/>
@@ -2413,15 +2547,15 @@
           <w:footnotePr/>
           <w:endnotePr/>
           <w:type w:val="continuous"/>
-          <w:pgSz w:h="15840" w:orient="portrait" w:w="12240"/>
+          <w:pgSz w:w="12240" w:h="15840" w:orient="portrait"/>
           <w:pgMar w:top="432" w:right="432" w:bottom="432" w:left="432" w:header="709" w:footer="709" w:gutter="0"/>
-          <w:cols w:num="1" w:sep="0" w:space="709" w:equalWidth="1"/>
+          <w:cols w:equalWidth="1" w:space="709" w:num="1" w:sep="0"/>
         </w:sectPr>
       </w:pPr>
       <w:r/>
       <w:r/>
     </w:p>
-    <w:p>
+    <w:p xmlns:wp14="http://schemas.microsoft.com/office/word/2010/wordml" wp14:textId="77777777">
       <w:pPr>
         <w:pBdr/>
         <w:spacing w:after="0"/>
@@ -2463,7 +2597,7 @@
         </w:rPr>
       </w:r>
     </w:p>
-    <w:p>
+    <w:p xmlns:wp14="http://schemas.microsoft.com/office/word/2010/wordml" wp14:textId="77777777">
       <w:pPr>
         <w:pBdr/>
         <w:spacing/>
@@ -2477,7 +2611,7 @@
         <mc:AlternateContent>
           <mc:Choice Requires="wpg">
             <w:drawing>
-              <wp:inline xmlns:wp="http://schemas.openxmlformats.org/drawingml/2006/wordprocessingDrawing" distT="0" distB="0" distL="0" distR="0">
+              <wp:inline xmlns:wp="http://schemas.openxmlformats.org/drawingml/2006/wordprocessingDrawing" xmlns:wp14="http://schemas.microsoft.com/office/word/2010/wordprocessingDrawing" distT="0" distB="0" distL="0" distR="0" wp14:anchorId="2E0EFCF1" wp14:editId="7777777">
                 <wp:extent cx="2300706" cy="838005"/>
                 <wp:effectExtent l="0" t="0" r="23495" b="19685"/>
                 <wp:docPr id="2" name="Rectangle 1"/>
@@ -2531,8 +2665,8 @@
             </w:drawing>
           </mc:Choice>
           <mc:Fallback>
-            <w:pict>
-              <v:shape id="shape 1" o:spid="_x0000_s1" o:spt="1" type="#_x0000_t1" style="width:181.16pt;height:65.98pt;mso-wrap-distance-left:0.00pt;mso-wrap-distance-top:0.00pt;mso-wrap-distance-right:0.00pt;mso-wrap-distance-bottom:0.00pt;visibility:visible;" filled="f" strokecolor="#000000" strokeweight="1.00pt">
+            <w:pict w14:anchorId="11D51E8C">
+              <v:shape id="shape 1" style="width:181.16pt;height:65.98pt;mso-wrap-distance-left:0.00pt;mso-wrap-distance-top:0.00pt;mso-wrap-distance-right:0.00pt;mso-wrap-distance-bottom:0.00pt;visibility:visible;" o:spid="_x0000_s1" filled="f" strokecolor="#000000" strokeweight="1.00pt" o:spt="1" type="#_x0000_t1">
                 <v:stroke dashstyle="solid"/>
               </v:shape>
             </w:pict>
@@ -2541,7 +2675,7 @@
       </w:r>
       <w:r/>
     </w:p>
-    <w:p>
+    <w:p xmlns:wp14="http://schemas.microsoft.com/office/word/2010/wordml" wp14:textId="77777777">
       <w:pPr>
         <w:pBdr/>
         <w:spacing/>
@@ -2551,12 +2685,12 @@
       <w:r/>
       <w:r/>
     </w:p>
-    <w:p>
+    <w:p xmlns:wp14="http://schemas.microsoft.com/office/word/2010/wordml" wp14:textId="77777777">
       <w:pPr>
         <w:pStyle w:val="888"/>
         <w:pBdr/>
         <w:spacing/>
-        <w:ind w:firstLine="720" w:left="720"/>
+        <w:ind w:left="720" w:firstLine="720"/>
         <w:jc w:val="right"/>
         <w:rPr>
           <w:rFonts w:ascii="Calibri" w:hAnsi="Calibri" w:eastAsia="Calibri" w:cs="Calibri"/>
@@ -2615,7 +2749,7 @@
         </w:rPr>
       </w:r>
     </w:p>
-    <w:p>
+    <w:p xmlns:wp14="http://schemas.microsoft.com/office/word/2010/wordml" wp14:textId="77777777">
       <w:pPr>
         <w:pStyle w:val="888"/>
         <w:pBdr/>
@@ -2649,6 +2783,15 @@
           <w:szCs w:val="22"/>
         </w:rPr>
         <w:tab/>
+      </w:r>
+      <w:r>
+        <w:rPr>
+          <w:rFonts w:ascii="Calibri" w:hAnsi="Calibri" w:eastAsia="Calibri" w:cs="Calibri"/>
+          <w:b/>
+          <w:bCs/>
+          <w:sz w:val="22"/>
+          <w:szCs w:val="22"/>
+        </w:rPr>
         <w:t xml:space="preserve">Tax Amount: {#servicedata}{taxamount}{/}</w:t>
       </w:r>
       <w:r>
@@ -2670,7 +2813,7 @@
         </w:rPr>
       </w:r>
     </w:p>
-    <w:p>
+    <w:p xmlns:wp14="http://schemas.microsoft.com/office/word/2010/wordml" wp14:textId="77777777">
       <w:pPr>
         <w:pBdr/>
         <w:spacing/>
@@ -2681,9 +2824,9 @@
           <w:footnotePr/>
           <w:endnotePr/>
           <w:type w:val="continuous"/>
-          <w:pgSz w:h="15840" w:orient="portrait" w:w="12240"/>
+          <w:pgSz w:w="12240" w:h="15840" w:orient="portrait"/>
           <w:pgMar w:top="432" w:right="432" w:bottom="432" w:left="432" w:header="709" w:footer="709" w:gutter="0"/>
-          <w:cols w:num="2" w:sep="0" w:space="709" w:equalWidth="1"/>
+          <w:cols w:equalWidth="1" w:space="709" w:num="2" w:sep="0"/>
         </w:sectPr>
       </w:pPr>
       <w:r>
@@ -2705,11 +2848,20 @@
           <w:szCs w:val="22"/>
         </w:rPr>
         <w:tab/>
+      </w:r>
+      <w:r>
+        <w:rPr>
+          <w:rFonts w:ascii="Calibri" w:hAnsi="Calibri" w:eastAsia="Calibri" w:cs="Calibri"/>
+          <w:b/>
+          <w:bCs/>
+          <w:sz w:val="22"/>
+          <w:szCs w:val="22"/>
+        </w:rPr>
         <w:t xml:space="preserve">    Subtotal: {#servicedata}{total}{/}</w:t>
       </w:r>
       <w:r/>
     </w:p>
-    <w:p>
+    <w:p xmlns:wp14="http://schemas.microsoft.com/office/word/2010/wordml" wp14:textId="77777777">
       <w:pPr>
         <w:pStyle w:val="888"/>
         <w:pBdr/>
@@ -2747,7 +2899,7 @@
       </w:r>
       <w:r/>
     </w:p>
-    <w:p>
+    <w:p xmlns:wp14="http://schemas.microsoft.com/office/word/2010/wordml" wp14:textId="77777777">
       <w:pPr>
         <w:pStyle w:val="888"/>
         <w:pBdr/>
@@ -2792,9 +2944,9 @@
       <w:footnotePr/>
       <w:endnotePr/>
       <w:type w:val="continuous"/>
-      <w:pgSz w:h="15840" w:orient="portrait" w:w="12240"/>
+      <w:pgSz w:w="12240" w:h="15840" w:orient="portrait"/>
       <w:pgMar w:top="432" w:right="432" w:bottom="432" w:left="432" w:header="720" w:footer="720" w:gutter="0"/>
-      <w:cols w:num="1" w:sep="0" w:space="709" w:equalWidth="1"/>
+      <w:cols w:equalWidth="1" w:space="709" w:num="1" w:sep="0"/>
     </w:sectPr>
   </w:body>
 </w:document>
@@ -2803,7 +2955,7 @@
 <file path=word/endnotes.xml><?xml version="1.0" encoding="utf-8"?>
 <w:endnotes xmlns:wpc="http://schemas.microsoft.com/office/word/2010/wordprocessingCanvas" xmlns:mc="http://schemas.openxmlformats.org/markup-compatibility/2006" xmlns:o="urn:schemas-microsoft-com:office:office" xmlns:r="http://schemas.openxmlformats.org/officeDocument/2006/relationships" xmlns:m="http://schemas.openxmlformats.org/officeDocument/2006/math" xmlns:v="urn:schemas-microsoft-com:vml" xmlns:wp14="http://schemas.microsoft.com/office/word/2010/wordprocessingDrawing" xmlns:wp="http://schemas.openxmlformats.org/drawingml/2006/wordprocessingDrawing" xmlns:w10="urn:schemas-microsoft-com:office:word" xmlns:w="http://schemas.openxmlformats.org/wordprocessingml/2006/main" xmlns:w14="http://schemas.microsoft.com/office/word/2010/wordml" xmlns:w15="http://schemas.microsoft.com/office/word/2012/wordml" xmlns:wpg="http://schemas.microsoft.com/office/word/2010/wordprocessingGroup" xmlns:wpi="http://schemas.microsoft.com/office/word/2010/wordprocessingInk" xmlns:wne="http://schemas.microsoft.com/office/word/2006/wordml" xmlns:a="http://schemas.openxmlformats.org/drawingml/2006/main" xmlns:wps="http://schemas.microsoft.com/office/word/2010/wordprocessingShape" mc:Ignorable="w14 w15 wp14">
   <w:endnote w:type="separator" w:id="-1">
-    <w:p>
+    <w:p xmlns:wp14="http://schemas.microsoft.com/office/word/2010/wordml" wp14:textId="77777777">
       <w:pPr>
         <w:pBdr/>
         <w:spacing w:after="0" w:line="240" w:lineRule="auto"/>
@@ -2817,7 +2969,7 @@
     </w:p>
   </w:endnote>
   <w:endnote w:type="continuationSeparator" w:id="0">
-    <w:p>
+    <w:p xmlns:wp14="http://schemas.microsoft.com/office/word/2010/wordml" wp14:textId="77777777">
       <w:pPr>
         <w:pBdr/>
         <w:spacing w:after="0" w:line="240" w:lineRule="auto"/>
@@ -2836,7 +2988,7 @@
 <file path=word/footnotes.xml><?xml version="1.0" encoding="utf-8"?>
 <w:footnotes xmlns:wpc="http://schemas.microsoft.com/office/word/2010/wordprocessingCanvas" xmlns:mc="http://schemas.openxmlformats.org/markup-compatibility/2006" xmlns:o="urn:schemas-microsoft-com:office:office" xmlns:r="http://schemas.openxmlformats.org/officeDocument/2006/relationships" xmlns:m="http://schemas.openxmlformats.org/officeDocument/2006/math" xmlns:v="urn:schemas-microsoft-com:vml" xmlns:wp14="http://schemas.microsoft.com/office/word/2010/wordprocessingDrawing" xmlns:wp="http://schemas.openxmlformats.org/drawingml/2006/wordprocessingDrawing" xmlns:w10="urn:schemas-microsoft-com:office:word" xmlns:w="http://schemas.openxmlformats.org/wordprocessingml/2006/main" xmlns:w14="http://schemas.microsoft.com/office/word/2010/wordml" xmlns:w15="http://schemas.microsoft.com/office/word/2012/wordml" xmlns:wpg="http://schemas.microsoft.com/office/word/2010/wordprocessingGroup" xmlns:wpi="http://schemas.microsoft.com/office/word/2010/wordprocessingInk" xmlns:wne="http://schemas.microsoft.com/office/word/2006/wordml" xmlns:a="http://schemas.openxmlformats.org/drawingml/2006/main" xmlns:wps="http://schemas.microsoft.com/office/word/2010/wordprocessingShape" mc:Ignorable="w14 w15 wp14">
   <w:footnote w:type="separator" w:id="-1">
-    <w:p>
+    <w:p xmlns:wp14="http://schemas.microsoft.com/office/word/2010/wordml" wp14:textId="77777777">
       <w:pPr>
         <w:pBdr/>
         <w:spacing w:after="0" w:line="240" w:lineRule="auto"/>
@@ -2850,7 +3002,7 @@
     </w:p>
   </w:footnote>
   <w:footnote w:type="continuationSeparator" w:id="0">
-    <w:p>
+    <w:p xmlns:wp14="http://schemas.microsoft.com/office/word/2010/wordml" wp14:textId="77777777">
       <w:pPr>
         <w:pBdr/>
         <w:spacing w:after="0" w:line="240" w:lineRule="auto"/>
@@ -2867,7 +3019,7 @@
 </file>
 
 <file path=word/styles.xml><?xml version="1.0" encoding="utf-8"?>
-<w:styles xmlns:mc="http://schemas.openxmlformats.org/markup-compatibility/2006" xmlns:r="http://schemas.openxmlformats.org/officeDocument/2006/relationships" xmlns:w="http://schemas.openxmlformats.org/wordprocessingml/2006/main" xmlns:w14="http://schemas.microsoft.com/office/word/2010/wordml" xmlns:w15="http://schemas.microsoft.com/office/word/2012/wordml" mc:Ignorable="w14 w15">
+<w:styles xmlns:wp14="http://schemas.microsoft.com/office/word/2010/wordprocessingDrawing" xmlns:mc="http://schemas.openxmlformats.org/markup-compatibility/2006" xmlns:r="http://schemas.openxmlformats.org/officeDocument/2006/relationships" xmlns:w="http://schemas.openxmlformats.org/wordprocessingml/2006/main" xmlns:w14="http://schemas.microsoft.com/office/word/2010/wordml" xmlns:w15="http://schemas.microsoft.com/office/word/2012/wordml" mc:Ignorable="w14 w15 wp14">
   <w:docDefaults>
     <w:rPrDefault>
       <w:rPr>
@@ -2880,14 +3032,14 @@
     <w:pPrDefault>
       <w:pPr>
         <w:pBdr/>
-        <w:spacing w:after="160" w:afterAutospacing="0" w:before="0" w:beforeAutospacing="0" w:line="279" w:lineRule="auto"/>
+        <w:spacing w:before="0" w:beforeAutospacing="0" w:after="160" w:afterAutospacing="0" w:line="279" w:lineRule="auto"/>
         <w:ind/>
       </w:pPr>
     </w:pPrDefault>
   </w:docDefaults>
   <w:latentStyles w:defLockedState="0" w:defUIPriority="99" w:defSemiHidden="1" w:defUnhideWhenUsed="1" w:defQFormat="0" w:count="267">
-    <w:lsdException w:name="Normal" w:semiHidden="0" w:uiPriority="0" w:unhideWhenUsed="0" w:qFormat="1"/>
-    <w:lsdException w:name="heading 1" w:semiHidden="0" w:uiPriority="9" w:unhideWhenUsed="0" w:qFormat="1"/>
+    <w:lsdException w:name="Normal" w:uiPriority="0" w:semiHidden="0" w:unhideWhenUsed="0" w:qFormat="1"/>
+    <w:lsdException w:name="heading 1" w:uiPriority="9" w:semiHidden="0" w:unhideWhenUsed="0" w:qFormat="1"/>
     <w:lsdException w:name="heading 2" w:uiPriority="9" w:qFormat="1"/>
     <w:lsdException w:name="heading 3" w:uiPriority="9" w:qFormat="1"/>
     <w:lsdException w:name="heading 4" w:uiPriority="9" w:qFormat="1"/>
@@ -2906,121 +3058,121 @@
     <w:lsdException w:name="toc 8" w:uiPriority="39"/>
     <w:lsdException w:name="toc 9" w:uiPriority="39"/>
     <w:lsdException w:name="caption" w:uiPriority="35" w:qFormat="1"/>
-    <w:lsdException w:name="Title" w:semiHidden="0" w:uiPriority="10" w:unhideWhenUsed="0" w:qFormat="1"/>
+    <w:lsdException w:name="Title" w:uiPriority="10" w:semiHidden="0" w:unhideWhenUsed="0" w:qFormat="1"/>
     <w:lsdException w:name="Default Paragraph Font" w:uiPriority="1"/>
-    <w:lsdException w:name="Subtitle" w:semiHidden="0" w:uiPriority="11" w:unhideWhenUsed="0" w:qFormat="1"/>
-    <w:lsdException w:name="Strong" w:semiHidden="0" w:uiPriority="22" w:unhideWhenUsed="0" w:qFormat="1"/>
-    <w:lsdException w:name="Emphasis" w:semiHidden="0" w:uiPriority="20" w:unhideWhenUsed="0" w:qFormat="1"/>
-    <w:lsdException w:name="Table Grid" w:semiHidden="0" w:uiPriority="59" w:unhideWhenUsed="0"/>
+    <w:lsdException w:name="Subtitle" w:uiPriority="11" w:semiHidden="0" w:unhideWhenUsed="0" w:qFormat="1"/>
+    <w:lsdException w:name="Strong" w:uiPriority="22" w:semiHidden="0" w:unhideWhenUsed="0" w:qFormat="1"/>
+    <w:lsdException w:name="Emphasis" w:uiPriority="20" w:semiHidden="0" w:unhideWhenUsed="0" w:qFormat="1"/>
+    <w:lsdException w:name="Table Grid" w:uiPriority="59" w:semiHidden="0" w:unhideWhenUsed="0"/>
     <w:lsdException w:name="Placeholder Text" w:unhideWhenUsed="0"/>
-    <w:lsdException w:name="No Spacing" w:semiHidden="0" w:uiPriority="1" w:unhideWhenUsed="0" w:qFormat="1"/>
-    <w:lsdException w:name="Light Shading" w:semiHidden="0" w:uiPriority="60" w:unhideWhenUsed="0"/>
-    <w:lsdException w:name="Light List" w:semiHidden="0" w:uiPriority="61" w:unhideWhenUsed="0"/>
-    <w:lsdException w:name="Light Grid" w:semiHidden="0" w:uiPriority="62" w:unhideWhenUsed="0"/>
-    <w:lsdException w:name="Medium Shading 1" w:semiHidden="0" w:uiPriority="63" w:unhideWhenUsed="0"/>
-    <w:lsdException w:name="Medium Shading 2" w:semiHidden="0" w:uiPriority="64" w:unhideWhenUsed="0"/>
-    <w:lsdException w:name="Medium List 1" w:semiHidden="0" w:uiPriority="65" w:unhideWhenUsed="0"/>
-    <w:lsdException w:name="Medium List 2" w:semiHidden="0" w:uiPriority="66" w:unhideWhenUsed="0"/>
-    <w:lsdException w:name="Medium Grid 1" w:semiHidden="0" w:uiPriority="67" w:unhideWhenUsed="0"/>
-    <w:lsdException w:name="Medium Grid 2" w:semiHidden="0" w:uiPriority="68" w:unhideWhenUsed="0"/>
-    <w:lsdException w:name="Medium Grid 3" w:semiHidden="0" w:uiPriority="69" w:unhideWhenUsed="0"/>
-    <w:lsdException w:name="Dark List" w:semiHidden="0" w:uiPriority="70" w:unhideWhenUsed="0"/>
-    <w:lsdException w:name="Colorful Shading" w:semiHidden="0" w:uiPriority="71" w:unhideWhenUsed="0"/>
-    <w:lsdException w:name="Colorful List" w:semiHidden="0" w:uiPriority="72" w:unhideWhenUsed="0"/>
-    <w:lsdException w:name="Colorful Grid" w:semiHidden="0" w:uiPriority="73" w:unhideWhenUsed="0"/>
-    <w:lsdException w:name="Light Shading Accent 1" w:semiHidden="0" w:uiPriority="60" w:unhideWhenUsed="0"/>
-    <w:lsdException w:name="Light List Accent 1" w:semiHidden="0" w:uiPriority="61" w:unhideWhenUsed="0"/>
-    <w:lsdException w:name="Light Grid Accent 1" w:semiHidden="0" w:uiPriority="62" w:unhideWhenUsed="0"/>
-    <w:lsdException w:name="Medium Shading 1 Accent 1" w:semiHidden="0" w:uiPriority="63" w:unhideWhenUsed="0"/>
-    <w:lsdException w:name="Medium Shading 2 Accent 1" w:semiHidden="0" w:uiPriority="64" w:unhideWhenUsed="0"/>
-    <w:lsdException w:name="Medium List 1 Accent 1" w:semiHidden="0" w:uiPriority="65" w:unhideWhenUsed="0"/>
+    <w:lsdException w:name="No Spacing" w:uiPriority="1" w:semiHidden="0" w:unhideWhenUsed="0" w:qFormat="1"/>
+    <w:lsdException w:name="Light Shading" w:uiPriority="60" w:semiHidden="0" w:unhideWhenUsed="0"/>
+    <w:lsdException w:name="Light List" w:uiPriority="61" w:semiHidden="0" w:unhideWhenUsed="0"/>
+    <w:lsdException w:name="Light Grid" w:uiPriority="62" w:semiHidden="0" w:unhideWhenUsed="0"/>
+    <w:lsdException w:name="Medium Shading 1" w:uiPriority="63" w:semiHidden="0" w:unhideWhenUsed="0"/>
+    <w:lsdException w:name="Medium Shading 2" w:uiPriority="64" w:semiHidden="0" w:unhideWhenUsed="0"/>
+    <w:lsdException w:name="Medium List 1" w:uiPriority="65" w:semiHidden="0" w:unhideWhenUsed="0"/>
+    <w:lsdException w:name="Medium List 2" w:uiPriority="66" w:semiHidden="0" w:unhideWhenUsed="0"/>
+    <w:lsdException w:name="Medium Grid 1" w:uiPriority="67" w:semiHidden="0" w:unhideWhenUsed="0"/>
+    <w:lsdException w:name="Medium Grid 2" w:uiPriority="68" w:semiHidden="0" w:unhideWhenUsed="0"/>
+    <w:lsdException w:name="Medium Grid 3" w:uiPriority="69" w:semiHidden="0" w:unhideWhenUsed="0"/>
+    <w:lsdException w:name="Dark List" w:uiPriority="70" w:semiHidden="0" w:unhideWhenUsed="0"/>
+    <w:lsdException w:name="Colorful Shading" w:uiPriority="71" w:semiHidden="0" w:unhideWhenUsed="0"/>
+    <w:lsdException w:name="Colorful List" w:uiPriority="72" w:semiHidden="0" w:unhideWhenUsed="0"/>
+    <w:lsdException w:name="Colorful Grid" w:uiPriority="73" w:semiHidden="0" w:unhideWhenUsed="0"/>
+    <w:lsdException w:name="Light Shading Accent 1" w:uiPriority="60" w:semiHidden="0" w:unhideWhenUsed="0"/>
+    <w:lsdException w:name="Light List Accent 1" w:uiPriority="61" w:semiHidden="0" w:unhideWhenUsed="0"/>
+    <w:lsdException w:name="Light Grid Accent 1" w:uiPriority="62" w:semiHidden="0" w:unhideWhenUsed="0"/>
+    <w:lsdException w:name="Medium Shading 1 Accent 1" w:uiPriority="63" w:semiHidden="0" w:unhideWhenUsed="0"/>
+    <w:lsdException w:name="Medium Shading 2 Accent 1" w:uiPriority="64" w:semiHidden="0" w:unhideWhenUsed="0"/>
+    <w:lsdException w:name="Medium List 1 Accent 1" w:uiPriority="65" w:semiHidden="0" w:unhideWhenUsed="0"/>
     <w:lsdException w:name="Revision" w:unhideWhenUsed="0"/>
-    <w:lsdException w:name="List Paragraph" w:semiHidden="0" w:uiPriority="34" w:unhideWhenUsed="0" w:qFormat="1"/>
-    <w:lsdException w:name="Quote" w:semiHidden="0" w:uiPriority="29" w:unhideWhenUsed="0" w:qFormat="1"/>
-    <w:lsdException w:name="Intense Quote" w:semiHidden="0" w:uiPriority="30" w:unhideWhenUsed="0" w:qFormat="1"/>
-    <w:lsdException w:name="Medium List 2 Accent 1" w:semiHidden="0" w:uiPriority="66" w:unhideWhenUsed="0"/>
-    <w:lsdException w:name="Medium Grid 1 Accent 1" w:semiHidden="0" w:uiPriority="67" w:unhideWhenUsed="0"/>
-    <w:lsdException w:name="Medium Grid 2 Accent 1" w:semiHidden="0" w:uiPriority="68" w:unhideWhenUsed="0"/>
-    <w:lsdException w:name="Medium Grid 3 Accent 1" w:semiHidden="0" w:uiPriority="69" w:unhideWhenUsed="0"/>
-    <w:lsdException w:name="Dark List Accent 1" w:semiHidden="0" w:uiPriority="70" w:unhideWhenUsed="0"/>
-    <w:lsdException w:name="Colorful Shading Accent 1" w:semiHidden="0" w:uiPriority="71" w:unhideWhenUsed="0"/>
-    <w:lsdException w:name="Colorful List Accent 1" w:semiHidden="0" w:uiPriority="72" w:unhideWhenUsed="0"/>
-    <w:lsdException w:name="Colorful Grid Accent 1" w:semiHidden="0" w:uiPriority="73" w:unhideWhenUsed="0"/>
-    <w:lsdException w:name="Light Shading Accent 2" w:semiHidden="0" w:uiPriority="60" w:unhideWhenUsed="0"/>
-    <w:lsdException w:name="Light List Accent 2" w:semiHidden="0" w:uiPriority="61" w:unhideWhenUsed="0"/>
-    <w:lsdException w:name="Light Grid Accent 2" w:semiHidden="0" w:uiPriority="62" w:unhideWhenUsed="0"/>
-    <w:lsdException w:name="Medium Shading 1 Accent 2" w:semiHidden="0" w:uiPriority="63" w:unhideWhenUsed="0"/>
-    <w:lsdException w:name="Medium Shading 2 Accent 2" w:semiHidden="0" w:uiPriority="64" w:unhideWhenUsed="0"/>
-    <w:lsdException w:name="Medium List 1 Accent 2" w:semiHidden="0" w:uiPriority="65" w:unhideWhenUsed="0"/>
-    <w:lsdException w:name="Medium List 2 Accent 2" w:semiHidden="0" w:uiPriority="66" w:unhideWhenUsed="0"/>
-    <w:lsdException w:name="Medium Grid 1 Accent 2" w:semiHidden="0" w:uiPriority="67" w:unhideWhenUsed="0"/>
-    <w:lsdException w:name="Medium Grid 2 Accent 2" w:semiHidden="0" w:uiPriority="68" w:unhideWhenUsed="0"/>
-    <w:lsdException w:name="Medium Grid 3 Accent 2" w:semiHidden="0" w:uiPriority="69" w:unhideWhenUsed="0"/>
-    <w:lsdException w:name="Dark List Accent 2" w:semiHidden="0" w:uiPriority="70" w:unhideWhenUsed="0"/>
-    <w:lsdException w:name="Colorful Shading Accent 2" w:semiHidden="0" w:uiPriority="71" w:unhideWhenUsed="0"/>
-    <w:lsdException w:name="Colorful List Accent 2" w:semiHidden="0" w:uiPriority="72" w:unhideWhenUsed="0"/>
-    <w:lsdException w:name="Colorful Grid Accent 2" w:semiHidden="0" w:uiPriority="73" w:unhideWhenUsed="0"/>
-    <w:lsdException w:name="Light Shading Accent 3" w:semiHidden="0" w:uiPriority="60" w:unhideWhenUsed="0"/>
-    <w:lsdException w:name="Light List Accent 3" w:semiHidden="0" w:uiPriority="61" w:unhideWhenUsed="0"/>
-    <w:lsdException w:name="Light Grid Accent 3" w:semiHidden="0" w:uiPriority="62" w:unhideWhenUsed="0"/>
-    <w:lsdException w:name="Medium Shading 1 Accent 3" w:semiHidden="0" w:uiPriority="63" w:unhideWhenUsed="0"/>
-    <w:lsdException w:name="Medium Shading 2 Accent 3" w:semiHidden="0" w:uiPriority="64" w:unhideWhenUsed="0"/>
-    <w:lsdException w:name="Medium List 1 Accent 3" w:semiHidden="0" w:uiPriority="65" w:unhideWhenUsed="0"/>
-    <w:lsdException w:name="Medium List 2 Accent 3" w:semiHidden="0" w:uiPriority="66" w:unhideWhenUsed="0"/>
-    <w:lsdException w:name="Medium Grid 1 Accent 3" w:semiHidden="0" w:uiPriority="67" w:unhideWhenUsed="0"/>
-    <w:lsdException w:name="Medium Grid 2 Accent 3" w:semiHidden="0" w:uiPriority="68" w:unhideWhenUsed="0"/>
-    <w:lsdException w:name="Medium Grid 3 Accent 3" w:semiHidden="0" w:uiPriority="69" w:unhideWhenUsed="0"/>
-    <w:lsdException w:name="Dark List Accent 3" w:semiHidden="0" w:uiPriority="70" w:unhideWhenUsed="0"/>
-    <w:lsdException w:name="Colorful Shading Accent 3" w:semiHidden="0" w:uiPriority="71" w:unhideWhenUsed="0"/>
-    <w:lsdException w:name="Colorful List Accent 3" w:semiHidden="0" w:uiPriority="72" w:unhideWhenUsed="0"/>
-    <w:lsdException w:name="Colorful Grid Accent 3" w:semiHidden="0" w:uiPriority="73" w:unhideWhenUsed="0"/>
-    <w:lsdException w:name="Light Shading Accent 4" w:semiHidden="0" w:uiPriority="60" w:unhideWhenUsed="0"/>
-    <w:lsdException w:name="Light List Accent 4" w:semiHidden="0" w:uiPriority="61" w:unhideWhenUsed="0"/>
-    <w:lsdException w:name="Light Grid Accent 4" w:semiHidden="0" w:uiPriority="62" w:unhideWhenUsed="0"/>
-    <w:lsdException w:name="Medium Shading 1 Accent 4" w:semiHidden="0" w:uiPriority="63" w:unhideWhenUsed="0"/>
-    <w:lsdException w:name="Medium Shading 2 Accent 4" w:semiHidden="0" w:uiPriority="64" w:unhideWhenUsed="0"/>
-    <w:lsdException w:name="Medium List 1 Accent 4" w:semiHidden="0" w:uiPriority="65" w:unhideWhenUsed="0"/>
-    <w:lsdException w:name="Medium List 2 Accent 4" w:semiHidden="0" w:uiPriority="66" w:unhideWhenUsed="0"/>
-    <w:lsdException w:name="Medium Grid 1 Accent 4" w:semiHidden="0" w:uiPriority="67" w:unhideWhenUsed="0"/>
-    <w:lsdException w:name="Medium Grid 2 Accent 4" w:semiHidden="0" w:uiPriority="68" w:unhideWhenUsed="0"/>
-    <w:lsdException w:name="Medium Grid 3 Accent 4" w:semiHidden="0" w:uiPriority="69" w:unhideWhenUsed="0"/>
-    <w:lsdException w:name="Dark List Accent 4" w:semiHidden="0" w:uiPriority="70" w:unhideWhenUsed="0"/>
-    <w:lsdException w:name="Colorful Shading Accent 4" w:semiHidden="0" w:uiPriority="71" w:unhideWhenUsed="0"/>
-    <w:lsdException w:name="Colorful List Accent 4" w:semiHidden="0" w:uiPriority="72" w:unhideWhenUsed="0"/>
-    <w:lsdException w:name="Colorful Grid Accent 4" w:semiHidden="0" w:uiPriority="73" w:unhideWhenUsed="0"/>
-    <w:lsdException w:name="Light Shading Accent 5" w:semiHidden="0" w:uiPriority="60" w:unhideWhenUsed="0"/>
-    <w:lsdException w:name="Light List Accent 5" w:semiHidden="0" w:uiPriority="61" w:unhideWhenUsed="0"/>
-    <w:lsdException w:name="Light Grid Accent 5" w:semiHidden="0" w:uiPriority="62" w:unhideWhenUsed="0"/>
-    <w:lsdException w:name="Medium Shading 1 Accent 5" w:semiHidden="0" w:uiPriority="63" w:unhideWhenUsed="0"/>
-    <w:lsdException w:name="Medium Shading 2 Accent 5" w:semiHidden="0" w:uiPriority="64" w:unhideWhenUsed="0"/>
-    <w:lsdException w:name="Medium List 1 Accent 5" w:semiHidden="0" w:uiPriority="65" w:unhideWhenUsed="0"/>
-    <w:lsdException w:name="Medium List 2 Accent 5" w:semiHidden="0" w:uiPriority="66" w:unhideWhenUsed="0"/>
-    <w:lsdException w:name="Medium Grid 1 Accent 5" w:semiHidden="0" w:uiPriority="67" w:unhideWhenUsed="0"/>
-    <w:lsdException w:name="Medium Grid 2 Accent 5" w:semiHidden="0" w:uiPriority="68" w:unhideWhenUsed="0"/>
-    <w:lsdException w:name="Medium Grid 3 Accent 5" w:semiHidden="0" w:uiPriority="69" w:unhideWhenUsed="0"/>
-    <w:lsdException w:name="Dark List Accent 5" w:semiHidden="0" w:uiPriority="70" w:unhideWhenUsed="0"/>
-    <w:lsdException w:name="Colorful Shading Accent 5" w:semiHidden="0" w:uiPriority="71" w:unhideWhenUsed="0"/>
-    <w:lsdException w:name="Colorful List Accent 5" w:semiHidden="0" w:uiPriority="72" w:unhideWhenUsed="0"/>
-    <w:lsdException w:name="Colorful Grid Accent 5" w:semiHidden="0" w:uiPriority="73" w:unhideWhenUsed="0"/>
-    <w:lsdException w:name="Light Shading Accent 6" w:semiHidden="0" w:uiPriority="60" w:unhideWhenUsed="0"/>
-    <w:lsdException w:name="Light List Accent 6" w:semiHidden="0" w:uiPriority="61" w:unhideWhenUsed="0"/>
-    <w:lsdException w:name="Light Grid Accent 6" w:semiHidden="0" w:uiPriority="62" w:unhideWhenUsed="0"/>
-    <w:lsdException w:name="Medium Shading 1 Accent 6" w:semiHidden="0" w:uiPriority="63" w:unhideWhenUsed="0"/>
-    <w:lsdException w:name="Medium Shading 2 Accent 6" w:semiHidden="0" w:uiPriority="64" w:unhideWhenUsed="0"/>
-    <w:lsdException w:name="Medium List 1 Accent 6" w:semiHidden="0" w:uiPriority="65" w:unhideWhenUsed="0"/>
-    <w:lsdException w:name="Medium List 2 Accent 6" w:semiHidden="0" w:uiPriority="66" w:unhideWhenUsed="0"/>
-    <w:lsdException w:name="Medium Grid 1 Accent 6" w:semiHidden="0" w:uiPriority="67" w:unhideWhenUsed="0"/>
-    <w:lsdException w:name="Medium Grid 2 Accent 6" w:semiHidden="0" w:uiPriority="68" w:unhideWhenUsed="0"/>
-    <w:lsdException w:name="Medium Grid 3 Accent 6" w:semiHidden="0" w:uiPriority="69" w:unhideWhenUsed="0"/>
-    <w:lsdException w:name="Dark List Accent 6" w:semiHidden="0" w:uiPriority="70" w:unhideWhenUsed="0"/>
-    <w:lsdException w:name="Colorful Shading Accent 6" w:semiHidden="0" w:uiPriority="71" w:unhideWhenUsed="0"/>
-    <w:lsdException w:name="Colorful List Accent 6" w:semiHidden="0" w:uiPriority="72" w:unhideWhenUsed="0"/>
-    <w:lsdException w:name="Colorful Grid Accent 6" w:semiHidden="0" w:uiPriority="73" w:unhideWhenUsed="0"/>
-    <w:lsdException w:name="Subtle Emphasis" w:semiHidden="0" w:uiPriority="19" w:unhideWhenUsed="0" w:qFormat="1"/>
-    <w:lsdException w:name="Intense Emphasis" w:semiHidden="0" w:uiPriority="21" w:unhideWhenUsed="0" w:qFormat="1"/>
-    <w:lsdException w:name="Subtle Reference" w:semiHidden="0" w:uiPriority="31" w:unhideWhenUsed="0" w:qFormat="1"/>
-    <w:lsdException w:name="Intense Reference" w:semiHidden="0" w:uiPriority="32" w:unhideWhenUsed="0" w:qFormat="1"/>
-    <w:lsdException w:name="Book Title" w:semiHidden="0" w:uiPriority="33" w:unhideWhenUsed="0" w:qFormat="1"/>
+    <w:lsdException w:name="List Paragraph" w:uiPriority="34" w:semiHidden="0" w:unhideWhenUsed="0" w:qFormat="1"/>
+    <w:lsdException w:name="Quote" w:uiPriority="29" w:semiHidden="0" w:unhideWhenUsed="0" w:qFormat="1"/>
+    <w:lsdException w:name="Intense Quote" w:uiPriority="30" w:semiHidden="0" w:unhideWhenUsed="0" w:qFormat="1"/>
+    <w:lsdException w:name="Medium List 2 Accent 1" w:uiPriority="66" w:semiHidden="0" w:unhideWhenUsed="0"/>
+    <w:lsdException w:name="Medium Grid 1 Accent 1" w:uiPriority="67" w:semiHidden="0" w:unhideWhenUsed="0"/>
+    <w:lsdException w:name="Medium Grid 2 Accent 1" w:uiPriority="68" w:semiHidden="0" w:unhideWhenUsed="0"/>
+    <w:lsdException w:name="Medium Grid 3 Accent 1" w:uiPriority="69" w:semiHidden="0" w:unhideWhenUsed="0"/>
+    <w:lsdException w:name="Dark List Accent 1" w:uiPriority="70" w:semiHidden="0" w:unhideWhenUsed="0"/>
+    <w:lsdException w:name="Colorful Shading Accent 1" w:uiPriority="71" w:semiHidden="0" w:unhideWhenUsed="0"/>
+    <w:lsdException w:name="Colorful List Accent 1" w:uiPriority="72" w:semiHidden="0" w:unhideWhenUsed="0"/>
+    <w:lsdException w:name="Colorful Grid Accent 1" w:uiPriority="73" w:semiHidden="0" w:unhideWhenUsed="0"/>
+    <w:lsdException w:name="Light Shading Accent 2" w:uiPriority="60" w:semiHidden="0" w:unhideWhenUsed="0"/>
+    <w:lsdException w:name="Light List Accent 2" w:uiPriority="61" w:semiHidden="0" w:unhideWhenUsed="0"/>
+    <w:lsdException w:name="Light Grid Accent 2" w:uiPriority="62" w:semiHidden="0" w:unhideWhenUsed="0"/>
+    <w:lsdException w:name="Medium Shading 1 Accent 2" w:uiPriority="63" w:semiHidden="0" w:unhideWhenUsed="0"/>
+    <w:lsdException w:name="Medium Shading 2 Accent 2" w:uiPriority="64" w:semiHidden="0" w:unhideWhenUsed="0"/>
+    <w:lsdException w:name="Medium List 1 Accent 2" w:uiPriority="65" w:semiHidden="0" w:unhideWhenUsed="0"/>
+    <w:lsdException w:name="Medium List 2 Accent 2" w:uiPriority="66" w:semiHidden="0" w:unhideWhenUsed="0"/>
+    <w:lsdException w:name="Medium Grid 1 Accent 2" w:uiPriority="67" w:semiHidden="0" w:unhideWhenUsed="0"/>
+    <w:lsdException w:name="Medium Grid 2 Accent 2" w:uiPriority="68" w:semiHidden="0" w:unhideWhenUsed="0"/>
+    <w:lsdException w:name="Medium Grid 3 Accent 2" w:uiPriority="69" w:semiHidden="0" w:unhideWhenUsed="0"/>
+    <w:lsdException w:name="Dark List Accent 2" w:uiPriority="70" w:semiHidden="0" w:unhideWhenUsed="0"/>
+    <w:lsdException w:name="Colorful Shading Accent 2" w:uiPriority="71" w:semiHidden="0" w:unhideWhenUsed="0"/>
+    <w:lsdException w:name="Colorful List Accent 2" w:uiPriority="72" w:semiHidden="0" w:unhideWhenUsed="0"/>
+    <w:lsdException w:name="Colorful Grid Accent 2" w:uiPriority="73" w:semiHidden="0" w:unhideWhenUsed="0"/>
+    <w:lsdException w:name="Light Shading Accent 3" w:uiPriority="60" w:semiHidden="0" w:unhideWhenUsed="0"/>
+    <w:lsdException w:name="Light List Accent 3" w:uiPriority="61" w:semiHidden="0" w:unhideWhenUsed="0"/>
+    <w:lsdException w:name="Light Grid Accent 3" w:uiPriority="62" w:semiHidden="0" w:unhideWhenUsed="0"/>
+    <w:lsdException w:name="Medium Shading 1 Accent 3" w:uiPriority="63" w:semiHidden="0" w:unhideWhenUsed="0"/>
+    <w:lsdException w:name="Medium Shading 2 Accent 3" w:uiPriority="64" w:semiHidden="0" w:unhideWhenUsed="0"/>
+    <w:lsdException w:name="Medium List 1 Accent 3" w:uiPriority="65" w:semiHidden="0" w:unhideWhenUsed="0"/>
+    <w:lsdException w:name="Medium List 2 Accent 3" w:uiPriority="66" w:semiHidden="0" w:unhideWhenUsed="0"/>
+    <w:lsdException w:name="Medium Grid 1 Accent 3" w:uiPriority="67" w:semiHidden="0" w:unhideWhenUsed="0"/>
+    <w:lsdException w:name="Medium Grid 2 Accent 3" w:uiPriority="68" w:semiHidden="0" w:unhideWhenUsed="0"/>
+    <w:lsdException w:name="Medium Grid 3 Accent 3" w:uiPriority="69" w:semiHidden="0" w:unhideWhenUsed="0"/>
+    <w:lsdException w:name="Dark List Accent 3" w:uiPriority="70" w:semiHidden="0" w:unhideWhenUsed="0"/>
+    <w:lsdException w:name="Colorful Shading Accent 3" w:uiPriority="71" w:semiHidden="0" w:unhideWhenUsed="0"/>
+    <w:lsdException w:name="Colorful List Accent 3" w:uiPriority="72" w:semiHidden="0" w:unhideWhenUsed="0"/>
+    <w:lsdException w:name="Colorful Grid Accent 3" w:uiPriority="73" w:semiHidden="0" w:unhideWhenUsed="0"/>
+    <w:lsdException w:name="Light Shading Accent 4" w:uiPriority="60" w:semiHidden="0" w:unhideWhenUsed="0"/>
+    <w:lsdException w:name="Light List Accent 4" w:uiPriority="61" w:semiHidden="0" w:unhideWhenUsed="0"/>
+    <w:lsdException w:name="Light Grid Accent 4" w:uiPriority="62" w:semiHidden="0" w:unhideWhenUsed="0"/>
+    <w:lsdException w:name="Medium Shading 1 Accent 4" w:uiPriority="63" w:semiHidden="0" w:unhideWhenUsed="0"/>
+    <w:lsdException w:name="Medium Shading 2 Accent 4" w:uiPriority="64" w:semiHidden="0" w:unhideWhenUsed="0"/>
+    <w:lsdException w:name="Medium List 1 Accent 4" w:uiPriority="65" w:semiHidden="0" w:unhideWhenUsed="0"/>
+    <w:lsdException w:name="Medium List 2 Accent 4" w:uiPriority="66" w:semiHidden="0" w:unhideWhenUsed="0"/>
+    <w:lsdException w:name="Medium Grid 1 Accent 4" w:uiPriority="67" w:semiHidden="0" w:unhideWhenUsed="0"/>
+    <w:lsdException w:name="Medium Grid 2 Accent 4" w:uiPriority="68" w:semiHidden="0" w:unhideWhenUsed="0"/>
+    <w:lsdException w:name="Medium Grid 3 Accent 4" w:uiPriority="69" w:semiHidden="0" w:unhideWhenUsed="0"/>
+    <w:lsdException w:name="Dark List Accent 4" w:uiPriority="70" w:semiHidden="0" w:unhideWhenUsed="0"/>
+    <w:lsdException w:name="Colorful Shading Accent 4" w:uiPriority="71" w:semiHidden="0" w:unhideWhenUsed="0"/>
+    <w:lsdException w:name="Colorful List Accent 4" w:uiPriority="72" w:semiHidden="0" w:unhideWhenUsed="0"/>
+    <w:lsdException w:name="Colorful Grid Accent 4" w:uiPriority="73" w:semiHidden="0" w:unhideWhenUsed="0"/>
+    <w:lsdException w:name="Light Shading Accent 5" w:uiPriority="60" w:semiHidden="0" w:unhideWhenUsed="0"/>
+    <w:lsdException w:name="Light List Accent 5" w:uiPriority="61" w:semiHidden="0" w:unhideWhenUsed="0"/>
+    <w:lsdException w:name="Light Grid Accent 5" w:uiPriority="62" w:semiHidden="0" w:unhideWhenUsed="0"/>
+    <w:lsdException w:name="Medium Shading 1 Accent 5" w:uiPriority="63" w:semiHidden="0" w:unhideWhenUsed="0"/>
+    <w:lsdException w:name="Medium Shading 2 Accent 5" w:uiPriority="64" w:semiHidden="0" w:unhideWhenUsed="0"/>
+    <w:lsdException w:name="Medium List 1 Accent 5" w:uiPriority="65" w:semiHidden="0" w:unhideWhenUsed="0"/>
+    <w:lsdException w:name="Medium List 2 Accent 5" w:uiPriority="66" w:semiHidden="0" w:unhideWhenUsed="0"/>
+    <w:lsdException w:name="Medium Grid 1 Accent 5" w:uiPriority="67" w:semiHidden="0" w:unhideWhenUsed="0"/>
+    <w:lsdException w:name="Medium Grid 2 Accent 5" w:uiPriority="68" w:semiHidden="0" w:unhideWhenUsed="0"/>
+    <w:lsdException w:name="Medium Grid 3 Accent 5" w:uiPriority="69" w:semiHidden="0" w:unhideWhenUsed="0"/>
+    <w:lsdException w:name="Dark List Accent 5" w:uiPriority="70" w:semiHidden="0" w:unhideWhenUsed="0"/>
+    <w:lsdException w:name="Colorful Shading Accent 5" w:uiPriority="71" w:semiHidden="0" w:unhideWhenUsed="0"/>
+    <w:lsdException w:name="Colorful List Accent 5" w:uiPriority="72" w:semiHidden="0" w:unhideWhenUsed="0"/>
+    <w:lsdException w:name="Colorful Grid Accent 5" w:uiPriority="73" w:semiHidden="0" w:unhideWhenUsed="0"/>
+    <w:lsdException w:name="Light Shading Accent 6" w:uiPriority="60" w:semiHidden="0" w:unhideWhenUsed="0"/>
+    <w:lsdException w:name="Light List Accent 6" w:uiPriority="61" w:semiHidden="0" w:unhideWhenUsed="0"/>
+    <w:lsdException w:name="Light Grid Accent 6" w:uiPriority="62" w:semiHidden="0" w:unhideWhenUsed="0"/>
+    <w:lsdException w:name="Medium Shading 1 Accent 6" w:uiPriority="63" w:semiHidden="0" w:unhideWhenUsed="0"/>
+    <w:lsdException w:name="Medium Shading 2 Accent 6" w:uiPriority="64" w:semiHidden="0" w:unhideWhenUsed="0"/>
+    <w:lsdException w:name="Medium List 1 Accent 6" w:uiPriority="65" w:semiHidden="0" w:unhideWhenUsed="0"/>
+    <w:lsdException w:name="Medium List 2 Accent 6" w:uiPriority="66" w:semiHidden="0" w:unhideWhenUsed="0"/>
+    <w:lsdException w:name="Medium Grid 1 Accent 6" w:uiPriority="67" w:semiHidden="0" w:unhideWhenUsed="0"/>
+    <w:lsdException w:name="Medium Grid 2 Accent 6" w:uiPriority="68" w:semiHidden="0" w:unhideWhenUsed="0"/>
+    <w:lsdException w:name="Medium Grid 3 Accent 6" w:uiPriority="69" w:semiHidden="0" w:unhideWhenUsed="0"/>
+    <w:lsdException w:name="Dark List Accent 6" w:uiPriority="70" w:semiHidden="0" w:unhideWhenUsed="0"/>
+    <w:lsdException w:name="Colorful Shading Accent 6" w:uiPriority="71" w:semiHidden="0" w:unhideWhenUsed="0"/>
+    <w:lsdException w:name="Colorful List Accent 6" w:uiPriority="72" w:semiHidden="0" w:unhideWhenUsed="0"/>
+    <w:lsdException w:name="Colorful Grid Accent 6" w:uiPriority="73" w:semiHidden="0" w:unhideWhenUsed="0"/>
+    <w:lsdException w:name="Subtle Emphasis" w:uiPriority="19" w:semiHidden="0" w:unhideWhenUsed="0" w:qFormat="1"/>
+    <w:lsdException w:name="Intense Emphasis" w:uiPriority="21" w:semiHidden="0" w:unhideWhenUsed="0" w:qFormat="1"/>
+    <w:lsdException w:name="Subtle Reference" w:uiPriority="31" w:semiHidden="0" w:unhideWhenUsed="0" w:qFormat="1"/>
+    <w:lsdException w:name="Intense Reference" w:uiPriority="32" w:semiHidden="0" w:unhideWhenUsed="0" w:qFormat="1"/>
+    <w:lsdException w:name="Book Title" w:uiPriority="33" w:semiHidden="0" w:unhideWhenUsed="0" w:qFormat="1"/>
     <w:lsdException w:name="Bibliography" w:uiPriority="37"/>
     <w:lsdException w:name="TOC Heading" w:uiPriority="39" w:qFormat="1"/>
   </w:latentStyles>
@@ -22425,7 +22577,7 @@
       <w:keepNext w:val="true"/>
       <w:keepLines w:val="true"/>
       <w:pBdr/>
-      <w:spacing w:after="80" w:before="360"/>
+      <w:spacing w:before="360" w:after="80"/>
       <w:ind/>
       <w:outlineLvl w:val="0"/>
     </w:pPr>
@@ -22448,7 +22600,7 @@
       <w:keepNext w:val="true"/>
       <w:keepLines w:val="true"/>
       <w:pBdr/>
-      <w:spacing w:after="80" w:before="160"/>
+      <w:spacing w:before="160" w:after="80"/>
       <w:ind/>
       <w:outlineLvl w:val="1"/>
     </w:pPr>
@@ -22471,7 +22623,7 @@
       <w:keepNext w:val="true"/>
       <w:keepLines w:val="true"/>
       <w:pBdr/>
-      <w:spacing w:after="80" w:before="160"/>
+      <w:spacing w:before="160" w:after="80"/>
       <w:ind/>
       <w:outlineLvl w:val="2"/>
     </w:pPr>
@@ -22494,7 +22646,7 @@
       <w:keepNext w:val="true"/>
       <w:keepLines w:val="true"/>
       <w:pBdr/>
-      <w:spacing w:after="40" w:before="80"/>
+      <w:spacing w:before="80" w:after="40"/>
       <w:ind/>
       <w:outlineLvl w:val="3"/>
     </w:pPr>
@@ -22517,7 +22669,7 @@
       <w:keepNext w:val="true"/>
       <w:keepLines w:val="true"/>
       <w:pBdr/>
-      <w:spacing w:after="40" w:before="80"/>
+      <w:spacing w:before="80" w:after="40"/>
       <w:ind/>
       <w:outlineLvl w:val="4"/>
     </w:pPr>
@@ -22538,7 +22690,7 @@
       <w:keepNext w:val="true"/>
       <w:keepLines w:val="true"/>
       <w:pBdr/>
-      <w:spacing w:after="0" w:before="40"/>
+      <w:spacing w:before="40" w:after="0"/>
       <w:ind/>
       <w:outlineLvl w:val="5"/>
     </w:pPr>
@@ -22561,7 +22713,7 @@
       <w:keepNext w:val="true"/>
       <w:keepLines w:val="true"/>
       <w:pBdr/>
-      <w:spacing w:after="0" w:before="40"/>
+      <w:spacing w:before="40" w:after="0"/>
       <w:ind/>
       <w:outlineLvl w:val="6"/>
     </w:pPr>
@@ -52483,8 +52635,8 @@
         <w:top w:val="single" w:color="0f4761" w:themeColor="accent1" w:themeShade="BF" w:sz="4" w:space="10"/>
         <w:bottom w:val="single" w:color="0f4761" w:themeColor="accent1" w:themeShade="BF" w:sz="4" w:space="10"/>
       </w:pBdr>
-      <w:spacing w:after="360" w:before="360"/>
-      <w:ind w:right="864" w:left="864"/>
+      <w:spacing w:before="360" w:after="360"/>
+      <w:ind w:left="864" w:right="864"/>
       <w:jc w:val="center"/>
     </w:pPr>
     <w:rPr>

--- a/invoice/revoinvoiceservice.docx
+++ b/invoice/revoinvoiceservice.docx
@@ -1,6 +1,6 @@
 
 <file path=word/document.xml><?xml version="1.0" encoding="utf-8"?>
-<w:document xmlns:wpc="http://schemas.microsoft.com/office/word/2010/wordprocessingCanvas" xmlns:cx="http://schemas.microsoft.com/office/drawing/2014/chartex" xmlns:cx1="http://schemas.microsoft.com/office/drawing/2015/9/8/chartex" xmlns:cx2="http://schemas.microsoft.com/office/drawing/2015/10/21/chartex" xmlns:cx3="http://schemas.microsoft.com/office/drawing/2016/5/9/chartex" xmlns:cx4="http://schemas.microsoft.com/office/drawing/2016/5/10/chartex" xmlns:cx5="http://schemas.microsoft.com/office/drawing/2016/5/11/chartex" xmlns:cx6="http://schemas.microsoft.com/office/drawing/2016/5/12/chartex" xmlns:cx7="http://schemas.microsoft.com/office/drawing/2016/5/13/chartex" xmlns:cx8="http://schemas.microsoft.com/office/drawing/2016/5/14/chartex" xmlns:mc="http://schemas.openxmlformats.org/markup-compatibility/2006" xmlns:aink="http://schemas.microsoft.com/office/drawing/2016/ink" xmlns:am3d="http://schemas.microsoft.com/office/drawing/2017/model3d" xmlns:o="urn:schemas-microsoft-com:office:office" xmlns:oel="http://schemas.microsoft.com/office/2019/extlst" xmlns:r="http://schemas.openxmlformats.org/officeDocument/2006/relationships" xmlns:m="http://schemas.openxmlformats.org/officeDocument/2006/math" xmlns:v="urn:schemas-microsoft-com:vml" xmlns:wp14="http://schemas.microsoft.com/office/word/2010/wordprocessingDrawing" xmlns:wp="http://schemas.openxmlformats.org/drawingml/2006/wordprocessingDrawing" xmlns:w10="urn:schemas-microsoft-com:office:word" xmlns:w="http://schemas.openxmlformats.org/wordprocessingml/2006/main" xmlns:w14="http://schemas.microsoft.com/office/word/2010/wordml" xmlns:w15="http://schemas.microsoft.com/office/word/2012/wordml" xmlns:w16cex="http://schemas.microsoft.com/office/word/2018/wordml/cex" xmlns:w16cid="http://schemas.microsoft.com/office/word/2016/wordml/cid" xmlns:w16="http://schemas.microsoft.com/office/word/2018/wordml" xmlns:w16du="http://schemas.microsoft.com/office/word/2023/wordml/word16du" xmlns:w16sdtdh="http://schemas.microsoft.com/office/word/2020/wordml/sdtdatahash" xmlns:w16sdtfl="http://schemas.microsoft.com/office/word/2024/wordml/sdtformatlock" xmlns:w16se="http://schemas.microsoft.com/office/word/2015/wordml/symex" xmlns:wpg="http://schemas.microsoft.com/office/word/2010/wordprocessingGroup" xmlns:wpi="http://schemas.microsoft.com/office/word/2010/wordprocessingInk" xmlns:wne="http://schemas.microsoft.com/office/word/2006/wordml" xmlns:wps="http://schemas.microsoft.com/office/word/2010/wordprocessingShape" mc:Ignorable="w14 w15 w16se w16cid w16 w16cex w16sdtdh w16sdtfl w16du wp14">
+<w:document xmlns:wpc="http://schemas.microsoft.com/office/word/2010/wordprocessingCanvas" xmlns:cx="http://schemas.microsoft.com/office/drawing/2014/chartex" xmlns:cx1="http://schemas.microsoft.com/office/drawing/2015/9/8/chartex" xmlns:cx2="http://schemas.microsoft.com/office/drawing/2015/10/21/chartex" xmlns:cx3="http://schemas.microsoft.com/office/drawing/2016/5/9/chartex" xmlns:cx4="http://schemas.microsoft.com/office/drawing/2016/5/10/chartex" xmlns:cx5="http://schemas.microsoft.com/office/drawing/2016/5/11/chartex" xmlns:cx6="http://schemas.microsoft.com/office/drawing/2016/5/12/chartex" xmlns:cx7="http://schemas.microsoft.com/office/drawing/2016/5/13/chartex" xmlns:cx8="http://schemas.microsoft.com/office/drawing/2016/5/14/chartex" xmlns:mc="http://schemas.openxmlformats.org/markup-compatibility/2006" xmlns:aink="http://schemas.microsoft.com/office/drawing/2016/ink" xmlns:am3d="http://schemas.microsoft.com/office/drawing/2017/model3d" xmlns:o="urn:schemas-microsoft-com:office:office" xmlns:oel="http://schemas.microsoft.com/office/2019/extlst" xmlns:r="http://schemas.openxmlformats.org/officeDocument/2006/relationships" xmlns:m="http://schemas.openxmlformats.org/officeDocument/2006/math" xmlns:v="urn:schemas-microsoft-com:vml" xmlns:wp14="http://schemas.microsoft.com/office/word/2010/wordprocessingDrawing" xmlns:wp="http://schemas.openxmlformats.org/drawingml/2006/wordprocessingDrawing" xmlns:w10="urn:schemas-microsoft-com:office:word" xmlns:w="http://schemas.openxmlformats.org/wordprocessingml/2006/main" xmlns:w14="http://schemas.microsoft.com/office/word/2010/wordml" xmlns:w15="http://schemas.microsoft.com/office/word/2012/wordml" xmlns:w16cex="http://schemas.microsoft.com/office/word/2018/wordml/cex" xmlns:w16cid="http://schemas.microsoft.com/office/word/2016/wordml/cid" xmlns:w16="http://schemas.microsoft.com/office/word/2018/wordml" xmlns:w16du="http://schemas.microsoft.com/office/word/2023/wordml/word16du" xmlns:w16sdtdh="http://schemas.microsoft.com/office/word/2020/wordml/sdtdatahash" xmlns:w16sdtfl="http://schemas.microsoft.com/office/word/2024/wordml/sdtformatlock" xmlns:w16se="http://schemas.microsoft.com/office/word/2015/wordml/symex" xmlns:wpg="http://schemas.microsoft.com/office/word/2010/wordprocessingGroup" xmlns:wpi="http://schemas.microsoft.com/office/word/2010/wordprocessingInk" xmlns:wne="http://schemas.microsoft.com/office/word/2006/wordml" xmlns:wps="http://schemas.microsoft.com/office/word/2010/wordprocessingShape" xmlns:a="http://schemas.openxmlformats.org/drawingml/2006/main" xmlns:pic="http://schemas.openxmlformats.org/drawingml/2006/picture" xmlns:a14="http://schemas.microsoft.com/office/drawing/2010/main" mc:Ignorable="w14 w15 w16se w16cid w16 w16cex w16sdtdh w16sdtfl w16du wp14">
   <w:body>
     <w:tbl>
       <w:tblPr>
@@ -28,7 +28,7 @@
               <w:ind w:right="1417"/>
               <w:jc w:val="center"/>
               <w:rPr>
-                <w:rFonts w:ascii="Calibri" w:eastAsia="Calibri" w:hAnsi="Calibri" w:cs="Calibri"/>
+                <w:rFonts w:ascii="Calibri" w:hAnsi="Calibri" w:eastAsia="Calibri" w:cs="Calibri"/>
                 <w:b/>
                 <w:bCs/>
                 <w:color w:val="000000" w:themeColor="text1"/>
@@ -92,7 +92,7 @@
             </w:r>
             <w:r>
               <w:rPr>
-                <w:rFonts w:ascii="Calibri" w:eastAsia="Calibri" w:hAnsi="Calibri" w:cs="Calibri"/>
+                <w:rFonts w:ascii="Calibri" w:hAnsi="Calibri" w:eastAsia="Calibri" w:cs="Calibri"/>
                 <w:b/>
                 <w:bCs/>
                 <w:color w:val="000000" w:themeColor="text1"/>
@@ -117,14 +117,14 @@
           <w:szCs w:val="32"/>
         </w:rPr>
         <w:sectPr>
-          <w:pgSz w:w="12240" w:h="15840"/>
+          <w:pgSz w:w="12240" w:h="15840" w:orient="portrait"/>
           <w:pgMar w:top="432" w:right="432" w:bottom="432" w:left="432" w:header="709" w:footer="709" w:gutter="0"/>
           <w:cols w:space="720"/>
         </w:sectPr>
       </w:pPr>
       <w:r>
         <w:rPr>
-          <w:rFonts w:ascii="Calibri" w:eastAsia="Calibri" w:hAnsi="Calibri" w:cs="Calibri"/>
+          <w:rFonts w:ascii="Calibri" w:hAnsi="Calibri" w:eastAsia="Calibri" w:cs="Calibri"/>
           <w:b/>
           <w:bCs/>
           <w:color w:val="000000" w:themeColor="text1"/>
@@ -138,7 +138,7 @@
       <w:pPr>
         <w:spacing w:after="0" w:afterAutospacing="1" w:line="240" w:lineRule="auto"/>
         <w:rPr>
-          <w:rFonts w:ascii="Calibri" w:eastAsia="Calibri" w:hAnsi="Calibri" w:cs="Calibri"/>
+          <w:rFonts w:ascii="Calibri" w:hAnsi="Calibri" w:eastAsia="Calibri" w:cs="Calibri"/>
           <w:b/>
           <w:bCs/>
           <w:sz w:val="28"/>
@@ -147,7 +147,7 @@
       </w:pPr>
       <w:r>
         <w:rPr>
-          <w:rFonts w:ascii="Calibri" w:eastAsia="Calibri" w:hAnsi="Calibri" w:cs="Calibri"/>
+          <w:rFonts w:ascii="Calibri" w:hAnsi="Calibri" w:eastAsia="Calibri" w:cs="Calibri"/>
           <w:b/>
           <w:bCs/>
           <w:sz w:val="28"/>
@@ -158,7 +158,7 @@
       <w:proofErr w:type="spellStart"/>
       <w:r>
         <w:rPr>
-          <w:rFonts w:ascii="Calibri" w:eastAsia="Calibri" w:hAnsi="Calibri" w:cs="Calibri"/>
+          <w:rFonts w:ascii="Calibri" w:hAnsi="Calibri" w:eastAsia="Calibri" w:cs="Calibri"/>
           <w:b/>
           <w:bCs/>
           <w:sz w:val="28"/>
@@ -169,7 +169,7 @@
       <w:proofErr w:type="spellEnd"/>
       <w:r>
         <w:rPr>
-          <w:rFonts w:ascii="Calibri" w:eastAsia="Calibri" w:hAnsi="Calibri" w:cs="Calibri"/>
+          <w:rFonts w:ascii="Calibri" w:hAnsi="Calibri" w:eastAsia="Calibri" w:cs="Calibri"/>
           <w:b/>
           <w:bCs/>
           <w:sz w:val="28"/>
@@ -179,7 +179,7 @@
       </w:r>
       <w:r>
         <w:rPr>
-          <w:rFonts w:ascii="Calibri" w:eastAsia="Calibri" w:hAnsi="Calibri" w:cs="Calibri"/>
+          <w:rFonts w:ascii="Calibri" w:hAnsi="Calibri" w:eastAsia="Calibri" w:cs="Calibri"/>
           <w:b/>
           <w:bCs/>
         </w:rPr>
@@ -190,7 +190,7 @@
       <w:pPr>
         <w:spacing w:after="0" w:afterAutospacing="1" w:line="240" w:lineRule="auto"/>
         <w:rPr>
-          <w:rFonts w:ascii="Calibri" w:eastAsia="Calibri" w:hAnsi="Calibri" w:cs="Calibri"/>
+          <w:rFonts w:ascii="Calibri" w:hAnsi="Calibri" w:eastAsia="Calibri" w:cs="Calibri"/>
           <w:b/>
           <w:bCs/>
           <w:sz w:val="28"/>
@@ -198,14 +198,14 @@
         </w:rPr>
         <w:sectPr>
           <w:type w:val="continuous"/>
-          <w:pgSz w:w="12240" w:h="15840"/>
+          <w:pgSz w:w="12240" w:h="15840" w:orient="portrait"/>
           <w:pgMar w:top="432" w:right="432" w:bottom="432" w:left="432" w:header="709" w:footer="709" w:gutter="0"/>
-          <w:cols w:num="2" w:space="709"/>
+          <w:cols w:space="709" w:num="2"/>
         </w:sectPr>
       </w:pPr>
       <w:r>
         <w:rPr>
-          <w:rFonts w:ascii="Calibri" w:eastAsia="Calibri" w:hAnsi="Calibri" w:cs="Calibri"/>
+          <w:rFonts w:ascii="Calibri" w:hAnsi="Calibri" w:eastAsia="Calibri" w:cs="Calibri"/>
           <w:b/>
           <w:bCs/>
           <w:sz w:val="28"/>
@@ -216,7 +216,7 @@
       <w:proofErr w:type="spellStart"/>
       <w:r>
         <w:rPr>
-          <w:rFonts w:ascii="Calibri" w:eastAsia="Calibri" w:hAnsi="Calibri" w:cs="Calibri"/>
+          <w:rFonts w:ascii="Calibri" w:hAnsi="Calibri" w:eastAsia="Calibri" w:cs="Calibri"/>
           <w:b/>
           <w:bCs/>
           <w:sz w:val="28"/>
@@ -227,7 +227,7 @@
       <w:proofErr w:type="spellEnd"/>
       <w:r>
         <w:rPr>
-          <w:rFonts w:ascii="Calibri" w:eastAsia="Calibri" w:hAnsi="Calibri" w:cs="Calibri"/>
+          <w:rFonts w:ascii="Calibri" w:hAnsi="Calibri" w:eastAsia="Calibri" w:cs="Calibri"/>
           <w:b/>
           <w:bCs/>
           <w:sz w:val="28"/>
@@ -240,7 +240,7 @@
       <w:pPr>
         <w:pStyle w:val="NoSpacing"/>
         <w:rPr>
-          <w:rFonts w:ascii="Calibri" w:eastAsia="Calibri" w:hAnsi="Calibri" w:cs="Calibri"/>
+          <w:rFonts w:ascii="Calibri" w:hAnsi="Calibri" w:eastAsia="Calibri" w:cs="Calibri"/>
           <w:b/>
           <w:bCs/>
           <w:sz w:val="28"/>
@@ -249,7 +249,7 @@
       </w:pPr>
       <w:r>
         <w:rPr>
-          <w:rFonts w:ascii="Calibri" w:eastAsia="Calibri" w:hAnsi="Calibri" w:cs="Calibri"/>
+          <w:rFonts w:ascii="Calibri" w:hAnsi="Calibri" w:eastAsia="Calibri" w:cs="Calibri"/>
           <w:b/>
           <w:bCs/>
           <w:sz w:val="22"/>
@@ -263,14 +263,14 @@
         <w:pStyle w:val="a"/>
         <w:spacing w:after="0"/>
         <w:rPr>
-          <w:rFonts w:ascii="Calibri" w:eastAsia="Calibri" w:hAnsi="Calibri" w:cs="Calibri"/>
+          <w:rFonts w:ascii="Calibri" w:hAnsi="Calibri" w:eastAsia="Calibri" w:cs="Calibri"/>
           <w:sz w:val="22"/>
           <w:szCs w:val="22"/>
         </w:rPr>
       </w:pPr>
       <w:r>
         <w:rPr>
-          <w:rFonts w:ascii="Calibri" w:eastAsia="Calibri" w:hAnsi="Calibri" w:cs="Calibri"/>
+          <w:rFonts w:ascii="Calibri" w:hAnsi="Calibri" w:eastAsia="Calibri" w:cs="Calibri"/>
           <w:sz w:val="22"/>
           <w:szCs w:val="22"/>
         </w:rPr>
@@ -279,7 +279,7 @@
       <w:proofErr w:type="spellStart"/>
       <w:r>
         <w:rPr>
-          <w:rFonts w:ascii="Calibri" w:eastAsia="Calibri" w:hAnsi="Calibri" w:cs="Calibri"/>
+          <w:rFonts w:ascii="Calibri" w:hAnsi="Calibri" w:eastAsia="Calibri" w:cs="Calibri"/>
           <w:sz w:val="22"/>
           <w:szCs w:val="22"/>
         </w:rPr>
@@ -288,7 +288,7 @@
       <w:proofErr w:type="spellEnd"/>
       <w:r>
         <w:rPr>
-          <w:rFonts w:ascii="Calibri" w:eastAsia="Calibri" w:hAnsi="Calibri" w:cs="Calibri"/>
+          <w:rFonts w:ascii="Calibri" w:hAnsi="Calibri" w:eastAsia="Calibri" w:cs="Calibri"/>
           <w:sz w:val="22"/>
           <w:szCs w:val="22"/>
         </w:rPr>
@@ -300,14 +300,14 @@
         <w:pStyle w:val="a"/>
         <w:spacing w:after="0"/>
         <w:rPr>
-          <w:rFonts w:ascii="Calibri" w:eastAsia="Calibri" w:hAnsi="Calibri" w:cs="Calibri"/>
+          <w:rFonts w:ascii="Calibri" w:hAnsi="Calibri" w:eastAsia="Calibri" w:cs="Calibri"/>
           <w:sz w:val="22"/>
           <w:szCs w:val="22"/>
         </w:rPr>
       </w:pPr>
       <w:r>
         <w:rPr>
-          <w:rFonts w:ascii="Calibri" w:eastAsia="Calibri" w:hAnsi="Calibri" w:cs="Calibri"/>
+          <w:rFonts w:ascii="Calibri" w:hAnsi="Calibri" w:eastAsia="Calibri" w:cs="Calibri"/>
           <w:sz w:val="22"/>
           <w:szCs w:val="22"/>
         </w:rPr>
@@ -316,7 +316,7 @@
       <w:proofErr w:type="spellStart"/>
       <w:r>
         <w:rPr>
-          <w:rFonts w:ascii="Calibri" w:eastAsia="Calibri" w:hAnsi="Calibri" w:cs="Calibri"/>
+          <w:rFonts w:ascii="Calibri" w:hAnsi="Calibri" w:eastAsia="Calibri" w:cs="Calibri"/>
           <w:sz w:val="22"/>
           <w:szCs w:val="22"/>
         </w:rPr>
@@ -325,7 +325,7 @@
       <w:proofErr w:type="spellEnd"/>
       <w:r>
         <w:rPr>
-          <w:rFonts w:ascii="Calibri" w:eastAsia="Calibri" w:hAnsi="Calibri" w:cs="Calibri"/>
+          <w:rFonts w:ascii="Calibri" w:hAnsi="Calibri" w:eastAsia="Calibri" w:cs="Calibri"/>
           <w:sz w:val="22"/>
           <w:szCs w:val="22"/>
         </w:rPr>
@@ -337,14 +337,14 @@
         <w:pStyle w:val="a"/>
         <w:spacing w:after="0"/>
         <w:rPr>
-          <w:rFonts w:ascii="Calibri" w:eastAsia="Calibri" w:hAnsi="Calibri" w:cs="Calibri"/>
+          <w:rFonts w:ascii="Calibri" w:hAnsi="Calibri" w:eastAsia="Calibri" w:cs="Calibri"/>
           <w:sz w:val="22"/>
           <w:szCs w:val="22"/>
         </w:rPr>
       </w:pPr>
       <w:r>
         <w:rPr>
-          <w:rFonts w:ascii="Calibri" w:eastAsia="Calibri" w:hAnsi="Calibri" w:cs="Calibri"/>
+          <w:rFonts w:ascii="Calibri" w:hAnsi="Calibri" w:eastAsia="Calibri" w:cs="Calibri"/>
           <w:b/>
           <w:bCs/>
           <w:sz w:val="22"/>
@@ -354,7 +354,7 @@
       </w:r>
       <w:r>
         <w:rPr>
-          <w:rFonts w:ascii="Calibri" w:eastAsia="Calibri" w:hAnsi="Calibri" w:cs="Calibri"/>
+          <w:rFonts w:ascii="Calibri" w:hAnsi="Calibri" w:eastAsia="Calibri" w:cs="Calibri"/>
           <w:sz w:val="22"/>
           <w:szCs w:val="22"/>
         </w:rPr>
@@ -363,7 +363,7 @@
       <w:proofErr w:type="spellStart"/>
       <w:r>
         <w:rPr>
-          <w:rFonts w:ascii="Calibri" w:eastAsia="Calibri" w:hAnsi="Calibri" w:cs="Calibri"/>
+          <w:rFonts w:ascii="Calibri" w:hAnsi="Calibri" w:eastAsia="Calibri" w:cs="Calibri"/>
           <w:sz w:val="22"/>
           <w:szCs w:val="22"/>
         </w:rPr>
@@ -372,7 +372,7 @@
       <w:proofErr w:type="spellEnd"/>
       <w:r>
         <w:rPr>
-          <w:rFonts w:ascii="Calibri" w:eastAsia="Calibri" w:hAnsi="Calibri" w:cs="Calibri"/>
+          <w:rFonts w:ascii="Calibri" w:hAnsi="Calibri" w:eastAsia="Calibri" w:cs="Calibri"/>
           <w:sz w:val="22"/>
           <w:szCs w:val="22"/>
         </w:rPr>
@@ -384,14 +384,14 @@
         <w:pStyle w:val="a"/>
         <w:spacing w:after="0"/>
         <w:rPr>
-          <w:rFonts w:ascii="Calibri" w:eastAsia="Calibri" w:hAnsi="Calibri" w:cs="Calibri"/>
+          <w:rFonts w:ascii="Calibri" w:hAnsi="Calibri" w:eastAsia="Calibri" w:cs="Calibri"/>
           <w:sz w:val="22"/>
           <w:szCs w:val="22"/>
         </w:rPr>
       </w:pPr>
       <w:r>
         <w:rPr>
-          <w:rFonts w:ascii="Calibri" w:eastAsia="Calibri" w:hAnsi="Calibri" w:cs="Calibri"/>
+          <w:rFonts w:ascii="Calibri" w:hAnsi="Calibri" w:eastAsia="Calibri" w:cs="Calibri"/>
           <w:b/>
           <w:bCs/>
           <w:sz w:val="22"/>
@@ -401,7 +401,7 @@
       </w:r>
       <w:r>
         <w:rPr>
-          <w:rFonts w:ascii="Calibri" w:eastAsia="Calibri" w:hAnsi="Calibri" w:cs="Calibri"/>
+          <w:rFonts w:ascii="Calibri" w:hAnsi="Calibri" w:eastAsia="Calibri" w:cs="Calibri"/>
           <w:sz w:val="22"/>
           <w:szCs w:val="22"/>
         </w:rPr>
@@ -410,7 +410,7 @@
       <w:proofErr w:type="spellStart"/>
       <w:r>
         <w:rPr>
-          <w:rFonts w:ascii="Calibri" w:eastAsia="Calibri" w:hAnsi="Calibri" w:cs="Calibri"/>
+          <w:rFonts w:ascii="Calibri" w:hAnsi="Calibri" w:eastAsia="Calibri" w:cs="Calibri"/>
           <w:sz w:val="22"/>
           <w:szCs w:val="22"/>
         </w:rPr>
@@ -419,7 +419,7 @@
       <w:proofErr w:type="spellEnd"/>
       <w:r>
         <w:rPr>
-          <w:rFonts w:ascii="Calibri" w:eastAsia="Calibri" w:hAnsi="Calibri" w:cs="Calibri"/>
+          <w:rFonts w:ascii="Calibri" w:hAnsi="Calibri" w:eastAsia="Calibri" w:cs="Calibri"/>
           <w:sz w:val="22"/>
           <w:szCs w:val="22"/>
         </w:rPr>
@@ -431,7 +431,7 @@
         <w:pStyle w:val="a"/>
         <w:spacing w:after="0"/>
         <w:rPr>
-          <w:rFonts w:ascii="Calibri" w:eastAsia="Calibri" w:hAnsi="Calibri" w:cs="Calibri"/>
+          <w:rFonts w:ascii="Calibri" w:hAnsi="Calibri" w:eastAsia="Calibri" w:cs="Calibri"/>
           <w:sz w:val="22"/>
           <w:szCs w:val="22"/>
         </w:rPr>
@@ -441,7 +441,7 @@
       <w:pPr>
         <w:sectPr>
           <w:type w:val="continuous"/>
-          <w:pgSz w:w="12240" w:h="15840"/>
+          <w:pgSz w:w="12240" w:h="15840" w:orient="portrait"/>
           <w:pgMar w:top="432" w:right="432" w:bottom="432" w:left="432" w:header="709" w:footer="709" w:gutter="0"/>
           <w:cols w:space="720"/>
         </w:sectPr>
@@ -452,7 +452,7 @@
         <w:pStyle w:val="a"/>
         <w:spacing w:after="0"/>
         <w:rPr>
-          <w:rFonts w:ascii="Calibri" w:eastAsia="Calibri" w:hAnsi="Calibri" w:cs="Calibri"/>
+          <w:rFonts w:ascii="Calibri" w:hAnsi="Calibri" w:eastAsia="Calibri" w:cs="Calibri"/>
           <w:b/>
           <w:bCs/>
           <w:sz w:val="22"/>
@@ -461,7 +461,7 @@
       </w:pPr>
       <w:r>
         <w:rPr>
-          <w:rFonts w:ascii="Calibri" w:eastAsia="Calibri" w:hAnsi="Calibri" w:cs="Calibri"/>
+          <w:rFonts w:ascii="Calibri" w:hAnsi="Calibri" w:eastAsia="Calibri" w:cs="Calibri"/>
           <w:b/>
           <w:bCs/>
           <w:sz w:val="22"/>
@@ -475,14 +475,14 @@
         <w:pStyle w:val="a"/>
         <w:spacing w:after="0"/>
         <w:rPr>
-          <w:rFonts w:ascii="Calibri" w:eastAsia="Calibri" w:hAnsi="Calibri" w:cs="Calibri"/>
+          <w:rFonts w:ascii="Calibri" w:hAnsi="Calibri" w:eastAsia="Calibri" w:cs="Calibri"/>
           <w:sz w:val="22"/>
           <w:szCs w:val="22"/>
         </w:rPr>
       </w:pPr>
       <w:r>
         <w:rPr>
-          <w:rFonts w:ascii="Calibri" w:eastAsia="Calibri" w:hAnsi="Calibri" w:cs="Calibri"/>
+          <w:rFonts w:ascii="Calibri" w:hAnsi="Calibri" w:eastAsia="Calibri" w:cs="Calibri"/>
           <w:sz w:val="22"/>
           <w:szCs w:val="22"/>
         </w:rPr>
@@ -491,7 +491,7 @@
       <w:proofErr w:type="spellStart"/>
       <w:r>
         <w:rPr>
-          <w:rFonts w:ascii="Calibri" w:eastAsia="Calibri" w:hAnsi="Calibri" w:cs="Calibri"/>
+          <w:rFonts w:ascii="Calibri" w:hAnsi="Calibri" w:eastAsia="Calibri" w:cs="Calibri"/>
           <w:sz w:val="22"/>
           <w:szCs w:val="22"/>
         </w:rPr>
@@ -500,7 +500,7 @@
       <w:proofErr w:type="spellEnd"/>
       <w:r>
         <w:rPr>
-          <w:rFonts w:ascii="Calibri" w:eastAsia="Calibri" w:hAnsi="Calibri" w:cs="Calibri"/>
+          <w:rFonts w:ascii="Calibri" w:hAnsi="Calibri" w:eastAsia="Calibri" w:cs="Calibri"/>
           <w:sz w:val="22"/>
           <w:szCs w:val="22"/>
         </w:rPr>
@@ -512,14 +512,14 @@
         <w:pStyle w:val="a"/>
         <w:spacing w:after="0"/>
         <w:rPr>
-          <w:rFonts w:ascii="Calibri" w:eastAsia="Calibri" w:hAnsi="Calibri" w:cs="Calibri"/>
+          <w:rFonts w:ascii="Calibri" w:hAnsi="Calibri" w:eastAsia="Calibri" w:cs="Calibri"/>
           <w:sz w:val="22"/>
           <w:szCs w:val="22"/>
         </w:rPr>
       </w:pPr>
       <w:r>
         <w:rPr>
-          <w:rFonts w:ascii="Calibri" w:eastAsia="Calibri" w:hAnsi="Calibri" w:cs="Calibri"/>
+          <w:rFonts w:ascii="Calibri" w:hAnsi="Calibri" w:eastAsia="Calibri" w:cs="Calibri"/>
           <w:sz w:val="22"/>
           <w:szCs w:val="22"/>
         </w:rPr>
@@ -528,7 +528,7 @@
       <w:proofErr w:type="spellStart"/>
       <w:r>
         <w:rPr>
-          <w:rFonts w:ascii="Calibri" w:eastAsia="Calibri" w:hAnsi="Calibri" w:cs="Calibri"/>
+          <w:rFonts w:ascii="Calibri" w:hAnsi="Calibri" w:eastAsia="Calibri" w:cs="Calibri"/>
           <w:sz w:val="22"/>
           <w:szCs w:val="22"/>
         </w:rPr>
@@ -537,7 +537,7 @@
       <w:proofErr w:type="spellEnd"/>
       <w:r>
         <w:rPr>
-          <w:rFonts w:ascii="Calibri" w:eastAsia="Calibri" w:hAnsi="Calibri" w:cs="Calibri"/>
+          <w:rFonts w:ascii="Calibri" w:hAnsi="Calibri" w:eastAsia="Calibri" w:cs="Calibri"/>
           <w:sz w:val="22"/>
           <w:szCs w:val="22"/>
         </w:rPr>
@@ -549,14 +549,14 @@
         <w:pStyle w:val="a"/>
         <w:spacing w:after="0"/>
         <w:rPr>
-          <w:rFonts w:ascii="Calibri" w:eastAsia="Calibri" w:hAnsi="Calibri" w:cs="Calibri"/>
+          <w:rFonts w:ascii="Calibri" w:hAnsi="Calibri" w:eastAsia="Calibri" w:cs="Calibri"/>
           <w:sz w:val="22"/>
           <w:szCs w:val="22"/>
         </w:rPr>
       </w:pPr>
       <w:r>
         <w:rPr>
-          <w:rFonts w:ascii="Calibri" w:eastAsia="Calibri" w:hAnsi="Calibri" w:cs="Calibri"/>
+          <w:rFonts w:ascii="Calibri" w:hAnsi="Calibri" w:eastAsia="Calibri" w:cs="Calibri"/>
           <w:b/>
           <w:bCs/>
           <w:sz w:val="22"/>
@@ -566,7 +566,7 @@
       </w:r>
       <w:r>
         <w:rPr>
-          <w:rFonts w:ascii="Calibri" w:eastAsia="Calibri" w:hAnsi="Calibri" w:cs="Calibri"/>
+          <w:rFonts w:ascii="Calibri" w:hAnsi="Calibri" w:eastAsia="Calibri" w:cs="Calibri"/>
           <w:sz w:val="22"/>
           <w:szCs w:val="22"/>
         </w:rPr>
@@ -575,7 +575,7 @@
       <w:proofErr w:type="spellStart"/>
       <w:r>
         <w:rPr>
-          <w:rFonts w:ascii="Calibri" w:eastAsia="Calibri" w:hAnsi="Calibri" w:cs="Calibri"/>
+          <w:rFonts w:ascii="Calibri" w:hAnsi="Calibri" w:eastAsia="Calibri" w:cs="Calibri"/>
           <w:sz w:val="22"/>
           <w:szCs w:val="22"/>
         </w:rPr>
@@ -584,7 +584,7 @@
       <w:proofErr w:type="spellEnd"/>
       <w:r>
         <w:rPr>
-          <w:rFonts w:ascii="Calibri" w:eastAsia="Calibri" w:hAnsi="Calibri" w:cs="Calibri"/>
+          <w:rFonts w:ascii="Calibri" w:hAnsi="Calibri" w:eastAsia="Calibri" w:cs="Calibri"/>
           <w:sz w:val="22"/>
           <w:szCs w:val="22"/>
         </w:rPr>
@@ -596,14 +596,14 @@
         <w:pStyle w:val="a"/>
         <w:spacing w:after="0"/>
         <w:rPr>
-          <w:rFonts w:ascii="Calibri" w:eastAsia="Calibri" w:hAnsi="Calibri" w:cs="Calibri"/>
+          <w:rFonts w:ascii="Calibri" w:hAnsi="Calibri" w:eastAsia="Calibri" w:cs="Calibri"/>
           <w:sz w:val="22"/>
           <w:szCs w:val="22"/>
         </w:rPr>
       </w:pPr>
       <w:r>
         <w:rPr>
-          <w:rFonts w:ascii="Calibri" w:eastAsia="Calibri" w:hAnsi="Calibri" w:cs="Calibri"/>
+          <w:rFonts w:ascii="Calibri" w:hAnsi="Calibri" w:eastAsia="Calibri" w:cs="Calibri"/>
           <w:b/>
           <w:bCs/>
           <w:sz w:val="22"/>
@@ -613,7 +613,7 @@
       </w:r>
       <w:r>
         <w:rPr>
-          <w:rFonts w:ascii="Calibri" w:eastAsia="Calibri" w:hAnsi="Calibri" w:cs="Calibri"/>
+          <w:rFonts w:ascii="Calibri" w:hAnsi="Calibri" w:eastAsia="Calibri" w:cs="Calibri"/>
           <w:b/>
           <w:bCs/>
           <w:sz w:val="22"/>
@@ -623,7 +623,7 @@
       </w:r>
       <w:r>
         <w:rPr>
-          <w:rFonts w:ascii="Calibri" w:eastAsia="Calibri" w:hAnsi="Calibri" w:cs="Calibri"/>
+          <w:rFonts w:ascii="Calibri" w:hAnsi="Calibri" w:eastAsia="Calibri" w:cs="Calibri"/>
           <w:sz w:val="22"/>
           <w:szCs w:val="22"/>
         </w:rPr>
@@ -632,7 +632,7 @@
       <w:proofErr w:type="spellStart"/>
       <w:r>
         <w:rPr>
-          <w:rFonts w:ascii="Calibri" w:eastAsia="Calibri" w:hAnsi="Calibri" w:cs="Calibri"/>
+          <w:rFonts w:ascii="Calibri" w:hAnsi="Calibri" w:eastAsia="Calibri" w:cs="Calibri"/>
           <w:sz w:val="22"/>
           <w:szCs w:val="22"/>
         </w:rPr>
@@ -641,7 +641,7 @@
       <w:proofErr w:type="spellEnd"/>
       <w:r>
         <w:rPr>
-          <w:rFonts w:ascii="Calibri" w:eastAsia="Calibri" w:hAnsi="Calibri" w:cs="Calibri"/>
+          <w:rFonts w:ascii="Calibri" w:hAnsi="Calibri" w:eastAsia="Calibri" w:cs="Calibri"/>
           <w:sz w:val="22"/>
           <w:szCs w:val="22"/>
         </w:rPr>
@@ -654,7 +654,7 @@
         <w:spacing w:after="0"/>
         <w:jc w:val="right"/>
         <w:rPr>
-          <w:rFonts w:ascii="Calibri" w:eastAsia="Calibri" w:hAnsi="Calibri" w:cs="Calibri"/>
+          <w:rFonts w:ascii="Calibri" w:hAnsi="Calibri" w:eastAsia="Calibri" w:cs="Calibri"/>
           <w:b/>
           <w:sz w:val="22"/>
           <w:szCs w:val="22"/>
@@ -662,7 +662,7 @@
       </w:pPr>
       <w:r>
         <w:rPr>
-          <w:rFonts w:ascii="Calibri" w:eastAsia="Calibri" w:hAnsi="Calibri" w:cs="Calibri"/>
+          <w:rFonts w:ascii="Calibri" w:hAnsi="Calibri" w:eastAsia="Calibri" w:cs="Calibri"/>
           <w:b/>
           <w:bCs/>
           <w:sz w:val="22"/>
@@ -677,14 +677,14 @@
         <w:spacing w:after="0"/>
         <w:jc w:val="right"/>
         <w:rPr>
-          <w:rFonts w:ascii="Calibri" w:eastAsia="Calibri" w:hAnsi="Calibri" w:cs="Calibri"/>
+          <w:rFonts w:ascii="Calibri" w:hAnsi="Calibri" w:eastAsia="Calibri" w:cs="Calibri"/>
           <w:sz w:val="22"/>
           <w:szCs w:val="22"/>
         </w:rPr>
       </w:pPr>
       <w:r>
         <w:rPr>
-          <w:rFonts w:ascii="Calibri" w:eastAsia="Calibri" w:hAnsi="Calibri" w:cs="Calibri"/>
+          <w:rFonts w:ascii="Calibri" w:hAnsi="Calibri" w:eastAsia="Calibri" w:cs="Calibri"/>
           <w:sz w:val="22"/>
           <w:szCs w:val="22"/>
         </w:rPr>
@@ -693,7 +693,7 @@
       <w:proofErr w:type="spellStart"/>
       <w:r>
         <w:rPr>
-          <w:rFonts w:ascii="Calibri" w:eastAsia="Calibri" w:hAnsi="Calibri" w:cs="Calibri"/>
+          <w:rFonts w:ascii="Calibri" w:hAnsi="Calibri" w:eastAsia="Calibri" w:cs="Calibri"/>
           <w:sz w:val="22"/>
           <w:szCs w:val="22"/>
         </w:rPr>
@@ -702,7 +702,7 @@
       <w:proofErr w:type="spellEnd"/>
       <w:r>
         <w:rPr>
-          <w:rFonts w:ascii="Calibri" w:eastAsia="Calibri" w:hAnsi="Calibri" w:cs="Calibri"/>
+          <w:rFonts w:ascii="Calibri" w:hAnsi="Calibri" w:eastAsia="Calibri" w:cs="Calibri"/>
           <w:sz w:val="22"/>
           <w:szCs w:val="22"/>
         </w:rPr>
@@ -715,14 +715,14 @@
         <w:spacing w:after="0"/>
         <w:jc w:val="right"/>
         <w:rPr>
-          <w:rFonts w:ascii="Calibri" w:eastAsia="Calibri" w:hAnsi="Calibri" w:cs="Calibri"/>
+          <w:rFonts w:ascii="Calibri" w:hAnsi="Calibri" w:eastAsia="Calibri" w:cs="Calibri"/>
           <w:sz w:val="22"/>
           <w:szCs w:val="22"/>
         </w:rPr>
       </w:pPr>
       <w:r>
         <w:rPr>
-          <w:rFonts w:ascii="Calibri" w:eastAsia="Calibri" w:hAnsi="Calibri" w:cs="Calibri"/>
+          <w:rFonts w:ascii="Calibri" w:hAnsi="Calibri" w:eastAsia="Calibri" w:cs="Calibri"/>
           <w:sz w:val="22"/>
           <w:szCs w:val="22"/>
         </w:rPr>
@@ -731,7 +731,7 @@
       <w:proofErr w:type="spellStart"/>
       <w:r>
         <w:rPr>
-          <w:rFonts w:ascii="Calibri" w:eastAsia="Calibri" w:hAnsi="Calibri" w:cs="Calibri"/>
+          <w:rFonts w:ascii="Calibri" w:hAnsi="Calibri" w:eastAsia="Calibri" w:cs="Calibri"/>
           <w:sz w:val="22"/>
           <w:szCs w:val="22"/>
         </w:rPr>
@@ -740,7 +740,7 @@
       <w:proofErr w:type="spellEnd"/>
       <w:r>
         <w:rPr>
-          <w:rFonts w:ascii="Calibri" w:eastAsia="Calibri" w:hAnsi="Calibri" w:cs="Calibri"/>
+          <w:rFonts w:ascii="Calibri" w:hAnsi="Calibri" w:eastAsia="Calibri" w:cs="Calibri"/>
           <w:sz w:val="22"/>
           <w:szCs w:val="22"/>
         </w:rPr>
@@ -753,14 +753,14 @@
         <w:spacing w:after="0"/>
         <w:jc w:val="right"/>
         <w:rPr>
-          <w:rFonts w:ascii="Calibri" w:eastAsia="Calibri" w:hAnsi="Calibri" w:cs="Calibri"/>
+          <w:rFonts w:ascii="Calibri" w:hAnsi="Calibri" w:eastAsia="Calibri" w:cs="Calibri"/>
           <w:sz w:val="22"/>
           <w:szCs w:val="22"/>
         </w:rPr>
       </w:pPr>
       <w:r>
         <w:rPr>
-          <w:rFonts w:ascii="Calibri" w:eastAsia="Calibri" w:hAnsi="Calibri" w:cs="Calibri"/>
+          <w:rFonts w:ascii="Calibri" w:hAnsi="Calibri" w:eastAsia="Calibri" w:cs="Calibri"/>
           <w:b/>
           <w:bCs/>
           <w:sz w:val="22"/>
@@ -770,7 +770,7 @@
       </w:r>
       <w:r>
         <w:rPr>
-          <w:rFonts w:ascii="Calibri" w:eastAsia="Calibri" w:hAnsi="Calibri" w:cs="Calibri"/>
+          <w:rFonts w:ascii="Calibri" w:hAnsi="Calibri" w:eastAsia="Calibri" w:cs="Calibri"/>
           <w:sz w:val="22"/>
           <w:szCs w:val="22"/>
         </w:rPr>
@@ -779,7 +779,7 @@
       <w:proofErr w:type="spellStart"/>
       <w:r>
         <w:rPr>
-          <w:rFonts w:ascii="Calibri" w:eastAsia="Calibri" w:hAnsi="Calibri" w:cs="Calibri"/>
+          <w:rFonts w:ascii="Calibri" w:hAnsi="Calibri" w:eastAsia="Calibri" w:cs="Calibri"/>
           <w:sz w:val="22"/>
           <w:szCs w:val="22"/>
         </w:rPr>
@@ -788,7 +788,7 @@
       <w:proofErr w:type="spellEnd"/>
       <w:r>
         <w:rPr>
-          <w:rFonts w:ascii="Calibri" w:eastAsia="Calibri" w:hAnsi="Calibri" w:cs="Calibri"/>
+          <w:rFonts w:ascii="Calibri" w:hAnsi="Calibri" w:eastAsia="Calibri" w:cs="Calibri"/>
           <w:sz w:val="22"/>
           <w:szCs w:val="22"/>
         </w:rPr>
@@ -800,14 +800,14 @@
         <w:pStyle w:val="a"/>
         <w:spacing w:after="0"/>
         <w:rPr>
-          <w:rFonts w:ascii="Calibri" w:eastAsia="Calibri" w:hAnsi="Calibri" w:cs="Calibri"/>
+          <w:rFonts w:ascii="Calibri" w:hAnsi="Calibri" w:eastAsia="Calibri" w:cs="Calibri"/>
           <w:sz w:val="22"/>
           <w:szCs w:val="22"/>
         </w:rPr>
       </w:pPr>
       <w:r>
         <w:rPr>
-          <w:rFonts w:ascii="Calibri" w:eastAsia="Calibri" w:hAnsi="Calibri" w:cs="Calibri"/>
+          <w:rFonts w:ascii="Calibri" w:hAnsi="Calibri" w:eastAsia="Calibri" w:cs="Calibri"/>
           <w:b/>
           <w:bCs/>
           <w:sz w:val="22"/>
@@ -817,7 +817,7 @@
       </w:r>
       <w:r>
         <w:rPr>
-          <w:rFonts w:ascii="Calibri" w:eastAsia="Calibri" w:hAnsi="Calibri" w:cs="Calibri"/>
+          <w:rFonts w:ascii="Calibri" w:hAnsi="Calibri" w:eastAsia="Calibri" w:cs="Calibri"/>
           <w:b/>
           <w:bCs/>
           <w:sz w:val="22"/>
@@ -827,7 +827,7 @@
       </w:r>
       <w:r>
         <w:rPr>
-          <w:rFonts w:ascii="Calibri" w:eastAsia="Calibri" w:hAnsi="Calibri" w:cs="Calibri"/>
+          <w:rFonts w:ascii="Calibri" w:hAnsi="Calibri" w:eastAsia="Calibri" w:cs="Calibri"/>
           <w:b/>
           <w:bCs/>
           <w:sz w:val="22"/>
@@ -837,7 +837,7 @@
       </w:r>
       <w:r>
         <w:rPr>
-          <w:rFonts w:ascii="Calibri" w:eastAsia="Calibri" w:hAnsi="Calibri" w:cs="Calibri"/>
+          <w:rFonts w:ascii="Calibri" w:hAnsi="Calibri" w:eastAsia="Calibri" w:cs="Calibri"/>
           <w:b/>
           <w:bCs/>
           <w:sz w:val="22"/>
@@ -847,7 +847,7 @@
       </w:r>
       <w:r>
         <w:rPr>
-          <w:rFonts w:ascii="Calibri" w:eastAsia="Calibri" w:hAnsi="Calibri" w:cs="Calibri"/>
+          <w:rFonts w:ascii="Calibri" w:hAnsi="Calibri" w:eastAsia="Calibri" w:cs="Calibri"/>
           <w:sz w:val="22"/>
           <w:szCs w:val="22"/>
         </w:rPr>
@@ -856,7 +856,7 @@
       <w:proofErr w:type="spellStart"/>
       <w:r>
         <w:rPr>
-          <w:rFonts w:ascii="Calibri" w:eastAsia="Calibri" w:hAnsi="Calibri" w:cs="Calibri"/>
+          <w:rFonts w:ascii="Calibri" w:hAnsi="Calibri" w:eastAsia="Calibri" w:cs="Calibri"/>
           <w:sz w:val="22"/>
           <w:szCs w:val="22"/>
         </w:rPr>
@@ -865,7 +865,7 @@
       <w:proofErr w:type="spellEnd"/>
       <w:r>
         <w:rPr>
-          <w:rFonts w:ascii="Calibri" w:eastAsia="Calibri" w:hAnsi="Calibri" w:cs="Calibri"/>
+          <w:rFonts w:ascii="Calibri" w:hAnsi="Calibri" w:eastAsia="Calibri" w:cs="Calibri"/>
           <w:sz w:val="22"/>
           <w:szCs w:val="22"/>
         </w:rPr>
@@ -878,15 +878,15 @@
         <w:spacing w:after="0"/>
         <w:jc w:val="right"/>
         <w:rPr>
-          <w:rFonts w:ascii="Calibri" w:eastAsia="Calibri" w:hAnsi="Calibri" w:cs="Calibri"/>
+          <w:rFonts w:ascii="Calibri" w:hAnsi="Calibri" w:eastAsia="Calibri" w:cs="Calibri"/>
           <w:sz w:val="22"/>
           <w:szCs w:val="22"/>
         </w:rPr>
         <w:sectPr>
           <w:type w:val="continuous"/>
-          <w:pgSz w:w="12240" w:h="15840"/>
+          <w:pgSz w:w="12240" w:h="15840" w:orient="portrait"/>
           <w:pgMar w:top="432" w:right="432" w:bottom="432" w:left="432" w:header="709" w:footer="709" w:gutter="0"/>
-          <w:cols w:num="2" w:space="709"/>
+          <w:cols w:space="709" w:num="2"/>
         </w:sectPr>
       </w:pPr>
     </w:p>
@@ -895,7 +895,7 @@
         <w:pStyle w:val="a"/>
         <w:spacing w:after="0"/>
         <w:rPr>
-          <w:rFonts w:ascii="Calibri" w:eastAsia="Calibri" w:hAnsi="Calibri" w:cs="Calibri"/>
+          <w:rFonts w:ascii="Calibri" w:hAnsi="Calibri" w:eastAsia="Calibri" w:cs="Calibri"/>
           <w:sz w:val="22"/>
           <w:szCs w:val="22"/>
         </w:rPr>
@@ -907,7 +907,7 @@
         <w:spacing w:after="0"/>
         <w:jc w:val="center"/>
         <w:rPr>
-          <w:rFonts w:ascii="Calibri" w:eastAsia="Calibri" w:hAnsi="Calibri" w:cs="Calibri"/>
+          <w:rFonts w:ascii="Calibri" w:hAnsi="Calibri" w:eastAsia="Calibri" w:cs="Calibri"/>
           <w:b/>
           <w:bCs/>
           <w:sz w:val="22"/>
@@ -916,7 +916,7 @@
       </w:pPr>
       <w:r>
         <w:rPr>
-          <w:rFonts w:ascii="Calibri" w:eastAsia="Calibri" w:hAnsi="Calibri" w:cs="Calibri"/>
+          <w:rFonts w:ascii="Calibri" w:hAnsi="Calibri" w:eastAsia="Calibri" w:cs="Calibri"/>
           <w:b/>
           <w:bCs/>
           <w:sz w:val="22"/>
@@ -950,7 +950,7 @@
             <w:pPr>
               <w:pStyle w:val="a"/>
               <w:rPr>
-                <w:rFonts w:ascii="Calibri" w:eastAsia="Calibri" w:hAnsi="Calibri" w:cs="Calibri"/>
+                <w:rFonts w:ascii="Calibri" w:hAnsi="Calibri" w:eastAsia="Calibri" w:cs="Calibri"/>
                 <w:b/>
                 <w:bCs/>
                 <w:sz w:val="22"/>
@@ -959,7 +959,7 @@
             </w:pPr>
             <w:r>
               <w:rPr>
-                <w:rFonts w:ascii="Calibri" w:eastAsia="Calibri" w:hAnsi="Calibri" w:cs="Calibri"/>
+                <w:rFonts w:ascii="Calibri" w:hAnsi="Calibri" w:eastAsia="Calibri" w:cs="Calibri"/>
                 <w:b/>
                 <w:bCs/>
                 <w:sz w:val="22"/>
@@ -978,7 +978,7 @@
               <w:pStyle w:val="a"/>
               <w:jc w:val="center"/>
               <w:rPr>
-                <w:rFonts w:ascii="Calibri" w:eastAsia="Calibri" w:hAnsi="Calibri" w:cs="Calibri"/>
+                <w:rFonts w:ascii="Calibri" w:hAnsi="Calibri" w:eastAsia="Calibri" w:cs="Calibri"/>
                 <w:b/>
                 <w:bCs/>
                 <w:sz w:val="22"/>
@@ -987,7 +987,7 @@
             </w:pPr>
             <w:r>
               <w:rPr>
-                <w:rFonts w:ascii="Calibri" w:eastAsia="Calibri" w:hAnsi="Calibri" w:cs="Calibri"/>
+                <w:rFonts w:ascii="Calibri" w:hAnsi="Calibri" w:eastAsia="Calibri" w:cs="Calibri"/>
                 <w:b/>
                 <w:bCs/>
                 <w:sz w:val="22"/>
@@ -1005,7 +1005,7 @@
             <w:pPr>
               <w:pStyle w:val="a"/>
               <w:rPr>
-                <w:rFonts w:ascii="Calibri" w:eastAsia="Calibri" w:hAnsi="Calibri" w:cs="Calibri"/>
+                <w:rFonts w:ascii="Calibri" w:hAnsi="Calibri" w:eastAsia="Calibri" w:cs="Calibri"/>
                 <w:b/>
                 <w:bCs/>
                 <w:sz w:val="22"/>
@@ -1014,7 +1014,7 @@
             </w:pPr>
             <w:r>
               <w:rPr>
-                <w:rFonts w:ascii="Calibri" w:eastAsia="Calibri" w:hAnsi="Calibri" w:cs="Calibri"/>
+                <w:rFonts w:ascii="Calibri" w:hAnsi="Calibri" w:eastAsia="Calibri" w:cs="Calibri"/>
                 <w:b/>
                 <w:bCs/>
                 <w:sz w:val="22"/>
@@ -1032,7 +1032,7 @@
             <w:pPr>
               <w:pStyle w:val="a"/>
               <w:rPr>
-                <w:rFonts w:ascii="Calibri" w:eastAsia="Calibri" w:hAnsi="Calibri" w:cs="Calibri"/>
+                <w:rFonts w:ascii="Calibri" w:hAnsi="Calibri" w:eastAsia="Calibri" w:cs="Calibri"/>
                 <w:b/>
                 <w:bCs/>
                 <w:sz w:val="22"/>
@@ -1041,7 +1041,7 @@
             </w:pPr>
             <w:r>
               <w:rPr>
-                <w:rFonts w:ascii="Calibri" w:eastAsia="Calibri" w:hAnsi="Calibri" w:cs="Calibri"/>
+                <w:rFonts w:ascii="Calibri" w:hAnsi="Calibri" w:eastAsia="Calibri" w:cs="Calibri"/>
                 <w:b/>
                 <w:bCs/>
                 <w:sz w:val="22"/>
@@ -1064,14 +1064,14 @@
             <w:pPr>
               <w:pStyle w:val="a"/>
               <w:rPr>
-                <w:rFonts w:ascii="Calibri" w:eastAsia="Calibri" w:hAnsi="Calibri" w:cs="Calibri"/>
+                <w:rFonts w:ascii="Calibri" w:hAnsi="Calibri" w:eastAsia="Calibri" w:cs="Calibri"/>
                 <w:sz w:val="22"/>
                 <w:szCs w:val="22"/>
               </w:rPr>
             </w:pPr>
             <w:r>
               <w:rPr>
-                <w:rFonts w:ascii="Calibri" w:eastAsia="Calibri" w:hAnsi="Calibri" w:cs="Calibri"/>
+                <w:rFonts w:ascii="Calibri" w:hAnsi="Calibri" w:eastAsia="Calibri" w:cs="Calibri"/>
                 <w:sz w:val="22"/>
                 <w:szCs w:val="22"/>
               </w:rPr>
@@ -1087,14 +1087,14 @@
             <w:pPr>
               <w:pStyle w:val="a"/>
               <w:rPr>
-                <w:rFonts w:ascii="Calibri" w:eastAsia="Calibri" w:hAnsi="Calibri" w:cs="Calibri"/>
+                <w:rFonts w:ascii="Calibri" w:hAnsi="Calibri" w:eastAsia="Calibri" w:cs="Calibri"/>
                 <w:sz w:val="22"/>
                 <w:szCs w:val="22"/>
               </w:rPr>
             </w:pPr>
             <w:r>
               <w:rPr>
-                <w:rFonts w:ascii="Calibri" w:eastAsia="Calibri" w:hAnsi="Calibri" w:cs="Calibri"/>
+                <w:rFonts w:ascii="Calibri" w:hAnsi="Calibri" w:eastAsia="Calibri" w:cs="Calibri"/>
                 <w:sz w:val="22"/>
                 <w:szCs w:val="22"/>
               </w:rPr>
@@ -1110,14 +1110,14 @@
             <w:pPr>
               <w:pStyle w:val="a"/>
               <w:rPr>
-                <w:rFonts w:ascii="Calibri" w:eastAsia="Calibri" w:hAnsi="Calibri" w:cs="Calibri"/>
+                <w:rFonts w:ascii="Calibri" w:hAnsi="Calibri" w:eastAsia="Calibri" w:cs="Calibri"/>
                 <w:sz w:val="22"/>
                 <w:szCs w:val="22"/>
               </w:rPr>
             </w:pPr>
             <w:r>
               <w:rPr>
-                <w:rFonts w:ascii="Calibri" w:eastAsia="Calibri" w:hAnsi="Calibri" w:cs="Calibri"/>
+                <w:rFonts w:ascii="Calibri" w:hAnsi="Calibri" w:eastAsia="Calibri" w:cs="Calibri"/>
                 <w:sz w:val="22"/>
                 <w:szCs w:val="22"/>
               </w:rPr>
@@ -1133,14 +1133,14 @@
             <w:pPr>
               <w:pStyle w:val="a"/>
               <w:rPr>
-                <w:rFonts w:ascii="Calibri" w:eastAsia="Calibri" w:hAnsi="Calibri" w:cs="Calibri"/>
+                <w:rFonts w:ascii="Calibri" w:hAnsi="Calibri" w:eastAsia="Calibri" w:cs="Calibri"/>
                 <w:sz w:val="22"/>
                 <w:szCs w:val="22"/>
               </w:rPr>
             </w:pPr>
             <w:r>
               <w:rPr>
-                <w:rFonts w:ascii="Calibri" w:eastAsia="Calibri" w:hAnsi="Calibri" w:cs="Calibri"/>
+                <w:rFonts w:ascii="Calibri" w:hAnsi="Calibri" w:eastAsia="Calibri" w:cs="Calibri"/>
                 <w:sz w:val="22"/>
                 <w:szCs w:val="22"/>
               </w:rPr>
@@ -1149,7 +1149,7 @@
             <w:proofErr w:type="spellStart"/>
             <w:r>
               <w:rPr>
-                <w:rFonts w:ascii="Calibri" w:eastAsia="Calibri" w:hAnsi="Calibri" w:cs="Calibri"/>
+                <w:rFonts w:ascii="Calibri" w:hAnsi="Calibri" w:eastAsia="Calibri" w:cs="Calibri"/>
                 <w:sz w:val="22"/>
                 <w:szCs w:val="22"/>
               </w:rPr>
@@ -1158,7 +1158,7 @@
             <w:proofErr w:type="spellEnd"/>
             <w:r>
               <w:rPr>
-                <w:rFonts w:ascii="Calibri" w:eastAsia="Calibri" w:hAnsi="Calibri" w:cs="Calibri"/>
+                <w:rFonts w:ascii="Calibri" w:hAnsi="Calibri" w:eastAsia="Calibri" w:cs="Calibri"/>
                 <w:sz w:val="22"/>
                 <w:szCs w:val="22"/>
               </w:rPr>
@@ -1179,7 +1179,7 @@
             <w:pPr>
               <w:pStyle w:val="a"/>
               <w:rPr>
-                <w:rFonts w:ascii="Calibri" w:eastAsia="Calibri" w:hAnsi="Calibri" w:cs="Calibri"/>
+                <w:rFonts w:ascii="Calibri" w:hAnsi="Calibri" w:eastAsia="Calibri" w:cs="Calibri"/>
                 <w:sz w:val="22"/>
                 <w:szCs w:val="22"/>
               </w:rPr>
@@ -1194,7 +1194,7 @@
             <w:pPr>
               <w:pStyle w:val="a"/>
               <w:rPr>
-                <w:rFonts w:ascii="Calibri" w:eastAsia="Calibri" w:hAnsi="Calibri" w:cs="Calibri"/>
+                <w:rFonts w:ascii="Calibri" w:hAnsi="Calibri" w:eastAsia="Calibri" w:cs="Calibri"/>
                 <w:sz w:val="22"/>
                 <w:szCs w:val="22"/>
               </w:rPr>
@@ -1209,7 +1209,7 @@
             <w:pPr>
               <w:pStyle w:val="a"/>
               <w:rPr>
-                <w:rFonts w:ascii="Calibri" w:eastAsia="Calibri" w:hAnsi="Calibri" w:cs="Calibri"/>
+                <w:rFonts w:ascii="Calibri" w:hAnsi="Calibri" w:eastAsia="Calibri" w:cs="Calibri"/>
                 <w:sz w:val="22"/>
                 <w:szCs w:val="22"/>
               </w:rPr>
@@ -1224,7 +1224,7 @@
             <w:pPr>
               <w:pStyle w:val="a"/>
               <w:rPr>
-                <w:rFonts w:ascii="Calibri" w:eastAsia="Calibri" w:hAnsi="Calibri" w:cs="Calibri"/>
+                <w:rFonts w:ascii="Calibri" w:hAnsi="Calibri" w:eastAsia="Calibri" w:cs="Calibri"/>
                 <w:sz w:val="22"/>
                 <w:szCs w:val="22"/>
               </w:rPr>
@@ -1238,7 +1238,7 @@
         <w:spacing w:after="0"/>
         <w:jc w:val="right"/>
         <w:rPr>
-          <w:rFonts w:ascii="Calibri" w:eastAsia="Calibri" w:hAnsi="Calibri" w:cs="Calibri"/>
+          <w:rFonts w:ascii="Calibri" w:hAnsi="Calibri" w:eastAsia="Calibri" w:cs="Calibri"/>
           <w:b/>
           <w:bCs/>
           <w:sz w:val="22"/>
@@ -1252,7 +1252,7 @@
         <w:ind w:left="7200" w:firstLine="720"/>
         <w:jc w:val="right"/>
         <w:rPr>
-          <w:rFonts w:ascii="Calibri" w:eastAsia="Calibri" w:hAnsi="Calibri" w:cs="Calibri"/>
+          <w:rFonts w:ascii="Calibri" w:hAnsi="Calibri" w:eastAsia="Calibri" w:cs="Calibri"/>
           <w:b/>
           <w:bCs/>
           <w:sz w:val="22"/>
@@ -1261,7 +1261,7 @@
       </w:pPr>
       <w:r>
         <w:rPr>
-          <w:rFonts w:ascii="Calibri" w:eastAsia="Calibri" w:hAnsi="Calibri" w:cs="Calibri"/>
+          <w:rFonts w:ascii="Calibri" w:hAnsi="Calibri" w:eastAsia="Calibri" w:cs="Calibri"/>
           <w:b/>
           <w:bCs/>
           <w:sz w:val="22"/>
@@ -1276,7 +1276,7 @@
         <w:ind w:left="6480"/>
         <w:jc w:val="right"/>
         <w:rPr>
-          <w:rFonts w:ascii="Calibri" w:eastAsia="Calibri" w:hAnsi="Calibri" w:cs="Calibri"/>
+          <w:rFonts w:ascii="Calibri" w:hAnsi="Calibri" w:eastAsia="Calibri" w:cs="Calibri"/>
           <w:b/>
           <w:bCs/>
           <w:sz w:val="22"/>
@@ -1285,7 +1285,7 @@
       </w:pPr>
       <w:r>
         <w:rPr>
-          <w:rFonts w:ascii="Calibri" w:eastAsia="Calibri" w:hAnsi="Calibri" w:cs="Calibri"/>
+          <w:rFonts w:ascii="Calibri" w:hAnsi="Calibri" w:eastAsia="Calibri" w:cs="Calibri"/>
           <w:b/>
           <w:bCs/>
           <w:sz w:val="22"/>
@@ -1300,7 +1300,7 @@
         <w:ind w:left="5040" w:firstLine="720"/>
         <w:jc w:val="right"/>
         <w:rPr>
-          <w:rFonts w:ascii="Calibri" w:eastAsia="Calibri" w:hAnsi="Calibri" w:cs="Calibri"/>
+          <w:rFonts w:ascii="Calibri" w:hAnsi="Calibri" w:eastAsia="Calibri" w:cs="Calibri"/>
           <w:b/>
           <w:bCs/>
           <w:sz w:val="22"/>
@@ -1309,7 +1309,7 @@
       </w:pPr>
       <w:r>
         <w:rPr>
-          <w:rFonts w:ascii="Calibri" w:eastAsia="Calibri" w:hAnsi="Calibri" w:cs="Calibri"/>
+          <w:rFonts w:ascii="Calibri" w:hAnsi="Calibri" w:eastAsia="Calibri" w:cs="Calibri"/>
           <w:b/>
           <w:bCs/>
           <w:sz w:val="22"/>
@@ -1319,13 +1319,22 @@
       </w:r>
       <w:r>
         <w:rPr>
-          <w:rFonts w:ascii="Calibri" w:eastAsia="Calibri" w:hAnsi="Calibri" w:cs="Calibri"/>
+          <w:rFonts w:ascii="Calibri" w:hAnsi="Calibri" w:eastAsia="Calibri" w:cs="Calibri"/>
           <w:b/>
           <w:bCs/>
           <w:sz w:val="22"/>
           <w:szCs w:val="22"/>
         </w:rPr>
         <w:tab/>
+      </w:r>
+      <w:r>
+        <w:rPr>
+          <w:rFonts w:ascii="Calibri" w:hAnsi="Calibri" w:eastAsia="Calibri" w:cs="Calibri"/>
+          <w:b/>
+          <w:bCs/>
+          <w:sz w:val="22"/>
+          <w:szCs w:val="22"/>
+        </w:rPr>
         <w:t xml:space="preserve">          Subtotal (A) :{#invoicedata}{total}{/}</w:t>
       </w:r>
     </w:p>
@@ -1334,7 +1343,7 @@
         <w:spacing w:after="0"/>
         <w:jc w:val="center"/>
         <w:rPr>
-          <w:rFonts w:ascii="Calibri" w:eastAsia="Calibri" w:hAnsi="Calibri" w:cs="Calibri"/>
+          <w:rFonts w:ascii="Calibri" w:hAnsi="Calibri" w:eastAsia="Calibri" w:cs="Calibri"/>
           <w:b/>
           <w:bCs/>
           <w:sz w:val="22"/>
@@ -1343,7 +1352,7 @@
       </w:pPr>
       <w:r>
         <w:rPr>
-          <w:rFonts w:ascii="Calibri" w:eastAsia="Calibri" w:hAnsi="Calibri" w:cs="Calibri"/>
+          <w:rFonts w:ascii="Calibri" w:hAnsi="Calibri" w:eastAsia="Calibri" w:cs="Calibri"/>
           <w:b/>
           <w:bCs/>
           <w:sz w:val="22"/>
@@ -1377,7 +1386,7 @@
             <w:pPr>
               <w:pStyle w:val="a"/>
               <w:rPr>
-                <w:rFonts w:ascii="Calibri" w:eastAsia="Calibri" w:hAnsi="Calibri" w:cs="Calibri"/>
+                <w:rFonts w:ascii="Calibri" w:hAnsi="Calibri" w:eastAsia="Calibri" w:cs="Calibri"/>
                 <w:b/>
                 <w:bCs/>
                 <w:sz w:val="22"/>
@@ -1386,7 +1395,7 @@
             </w:pPr>
             <w:r>
               <w:rPr>
-                <w:rFonts w:ascii="Calibri" w:eastAsia="Calibri" w:hAnsi="Calibri" w:cs="Calibri"/>
+                <w:rFonts w:ascii="Calibri" w:hAnsi="Calibri" w:eastAsia="Calibri" w:cs="Calibri"/>
                 <w:b/>
                 <w:bCs/>
                 <w:sz w:val="22"/>
@@ -1405,7 +1414,7 @@
               <w:pStyle w:val="a"/>
               <w:jc w:val="center"/>
               <w:rPr>
-                <w:rFonts w:ascii="Calibri" w:eastAsia="Calibri" w:hAnsi="Calibri" w:cs="Calibri"/>
+                <w:rFonts w:ascii="Calibri" w:hAnsi="Calibri" w:eastAsia="Calibri" w:cs="Calibri"/>
                 <w:b/>
                 <w:bCs/>
                 <w:sz w:val="22"/>
@@ -1414,7 +1423,7 @@
             </w:pPr>
             <w:r>
               <w:rPr>
-                <w:rFonts w:ascii="Calibri" w:eastAsia="Calibri" w:hAnsi="Calibri" w:cs="Calibri"/>
+                <w:rFonts w:ascii="Calibri" w:hAnsi="Calibri" w:eastAsia="Calibri" w:cs="Calibri"/>
                 <w:b/>
                 <w:bCs/>
                 <w:sz w:val="22"/>
@@ -1432,7 +1441,7 @@
             <w:pPr>
               <w:pStyle w:val="a"/>
               <w:rPr>
-                <w:rFonts w:ascii="Calibri" w:eastAsia="Calibri" w:hAnsi="Calibri" w:cs="Calibri"/>
+                <w:rFonts w:ascii="Calibri" w:hAnsi="Calibri" w:eastAsia="Calibri" w:cs="Calibri"/>
                 <w:b/>
                 <w:bCs/>
                 <w:sz w:val="22"/>
@@ -1441,7 +1450,7 @@
             </w:pPr>
             <w:r>
               <w:rPr>
-                <w:rFonts w:ascii="Calibri" w:eastAsia="Calibri" w:hAnsi="Calibri" w:cs="Calibri"/>
+                <w:rFonts w:ascii="Calibri" w:hAnsi="Calibri" w:eastAsia="Calibri" w:cs="Calibri"/>
                 <w:b/>
                 <w:bCs/>
                 <w:sz w:val="22"/>
@@ -1459,7 +1468,7 @@
             <w:pPr>
               <w:pStyle w:val="a"/>
               <w:rPr>
-                <w:rFonts w:ascii="Calibri" w:eastAsia="Calibri" w:hAnsi="Calibri" w:cs="Calibri"/>
+                <w:rFonts w:ascii="Calibri" w:hAnsi="Calibri" w:eastAsia="Calibri" w:cs="Calibri"/>
                 <w:b/>
                 <w:bCs/>
                 <w:sz w:val="22"/>
@@ -1468,7 +1477,7 @@
             </w:pPr>
             <w:r>
               <w:rPr>
-                <w:rFonts w:ascii="Calibri" w:eastAsia="Calibri" w:hAnsi="Calibri" w:cs="Calibri"/>
+                <w:rFonts w:ascii="Calibri" w:hAnsi="Calibri" w:eastAsia="Calibri" w:cs="Calibri"/>
                 <w:b/>
                 <w:bCs/>
                 <w:sz w:val="22"/>
@@ -1491,14 +1500,14 @@
             <w:pPr>
               <w:pStyle w:val="a"/>
               <w:rPr>
-                <w:rFonts w:ascii="Calibri" w:eastAsia="Calibri" w:hAnsi="Calibri" w:cs="Calibri"/>
+                <w:rFonts w:ascii="Calibri" w:hAnsi="Calibri" w:eastAsia="Calibri" w:cs="Calibri"/>
                 <w:sz w:val="22"/>
                 <w:szCs w:val="22"/>
               </w:rPr>
             </w:pPr>
             <w:r>
               <w:rPr>
-                <w:rFonts w:ascii="Calibri" w:eastAsia="Calibri" w:hAnsi="Calibri" w:cs="Calibri"/>
+                <w:rFonts w:ascii="Calibri" w:hAnsi="Calibri" w:eastAsia="Calibri" w:cs="Calibri"/>
                 <w:sz w:val="22"/>
                 <w:szCs w:val="22"/>
               </w:rPr>
@@ -1514,14 +1523,14 @@
             <w:pPr>
               <w:pStyle w:val="a"/>
               <w:rPr>
-                <w:rFonts w:ascii="Calibri" w:eastAsia="Calibri" w:hAnsi="Calibri" w:cs="Calibri"/>
+                <w:rFonts w:ascii="Calibri" w:hAnsi="Calibri" w:eastAsia="Calibri" w:cs="Calibri"/>
                 <w:sz w:val="22"/>
                 <w:szCs w:val="22"/>
               </w:rPr>
             </w:pPr>
             <w:r>
               <w:rPr>
-                <w:rFonts w:ascii="Calibri" w:eastAsia="Calibri" w:hAnsi="Calibri" w:cs="Calibri"/>
+                <w:rFonts w:ascii="Calibri" w:hAnsi="Calibri" w:eastAsia="Calibri" w:cs="Calibri"/>
                 <w:sz w:val="22"/>
                 <w:szCs w:val="22"/>
               </w:rPr>
@@ -1537,14 +1546,14 @@
             <w:pPr>
               <w:pStyle w:val="a"/>
               <w:rPr>
-                <w:rFonts w:ascii="Calibri" w:eastAsia="Calibri" w:hAnsi="Calibri" w:cs="Calibri"/>
+                <w:rFonts w:ascii="Calibri" w:hAnsi="Calibri" w:eastAsia="Calibri" w:cs="Calibri"/>
                 <w:sz w:val="22"/>
                 <w:szCs w:val="22"/>
               </w:rPr>
             </w:pPr>
             <w:r>
               <w:rPr>
-                <w:rFonts w:ascii="Calibri" w:eastAsia="Calibri" w:hAnsi="Calibri" w:cs="Calibri"/>
+                <w:rFonts w:ascii="Calibri" w:hAnsi="Calibri" w:eastAsia="Calibri" w:cs="Calibri"/>
                 <w:sz w:val="22"/>
                 <w:szCs w:val="22"/>
               </w:rPr>
@@ -1560,14 +1569,14 @@
             <w:pPr>
               <w:pStyle w:val="a"/>
               <w:rPr>
-                <w:rFonts w:ascii="Calibri" w:eastAsia="Calibri" w:hAnsi="Calibri" w:cs="Calibri"/>
+                <w:rFonts w:ascii="Calibri" w:hAnsi="Calibri" w:eastAsia="Calibri" w:cs="Calibri"/>
                 <w:sz w:val="22"/>
                 <w:szCs w:val="22"/>
               </w:rPr>
             </w:pPr>
             <w:r>
               <w:rPr>
-                <w:rFonts w:ascii="Calibri" w:eastAsia="Calibri" w:hAnsi="Calibri" w:cs="Calibri"/>
+                <w:rFonts w:ascii="Calibri" w:hAnsi="Calibri" w:eastAsia="Calibri" w:cs="Calibri"/>
                 <w:sz w:val="22"/>
                 <w:szCs w:val="22"/>
               </w:rPr>
@@ -1576,7 +1585,7 @@
             <w:proofErr w:type="spellStart"/>
             <w:r>
               <w:rPr>
-                <w:rFonts w:ascii="Calibri" w:eastAsia="Calibri" w:hAnsi="Calibri" w:cs="Calibri"/>
+                <w:rFonts w:ascii="Calibri" w:hAnsi="Calibri" w:eastAsia="Calibri" w:cs="Calibri"/>
                 <w:sz w:val="22"/>
                 <w:szCs w:val="22"/>
               </w:rPr>
@@ -1585,7 +1594,7 @@
             <w:proofErr w:type="spellEnd"/>
             <w:r>
               <w:rPr>
-                <w:rFonts w:ascii="Calibri" w:eastAsia="Calibri" w:hAnsi="Calibri" w:cs="Calibri"/>
+                <w:rFonts w:ascii="Calibri" w:hAnsi="Calibri" w:eastAsia="Calibri" w:cs="Calibri"/>
                 <w:sz w:val="22"/>
                 <w:szCs w:val="22"/>
               </w:rPr>
@@ -1606,7 +1615,7 @@
             <w:pPr>
               <w:pStyle w:val="a"/>
               <w:rPr>
-                <w:rFonts w:ascii="Calibri" w:eastAsia="Calibri" w:hAnsi="Calibri" w:cs="Calibri"/>
+                <w:rFonts w:ascii="Calibri" w:hAnsi="Calibri" w:eastAsia="Calibri" w:cs="Calibri"/>
                 <w:sz w:val="22"/>
                 <w:szCs w:val="22"/>
               </w:rPr>
@@ -1621,7 +1630,7 @@
             <w:pPr>
               <w:pStyle w:val="a"/>
               <w:rPr>
-                <w:rFonts w:ascii="Calibri" w:eastAsia="Calibri" w:hAnsi="Calibri" w:cs="Calibri"/>
+                <w:rFonts w:ascii="Calibri" w:hAnsi="Calibri" w:eastAsia="Calibri" w:cs="Calibri"/>
                 <w:sz w:val="22"/>
                 <w:szCs w:val="22"/>
               </w:rPr>
@@ -1636,7 +1645,7 @@
             <w:pPr>
               <w:pStyle w:val="a"/>
               <w:rPr>
-                <w:rFonts w:ascii="Calibri" w:eastAsia="Calibri" w:hAnsi="Calibri" w:cs="Calibri"/>
+                <w:rFonts w:ascii="Calibri" w:hAnsi="Calibri" w:eastAsia="Calibri" w:cs="Calibri"/>
                 <w:sz w:val="22"/>
                 <w:szCs w:val="22"/>
               </w:rPr>
@@ -1651,7 +1660,7 @@
             <w:pPr>
               <w:pStyle w:val="a"/>
               <w:rPr>
-                <w:rFonts w:ascii="Calibri" w:eastAsia="Calibri" w:hAnsi="Calibri" w:cs="Calibri"/>
+                <w:rFonts w:ascii="Calibri" w:hAnsi="Calibri" w:eastAsia="Calibri" w:cs="Calibri"/>
                 <w:sz w:val="22"/>
                 <w:szCs w:val="22"/>
               </w:rPr>
@@ -1664,7 +1673,7 @@
       <w:pPr>
         <w:sectPr>
           <w:type w:val="continuous"/>
-          <w:pgSz w:w="12240" w:h="15840"/>
+          <w:pgSz w:w="12240" w:h="15840" w:orient="portrait"/>
           <w:pgMar w:top="432" w:right="432" w:bottom="432" w:left="432" w:header="709" w:footer="709" w:gutter="0"/>
           <w:cols w:space="720"/>
         </w:sectPr>
@@ -1675,7 +1684,7 @@
       <w:pPr>
         <w:sectPr>
           <w:type w:val="continuous"/>
-          <w:pgSz w:w="12240" w:h="15840"/>
+          <w:pgSz w:w="12240" w:h="15840" w:orient="portrait"/>
           <w:pgMar w:top="432" w:right="432" w:bottom="432" w:left="432" w:header="709" w:footer="709" w:gutter="0"/>
           <w:cols w:space="709"/>
         </w:sectPr>
@@ -1685,7 +1694,7 @@
       <w:pPr>
         <w:spacing w:after="0"/>
         <w:rPr>
-          <w:rFonts w:ascii="Calibri" w:eastAsia="Calibri" w:hAnsi="Calibri" w:cs="Calibri"/>
+          <w:rFonts w:ascii="Calibri" w:hAnsi="Calibri" w:eastAsia="Calibri" w:cs="Calibri"/>
           <w:b/>
           <w:bCs/>
           <w:sz w:val="22"/>
@@ -1694,9 +1703,9 @@
       </w:pPr>
       <w:r>
         <w:rPr>
-          <w:rFonts w:ascii="Calibri" w:eastAsia="Calibri" w:hAnsi="Calibri" w:cs="Calibri"/>
-          <w:b/>
-          <w:bCs/>
+          <w:rFonts w:ascii="Calibri" w:hAnsi="Calibri" w:eastAsia="Calibri" w:cs="Calibri"/>
+          <w:b w:val="1"/>
+          <w:bCs w:val="1"/>
           <w:sz w:val="22"/>
           <w:szCs w:val="22"/>
         </w:rPr>
@@ -1705,73 +1714,47 @@
     </w:p>
     <w:p>
       <w:r>
-        <w:rPr>
-          <w:noProof/>
-          <w:lang w:eastAsia="en-US"/>
-        </w:rPr>
-        <mc:AlternateContent>
-          <mc:Choice Requires="wpg">
-            <w:drawing>
-              <wp:inline distT="0" distB="0" distL="0" distR="0" wp14:anchorId="2E0EFCF1" wp14:editId="07777777">
-                <wp:extent cx="2300706" cy="838005"/>
-                <wp:effectExtent l="0" t="0" r="23495" b="19685"/>
-                <wp:docPr id="2" name="Rectangle 1"/>
-                <wp:cNvGraphicFramePr/>
-                <a:graphic xmlns:a="http://schemas.openxmlformats.org/drawingml/2006/main">
-                  <a:graphicData uri="http://schemas.microsoft.com/office/word/2010/wordprocessingShape">
-                    <wps:wsp>
-                      <wps:cNvSpPr/>
-                      <wps:spPr bwMode="auto">
-                        <a:xfrm>
-                          <a:off x="0" y="0"/>
-                          <a:ext cx="2300706" cy="838005"/>
-                        </a:xfrm>
-                        <a:prstGeom prst="rect">
-                          <a:avLst/>
-                        </a:prstGeom>
-                        <a:noFill/>
-                        <a:ln>
-                          <a:solidFill>
-                            <a:schemeClr val="tx1"/>
-                          </a:solidFill>
-                        </a:ln>
-                      </wps:spPr>
-                      <wps:style>
-                        <a:lnRef idx="2">
-                          <a:schemeClr val="accent1">
-                            <a:shade val="50000"/>
-                          </a:schemeClr>
-                        </a:lnRef>
-                        <a:fillRef idx="1">
-                          <a:schemeClr val="accent1"/>
-                        </a:fillRef>
-                        <a:effectRef idx="0">
-                          <a:srgbClr val="000000"/>
-                        </a:effectRef>
-                        <a:fontRef idx="minor">
-                          <a:schemeClr val="lt1"/>
-                        </a:fontRef>
-                      </wps:style>
-                      <wps:bodyPr rot="0">
-                        <a:prstTxWarp prst="textNoShape">
-                          <a:avLst/>
-                        </a:prstTxWarp>
-                        <a:noAutofit/>
-                      </wps:bodyPr>
-                    </wps:wsp>
-                  </a:graphicData>
-                </a:graphic>
-              </wp:inline>
-            </w:drawing>
-          </mc:Choice>
-          <mc:Fallback xmlns:wp14="http://schemas.microsoft.com/office/word/2010/wordml" xmlns:a14="http://schemas.microsoft.com/office/drawing/2010/main" xmlns:pic="http://schemas.openxmlformats.org/drawingml/2006/picture" xmlns:a="http://schemas.openxmlformats.org/drawingml/2006/main">
-            <w:pict w14:anchorId="11D51E8C">
-              <v:shape id="shape 1" style="width:181.16pt;height:65.98pt;mso-wrap-distance-left:0.00pt;mso-wrap-distance-top:0.00pt;mso-wrap-distance-right:0.00pt;mso-wrap-distance-bottom:0.00pt;visibility:visible;" o:spid="_x0000_s1" filled="f" strokecolor="#000000" strokeweight="1.00pt" o:spt="1" type="#_x0000_t1">
-                <v:stroke dashstyle="solid"/>
-              </v:shape>
-            </w:pict>
-          </mc:Fallback>
-        </mc:AlternateContent>
+        <w:drawing>
+          <wp:inline wp14:editId="3CECF32D" wp14:anchorId="1A362FD1">
+            <wp:extent cx="977101" cy="402336"/>
+            <wp:effectExtent l="0" t="0" r="0" b="0"/>
+            <wp:docPr id="690408688" name="drawing"/>
+            <wp:cNvGraphicFramePr>
+              <a:graphicFrameLocks noChangeAspect="1"/>
+            </wp:cNvGraphicFramePr>
+            <a:graphic>
+              <a:graphicData xmlns:a="http://schemas.openxmlformats.org/drawingml/2006/main" uri="http://schemas.openxmlformats.org/drawingml/2006/picture">
+                <pic:pic xmlns:pic="http://schemas.openxmlformats.org/drawingml/2006/picture">
+                  <pic:nvPicPr>
+                    <pic:cNvPr id="690408688" name=""/>
+                    <pic:cNvPicPr/>
+                  </pic:nvPicPr>
+                  <pic:blipFill>
+                    <a:blip xmlns:r="http://schemas.openxmlformats.org/officeDocument/2006/relationships" r:embed="rId1612573494">
+                      <a:extLst>
+                        <a:ext uri="{28A0092B-C50C-407E-A947-70E740481C1C}">
+                          <a14:useLocalDpi xmlns:a14="http://schemas.microsoft.com/office/drawing/2010/main"/>
+                        </a:ext>
+                      </a:extLst>
+                    </a:blip>
+                    <a:stretch>
+                      <a:fillRect/>
+                    </a:stretch>
+                  </pic:blipFill>
+                  <pic:spPr>
+                    <a:xfrm rot="0">
+                      <a:off x="0" y="0"/>
+                      <a:ext cx="977101" cy="402336"/>
+                    </a:xfrm>
+                    <a:prstGeom prst="rect">
+                      <a:avLst/>
+                    </a:prstGeom>
+                  </pic:spPr>
+                </pic:pic>
+              </a:graphicData>
+            </a:graphic>
+          </wp:inline>
+        </w:drawing>
       </w:r>
     </w:p>
     <w:p/>
@@ -1781,7 +1764,7 @@
         <w:ind w:left="720" w:firstLine="720"/>
         <w:jc w:val="right"/>
         <w:rPr>
-          <w:rFonts w:ascii="Calibri" w:eastAsia="Calibri" w:hAnsi="Calibri" w:cs="Calibri"/>
+          <w:rFonts w:ascii="Calibri" w:hAnsi="Calibri" w:eastAsia="Calibri" w:cs="Calibri"/>
           <w:b/>
           <w:bCs/>
           <w:sz w:val="22"/>
@@ -1790,7 +1773,7 @@
       </w:pPr>
       <w:r>
         <w:rPr>
-          <w:rFonts w:ascii="Calibri" w:eastAsia="Calibri" w:hAnsi="Calibri" w:cs="Calibri"/>
+          <w:rFonts w:ascii="Calibri" w:hAnsi="Calibri" w:eastAsia="Calibri" w:cs="Calibri"/>
           <w:b/>
           <w:bCs/>
           <w:sz w:val="22"/>
@@ -1804,7 +1787,7 @@
         <w:pStyle w:val="NoSpacing"/>
         <w:jc w:val="right"/>
         <w:rPr>
-          <w:rFonts w:ascii="Calibri" w:eastAsia="Calibri" w:hAnsi="Calibri" w:cs="Calibri"/>
+          <w:rFonts w:ascii="Calibri" w:hAnsi="Calibri" w:eastAsia="Calibri" w:cs="Calibri"/>
           <w:b/>
           <w:bCs/>
           <w:sz w:val="22"/>
@@ -1813,7 +1796,7 @@
       </w:pPr>
       <w:r>
         <w:rPr>
-          <w:rFonts w:ascii="Calibri" w:eastAsia="Calibri" w:hAnsi="Calibri" w:cs="Calibri"/>
+          <w:rFonts w:ascii="Calibri" w:hAnsi="Calibri" w:eastAsia="Calibri" w:cs="Calibri"/>
           <w:b/>
           <w:bCs/>
           <w:sz w:val="22"/>
@@ -1823,13 +1806,22 @@
       </w:r>
       <w:r>
         <w:rPr>
-          <w:rFonts w:ascii="Calibri" w:eastAsia="Calibri" w:hAnsi="Calibri" w:cs="Calibri"/>
+          <w:rFonts w:ascii="Calibri" w:hAnsi="Calibri" w:eastAsia="Calibri" w:cs="Calibri"/>
           <w:b/>
           <w:bCs/>
           <w:sz w:val="22"/>
           <w:szCs w:val="22"/>
         </w:rPr>
         <w:tab/>
+      </w:r>
+      <w:r>
+        <w:rPr>
+          <w:rFonts w:ascii="Calibri" w:hAnsi="Calibri" w:eastAsia="Calibri" w:cs="Calibri"/>
+          <w:b/>
+          <w:bCs/>
+          <w:sz w:val="22"/>
+          <w:szCs w:val="22"/>
+        </w:rPr>
         <w:t>Tax Amount: {#servicedata}{taxamount}{/}</w:t>
       </w:r>
     </w:p>
@@ -1838,14 +1830,14 @@
         <w:jc w:val="right"/>
         <w:sectPr>
           <w:type w:val="continuous"/>
-          <w:pgSz w:w="12240" w:h="15840"/>
+          <w:pgSz w:w="12240" w:h="15840" w:orient="portrait"/>
           <w:pgMar w:top="432" w:right="432" w:bottom="432" w:left="432" w:header="709" w:footer="709" w:gutter="0"/>
-          <w:cols w:num="2" w:space="709"/>
+          <w:cols w:space="709" w:num="2"/>
         </w:sectPr>
       </w:pPr>
       <w:r>
         <w:rPr>
-          <w:rFonts w:ascii="Calibri" w:eastAsia="Calibri" w:hAnsi="Calibri" w:cs="Calibri"/>
+          <w:rFonts w:ascii="Calibri" w:hAnsi="Calibri" w:eastAsia="Calibri" w:cs="Calibri"/>
           <w:b/>
           <w:bCs/>
           <w:sz w:val="22"/>
@@ -1855,13 +1847,22 @@
       </w:r>
       <w:r>
         <w:rPr>
-          <w:rFonts w:ascii="Calibri" w:eastAsia="Calibri" w:hAnsi="Calibri" w:cs="Calibri"/>
+          <w:rFonts w:ascii="Calibri" w:hAnsi="Calibri" w:eastAsia="Calibri" w:cs="Calibri"/>
           <w:b/>
           <w:bCs/>
           <w:sz w:val="22"/>
           <w:szCs w:val="22"/>
         </w:rPr>
         <w:tab/>
+      </w:r>
+      <w:r>
+        <w:rPr>
+          <w:rFonts w:ascii="Calibri" w:hAnsi="Calibri" w:eastAsia="Calibri" w:cs="Calibri"/>
+          <w:b/>
+          <w:bCs/>
+          <w:sz w:val="22"/>
+          <w:szCs w:val="22"/>
+        </w:rPr>
         <w:t xml:space="preserve">    Subtotal: {#servicedata}{total}{/}</w:t>
       </w:r>
     </w:p>
@@ -1872,19 +1873,18 @@
       </w:pPr>
       <w:r>
         <w:rPr>
-          <w:rFonts w:ascii="Calibri" w:eastAsia="Calibri" w:hAnsi="Calibri" w:cs="Calibri"/>
+          <w:rFonts w:ascii="Calibri" w:hAnsi="Calibri" w:eastAsia="Calibri" w:cs="Calibri"/>
           <w:b/>
           <w:bCs/>
           <w:sz w:val="22"/>
           <w:szCs w:val="22"/>
         </w:rPr>
-        <w:lastRenderedPageBreak/>
         <w:t>Service Type: {</w:t>
       </w:r>
       <w:proofErr w:type="spellStart"/>
       <w:r>
         <w:rPr>
-          <w:rFonts w:ascii="Calibri" w:eastAsia="Calibri" w:hAnsi="Calibri" w:cs="Calibri"/>
+          <w:rFonts w:ascii="Calibri" w:hAnsi="Calibri" w:eastAsia="Calibri" w:cs="Calibri"/>
           <w:b/>
           <w:bCs/>
           <w:sz w:val="22"/>
@@ -1895,7 +1895,7 @@
       <w:proofErr w:type="spellEnd"/>
       <w:r>
         <w:rPr>
-          <w:rFonts w:ascii="Calibri" w:eastAsia="Calibri" w:hAnsi="Calibri" w:cs="Calibri"/>
+          <w:rFonts w:ascii="Calibri" w:hAnsi="Calibri" w:eastAsia="Calibri" w:cs="Calibri"/>
           <w:b/>
           <w:bCs/>
           <w:sz w:val="22"/>
@@ -1919,14 +1919,14 @@
         <w:pStyle w:val="NoSpacing"/>
         <w:jc w:val="right"/>
         <w:rPr>
-          <w:rFonts w:ascii="Calibri" w:eastAsia="Calibri" w:hAnsi="Calibri" w:cs="Calibri"/>
+          <w:rFonts w:ascii="Calibri" w:hAnsi="Calibri" w:eastAsia="Calibri" w:cs="Calibri"/>
           <w:sz w:val="22"/>
           <w:szCs w:val="22"/>
         </w:rPr>
       </w:pPr>
       <w:r>
         <w:rPr>
-          <w:rFonts w:ascii="Calibri" w:eastAsia="Calibri" w:hAnsi="Calibri" w:cs="Calibri"/>
+          <w:rFonts w:ascii="Calibri" w:hAnsi="Calibri" w:eastAsia="Calibri" w:cs="Calibri"/>
           <w:b/>
           <w:bCs/>
           <w:sz w:val="22"/>
@@ -1937,7 +1937,7 @@
       <w:proofErr w:type="spellStart"/>
       <w:r>
         <w:rPr>
-          <w:rFonts w:ascii="Calibri" w:eastAsia="Calibri" w:hAnsi="Calibri" w:cs="Calibri"/>
+          <w:rFonts w:ascii="Calibri" w:hAnsi="Calibri" w:eastAsia="Calibri" w:cs="Calibri"/>
           <w:b/>
           <w:bCs/>
           <w:sz w:val="22"/>
@@ -1948,7 +1948,7 @@
       <w:proofErr w:type="spellEnd"/>
       <w:r>
         <w:rPr>
-          <w:rFonts w:ascii="Calibri" w:eastAsia="Calibri" w:hAnsi="Calibri" w:cs="Calibri"/>
+          <w:rFonts w:ascii="Calibri" w:hAnsi="Calibri" w:eastAsia="Calibri" w:cs="Calibri"/>
           <w:b/>
           <w:bCs/>
           <w:sz w:val="22"/>
@@ -1962,7 +1962,7 @@
     </w:p>
     <w:sectPr>
       <w:type w:val="continuous"/>
-      <w:pgSz w:w="12240" w:h="15840"/>
+      <w:pgSz w:w="12240" w:h="15840" w:orient="portrait"/>
       <w:pgMar w:top="432" w:right="432" w:bottom="432" w:left="432" w:header="720" w:footer="720" w:gutter="0"/>
       <w:cols w:space="709"/>
     </w:sectPr>
@@ -2021,11 +2021,11 @@
 </file>
 
 <file path=word/styles.xml><?xml version="1.0" encoding="utf-8"?>
-<w:styles xmlns:mc="http://schemas.openxmlformats.org/markup-compatibility/2006" xmlns:r="http://schemas.openxmlformats.org/officeDocument/2006/relationships" xmlns:w="http://schemas.openxmlformats.org/wordprocessingml/2006/main" xmlns:w14="http://schemas.microsoft.com/office/word/2010/wordml" xmlns:w15="http://schemas.microsoft.com/office/word/2012/wordml" xmlns:w16cex="http://schemas.microsoft.com/office/word/2018/wordml/cex" xmlns:w16cid="http://schemas.microsoft.com/office/word/2016/wordml/cid" xmlns:w16="http://schemas.microsoft.com/office/word/2018/wordml" xmlns:w16du="http://schemas.microsoft.com/office/word/2023/wordml/word16du" xmlns:w16sdtdh="http://schemas.microsoft.com/office/word/2020/wordml/sdtdatahash" xmlns:w16sdtfl="http://schemas.microsoft.com/office/word/2024/wordml/sdtformatlock" xmlns:w16se="http://schemas.microsoft.com/office/word/2015/wordml/symex" mc:Ignorable="w14 w15 w16se w16cid w16 w16cex w16sdtdh w16sdtfl w16du">
+<w:styles xmlns:wp14="http://schemas.microsoft.com/office/word/2010/wordprocessingDrawing" xmlns:mc="http://schemas.openxmlformats.org/markup-compatibility/2006" xmlns:r="http://schemas.openxmlformats.org/officeDocument/2006/relationships" xmlns:w="http://schemas.openxmlformats.org/wordprocessingml/2006/main" xmlns:w14="http://schemas.microsoft.com/office/word/2010/wordml" xmlns:w15="http://schemas.microsoft.com/office/word/2012/wordml" xmlns:w16cex="http://schemas.microsoft.com/office/word/2018/wordml/cex" xmlns:w16cid="http://schemas.microsoft.com/office/word/2016/wordml/cid" xmlns:w16="http://schemas.microsoft.com/office/word/2018/wordml" xmlns:w16du="http://schemas.microsoft.com/office/word/2023/wordml/word16du" xmlns:w16sdtdh="http://schemas.microsoft.com/office/word/2020/wordml/sdtdatahash" xmlns:w16sdtfl="http://schemas.microsoft.com/office/word/2024/wordml/sdtformatlock" xmlns:w16se="http://schemas.microsoft.com/office/word/2015/wordml/symex" mc:Ignorable="w14 w15 w16se w16cid w16 w16cex w16sdtdh w16sdtfl w16du wp14">
   <w:docDefaults>
     <w:rPrDefault>
       <w:rPr>
-        <w:rFonts w:asciiTheme="minorHAnsi" w:eastAsiaTheme="minorEastAsia" w:hAnsiTheme="minorHAnsi" w:cstheme="minorBidi"/>
+        <w:rFonts w:asciiTheme="minorHAnsi" w:hAnsiTheme="minorHAnsi" w:eastAsiaTheme="minorEastAsia" w:cstheme="minorBidi"/>
         <w:sz w:val="24"/>
         <w:szCs w:val="24"/>
         <w:lang w:val="en-US" w:eastAsia="ja-JP" w:bidi="ar-SA"/>
@@ -2040,14 +2040,14 @@
   <w:latentStyles w:defLockedState="0" w:defUIPriority="99" w:defSemiHidden="0" w:defUnhideWhenUsed="0" w:defQFormat="0" w:count="376">
     <w:lsdException w:name="Normal" w:uiPriority="0" w:qFormat="1"/>
     <w:lsdException w:name="heading 1" w:uiPriority="9" w:qFormat="1"/>
-    <w:lsdException w:name="heading 2" w:semiHidden="1" w:uiPriority="9" w:unhideWhenUsed="1" w:qFormat="1"/>
-    <w:lsdException w:name="heading 3" w:semiHidden="1" w:uiPriority="9" w:unhideWhenUsed="1" w:qFormat="1"/>
-    <w:lsdException w:name="heading 4" w:semiHidden="1" w:uiPriority="9" w:unhideWhenUsed="1" w:qFormat="1"/>
-    <w:lsdException w:name="heading 5" w:semiHidden="1" w:uiPriority="9" w:unhideWhenUsed="1" w:qFormat="1"/>
-    <w:lsdException w:name="heading 6" w:semiHidden="1" w:uiPriority="9" w:unhideWhenUsed="1" w:qFormat="1"/>
-    <w:lsdException w:name="heading 7" w:semiHidden="1" w:uiPriority="9" w:unhideWhenUsed="1" w:qFormat="1"/>
-    <w:lsdException w:name="heading 8" w:semiHidden="1" w:uiPriority="9" w:unhideWhenUsed="1" w:qFormat="1"/>
-    <w:lsdException w:name="heading 9" w:semiHidden="1" w:uiPriority="9" w:unhideWhenUsed="1" w:qFormat="1"/>
+    <w:lsdException w:name="heading 2" w:uiPriority="9" w:semiHidden="1" w:unhideWhenUsed="1" w:qFormat="1"/>
+    <w:lsdException w:name="heading 3" w:uiPriority="9" w:semiHidden="1" w:unhideWhenUsed="1" w:qFormat="1"/>
+    <w:lsdException w:name="heading 4" w:uiPriority="9" w:semiHidden="1" w:unhideWhenUsed="1" w:qFormat="1"/>
+    <w:lsdException w:name="heading 5" w:uiPriority="9" w:semiHidden="1" w:unhideWhenUsed="1" w:qFormat="1"/>
+    <w:lsdException w:name="heading 6" w:uiPriority="9" w:semiHidden="1" w:unhideWhenUsed="1" w:qFormat="1"/>
+    <w:lsdException w:name="heading 7" w:uiPriority="9" w:semiHidden="1" w:unhideWhenUsed="1" w:qFormat="1"/>
+    <w:lsdException w:name="heading 8" w:uiPriority="9" w:semiHidden="1" w:unhideWhenUsed="1" w:qFormat="1"/>
+    <w:lsdException w:name="heading 9" w:uiPriority="9" w:semiHidden="1" w:unhideWhenUsed="1" w:qFormat="1"/>
     <w:lsdException w:name="index 1" w:semiHidden="1" w:unhideWhenUsed="1"/>
     <w:lsdException w:name="index 2" w:semiHidden="1" w:unhideWhenUsed="1"/>
     <w:lsdException w:name="index 3" w:semiHidden="1" w:unhideWhenUsed="1"/>
@@ -2057,22 +2057,22 @@
     <w:lsdException w:name="index 7" w:semiHidden="1" w:unhideWhenUsed="1"/>
     <w:lsdException w:name="index 8" w:semiHidden="1" w:unhideWhenUsed="1"/>
     <w:lsdException w:name="index 9" w:semiHidden="1" w:unhideWhenUsed="1"/>
-    <w:lsdException w:name="toc 1" w:semiHidden="1" w:uiPriority="39" w:unhideWhenUsed="1"/>
-    <w:lsdException w:name="toc 2" w:semiHidden="1" w:uiPriority="39" w:unhideWhenUsed="1"/>
-    <w:lsdException w:name="toc 3" w:semiHidden="1" w:uiPriority="39" w:unhideWhenUsed="1"/>
-    <w:lsdException w:name="toc 4" w:semiHidden="1" w:uiPriority="39" w:unhideWhenUsed="1"/>
-    <w:lsdException w:name="toc 5" w:semiHidden="1" w:uiPriority="39" w:unhideWhenUsed="1"/>
-    <w:lsdException w:name="toc 6" w:semiHidden="1" w:uiPriority="39" w:unhideWhenUsed="1"/>
-    <w:lsdException w:name="toc 7" w:semiHidden="1" w:uiPriority="39" w:unhideWhenUsed="1"/>
-    <w:lsdException w:name="toc 8" w:semiHidden="1" w:uiPriority="39" w:unhideWhenUsed="1"/>
-    <w:lsdException w:name="toc 9" w:semiHidden="1" w:uiPriority="39" w:unhideWhenUsed="1"/>
+    <w:lsdException w:name="toc 1" w:uiPriority="39" w:semiHidden="1" w:unhideWhenUsed="1"/>
+    <w:lsdException w:name="toc 2" w:uiPriority="39" w:semiHidden="1" w:unhideWhenUsed="1"/>
+    <w:lsdException w:name="toc 3" w:uiPriority="39" w:semiHidden="1" w:unhideWhenUsed="1"/>
+    <w:lsdException w:name="toc 4" w:uiPriority="39" w:semiHidden="1" w:unhideWhenUsed="1"/>
+    <w:lsdException w:name="toc 5" w:uiPriority="39" w:semiHidden="1" w:unhideWhenUsed="1"/>
+    <w:lsdException w:name="toc 6" w:uiPriority="39" w:semiHidden="1" w:unhideWhenUsed="1"/>
+    <w:lsdException w:name="toc 7" w:uiPriority="39" w:semiHidden="1" w:unhideWhenUsed="1"/>
+    <w:lsdException w:name="toc 8" w:uiPriority="39" w:semiHidden="1" w:unhideWhenUsed="1"/>
+    <w:lsdException w:name="toc 9" w:uiPriority="39" w:semiHidden="1" w:unhideWhenUsed="1"/>
     <w:lsdException w:name="Normal Indent" w:semiHidden="1" w:unhideWhenUsed="1"/>
     <w:lsdException w:name="footnote text" w:semiHidden="1" w:unhideWhenUsed="1"/>
     <w:lsdException w:name="annotation text" w:semiHidden="1" w:unhideWhenUsed="1"/>
     <w:lsdException w:name="header" w:semiHidden="1" w:unhideWhenUsed="1"/>
     <w:lsdException w:name="footer" w:semiHidden="1" w:unhideWhenUsed="1"/>
     <w:lsdException w:name="index heading" w:semiHidden="1" w:unhideWhenUsed="1"/>
-    <w:lsdException w:name="caption" w:semiHidden="1" w:uiPriority="35" w:unhideWhenUsed="1" w:qFormat="1"/>
+    <w:lsdException w:name="caption" w:uiPriority="35" w:semiHidden="1" w:unhideWhenUsed="1" w:qFormat="1"/>
     <w:lsdException w:name="table of figures" w:semiHidden="1" w:unhideWhenUsed="1"/>
     <w:lsdException w:name="envelope address" w:semiHidden="1" w:unhideWhenUsed="1"/>
     <w:lsdException w:name="envelope return" w:semiHidden="1" w:unhideWhenUsed="1"/>
@@ -2103,7 +2103,7 @@
     <w:lsdException w:name="Title" w:uiPriority="10" w:qFormat="1"/>
     <w:lsdException w:name="Closing" w:semiHidden="1" w:unhideWhenUsed="1"/>
     <w:lsdException w:name="Signature" w:semiHidden="1" w:unhideWhenUsed="1"/>
-    <w:lsdException w:name="Default Paragraph Font" w:semiHidden="1" w:uiPriority="1" w:unhideWhenUsed="1"/>
+    <w:lsdException w:name="Default Paragraph Font" w:uiPriority="1" w:semiHidden="1" w:unhideWhenUsed="1"/>
     <w:lsdException w:name="Body Text" w:semiHidden="1" w:unhideWhenUsed="1"/>
     <w:lsdException w:name="Body Text Indent" w:semiHidden="1" w:unhideWhenUsed="1"/>
     <w:lsdException w:name="List Continue" w:semiHidden="1" w:unhideWhenUsed="1"/>
@@ -2303,8 +2303,8 @@
     <w:lsdException w:name="Subtle Reference" w:uiPriority="31" w:qFormat="1"/>
     <w:lsdException w:name="Intense Reference" w:uiPriority="32" w:qFormat="1"/>
     <w:lsdException w:name="Book Title" w:uiPriority="33" w:qFormat="1"/>
-    <w:lsdException w:name="Bibliography" w:semiHidden="1" w:uiPriority="37" w:unhideWhenUsed="1"/>
-    <w:lsdException w:name="TOC Heading" w:semiHidden="1" w:uiPriority="39" w:unhideWhenUsed="1" w:qFormat="1"/>
+    <w:lsdException w:name="Bibliography" w:uiPriority="37" w:semiHidden="1" w:unhideWhenUsed="1"/>
+    <w:lsdException w:name="TOC Heading" w:uiPriority="39" w:semiHidden="1" w:unhideWhenUsed="1" w:qFormat="1"/>
     <w:lsdException w:name="Plain Table 1" w:uiPriority="41"/>
     <w:lsdException w:name="Plain Table 2" w:uiPriority="42"/>
     <w:lsdException w:name="Plain Table 3" w:uiPriority="43"/>
@@ -2415,7 +2415,7 @@
     <w:lsdException w:name="Unresolved Mention" w:semiHidden="1" w:unhideWhenUsed="1"/>
     <w:lsdException w:name="Smart Link" w:semiHidden="1" w:unhideWhenUsed="1"/>
   </w:latentStyles>
-  <w:style w:type="paragraph" w:default="1" w:styleId="Normal">
+  <w:style w:type="paragraph" w:styleId="Normal" w:default="1">
     <w:name w:val="Normal"/>
     <w:qFormat/>
   </w:style>
@@ -2433,7 +2433,7 @@
       <w:outlineLvl w:val="0"/>
     </w:pPr>
     <w:rPr>
-      <w:rFonts w:asciiTheme="majorHAnsi" w:eastAsiaTheme="majorEastAsia" w:hAnsiTheme="majorHAnsi" w:cstheme="majorBidi"/>
+      <w:rFonts w:asciiTheme="majorHAnsi" w:hAnsiTheme="majorHAnsi" w:eastAsiaTheme="majorEastAsia" w:cstheme="majorBidi"/>
       <w:color w:val="0F4761" w:themeColor="accent1" w:themeShade="BF"/>
       <w:sz w:val="40"/>
       <w:szCs w:val="40"/>
@@ -2454,7 +2454,7 @@
       <w:outlineLvl w:val="1"/>
     </w:pPr>
     <w:rPr>
-      <w:rFonts w:asciiTheme="majorHAnsi" w:eastAsiaTheme="majorEastAsia" w:hAnsiTheme="majorHAnsi" w:cstheme="majorBidi"/>
+      <w:rFonts w:asciiTheme="majorHAnsi" w:hAnsiTheme="majorHAnsi" w:eastAsiaTheme="majorEastAsia" w:cstheme="majorBidi"/>
       <w:color w:val="0F4761" w:themeColor="accent1" w:themeShade="BF"/>
       <w:sz w:val="32"/>
       <w:szCs w:val="32"/>
@@ -2601,13 +2601,13 @@
       <w:color w:val="272727" w:themeColor="text1" w:themeTint="D8"/>
     </w:rPr>
   </w:style>
-  <w:style w:type="character" w:default="1" w:styleId="DefaultParagraphFont">
+  <w:style w:type="character" w:styleId="DefaultParagraphFont" w:default="1">
     <w:name w:val="Default Paragraph Font"/>
     <w:uiPriority w:val="1"/>
     <w:semiHidden/>
     <w:unhideWhenUsed/>
   </w:style>
-  <w:style w:type="table" w:default="1" w:styleId="TableNormal">
+  <w:style w:type="table" w:styleId="TableNormal" w:default="1">
     <w:name w:val="Normal Table"/>
     <w:uiPriority w:val="99"/>
     <w:semiHidden/>
@@ -2622,7 +2622,7 @@
       </w:tblCellMar>
     </w:tblPr>
   </w:style>
-  <w:style w:type="numbering" w:default="1" w:styleId="NoList">
+  <w:style w:type="numbering" w:styleId="NoList" w:default="1">
     <w:name w:val="No List"/>
     <w:uiPriority w:val="99"/>
     <w:semiHidden/>
@@ -2637,12 +2637,12 @@
     </w:pPr>
     <w:tblPr>
       <w:tblBorders>
-        <w:top w:val="single" w:sz="4" w:space="0" w:color="AFAFAF" w:themeColor="text1" w:themeTint="50"/>
-        <w:left w:val="single" w:sz="4" w:space="0" w:color="AFAFAF" w:themeColor="text1" w:themeTint="50"/>
-        <w:bottom w:val="single" w:sz="4" w:space="0" w:color="AFAFAF" w:themeColor="text1" w:themeTint="50"/>
-        <w:right w:val="single" w:sz="4" w:space="0" w:color="AFAFAF" w:themeColor="text1" w:themeTint="50"/>
-        <w:insideH w:val="single" w:sz="4" w:space="0" w:color="AFAFAF" w:themeColor="text1" w:themeTint="50"/>
-        <w:insideV w:val="single" w:sz="4" w:space="0" w:color="AFAFAF" w:themeColor="text1" w:themeTint="50"/>
+        <w:top w:val="single" w:color="AFAFAF" w:themeColor="text1" w:themeTint="50" w:sz="4" w:space="0"/>
+        <w:left w:val="single" w:color="AFAFAF" w:themeColor="text1" w:themeTint="50" w:sz="4" w:space="0"/>
+        <w:bottom w:val="single" w:color="AFAFAF" w:themeColor="text1" w:themeTint="50" w:sz="4" w:space="0"/>
+        <w:right w:val="single" w:color="AFAFAF" w:themeColor="text1" w:themeTint="50" w:sz="4" w:space="0"/>
+        <w:insideH w:val="single" w:color="AFAFAF" w:themeColor="text1" w:themeTint="50" w:sz="4" w:space="0"/>
+        <w:insideV w:val="single" w:color="AFAFAF" w:themeColor="text1" w:themeTint="50" w:sz="4" w:space="0"/>
       </w:tblBorders>
     </w:tblPr>
   </w:style>
@@ -2657,12 +2657,12 @@
       <w:tblStyleRowBandSize w:val="1"/>
       <w:tblStyleColBandSize w:val="1"/>
       <w:tblBorders>
-        <w:top w:val="single" w:sz="4" w:space="0" w:color="81C9EA" w:themeColor="accent1" w:themeTint="67"/>
-        <w:left w:val="single" w:sz="4" w:space="0" w:color="81C9EA" w:themeColor="accent1" w:themeTint="67"/>
-        <w:bottom w:val="single" w:sz="4" w:space="0" w:color="81C9EA" w:themeColor="accent1" w:themeTint="67"/>
-        <w:right w:val="single" w:sz="4" w:space="0" w:color="81C9EA" w:themeColor="accent1" w:themeTint="67"/>
-        <w:insideH w:val="single" w:sz="4" w:space="0" w:color="81C9EA" w:themeColor="accent1" w:themeTint="67"/>
-        <w:insideV w:val="single" w:sz="4" w:space="0" w:color="81C9EA" w:themeColor="accent1" w:themeTint="67"/>
+        <w:top w:val="single" w:color="81C9EA" w:themeColor="accent1" w:themeTint="67" w:sz="4" w:space="0"/>
+        <w:left w:val="single" w:color="81C9EA" w:themeColor="accent1" w:themeTint="67" w:sz="4" w:space="0"/>
+        <w:bottom w:val="single" w:color="81C9EA" w:themeColor="accent1" w:themeTint="67" w:sz="4" w:space="0"/>
+        <w:right w:val="single" w:color="81C9EA" w:themeColor="accent1" w:themeTint="67" w:sz="4" w:space="0"/>
+        <w:insideH w:val="single" w:color="81C9EA" w:themeColor="accent1" w:themeTint="67" w:sz="4" w:space="0"/>
+        <w:insideV w:val="single" w:color="81C9EA" w:themeColor="accent1" w:themeTint="67" w:sz="4" w:space="0"/>
       </w:tblBorders>
     </w:tblPr>
     <w:tblStylePr w:type="firstRow">
@@ -2673,7 +2673,7 @@
       <w:tblPr/>
       <w:tcPr>
         <w:tcBorders>
-          <w:bottom w:val="single" w:sz="12" w:space="0" w:color="4AB2E1" w:themeColor="accent1" w:themeTint="95"/>
+          <w:bottom w:val="single" w:color="4AB2E1" w:themeColor="accent1" w:themeTint="95" w:sz="12" w:space="0"/>
         </w:tcBorders>
       </w:tcPr>
     </w:tblStylePr>
@@ -2704,10 +2704,10 @@
       <w:tblPr/>
       <w:tcPr>
         <w:tcBorders>
-          <w:top w:val="single" w:sz="4" w:space="0" w:color="81C9EA" w:themeColor="accent1" w:themeTint="67"/>
-          <w:left w:val="single" w:sz="4" w:space="0" w:color="81C9EA" w:themeColor="accent1" w:themeTint="67"/>
-          <w:bottom w:val="single" w:sz="4" w:space="0" w:color="81C9EA" w:themeColor="accent1" w:themeTint="67"/>
-          <w:right w:val="single" w:sz="4" w:space="0" w:color="81C9EA" w:themeColor="accent1" w:themeTint="67"/>
+          <w:top w:val="single" w:color="81C9EA" w:themeColor="accent1" w:themeTint="67" w:sz="4" w:space="0"/>
+          <w:left w:val="single" w:color="81C9EA" w:themeColor="accent1" w:themeTint="67" w:sz="4" w:space="0"/>
+          <w:bottom w:val="single" w:color="81C9EA" w:themeColor="accent1" w:themeTint="67" w:sz="4" w:space="0"/>
+          <w:right w:val="single" w:color="81C9EA" w:themeColor="accent1" w:themeTint="67" w:sz="4" w:space="0"/>
         </w:tcBorders>
       </w:tcPr>
     </w:tblStylePr>
@@ -2723,12 +2723,12 @@
       <w:tblStyleRowBandSize w:val="1"/>
       <w:tblStyleColBandSize w:val="1"/>
       <w:tblBorders>
-        <w:top w:val="single" w:sz="4" w:space="0" w:color="F6C5AB" w:themeColor="accent2" w:themeTint="67"/>
-        <w:left w:val="single" w:sz="4" w:space="0" w:color="F6C5AB" w:themeColor="accent2" w:themeTint="67"/>
-        <w:bottom w:val="single" w:sz="4" w:space="0" w:color="F6C5AB" w:themeColor="accent2" w:themeTint="67"/>
-        <w:right w:val="single" w:sz="4" w:space="0" w:color="F6C5AB" w:themeColor="accent2" w:themeTint="67"/>
-        <w:insideH w:val="single" w:sz="4" w:space="0" w:color="F6C5AB" w:themeColor="accent2" w:themeTint="67"/>
-        <w:insideV w:val="single" w:sz="4" w:space="0" w:color="F6C5AB" w:themeColor="accent2" w:themeTint="67"/>
+        <w:top w:val="single" w:color="F6C5AB" w:themeColor="accent2" w:themeTint="67" w:sz="4" w:space="0"/>
+        <w:left w:val="single" w:color="F6C5AB" w:themeColor="accent2" w:themeTint="67" w:sz="4" w:space="0"/>
+        <w:bottom w:val="single" w:color="F6C5AB" w:themeColor="accent2" w:themeTint="67" w:sz="4" w:space="0"/>
+        <w:right w:val="single" w:color="F6C5AB" w:themeColor="accent2" w:themeTint="67" w:sz="4" w:space="0"/>
+        <w:insideH w:val="single" w:color="F6C5AB" w:themeColor="accent2" w:themeTint="67" w:sz="4" w:space="0"/>
+        <w:insideV w:val="single" w:color="F6C5AB" w:themeColor="accent2" w:themeTint="67" w:sz="4" w:space="0"/>
       </w:tblBorders>
     </w:tblPr>
     <w:tblStylePr w:type="firstRow">
@@ -2739,7 +2739,7 @@
       <w:tblPr/>
       <w:tcPr>
         <w:tcBorders>
-          <w:bottom w:val="single" w:sz="12" w:space="0" w:color="F2AB87" w:themeColor="accent2" w:themeTint="95"/>
+          <w:bottom w:val="single" w:color="F2AB87" w:themeColor="accent2" w:themeTint="95" w:sz="12" w:space="0"/>
         </w:tcBorders>
       </w:tcPr>
     </w:tblStylePr>
@@ -2770,10 +2770,10 @@
       <w:tblPr/>
       <w:tcPr>
         <w:tcBorders>
-          <w:top w:val="single" w:sz="4" w:space="0" w:color="F6C5AB" w:themeColor="accent2" w:themeTint="67"/>
-          <w:left w:val="single" w:sz="4" w:space="0" w:color="F6C5AB" w:themeColor="accent2" w:themeTint="67"/>
-          <w:bottom w:val="single" w:sz="4" w:space="0" w:color="F6C5AB" w:themeColor="accent2" w:themeTint="67"/>
-          <w:right w:val="single" w:sz="4" w:space="0" w:color="F6C5AB" w:themeColor="accent2" w:themeTint="67"/>
+          <w:top w:val="single" w:color="F6C5AB" w:themeColor="accent2" w:themeTint="67" w:sz="4" w:space="0"/>
+          <w:left w:val="single" w:color="F6C5AB" w:themeColor="accent2" w:themeTint="67" w:sz="4" w:space="0"/>
+          <w:bottom w:val="single" w:color="F6C5AB" w:themeColor="accent2" w:themeTint="67" w:sz="4" w:space="0"/>
+          <w:right w:val="single" w:color="F6C5AB" w:themeColor="accent2" w:themeTint="67" w:sz="4" w:space="0"/>
         </w:tcBorders>
       </w:tcPr>
     </w:tblStylePr>
@@ -2789,12 +2789,12 @@
       <w:tblStyleRowBandSize w:val="1"/>
       <w:tblStyleColBandSize w:val="1"/>
       <w:tblBorders>
-        <w:top w:val="single" w:sz="4" w:space="0" w:color="83E28F" w:themeColor="accent3" w:themeTint="67"/>
-        <w:left w:val="single" w:sz="4" w:space="0" w:color="83E28F" w:themeColor="accent3" w:themeTint="67"/>
-        <w:bottom w:val="single" w:sz="4" w:space="0" w:color="83E28F" w:themeColor="accent3" w:themeTint="67"/>
-        <w:right w:val="single" w:sz="4" w:space="0" w:color="83E28F" w:themeColor="accent3" w:themeTint="67"/>
-        <w:insideH w:val="single" w:sz="4" w:space="0" w:color="83E28F" w:themeColor="accent3" w:themeTint="67"/>
-        <w:insideV w:val="single" w:sz="4" w:space="0" w:color="83E28F" w:themeColor="accent3" w:themeTint="67"/>
+        <w:top w:val="single" w:color="83E28F" w:themeColor="accent3" w:themeTint="67" w:sz="4" w:space="0"/>
+        <w:left w:val="single" w:color="83E28F" w:themeColor="accent3" w:themeTint="67" w:sz="4" w:space="0"/>
+        <w:bottom w:val="single" w:color="83E28F" w:themeColor="accent3" w:themeTint="67" w:sz="4" w:space="0"/>
+        <w:right w:val="single" w:color="83E28F" w:themeColor="accent3" w:themeTint="67" w:sz="4" w:space="0"/>
+        <w:insideH w:val="single" w:color="83E28F" w:themeColor="accent3" w:themeTint="67" w:sz="4" w:space="0"/>
+        <w:insideV w:val="single" w:color="83E28F" w:themeColor="accent3" w:themeTint="67" w:sz="4" w:space="0"/>
       </w:tblBorders>
     </w:tblPr>
     <w:tblStylePr w:type="firstRow">
@@ -2805,7 +2805,7 @@
       <w:tblPr/>
       <w:tcPr>
         <w:tcBorders>
-          <w:bottom w:val="single" w:sz="12" w:space="0" w:color="4BD55E" w:themeColor="accent3" w:themeTint="95"/>
+          <w:bottom w:val="single" w:color="4BD55E" w:themeColor="accent3" w:themeTint="95" w:sz="12" w:space="0"/>
         </w:tcBorders>
       </w:tcPr>
     </w:tblStylePr>
@@ -2836,10 +2836,10 @@
       <w:tblPr/>
       <w:tcPr>
         <w:tcBorders>
-          <w:top w:val="single" w:sz="4" w:space="0" w:color="83E28F" w:themeColor="accent3" w:themeTint="67"/>
-          <w:left w:val="single" w:sz="4" w:space="0" w:color="83E28F" w:themeColor="accent3" w:themeTint="67"/>
-          <w:bottom w:val="single" w:sz="4" w:space="0" w:color="83E28F" w:themeColor="accent3" w:themeTint="67"/>
-          <w:right w:val="single" w:sz="4" w:space="0" w:color="83E28F" w:themeColor="accent3" w:themeTint="67"/>
+          <w:top w:val="single" w:color="83E28F" w:themeColor="accent3" w:themeTint="67" w:sz="4" w:space="0"/>
+          <w:left w:val="single" w:color="83E28F" w:themeColor="accent3" w:themeTint="67" w:sz="4" w:space="0"/>
+          <w:bottom w:val="single" w:color="83E28F" w:themeColor="accent3" w:themeTint="67" w:sz="4" w:space="0"/>
+          <w:right w:val="single" w:color="83E28F" w:themeColor="accent3" w:themeTint="67" w:sz="4" w:space="0"/>
         </w:tcBorders>
       </w:tcPr>
     </w:tblStylePr>
@@ -2855,12 +2855,12 @@
       <w:tblStyleRowBandSize w:val="1"/>
       <w:tblStyleColBandSize w:val="1"/>
       <w:tblBorders>
-        <w:top w:val="single" w:sz="4" w:space="0" w:color="94DBF7" w:themeColor="accent4" w:themeTint="67"/>
-        <w:left w:val="single" w:sz="4" w:space="0" w:color="94DBF7" w:themeColor="accent4" w:themeTint="67"/>
-        <w:bottom w:val="single" w:sz="4" w:space="0" w:color="94DBF7" w:themeColor="accent4" w:themeTint="67"/>
-        <w:right w:val="single" w:sz="4" w:space="0" w:color="94DBF7" w:themeColor="accent4" w:themeTint="67"/>
-        <w:insideH w:val="single" w:sz="4" w:space="0" w:color="94DBF7" w:themeColor="accent4" w:themeTint="67"/>
-        <w:insideV w:val="single" w:sz="4" w:space="0" w:color="94DBF7" w:themeColor="accent4" w:themeTint="67"/>
+        <w:top w:val="single" w:color="94DBF7" w:themeColor="accent4" w:themeTint="67" w:sz="4" w:space="0"/>
+        <w:left w:val="single" w:color="94DBF7" w:themeColor="accent4" w:themeTint="67" w:sz="4" w:space="0"/>
+        <w:bottom w:val="single" w:color="94DBF7" w:themeColor="accent4" w:themeTint="67" w:sz="4" w:space="0"/>
+        <w:right w:val="single" w:color="94DBF7" w:themeColor="accent4" w:themeTint="67" w:sz="4" w:space="0"/>
+        <w:insideH w:val="single" w:color="94DBF7" w:themeColor="accent4" w:themeTint="67" w:sz="4" w:space="0"/>
+        <w:insideV w:val="single" w:color="94DBF7" w:themeColor="accent4" w:themeTint="67" w:sz="4" w:space="0"/>
       </w:tblBorders>
     </w:tblPr>
     <w:tblStylePr w:type="firstRow">
@@ -2871,7 +2871,7 @@
       <w:tblPr/>
       <w:tcPr>
         <w:tcBorders>
-          <w:bottom w:val="single" w:sz="12" w:space="0" w:color="64CCF4" w:themeColor="accent4" w:themeTint="95"/>
+          <w:bottom w:val="single" w:color="64CCF4" w:themeColor="accent4" w:themeTint="95" w:sz="12" w:space="0"/>
         </w:tcBorders>
       </w:tcPr>
     </w:tblStylePr>
@@ -2902,10 +2902,10 @@
       <w:tblPr/>
       <w:tcPr>
         <w:tcBorders>
-          <w:top w:val="single" w:sz="4" w:space="0" w:color="94DBF7" w:themeColor="accent4" w:themeTint="67"/>
-          <w:left w:val="single" w:sz="4" w:space="0" w:color="94DBF7" w:themeColor="accent4" w:themeTint="67"/>
-          <w:bottom w:val="single" w:sz="4" w:space="0" w:color="94DBF7" w:themeColor="accent4" w:themeTint="67"/>
-          <w:right w:val="single" w:sz="4" w:space="0" w:color="94DBF7" w:themeColor="accent4" w:themeTint="67"/>
+          <w:top w:val="single" w:color="94DBF7" w:themeColor="accent4" w:themeTint="67" w:sz="4" w:space="0"/>
+          <w:left w:val="single" w:color="94DBF7" w:themeColor="accent4" w:themeTint="67" w:sz="4" w:space="0"/>
+          <w:bottom w:val="single" w:color="94DBF7" w:themeColor="accent4" w:themeTint="67" w:sz="4" w:space="0"/>
+          <w:right w:val="single" w:color="94DBF7" w:themeColor="accent4" w:themeTint="67" w:sz="4" w:space="0"/>
         </w:tcBorders>
       </w:tcPr>
     </w:tblStylePr>
@@ -2921,12 +2921,12 @@
       <w:tblStyleRowBandSize w:val="1"/>
       <w:tblStyleColBandSize w:val="1"/>
       <w:tblBorders>
-        <w:top w:val="single" w:sz="4" w:space="0" w:color="E49DDC" w:themeColor="accent5" w:themeTint="67"/>
-        <w:left w:val="single" w:sz="4" w:space="0" w:color="E49DDC" w:themeColor="accent5" w:themeTint="67"/>
-        <w:bottom w:val="single" w:sz="4" w:space="0" w:color="E49DDC" w:themeColor="accent5" w:themeTint="67"/>
-        <w:right w:val="single" w:sz="4" w:space="0" w:color="E49DDC" w:themeColor="accent5" w:themeTint="67"/>
-        <w:insideH w:val="single" w:sz="4" w:space="0" w:color="E49DDC" w:themeColor="accent5" w:themeTint="67"/>
-        <w:insideV w:val="single" w:sz="4" w:space="0" w:color="E49DDC" w:themeColor="accent5" w:themeTint="67"/>
+        <w:top w:val="single" w:color="E49DDC" w:themeColor="accent5" w:themeTint="67" w:sz="4" w:space="0"/>
+        <w:left w:val="single" w:color="E49DDC" w:themeColor="accent5" w:themeTint="67" w:sz="4" w:space="0"/>
+        <w:bottom w:val="single" w:color="E49DDC" w:themeColor="accent5" w:themeTint="67" w:sz="4" w:space="0"/>
+        <w:right w:val="single" w:color="E49DDC" w:themeColor="accent5" w:themeTint="67" w:sz="4" w:space="0"/>
+        <w:insideH w:val="single" w:color="E49DDC" w:themeColor="accent5" w:themeTint="67" w:sz="4" w:space="0"/>
+        <w:insideV w:val="single" w:color="E49DDC" w:themeColor="accent5" w:themeTint="67" w:sz="4" w:space="0"/>
       </w:tblBorders>
     </w:tblPr>
     <w:tblStylePr w:type="firstRow">
@@ -2937,7 +2937,7 @@
       <w:tblPr/>
       <w:tcPr>
         <w:tcBorders>
-          <w:bottom w:val="single" w:sz="12" w:space="0" w:color="D971CD" w:themeColor="accent5" w:themeTint="95"/>
+          <w:bottom w:val="single" w:color="D971CD" w:themeColor="accent5" w:themeTint="95" w:sz="12" w:space="0"/>
         </w:tcBorders>
       </w:tcPr>
     </w:tblStylePr>
@@ -2968,10 +2968,10 @@
       <w:tblPr/>
       <w:tcPr>
         <w:tcBorders>
-          <w:top w:val="single" w:sz="4" w:space="0" w:color="E49DDC" w:themeColor="accent5" w:themeTint="67"/>
-          <w:left w:val="single" w:sz="4" w:space="0" w:color="E49DDC" w:themeColor="accent5" w:themeTint="67"/>
-          <w:bottom w:val="single" w:sz="4" w:space="0" w:color="E49DDC" w:themeColor="accent5" w:themeTint="67"/>
-          <w:right w:val="single" w:sz="4" w:space="0" w:color="E49DDC" w:themeColor="accent5" w:themeTint="67"/>
+          <w:top w:val="single" w:color="E49DDC" w:themeColor="accent5" w:themeTint="67" w:sz="4" w:space="0"/>
+          <w:left w:val="single" w:color="E49DDC" w:themeColor="accent5" w:themeTint="67" w:sz="4" w:space="0"/>
+          <w:bottom w:val="single" w:color="E49DDC" w:themeColor="accent5" w:themeTint="67" w:sz="4" w:space="0"/>
+          <w:right w:val="single" w:color="E49DDC" w:themeColor="accent5" w:themeTint="67" w:sz="4" w:space="0"/>
         </w:tcBorders>
       </w:tcPr>
     </w:tblStylePr>
@@ -2987,12 +2987,12 @@
       <w:tblStyleRowBandSize w:val="1"/>
       <w:tblStyleColBandSize w:val="1"/>
       <w:tblBorders>
-        <w:top w:val="single" w:sz="4" w:space="0" w:color="B2E5A0" w:themeColor="accent6" w:themeTint="67"/>
-        <w:left w:val="single" w:sz="4" w:space="0" w:color="B2E5A0" w:themeColor="accent6" w:themeTint="67"/>
-        <w:bottom w:val="single" w:sz="4" w:space="0" w:color="B2E5A0" w:themeColor="accent6" w:themeTint="67"/>
-        <w:right w:val="single" w:sz="4" w:space="0" w:color="B2E5A0" w:themeColor="accent6" w:themeTint="67"/>
-        <w:insideH w:val="single" w:sz="4" w:space="0" w:color="B2E5A0" w:themeColor="accent6" w:themeTint="67"/>
-        <w:insideV w:val="single" w:sz="4" w:space="0" w:color="B2E5A0" w:themeColor="accent6" w:themeTint="67"/>
+        <w:top w:val="single" w:color="B2E5A0" w:themeColor="accent6" w:themeTint="67" w:sz="4" w:space="0"/>
+        <w:left w:val="single" w:color="B2E5A0" w:themeColor="accent6" w:themeTint="67" w:sz="4" w:space="0"/>
+        <w:bottom w:val="single" w:color="B2E5A0" w:themeColor="accent6" w:themeTint="67" w:sz="4" w:space="0"/>
+        <w:right w:val="single" w:color="B2E5A0" w:themeColor="accent6" w:themeTint="67" w:sz="4" w:space="0"/>
+        <w:insideH w:val="single" w:color="B2E5A0" w:themeColor="accent6" w:themeTint="67" w:sz="4" w:space="0"/>
+        <w:insideV w:val="single" w:color="B2E5A0" w:themeColor="accent6" w:themeTint="67" w:sz="4" w:space="0"/>
       </w:tblBorders>
     </w:tblPr>
     <w:tblStylePr w:type="firstRow">
@@ -3003,7 +3003,7 @@
       <w:tblPr/>
       <w:tcPr>
         <w:tcBorders>
-          <w:bottom w:val="single" w:sz="12" w:space="0" w:color="90D976" w:themeColor="accent6" w:themeTint="95"/>
+          <w:bottom w:val="single" w:color="90D976" w:themeColor="accent6" w:themeTint="95" w:sz="12" w:space="0"/>
         </w:tcBorders>
       </w:tcPr>
     </w:tblStylePr>
@@ -3034,10 +3034,10 @@
       <w:tblPr/>
       <w:tcPr>
         <w:tcBorders>
-          <w:top w:val="single" w:sz="4" w:space="0" w:color="B2E5A0" w:themeColor="accent6" w:themeTint="67"/>
-          <w:left w:val="single" w:sz="4" w:space="0" w:color="B2E5A0" w:themeColor="accent6" w:themeTint="67"/>
-          <w:bottom w:val="single" w:sz="4" w:space="0" w:color="B2E5A0" w:themeColor="accent6" w:themeTint="67"/>
-          <w:right w:val="single" w:sz="4" w:space="0" w:color="B2E5A0" w:themeColor="accent6" w:themeTint="67"/>
+          <w:top w:val="single" w:color="B2E5A0" w:themeColor="accent6" w:themeTint="67" w:sz="4" w:space="0"/>
+          <w:left w:val="single" w:color="B2E5A0" w:themeColor="accent6" w:themeTint="67" w:sz="4" w:space="0"/>
+          <w:bottom w:val="single" w:color="B2E5A0" w:themeColor="accent6" w:themeTint="67" w:sz="4" w:space="0"/>
+          <w:right w:val="single" w:color="B2E5A0" w:themeColor="accent6" w:themeTint="67" w:sz="4" w:space="0"/>
         </w:tcBorders>
       </w:tcPr>
     </w:tblStylePr>
@@ -3053,9 +3053,9 @@
       <w:tblStyleRowBandSize w:val="1"/>
       <w:tblStyleColBandSize w:val="1"/>
       <w:tblBorders>
-        <w:bottom w:val="single" w:sz="4" w:space="0" w:color="19729B" w:themeColor="accent1" w:themeTint="EA"/>
-        <w:insideH w:val="single" w:sz="4" w:space="0" w:color="19729B" w:themeColor="accent1" w:themeTint="EA"/>
-        <w:insideV w:val="single" w:sz="4" w:space="0" w:color="19729B" w:themeColor="accent1" w:themeTint="EA"/>
+        <w:bottom w:val="single" w:color="19729B" w:themeColor="accent1" w:themeTint="EA" w:sz="4" w:space="0"/>
+        <w:insideH w:val="single" w:color="19729B" w:themeColor="accent1" w:themeTint="EA" w:sz="4" w:space="0"/>
+        <w:insideV w:val="single" w:color="19729B" w:themeColor="accent1" w:themeTint="EA" w:sz="4" w:space="0"/>
       </w:tblBorders>
     </w:tblPr>
     <w:tblStylePr w:type="firstRow">
@@ -3066,10 +3066,10 @@
       <w:tblPr/>
       <w:tcPr>
         <w:tcBorders>
-          <w:top w:val="none" w:sz="4" w:space="0" w:color="000000"/>
-          <w:left w:val="none" w:sz="4" w:space="0" w:color="000000"/>
-          <w:bottom w:val="single" w:sz="12" w:space="0" w:color="19729B" w:themeColor="accent1" w:themeTint="EA"/>
-          <w:right w:val="none" w:sz="4" w:space="0" w:color="000000"/>
+          <w:top w:val="none" w:color="000000" w:sz="4" w:space="0"/>
+          <w:left w:val="none" w:color="000000" w:sz="4" w:space="0"/>
+          <w:bottom w:val="single" w:color="19729B" w:themeColor="accent1" w:themeTint="EA" w:sz="12" w:space="0"/>
+          <w:right w:val="none" w:color="000000" w:sz="4" w:space="0"/>
         </w:tcBorders>
         <w:shd w:val="clear" w:color="FFFFFF" w:fill="auto"/>
       </w:tcPr>
@@ -3082,10 +3082,10 @@
       <w:tblPr/>
       <w:tcPr>
         <w:tcBorders>
-          <w:top w:val="single" w:sz="4" w:space="0" w:color="19729B" w:themeColor="accent1" w:themeTint="EA"/>
-          <w:left w:val="none" w:sz="4" w:space="0" w:color="000000"/>
-          <w:bottom w:val="none" w:sz="4" w:space="0" w:color="000000"/>
-          <w:right w:val="none" w:sz="4" w:space="0" w:color="000000"/>
+          <w:top w:val="single" w:color="19729B" w:themeColor="accent1" w:themeTint="EA" w:sz="4" w:space="0"/>
+          <w:left w:val="none" w:color="000000" w:sz="4" w:space="0"/>
+          <w:bottom w:val="none" w:color="000000" w:sz="4" w:space="0"/>
+          <w:right w:val="none" w:color="000000" w:sz="4" w:space="0"/>
         </w:tcBorders>
         <w:shd w:val="clear" w:color="FFFFFF" w:fill="auto"/>
       </w:tcPr>
@@ -3136,9 +3136,9 @@
       <w:tblStyleRowBandSize w:val="1"/>
       <w:tblStyleColBandSize w:val="1"/>
       <w:tblBorders>
-        <w:bottom w:val="single" w:sz="4" w:space="0" w:color="F2AA85" w:themeColor="accent2" w:themeTint="97"/>
-        <w:insideH w:val="single" w:sz="4" w:space="0" w:color="F2AA85" w:themeColor="accent2" w:themeTint="97"/>
-        <w:insideV w:val="single" w:sz="4" w:space="0" w:color="F2AA85" w:themeColor="accent2" w:themeTint="97"/>
+        <w:bottom w:val="single" w:color="F2AA85" w:themeColor="accent2" w:themeTint="97" w:sz="4" w:space="0"/>
+        <w:insideH w:val="single" w:color="F2AA85" w:themeColor="accent2" w:themeTint="97" w:sz="4" w:space="0"/>
+        <w:insideV w:val="single" w:color="F2AA85" w:themeColor="accent2" w:themeTint="97" w:sz="4" w:space="0"/>
       </w:tblBorders>
     </w:tblPr>
     <w:tblStylePr w:type="firstRow">
@@ -3149,10 +3149,10 @@
       <w:tblPr/>
       <w:tcPr>
         <w:tcBorders>
-          <w:top w:val="none" w:sz="4" w:space="0" w:color="000000"/>
-          <w:left w:val="none" w:sz="4" w:space="0" w:color="000000"/>
-          <w:bottom w:val="single" w:sz="12" w:space="0" w:color="F2AA85" w:themeColor="accent2" w:themeTint="97"/>
-          <w:right w:val="none" w:sz="4" w:space="0" w:color="000000"/>
+          <w:top w:val="none" w:color="000000" w:sz="4" w:space="0"/>
+          <w:left w:val="none" w:color="000000" w:sz="4" w:space="0"/>
+          <w:bottom w:val="single" w:color="F2AA85" w:themeColor="accent2" w:themeTint="97" w:sz="12" w:space="0"/>
+          <w:right w:val="none" w:color="000000" w:sz="4" w:space="0"/>
         </w:tcBorders>
         <w:shd w:val="clear" w:color="FFFFFF" w:fill="auto"/>
       </w:tcPr>
@@ -3165,10 +3165,10 @@
       <w:tblPr/>
       <w:tcPr>
         <w:tcBorders>
-          <w:top w:val="single" w:sz="4" w:space="0" w:color="F2AA85" w:themeColor="accent2" w:themeTint="97"/>
-          <w:left w:val="none" w:sz="4" w:space="0" w:color="000000"/>
-          <w:bottom w:val="none" w:sz="4" w:space="0" w:color="000000"/>
-          <w:right w:val="none" w:sz="4" w:space="0" w:color="000000"/>
+          <w:top w:val="single" w:color="F2AA85" w:themeColor="accent2" w:themeTint="97" w:sz="4" w:space="0"/>
+          <w:left w:val="none" w:color="000000" w:sz="4" w:space="0"/>
+          <w:bottom w:val="none" w:color="000000" w:sz="4" w:space="0"/>
+          <w:right w:val="none" w:color="000000" w:sz="4" w:space="0"/>
         </w:tcBorders>
         <w:shd w:val="clear" w:color="FFFFFF" w:fill="auto"/>
       </w:tcPr>
@@ -3219,9 +3219,9 @@
       <w:tblStyleRowBandSize w:val="1"/>
       <w:tblStyleColBandSize w:val="1"/>
       <w:tblBorders>
-        <w:bottom w:val="single" w:sz="4" w:space="0" w:color="196C24" w:themeColor="accent3" w:themeTint="FE"/>
-        <w:insideH w:val="single" w:sz="4" w:space="0" w:color="196C24" w:themeColor="accent3" w:themeTint="FE"/>
-        <w:insideV w:val="single" w:sz="4" w:space="0" w:color="196C24" w:themeColor="accent3" w:themeTint="FE"/>
+        <w:bottom w:val="single" w:color="196C24" w:themeColor="accent3" w:themeTint="FE" w:sz="4" w:space="0"/>
+        <w:insideH w:val="single" w:color="196C24" w:themeColor="accent3" w:themeTint="FE" w:sz="4" w:space="0"/>
+        <w:insideV w:val="single" w:color="196C24" w:themeColor="accent3" w:themeTint="FE" w:sz="4" w:space="0"/>
       </w:tblBorders>
     </w:tblPr>
     <w:tblStylePr w:type="firstRow">
@@ -3232,10 +3232,10 @@
       <w:tblPr/>
       <w:tcPr>
         <w:tcBorders>
-          <w:top w:val="none" w:sz="4" w:space="0" w:color="000000"/>
-          <w:left w:val="none" w:sz="4" w:space="0" w:color="000000"/>
-          <w:bottom w:val="single" w:sz="12" w:space="0" w:color="196C24" w:themeColor="accent3" w:themeTint="FE"/>
-          <w:right w:val="none" w:sz="4" w:space="0" w:color="000000"/>
+          <w:top w:val="none" w:color="000000" w:sz="4" w:space="0"/>
+          <w:left w:val="none" w:color="000000" w:sz="4" w:space="0"/>
+          <w:bottom w:val="single" w:color="196C24" w:themeColor="accent3" w:themeTint="FE" w:sz="12" w:space="0"/>
+          <w:right w:val="none" w:color="000000" w:sz="4" w:space="0"/>
         </w:tcBorders>
         <w:shd w:val="clear" w:color="FFFFFF" w:fill="auto"/>
       </w:tcPr>
@@ -3248,10 +3248,10 @@
       <w:tblPr/>
       <w:tcPr>
         <w:tcBorders>
-          <w:top w:val="single" w:sz="4" w:space="0" w:color="196C24" w:themeColor="accent3" w:themeTint="FE"/>
-          <w:left w:val="none" w:sz="4" w:space="0" w:color="000000"/>
-          <w:bottom w:val="none" w:sz="4" w:space="0" w:color="000000"/>
-          <w:right w:val="none" w:sz="4" w:space="0" w:color="000000"/>
+          <w:top w:val="single" w:color="196C24" w:themeColor="accent3" w:themeTint="FE" w:sz="4" w:space="0"/>
+          <w:left w:val="none" w:color="000000" w:sz="4" w:space="0"/>
+          <w:bottom w:val="none" w:color="000000" w:sz="4" w:space="0"/>
+          <w:right w:val="none" w:color="000000" w:sz="4" w:space="0"/>
         </w:tcBorders>
         <w:shd w:val="clear" w:color="FFFFFF" w:fill="auto"/>
       </w:tcPr>
@@ -3302,9 +3302,9 @@
       <w:tblStyleRowBandSize w:val="1"/>
       <w:tblStyleColBandSize w:val="1"/>
       <w:tblBorders>
-        <w:bottom w:val="single" w:sz="4" w:space="0" w:color="5FCAF3" w:themeColor="accent4" w:themeTint="9A"/>
-        <w:insideH w:val="single" w:sz="4" w:space="0" w:color="5FCAF3" w:themeColor="accent4" w:themeTint="9A"/>
-        <w:insideV w:val="single" w:sz="4" w:space="0" w:color="5FCAF3" w:themeColor="accent4" w:themeTint="9A"/>
+        <w:bottom w:val="single" w:color="5FCAF3" w:themeColor="accent4" w:themeTint="9A" w:sz="4" w:space="0"/>
+        <w:insideH w:val="single" w:color="5FCAF3" w:themeColor="accent4" w:themeTint="9A" w:sz="4" w:space="0"/>
+        <w:insideV w:val="single" w:color="5FCAF3" w:themeColor="accent4" w:themeTint="9A" w:sz="4" w:space="0"/>
       </w:tblBorders>
     </w:tblPr>
     <w:tblStylePr w:type="firstRow">
@@ -3315,10 +3315,10 @@
       <w:tblPr/>
       <w:tcPr>
         <w:tcBorders>
-          <w:top w:val="none" w:sz="4" w:space="0" w:color="000000"/>
-          <w:left w:val="none" w:sz="4" w:space="0" w:color="000000"/>
-          <w:bottom w:val="single" w:sz="12" w:space="0" w:color="5FCAF3" w:themeColor="accent4" w:themeTint="9A"/>
-          <w:right w:val="none" w:sz="4" w:space="0" w:color="000000"/>
+          <w:top w:val="none" w:color="000000" w:sz="4" w:space="0"/>
+          <w:left w:val="none" w:color="000000" w:sz="4" w:space="0"/>
+          <w:bottom w:val="single" w:color="5FCAF3" w:themeColor="accent4" w:themeTint="9A" w:sz="12" w:space="0"/>
+          <w:right w:val="none" w:color="000000" w:sz="4" w:space="0"/>
         </w:tcBorders>
         <w:shd w:val="clear" w:color="FFFFFF" w:fill="auto"/>
       </w:tcPr>
@@ -3331,10 +3331,10 @@
       <w:tblPr/>
       <w:tcPr>
         <w:tcBorders>
-          <w:top w:val="single" w:sz="4" w:space="0" w:color="5FCAF3" w:themeColor="accent4" w:themeTint="9A"/>
-          <w:left w:val="none" w:sz="4" w:space="0" w:color="000000"/>
-          <w:bottom w:val="none" w:sz="4" w:space="0" w:color="000000"/>
-          <w:right w:val="none" w:sz="4" w:space="0" w:color="000000"/>
+          <w:top w:val="single" w:color="5FCAF3" w:themeColor="accent4" w:themeTint="9A" w:sz="4" w:space="0"/>
+          <w:left w:val="none" w:color="000000" w:sz="4" w:space="0"/>
+          <w:bottom w:val="none" w:color="000000" w:sz="4" w:space="0"/>
+          <w:right w:val="none" w:color="000000" w:sz="4" w:space="0"/>
         </w:tcBorders>
         <w:shd w:val="clear" w:color="FFFFFF" w:fill="auto"/>
       </w:tcPr>
@@ -3385,9 +3385,9 @@
       <w:tblStyleRowBandSize w:val="1"/>
       <w:tblStyleColBandSize w:val="1"/>
       <w:tblBorders>
-        <w:bottom w:val="single" w:sz="4" w:space="0" w:color="A02B93" w:themeColor="accent5"/>
-        <w:insideH w:val="single" w:sz="4" w:space="0" w:color="A02B93" w:themeColor="accent5"/>
-        <w:insideV w:val="single" w:sz="4" w:space="0" w:color="A02B93" w:themeColor="accent5"/>
+        <w:bottom w:val="single" w:color="A02B93" w:themeColor="accent5" w:sz="4" w:space="0"/>
+        <w:insideH w:val="single" w:color="A02B93" w:themeColor="accent5" w:sz="4" w:space="0"/>
+        <w:insideV w:val="single" w:color="A02B93" w:themeColor="accent5" w:sz="4" w:space="0"/>
       </w:tblBorders>
     </w:tblPr>
     <w:tblStylePr w:type="firstRow">
@@ -3398,10 +3398,10 @@
       <w:tblPr/>
       <w:tcPr>
         <w:tcBorders>
-          <w:top w:val="none" w:sz="4" w:space="0" w:color="000000"/>
-          <w:left w:val="none" w:sz="4" w:space="0" w:color="000000"/>
-          <w:bottom w:val="single" w:sz="12" w:space="0" w:color="A02B93" w:themeColor="accent5"/>
-          <w:right w:val="none" w:sz="4" w:space="0" w:color="000000"/>
+          <w:top w:val="none" w:color="000000" w:sz="4" w:space="0"/>
+          <w:left w:val="none" w:color="000000" w:sz="4" w:space="0"/>
+          <w:bottom w:val="single" w:color="A02B93" w:themeColor="accent5" w:sz="12" w:space="0"/>
+          <w:right w:val="none" w:color="000000" w:sz="4" w:space="0"/>
         </w:tcBorders>
         <w:shd w:val="clear" w:color="FFFFFF" w:fill="auto"/>
       </w:tcPr>
@@ -3414,10 +3414,10 @@
       <w:tblPr/>
       <w:tcPr>
         <w:tcBorders>
-          <w:top w:val="single" w:sz="4" w:space="0" w:color="A02B93" w:themeColor="accent5"/>
-          <w:left w:val="none" w:sz="4" w:space="0" w:color="000000"/>
-          <w:bottom w:val="none" w:sz="4" w:space="0" w:color="000000"/>
-          <w:right w:val="none" w:sz="4" w:space="0" w:color="000000"/>
+          <w:top w:val="single" w:color="A02B93" w:themeColor="accent5" w:sz="4" w:space="0"/>
+          <w:left w:val="none" w:color="000000" w:sz="4" w:space="0"/>
+          <w:bottom w:val="none" w:color="000000" w:sz="4" w:space="0"/>
+          <w:right w:val="none" w:color="000000" w:sz="4" w:space="0"/>
         </w:tcBorders>
         <w:shd w:val="clear" w:color="FFFFFF" w:fill="auto"/>
       </w:tcPr>
@@ -3468,9 +3468,9 @@
       <w:tblStyleRowBandSize w:val="1"/>
       <w:tblStyleColBandSize w:val="1"/>
       <w:tblBorders>
-        <w:bottom w:val="single" w:sz="4" w:space="0" w:color="4EA72E" w:themeColor="accent6"/>
-        <w:insideH w:val="single" w:sz="4" w:space="0" w:color="4EA72E" w:themeColor="accent6"/>
-        <w:insideV w:val="single" w:sz="4" w:space="0" w:color="4EA72E" w:themeColor="accent6"/>
+        <w:bottom w:val="single" w:color="4EA72E" w:themeColor="accent6" w:sz="4" w:space="0"/>
+        <w:insideH w:val="single" w:color="4EA72E" w:themeColor="accent6" w:sz="4" w:space="0"/>
+        <w:insideV w:val="single" w:color="4EA72E" w:themeColor="accent6" w:sz="4" w:space="0"/>
       </w:tblBorders>
     </w:tblPr>
     <w:tblStylePr w:type="firstRow">
@@ -3481,10 +3481,10 @@
       <w:tblPr/>
       <w:tcPr>
         <w:tcBorders>
-          <w:top w:val="none" w:sz="4" w:space="0" w:color="000000"/>
-          <w:left w:val="none" w:sz="4" w:space="0" w:color="000000"/>
-          <w:bottom w:val="single" w:sz="12" w:space="0" w:color="4EA72E" w:themeColor="accent6"/>
-          <w:right w:val="none" w:sz="4" w:space="0" w:color="000000"/>
+          <w:top w:val="none" w:color="000000" w:sz="4" w:space="0"/>
+          <w:left w:val="none" w:color="000000" w:sz="4" w:space="0"/>
+          <w:bottom w:val="single" w:color="4EA72E" w:themeColor="accent6" w:sz="12" w:space="0"/>
+          <w:right w:val="none" w:color="000000" w:sz="4" w:space="0"/>
         </w:tcBorders>
         <w:shd w:val="clear" w:color="FFFFFF" w:fill="auto"/>
       </w:tcPr>
@@ -3497,10 +3497,10 @@
       <w:tblPr/>
       <w:tcPr>
         <w:tcBorders>
-          <w:top w:val="single" w:sz="4" w:space="0" w:color="4EA72E" w:themeColor="accent6"/>
-          <w:left w:val="none" w:sz="4" w:space="0" w:color="000000"/>
-          <w:bottom w:val="none" w:sz="4" w:space="0" w:color="000000"/>
-          <w:right w:val="none" w:sz="4" w:space="0" w:color="000000"/>
+          <w:top w:val="single" w:color="4EA72E" w:themeColor="accent6" w:sz="4" w:space="0"/>
+          <w:left w:val="none" w:color="000000" w:sz="4" w:space="0"/>
+          <w:bottom w:val="none" w:color="000000" w:sz="4" w:space="0"/>
+          <w:right w:val="none" w:color="000000" w:sz="4" w:space="0"/>
         </w:tcBorders>
         <w:shd w:val="clear" w:color="FFFFFF" w:fill="auto"/>
       </w:tcPr>
@@ -3551,9 +3551,9 @@
       <w:tblStyleRowBandSize w:val="1"/>
       <w:tblStyleColBandSize w:val="1"/>
       <w:tblBorders>
-        <w:bottom w:val="single" w:sz="4" w:space="0" w:color="19729B" w:themeColor="accent1" w:themeTint="EA"/>
-        <w:insideH w:val="single" w:sz="4" w:space="0" w:color="19729B" w:themeColor="accent1" w:themeTint="EA"/>
-        <w:insideV w:val="single" w:sz="4" w:space="0" w:color="19729B" w:themeColor="accent1" w:themeTint="EA"/>
+        <w:bottom w:val="single" w:color="19729B" w:themeColor="accent1" w:themeTint="EA" w:sz="4" w:space="0"/>
+        <w:insideH w:val="single" w:color="19729B" w:themeColor="accent1" w:themeTint="EA" w:sz="4" w:space="0"/>
+        <w:insideV w:val="single" w:color="19729B" w:themeColor="accent1" w:themeTint="EA" w:sz="4" w:space="0"/>
       </w:tblBorders>
     </w:tblPr>
     <w:tblStylePr w:type="firstRow">
@@ -3564,10 +3564,10 @@
       <w:tblPr/>
       <w:tcPr>
         <w:tcBorders>
-          <w:top w:val="none" w:sz="4" w:space="0" w:color="000000"/>
-          <w:left w:val="none" w:sz="4" w:space="0" w:color="000000"/>
-          <w:bottom w:val="none" w:sz="4" w:space="0" w:color="000000"/>
-          <w:right w:val="none" w:sz="4" w:space="0" w:color="000000"/>
+          <w:top w:val="none" w:color="000000" w:sz="4" w:space="0"/>
+          <w:left w:val="none" w:color="000000" w:sz="4" w:space="0"/>
+          <w:bottom w:val="none" w:color="000000" w:sz="4" w:space="0"/>
+          <w:right w:val="none" w:color="000000" w:sz="4" w:space="0"/>
         </w:tcBorders>
         <w:shd w:val="clear" w:color="FFFFFF" w:fill="auto"/>
       </w:tcPr>
@@ -3580,10 +3580,10 @@
       <w:tblPr/>
       <w:tcPr>
         <w:tcBorders>
-          <w:top w:val="none" w:sz="4" w:space="0" w:color="000000"/>
-          <w:left w:val="none" w:sz="4" w:space="0" w:color="000000"/>
-          <w:bottom w:val="none" w:sz="4" w:space="0" w:color="000000"/>
-          <w:right w:val="none" w:sz="4" w:space="0" w:color="000000"/>
+          <w:top w:val="none" w:color="000000" w:sz="4" w:space="0"/>
+          <w:left w:val="none" w:color="000000" w:sz="4" w:space="0"/>
+          <w:bottom w:val="none" w:color="000000" w:sz="4" w:space="0"/>
+          <w:right w:val="none" w:color="000000" w:sz="4" w:space="0"/>
         </w:tcBorders>
         <w:shd w:val="clear" w:color="FFFFFF" w:fill="auto"/>
       </w:tcPr>
@@ -3599,10 +3599,10 @@
       <w:tblPr/>
       <w:tcPr>
         <w:tcBorders>
-          <w:top w:val="none" w:sz="4" w:space="0" w:color="000000"/>
-          <w:left w:val="none" w:sz="4" w:space="0" w:color="000000"/>
-          <w:bottom w:val="none" w:sz="4" w:space="0" w:color="000000"/>
-          <w:right w:val="none" w:sz="4" w:space="0" w:color="000000"/>
+          <w:top w:val="none" w:color="000000" w:sz="4" w:space="0"/>
+          <w:left w:val="none" w:color="000000" w:sz="4" w:space="0"/>
+          <w:bottom w:val="none" w:color="000000" w:sz="4" w:space="0"/>
+          <w:right w:val="none" w:color="000000" w:sz="4" w:space="0"/>
         </w:tcBorders>
         <w:shd w:val="clear" w:color="FFFFFF" w:fill="auto"/>
       </w:tcPr>
@@ -3615,10 +3615,10 @@
       <w:tblPr/>
       <w:tcPr>
         <w:tcBorders>
-          <w:top w:val="none" w:sz="4" w:space="0" w:color="000000"/>
-          <w:left w:val="none" w:sz="4" w:space="0" w:color="000000"/>
-          <w:bottom w:val="none" w:sz="4" w:space="0" w:color="000000"/>
-          <w:right w:val="none" w:sz="4" w:space="0" w:color="000000"/>
+          <w:top w:val="none" w:color="000000" w:sz="4" w:space="0"/>
+          <w:left w:val="none" w:color="000000" w:sz="4" w:space="0"/>
+          <w:bottom w:val="none" w:color="000000" w:sz="4" w:space="0"/>
+          <w:right w:val="none" w:color="000000" w:sz="4" w:space="0"/>
         </w:tcBorders>
         <w:shd w:val="clear" w:color="FFFFFF" w:fill="auto"/>
       </w:tcPr>
@@ -3657,9 +3657,9 @@
       <w:tblStyleRowBandSize w:val="1"/>
       <w:tblStyleColBandSize w:val="1"/>
       <w:tblBorders>
-        <w:bottom w:val="single" w:sz="4" w:space="0" w:color="F2AA85" w:themeColor="accent2" w:themeTint="97"/>
-        <w:insideH w:val="single" w:sz="4" w:space="0" w:color="F2AA85" w:themeColor="accent2" w:themeTint="97"/>
-        <w:insideV w:val="single" w:sz="4" w:space="0" w:color="F2AA85" w:themeColor="accent2" w:themeTint="97"/>
+        <w:bottom w:val="single" w:color="F2AA85" w:themeColor="accent2" w:themeTint="97" w:sz="4" w:space="0"/>
+        <w:insideH w:val="single" w:color="F2AA85" w:themeColor="accent2" w:themeTint="97" w:sz="4" w:space="0"/>
+        <w:insideV w:val="single" w:color="F2AA85" w:themeColor="accent2" w:themeTint="97" w:sz="4" w:space="0"/>
       </w:tblBorders>
     </w:tblPr>
     <w:tblStylePr w:type="firstRow">
@@ -3670,10 +3670,10 @@
       <w:tblPr/>
       <w:tcPr>
         <w:tcBorders>
-          <w:top w:val="none" w:sz="4" w:space="0" w:color="000000"/>
-          <w:left w:val="none" w:sz="4" w:space="0" w:color="000000"/>
-          <w:bottom w:val="none" w:sz="4" w:space="0" w:color="000000"/>
-          <w:right w:val="none" w:sz="4" w:space="0" w:color="000000"/>
+          <w:top w:val="none" w:color="000000" w:sz="4" w:space="0"/>
+          <w:left w:val="none" w:color="000000" w:sz="4" w:space="0"/>
+          <w:bottom w:val="none" w:color="000000" w:sz="4" w:space="0"/>
+          <w:right w:val="none" w:color="000000" w:sz="4" w:space="0"/>
         </w:tcBorders>
         <w:shd w:val="clear" w:color="FFFFFF" w:fill="auto"/>
       </w:tcPr>
@@ -3686,10 +3686,10 @@
       <w:tblPr/>
       <w:tcPr>
         <w:tcBorders>
-          <w:top w:val="none" w:sz="4" w:space="0" w:color="000000"/>
-          <w:left w:val="none" w:sz="4" w:space="0" w:color="000000"/>
-          <w:bottom w:val="none" w:sz="4" w:space="0" w:color="000000"/>
-          <w:right w:val="none" w:sz="4" w:space="0" w:color="000000"/>
+          <w:top w:val="none" w:color="000000" w:sz="4" w:space="0"/>
+          <w:left w:val="none" w:color="000000" w:sz="4" w:space="0"/>
+          <w:bottom w:val="none" w:color="000000" w:sz="4" w:space="0"/>
+          <w:right w:val="none" w:color="000000" w:sz="4" w:space="0"/>
         </w:tcBorders>
         <w:shd w:val="clear" w:color="FFFFFF" w:fill="auto"/>
       </w:tcPr>
@@ -3705,10 +3705,10 @@
       <w:tblPr/>
       <w:tcPr>
         <w:tcBorders>
-          <w:top w:val="none" w:sz="4" w:space="0" w:color="000000"/>
-          <w:left w:val="none" w:sz="4" w:space="0" w:color="000000"/>
-          <w:bottom w:val="none" w:sz="4" w:space="0" w:color="000000"/>
-          <w:right w:val="none" w:sz="4" w:space="0" w:color="000000"/>
+          <w:top w:val="none" w:color="000000" w:sz="4" w:space="0"/>
+          <w:left w:val="none" w:color="000000" w:sz="4" w:space="0"/>
+          <w:bottom w:val="none" w:color="000000" w:sz="4" w:space="0"/>
+          <w:right w:val="none" w:color="000000" w:sz="4" w:space="0"/>
         </w:tcBorders>
         <w:shd w:val="clear" w:color="FFFFFF" w:fill="auto"/>
       </w:tcPr>
@@ -3721,10 +3721,10 @@
       <w:tblPr/>
       <w:tcPr>
         <w:tcBorders>
-          <w:top w:val="none" w:sz="4" w:space="0" w:color="000000"/>
-          <w:left w:val="none" w:sz="4" w:space="0" w:color="000000"/>
-          <w:bottom w:val="none" w:sz="4" w:space="0" w:color="000000"/>
-          <w:right w:val="none" w:sz="4" w:space="0" w:color="000000"/>
+          <w:top w:val="none" w:color="000000" w:sz="4" w:space="0"/>
+          <w:left w:val="none" w:color="000000" w:sz="4" w:space="0"/>
+          <w:bottom w:val="none" w:color="000000" w:sz="4" w:space="0"/>
+          <w:right w:val="none" w:color="000000" w:sz="4" w:space="0"/>
         </w:tcBorders>
         <w:shd w:val="clear" w:color="FFFFFF" w:fill="auto"/>
       </w:tcPr>
@@ -3763,9 +3763,9 @@
       <w:tblStyleRowBandSize w:val="1"/>
       <w:tblStyleColBandSize w:val="1"/>
       <w:tblBorders>
-        <w:bottom w:val="single" w:sz="4" w:space="0" w:color="196C24" w:themeColor="accent3" w:themeTint="FE"/>
-        <w:insideH w:val="single" w:sz="4" w:space="0" w:color="196C24" w:themeColor="accent3" w:themeTint="FE"/>
-        <w:insideV w:val="single" w:sz="4" w:space="0" w:color="196C24" w:themeColor="accent3" w:themeTint="FE"/>
+        <w:bottom w:val="single" w:color="196C24" w:themeColor="accent3" w:themeTint="FE" w:sz="4" w:space="0"/>
+        <w:insideH w:val="single" w:color="196C24" w:themeColor="accent3" w:themeTint="FE" w:sz="4" w:space="0"/>
+        <w:insideV w:val="single" w:color="196C24" w:themeColor="accent3" w:themeTint="FE" w:sz="4" w:space="0"/>
       </w:tblBorders>
     </w:tblPr>
     <w:tblStylePr w:type="firstRow">
@@ -3776,10 +3776,10 @@
       <w:tblPr/>
       <w:tcPr>
         <w:tcBorders>
-          <w:top w:val="none" w:sz="4" w:space="0" w:color="000000"/>
-          <w:left w:val="none" w:sz="4" w:space="0" w:color="000000"/>
-          <w:bottom w:val="none" w:sz="4" w:space="0" w:color="000000"/>
-          <w:right w:val="none" w:sz="4" w:space="0" w:color="000000"/>
+          <w:top w:val="none" w:color="000000" w:sz="4" w:space="0"/>
+          <w:left w:val="none" w:color="000000" w:sz="4" w:space="0"/>
+          <w:bottom w:val="none" w:color="000000" w:sz="4" w:space="0"/>
+          <w:right w:val="none" w:color="000000" w:sz="4" w:space="0"/>
         </w:tcBorders>
         <w:shd w:val="clear" w:color="FFFFFF" w:fill="auto"/>
       </w:tcPr>
@@ -3792,10 +3792,10 @@
       <w:tblPr/>
       <w:tcPr>
         <w:tcBorders>
-          <w:top w:val="none" w:sz="4" w:space="0" w:color="000000"/>
-          <w:left w:val="none" w:sz="4" w:space="0" w:color="000000"/>
-          <w:bottom w:val="none" w:sz="4" w:space="0" w:color="000000"/>
-          <w:right w:val="none" w:sz="4" w:space="0" w:color="000000"/>
+          <w:top w:val="none" w:color="000000" w:sz="4" w:space="0"/>
+          <w:left w:val="none" w:color="000000" w:sz="4" w:space="0"/>
+          <w:bottom w:val="none" w:color="000000" w:sz="4" w:space="0"/>
+          <w:right w:val="none" w:color="000000" w:sz="4" w:space="0"/>
         </w:tcBorders>
         <w:shd w:val="clear" w:color="FFFFFF" w:fill="auto"/>
       </w:tcPr>
@@ -3811,10 +3811,10 @@
       <w:tblPr/>
       <w:tcPr>
         <w:tcBorders>
-          <w:top w:val="none" w:sz="4" w:space="0" w:color="000000"/>
-          <w:left w:val="none" w:sz="4" w:space="0" w:color="000000"/>
-          <w:bottom w:val="none" w:sz="4" w:space="0" w:color="000000"/>
-          <w:right w:val="none" w:sz="4" w:space="0" w:color="000000"/>
+          <w:top w:val="none" w:color="000000" w:sz="4" w:space="0"/>
+          <w:left w:val="none" w:color="000000" w:sz="4" w:space="0"/>
+          <w:bottom w:val="none" w:color="000000" w:sz="4" w:space="0"/>
+          <w:right w:val="none" w:color="000000" w:sz="4" w:space="0"/>
         </w:tcBorders>
         <w:shd w:val="clear" w:color="FFFFFF" w:fill="auto"/>
       </w:tcPr>
@@ -3827,10 +3827,10 @@
       <w:tblPr/>
       <w:tcPr>
         <w:tcBorders>
-          <w:top w:val="none" w:sz="4" w:space="0" w:color="000000"/>
-          <w:left w:val="none" w:sz="4" w:space="0" w:color="000000"/>
-          <w:bottom w:val="none" w:sz="4" w:space="0" w:color="000000"/>
-          <w:right w:val="none" w:sz="4" w:space="0" w:color="000000"/>
+          <w:top w:val="none" w:color="000000" w:sz="4" w:space="0"/>
+          <w:left w:val="none" w:color="000000" w:sz="4" w:space="0"/>
+          <w:bottom w:val="none" w:color="000000" w:sz="4" w:space="0"/>
+          <w:right w:val="none" w:color="000000" w:sz="4" w:space="0"/>
         </w:tcBorders>
         <w:shd w:val="clear" w:color="FFFFFF" w:fill="auto"/>
       </w:tcPr>
@@ -3869,9 +3869,9 @@
       <w:tblStyleRowBandSize w:val="1"/>
       <w:tblStyleColBandSize w:val="1"/>
       <w:tblBorders>
-        <w:bottom w:val="single" w:sz="4" w:space="0" w:color="5FCAF3" w:themeColor="accent4" w:themeTint="9A"/>
-        <w:insideH w:val="single" w:sz="4" w:space="0" w:color="5FCAF3" w:themeColor="accent4" w:themeTint="9A"/>
-        <w:insideV w:val="single" w:sz="4" w:space="0" w:color="5FCAF3" w:themeColor="accent4" w:themeTint="9A"/>
+        <w:bottom w:val="single" w:color="5FCAF3" w:themeColor="accent4" w:themeTint="9A" w:sz="4" w:space="0"/>
+        <w:insideH w:val="single" w:color="5FCAF3" w:themeColor="accent4" w:themeTint="9A" w:sz="4" w:space="0"/>
+        <w:insideV w:val="single" w:color="5FCAF3" w:themeColor="accent4" w:themeTint="9A" w:sz="4" w:space="0"/>
       </w:tblBorders>
     </w:tblPr>
     <w:tblStylePr w:type="firstRow">
@@ -3882,10 +3882,10 @@
       <w:tblPr/>
       <w:tcPr>
         <w:tcBorders>
-          <w:top w:val="none" w:sz="4" w:space="0" w:color="000000"/>
-          <w:left w:val="none" w:sz="4" w:space="0" w:color="000000"/>
-          <w:bottom w:val="none" w:sz="4" w:space="0" w:color="000000"/>
-          <w:right w:val="none" w:sz="4" w:space="0" w:color="000000"/>
+          <w:top w:val="none" w:color="000000" w:sz="4" w:space="0"/>
+          <w:left w:val="none" w:color="000000" w:sz="4" w:space="0"/>
+          <w:bottom w:val="none" w:color="000000" w:sz="4" w:space="0"/>
+          <w:right w:val="none" w:color="000000" w:sz="4" w:space="0"/>
         </w:tcBorders>
         <w:shd w:val="clear" w:color="FFFFFF" w:fill="auto"/>
       </w:tcPr>
@@ -3898,10 +3898,10 @@
       <w:tblPr/>
       <w:tcPr>
         <w:tcBorders>
-          <w:top w:val="none" w:sz="4" w:space="0" w:color="000000"/>
-          <w:left w:val="none" w:sz="4" w:space="0" w:color="000000"/>
-          <w:bottom w:val="none" w:sz="4" w:space="0" w:color="000000"/>
-          <w:right w:val="none" w:sz="4" w:space="0" w:color="000000"/>
+          <w:top w:val="none" w:color="000000" w:sz="4" w:space="0"/>
+          <w:left w:val="none" w:color="000000" w:sz="4" w:space="0"/>
+          <w:bottom w:val="none" w:color="000000" w:sz="4" w:space="0"/>
+          <w:right w:val="none" w:color="000000" w:sz="4" w:space="0"/>
         </w:tcBorders>
         <w:shd w:val="clear" w:color="FFFFFF" w:fill="auto"/>
       </w:tcPr>
@@ -3917,10 +3917,10 @@
       <w:tblPr/>
       <w:tcPr>
         <w:tcBorders>
-          <w:top w:val="none" w:sz="4" w:space="0" w:color="000000"/>
-          <w:left w:val="none" w:sz="4" w:space="0" w:color="000000"/>
-          <w:bottom w:val="none" w:sz="4" w:space="0" w:color="000000"/>
-          <w:right w:val="none" w:sz="4" w:space="0" w:color="000000"/>
+          <w:top w:val="none" w:color="000000" w:sz="4" w:space="0"/>
+          <w:left w:val="none" w:color="000000" w:sz="4" w:space="0"/>
+          <w:bottom w:val="none" w:color="000000" w:sz="4" w:space="0"/>
+          <w:right w:val="none" w:color="000000" w:sz="4" w:space="0"/>
         </w:tcBorders>
         <w:shd w:val="clear" w:color="FFFFFF" w:fill="auto"/>
       </w:tcPr>
@@ -3933,10 +3933,10 @@
       <w:tblPr/>
       <w:tcPr>
         <w:tcBorders>
-          <w:top w:val="none" w:sz="4" w:space="0" w:color="000000"/>
-          <w:left w:val="none" w:sz="4" w:space="0" w:color="000000"/>
-          <w:bottom w:val="none" w:sz="4" w:space="0" w:color="000000"/>
-          <w:right w:val="none" w:sz="4" w:space="0" w:color="000000"/>
+          <w:top w:val="none" w:color="000000" w:sz="4" w:space="0"/>
+          <w:left w:val="none" w:color="000000" w:sz="4" w:space="0"/>
+          <w:bottom w:val="none" w:color="000000" w:sz="4" w:space="0"/>
+          <w:right w:val="none" w:color="000000" w:sz="4" w:space="0"/>
         </w:tcBorders>
         <w:shd w:val="clear" w:color="FFFFFF" w:fill="auto"/>
       </w:tcPr>
@@ -3975,9 +3975,9 @@
       <w:tblStyleRowBandSize w:val="1"/>
       <w:tblStyleColBandSize w:val="1"/>
       <w:tblBorders>
-        <w:bottom w:val="single" w:sz="4" w:space="0" w:color="A02B93" w:themeColor="accent5"/>
-        <w:insideH w:val="single" w:sz="4" w:space="0" w:color="A02B93" w:themeColor="accent5"/>
-        <w:insideV w:val="single" w:sz="4" w:space="0" w:color="A02B93" w:themeColor="accent5"/>
+        <w:bottom w:val="single" w:color="A02B93" w:themeColor="accent5" w:sz="4" w:space="0"/>
+        <w:insideH w:val="single" w:color="A02B93" w:themeColor="accent5" w:sz="4" w:space="0"/>
+        <w:insideV w:val="single" w:color="A02B93" w:themeColor="accent5" w:sz="4" w:space="0"/>
       </w:tblBorders>
     </w:tblPr>
     <w:tblStylePr w:type="firstRow">
@@ -3988,10 +3988,10 @@
       <w:tblPr/>
       <w:tcPr>
         <w:tcBorders>
-          <w:top w:val="none" w:sz="4" w:space="0" w:color="000000"/>
-          <w:left w:val="none" w:sz="4" w:space="0" w:color="000000"/>
-          <w:bottom w:val="none" w:sz="4" w:space="0" w:color="000000"/>
-          <w:right w:val="none" w:sz="4" w:space="0" w:color="000000"/>
+          <w:top w:val="none" w:color="000000" w:sz="4" w:space="0"/>
+          <w:left w:val="none" w:color="000000" w:sz="4" w:space="0"/>
+          <w:bottom w:val="none" w:color="000000" w:sz="4" w:space="0"/>
+          <w:right w:val="none" w:color="000000" w:sz="4" w:space="0"/>
         </w:tcBorders>
         <w:shd w:val="clear" w:color="FFFFFF" w:fill="auto"/>
       </w:tcPr>
@@ -4004,10 +4004,10 @@
       <w:tblPr/>
       <w:tcPr>
         <w:tcBorders>
-          <w:top w:val="none" w:sz="4" w:space="0" w:color="000000"/>
-          <w:left w:val="none" w:sz="4" w:space="0" w:color="000000"/>
-          <w:bottom w:val="none" w:sz="4" w:space="0" w:color="000000"/>
-          <w:right w:val="none" w:sz="4" w:space="0" w:color="000000"/>
+          <w:top w:val="none" w:color="000000" w:sz="4" w:space="0"/>
+          <w:left w:val="none" w:color="000000" w:sz="4" w:space="0"/>
+          <w:bottom w:val="none" w:color="000000" w:sz="4" w:space="0"/>
+          <w:right w:val="none" w:color="000000" w:sz="4" w:space="0"/>
         </w:tcBorders>
         <w:shd w:val="clear" w:color="FFFFFF" w:fill="auto"/>
       </w:tcPr>
@@ -4023,10 +4023,10 @@
       <w:tblPr/>
       <w:tcPr>
         <w:tcBorders>
-          <w:top w:val="none" w:sz="4" w:space="0" w:color="000000"/>
-          <w:left w:val="none" w:sz="4" w:space="0" w:color="000000"/>
-          <w:bottom w:val="none" w:sz="4" w:space="0" w:color="000000"/>
-          <w:right w:val="none" w:sz="4" w:space="0" w:color="000000"/>
+          <w:top w:val="none" w:color="000000" w:sz="4" w:space="0"/>
+          <w:left w:val="none" w:color="000000" w:sz="4" w:space="0"/>
+          <w:bottom w:val="none" w:color="000000" w:sz="4" w:space="0"/>
+          <w:right w:val="none" w:color="000000" w:sz="4" w:space="0"/>
         </w:tcBorders>
         <w:shd w:val="clear" w:color="FFFFFF" w:fill="auto"/>
       </w:tcPr>
@@ -4039,10 +4039,10 @@
       <w:tblPr/>
       <w:tcPr>
         <w:tcBorders>
-          <w:top w:val="none" w:sz="4" w:space="0" w:color="000000"/>
-          <w:left w:val="none" w:sz="4" w:space="0" w:color="000000"/>
-          <w:bottom w:val="none" w:sz="4" w:space="0" w:color="000000"/>
-          <w:right w:val="none" w:sz="4" w:space="0" w:color="000000"/>
+          <w:top w:val="none" w:color="000000" w:sz="4" w:space="0"/>
+          <w:left w:val="none" w:color="000000" w:sz="4" w:space="0"/>
+          <w:bottom w:val="none" w:color="000000" w:sz="4" w:space="0"/>
+          <w:right w:val="none" w:color="000000" w:sz="4" w:space="0"/>
         </w:tcBorders>
         <w:shd w:val="clear" w:color="FFFFFF" w:fill="auto"/>
       </w:tcPr>
@@ -4081,9 +4081,9 @@
       <w:tblStyleRowBandSize w:val="1"/>
       <w:tblStyleColBandSize w:val="1"/>
       <w:tblBorders>
-        <w:bottom w:val="single" w:sz="4" w:space="0" w:color="4EA72E" w:themeColor="accent6"/>
-        <w:insideH w:val="single" w:sz="4" w:space="0" w:color="4EA72E" w:themeColor="accent6"/>
-        <w:insideV w:val="single" w:sz="4" w:space="0" w:color="4EA72E" w:themeColor="accent6"/>
+        <w:bottom w:val="single" w:color="4EA72E" w:themeColor="accent6" w:sz="4" w:space="0"/>
+        <w:insideH w:val="single" w:color="4EA72E" w:themeColor="accent6" w:sz="4" w:space="0"/>
+        <w:insideV w:val="single" w:color="4EA72E" w:themeColor="accent6" w:sz="4" w:space="0"/>
       </w:tblBorders>
     </w:tblPr>
     <w:tblStylePr w:type="firstRow">
@@ -4094,10 +4094,10 @@
       <w:tblPr/>
       <w:tcPr>
         <w:tcBorders>
-          <w:top w:val="none" w:sz="4" w:space="0" w:color="000000"/>
-          <w:left w:val="none" w:sz="4" w:space="0" w:color="000000"/>
-          <w:bottom w:val="none" w:sz="4" w:space="0" w:color="000000"/>
-          <w:right w:val="none" w:sz="4" w:space="0" w:color="000000"/>
+          <w:top w:val="none" w:color="000000" w:sz="4" w:space="0"/>
+          <w:left w:val="none" w:color="000000" w:sz="4" w:space="0"/>
+          <w:bottom w:val="none" w:color="000000" w:sz="4" w:space="0"/>
+          <w:right w:val="none" w:color="000000" w:sz="4" w:space="0"/>
         </w:tcBorders>
         <w:shd w:val="clear" w:color="FFFFFF" w:fill="auto"/>
       </w:tcPr>
@@ -4110,10 +4110,10 @@
       <w:tblPr/>
       <w:tcPr>
         <w:tcBorders>
-          <w:top w:val="none" w:sz="4" w:space="0" w:color="000000"/>
-          <w:left w:val="none" w:sz="4" w:space="0" w:color="000000"/>
-          <w:bottom w:val="none" w:sz="4" w:space="0" w:color="000000"/>
-          <w:right w:val="none" w:sz="4" w:space="0" w:color="000000"/>
+          <w:top w:val="none" w:color="000000" w:sz="4" w:space="0"/>
+          <w:left w:val="none" w:color="000000" w:sz="4" w:space="0"/>
+          <w:bottom w:val="none" w:color="000000" w:sz="4" w:space="0"/>
+          <w:right w:val="none" w:color="000000" w:sz="4" w:space="0"/>
         </w:tcBorders>
         <w:shd w:val="clear" w:color="FFFFFF" w:fill="auto"/>
       </w:tcPr>
@@ -4129,10 +4129,10 @@
       <w:tblPr/>
       <w:tcPr>
         <w:tcBorders>
-          <w:top w:val="none" w:sz="4" w:space="0" w:color="000000"/>
-          <w:left w:val="none" w:sz="4" w:space="0" w:color="000000"/>
-          <w:bottom w:val="none" w:sz="4" w:space="0" w:color="000000"/>
-          <w:right w:val="none" w:sz="4" w:space="0" w:color="000000"/>
+          <w:top w:val="none" w:color="000000" w:sz="4" w:space="0"/>
+          <w:left w:val="none" w:color="000000" w:sz="4" w:space="0"/>
+          <w:bottom w:val="none" w:color="000000" w:sz="4" w:space="0"/>
+          <w:right w:val="none" w:color="000000" w:sz="4" w:space="0"/>
         </w:tcBorders>
         <w:shd w:val="clear" w:color="FFFFFF" w:fill="auto"/>
       </w:tcPr>
@@ -4145,10 +4145,10 @@
       <w:tblPr/>
       <w:tcPr>
         <w:tcBorders>
-          <w:top w:val="none" w:sz="4" w:space="0" w:color="000000"/>
-          <w:left w:val="none" w:sz="4" w:space="0" w:color="000000"/>
-          <w:bottom w:val="none" w:sz="4" w:space="0" w:color="000000"/>
-          <w:right w:val="none" w:sz="4" w:space="0" w:color="000000"/>
+          <w:top w:val="none" w:color="000000" w:sz="4" w:space="0"/>
+          <w:left w:val="none" w:color="000000" w:sz="4" w:space="0"/>
+          <w:bottom w:val="none" w:color="000000" w:sz="4" w:space="0"/>
+          <w:right w:val="none" w:color="000000" w:sz="4" w:space="0"/>
         </w:tcBorders>
         <w:shd w:val="clear" w:color="FFFFFF" w:fill="auto"/>
       </w:tcPr>
@@ -4187,12 +4187,12 @@
       <w:tblStyleRowBandSize w:val="1"/>
       <w:tblStyleColBandSize w:val="1"/>
       <w:tblBorders>
-        <w:top w:val="single" w:sz="4" w:space="0" w:color="50B4E2" w:themeColor="accent1" w:themeTint="90"/>
-        <w:left w:val="single" w:sz="4" w:space="0" w:color="50B4E2" w:themeColor="accent1" w:themeTint="90"/>
-        <w:bottom w:val="single" w:sz="4" w:space="0" w:color="50B4E2" w:themeColor="accent1" w:themeTint="90"/>
-        <w:right w:val="single" w:sz="4" w:space="0" w:color="50B4E2" w:themeColor="accent1" w:themeTint="90"/>
-        <w:insideH w:val="single" w:sz="4" w:space="0" w:color="50B4E2" w:themeColor="accent1" w:themeTint="90"/>
-        <w:insideV w:val="single" w:sz="4" w:space="0" w:color="50B4E2" w:themeColor="accent1" w:themeTint="90"/>
+        <w:top w:val="single" w:color="50B4E2" w:themeColor="accent1" w:themeTint="90" w:sz="4" w:space="0"/>
+        <w:left w:val="single" w:color="50B4E2" w:themeColor="accent1" w:themeTint="90" w:sz="4" w:space="0"/>
+        <w:bottom w:val="single" w:color="50B4E2" w:themeColor="accent1" w:themeTint="90" w:sz="4" w:space="0"/>
+        <w:right w:val="single" w:color="50B4E2" w:themeColor="accent1" w:themeTint="90" w:sz="4" w:space="0"/>
+        <w:insideH w:val="single" w:color="50B4E2" w:themeColor="accent1" w:themeTint="90" w:sz="4" w:space="0"/>
+        <w:insideV w:val="single" w:color="50B4E2" w:themeColor="accent1" w:themeTint="90" w:sz="4" w:space="0"/>
       </w:tblBorders>
     </w:tblPr>
     <w:tblStylePr w:type="firstRow">
@@ -4205,10 +4205,10 @@
       <w:tblPr/>
       <w:tcPr>
         <w:tcBorders>
-          <w:top w:val="single" w:sz="4" w:space="0" w:color="19729B" w:themeColor="accent1" w:themeTint="EA"/>
-          <w:left w:val="single" w:sz="4" w:space="0" w:color="19729B" w:themeColor="accent1" w:themeTint="EA"/>
-          <w:bottom w:val="single" w:sz="4" w:space="0" w:color="19729B" w:themeColor="accent1" w:themeTint="EA"/>
-          <w:right w:val="single" w:sz="4" w:space="0" w:color="19729B" w:themeColor="accent1" w:themeTint="EA"/>
+          <w:top w:val="single" w:color="19729B" w:themeColor="accent1" w:themeTint="EA" w:sz="4" w:space="0"/>
+          <w:left w:val="single" w:color="19729B" w:themeColor="accent1" w:themeTint="EA" w:sz="4" w:space="0"/>
+          <w:bottom w:val="single" w:color="19729B" w:themeColor="accent1" w:themeTint="EA" w:sz="4" w:space="0"/>
+          <w:right w:val="single" w:color="19729B" w:themeColor="accent1" w:themeTint="EA" w:sz="4" w:space="0"/>
         </w:tcBorders>
         <w:shd w:val="clear" w:color="19729B" w:themeColor="accent1" w:themeTint="EA" w:fill="19729B" w:themeFill="accent1" w:themeFillTint="EA"/>
       </w:tcPr>
@@ -4221,7 +4221,7 @@
       <w:tblPr/>
       <w:tcPr>
         <w:tcBorders>
-          <w:top w:val="single" w:sz="4" w:space="0" w:color="19729B" w:themeColor="accent1" w:themeTint="EA"/>
+          <w:top w:val="single" w:color="19729B" w:themeColor="accent1" w:themeTint="EA" w:sz="4" w:space="0"/>
         </w:tcBorders>
       </w:tcPr>
     </w:tblStylePr>
@@ -4271,12 +4271,12 @@
       <w:tblStyleRowBandSize w:val="1"/>
       <w:tblStyleColBandSize w:val="1"/>
       <w:tblBorders>
-        <w:top w:val="single" w:sz="4" w:space="0" w:color="F2AE8B" w:themeColor="accent2" w:themeTint="90"/>
-        <w:left w:val="single" w:sz="4" w:space="0" w:color="F2AE8B" w:themeColor="accent2" w:themeTint="90"/>
-        <w:bottom w:val="single" w:sz="4" w:space="0" w:color="F2AE8B" w:themeColor="accent2" w:themeTint="90"/>
-        <w:right w:val="single" w:sz="4" w:space="0" w:color="F2AE8B" w:themeColor="accent2" w:themeTint="90"/>
-        <w:insideH w:val="single" w:sz="4" w:space="0" w:color="F2AE8B" w:themeColor="accent2" w:themeTint="90"/>
-        <w:insideV w:val="single" w:sz="4" w:space="0" w:color="F2AE8B" w:themeColor="accent2" w:themeTint="90"/>
+        <w:top w:val="single" w:color="F2AE8B" w:themeColor="accent2" w:themeTint="90" w:sz="4" w:space="0"/>
+        <w:left w:val="single" w:color="F2AE8B" w:themeColor="accent2" w:themeTint="90" w:sz="4" w:space="0"/>
+        <w:bottom w:val="single" w:color="F2AE8B" w:themeColor="accent2" w:themeTint="90" w:sz="4" w:space="0"/>
+        <w:right w:val="single" w:color="F2AE8B" w:themeColor="accent2" w:themeTint="90" w:sz="4" w:space="0"/>
+        <w:insideH w:val="single" w:color="F2AE8B" w:themeColor="accent2" w:themeTint="90" w:sz="4" w:space="0"/>
+        <w:insideV w:val="single" w:color="F2AE8B" w:themeColor="accent2" w:themeTint="90" w:sz="4" w:space="0"/>
       </w:tblBorders>
     </w:tblPr>
     <w:tblStylePr w:type="firstRow">
@@ -4289,10 +4289,10 @@
       <w:tblPr/>
       <w:tcPr>
         <w:tcBorders>
-          <w:top w:val="single" w:sz="4" w:space="0" w:color="F2AA85" w:themeColor="accent2" w:themeTint="97"/>
-          <w:left w:val="single" w:sz="4" w:space="0" w:color="F2AA85" w:themeColor="accent2" w:themeTint="97"/>
-          <w:bottom w:val="single" w:sz="4" w:space="0" w:color="F2AA85" w:themeColor="accent2" w:themeTint="97"/>
-          <w:right w:val="single" w:sz="4" w:space="0" w:color="F2AA85" w:themeColor="accent2" w:themeTint="97"/>
+          <w:top w:val="single" w:color="F2AA85" w:themeColor="accent2" w:themeTint="97" w:sz="4" w:space="0"/>
+          <w:left w:val="single" w:color="F2AA85" w:themeColor="accent2" w:themeTint="97" w:sz="4" w:space="0"/>
+          <w:bottom w:val="single" w:color="F2AA85" w:themeColor="accent2" w:themeTint="97" w:sz="4" w:space="0"/>
+          <w:right w:val="single" w:color="F2AA85" w:themeColor="accent2" w:themeTint="97" w:sz="4" w:space="0"/>
         </w:tcBorders>
         <w:shd w:val="clear" w:color="F2AA85" w:themeColor="accent2" w:themeTint="97" w:fill="F2AA85" w:themeFill="accent2" w:themeFillTint="97"/>
       </w:tcPr>
@@ -4305,7 +4305,7 @@
       <w:tblPr/>
       <w:tcPr>
         <w:tcBorders>
-          <w:top w:val="single" w:sz="4" w:space="0" w:color="F2AA85" w:themeColor="accent2" w:themeTint="97"/>
+          <w:top w:val="single" w:color="F2AA85" w:themeColor="accent2" w:themeTint="97" w:sz="4" w:space="0"/>
         </w:tcBorders>
       </w:tcPr>
     </w:tblStylePr>
@@ -4355,12 +4355,12 @@
       <w:tblStyleRowBandSize w:val="1"/>
       <w:tblStyleColBandSize w:val="1"/>
       <w:tblBorders>
-        <w:top w:val="single" w:sz="4" w:space="0" w:color="51D663" w:themeColor="accent3" w:themeTint="90"/>
-        <w:left w:val="single" w:sz="4" w:space="0" w:color="51D663" w:themeColor="accent3" w:themeTint="90"/>
-        <w:bottom w:val="single" w:sz="4" w:space="0" w:color="51D663" w:themeColor="accent3" w:themeTint="90"/>
-        <w:right w:val="single" w:sz="4" w:space="0" w:color="51D663" w:themeColor="accent3" w:themeTint="90"/>
-        <w:insideH w:val="single" w:sz="4" w:space="0" w:color="51D663" w:themeColor="accent3" w:themeTint="90"/>
-        <w:insideV w:val="single" w:sz="4" w:space="0" w:color="51D663" w:themeColor="accent3" w:themeTint="90"/>
+        <w:top w:val="single" w:color="51D663" w:themeColor="accent3" w:themeTint="90" w:sz="4" w:space="0"/>
+        <w:left w:val="single" w:color="51D663" w:themeColor="accent3" w:themeTint="90" w:sz="4" w:space="0"/>
+        <w:bottom w:val="single" w:color="51D663" w:themeColor="accent3" w:themeTint="90" w:sz="4" w:space="0"/>
+        <w:right w:val="single" w:color="51D663" w:themeColor="accent3" w:themeTint="90" w:sz="4" w:space="0"/>
+        <w:insideH w:val="single" w:color="51D663" w:themeColor="accent3" w:themeTint="90" w:sz="4" w:space="0"/>
+        <w:insideV w:val="single" w:color="51D663" w:themeColor="accent3" w:themeTint="90" w:sz="4" w:space="0"/>
       </w:tblBorders>
     </w:tblPr>
     <w:tblStylePr w:type="firstRow">
@@ -4373,10 +4373,10 @@
       <w:tblPr/>
       <w:tcPr>
         <w:tcBorders>
-          <w:top w:val="single" w:sz="4" w:space="0" w:color="196C24" w:themeColor="accent3" w:themeTint="FE"/>
-          <w:left w:val="single" w:sz="4" w:space="0" w:color="196C24" w:themeColor="accent3" w:themeTint="FE"/>
-          <w:bottom w:val="single" w:sz="4" w:space="0" w:color="196C24" w:themeColor="accent3" w:themeTint="FE"/>
-          <w:right w:val="single" w:sz="4" w:space="0" w:color="196C24" w:themeColor="accent3" w:themeTint="FE"/>
+          <w:top w:val="single" w:color="196C24" w:themeColor="accent3" w:themeTint="FE" w:sz="4" w:space="0"/>
+          <w:left w:val="single" w:color="196C24" w:themeColor="accent3" w:themeTint="FE" w:sz="4" w:space="0"/>
+          <w:bottom w:val="single" w:color="196C24" w:themeColor="accent3" w:themeTint="FE" w:sz="4" w:space="0"/>
+          <w:right w:val="single" w:color="196C24" w:themeColor="accent3" w:themeTint="FE" w:sz="4" w:space="0"/>
         </w:tcBorders>
         <w:shd w:val="clear" w:color="196C24" w:themeColor="accent3" w:themeTint="FE" w:fill="196C24" w:themeFill="accent3" w:themeFillTint="FE"/>
       </w:tcPr>
@@ -4389,7 +4389,7 @@
       <w:tblPr/>
       <w:tcPr>
         <w:tcBorders>
-          <w:top w:val="single" w:sz="4" w:space="0" w:color="196C24" w:themeColor="accent3" w:themeTint="FE"/>
+          <w:top w:val="single" w:color="196C24" w:themeColor="accent3" w:themeTint="FE" w:sz="4" w:space="0"/>
         </w:tcBorders>
       </w:tcPr>
     </w:tblStylePr>
@@ -4439,12 +4439,12 @@
       <w:tblStyleRowBandSize w:val="1"/>
       <w:tblStyleColBandSize w:val="1"/>
       <w:tblBorders>
-        <w:top w:val="single" w:sz="4" w:space="0" w:color="6ACDF4" w:themeColor="accent4" w:themeTint="90"/>
-        <w:left w:val="single" w:sz="4" w:space="0" w:color="6ACDF4" w:themeColor="accent4" w:themeTint="90"/>
-        <w:bottom w:val="single" w:sz="4" w:space="0" w:color="6ACDF4" w:themeColor="accent4" w:themeTint="90"/>
-        <w:right w:val="single" w:sz="4" w:space="0" w:color="6ACDF4" w:themeColor="accent4" w:themeTint="90"/>
-        <w:insideH w:val="single" w:sz="4" w:space="0" w:color="6ACDF4" w:themeColor="accent4" w:themeTint="90"/>
-        <w:insideV w:val="single" w:sz="4" w:space="0" w:color="6ACDF4" w:themeColor="accent4" w:themeTint="90"/>
+        <w:top w:val="single" w:color="6ACDF4" w:themeColor="accent4" w:themeTint="90" w:sz="4" w:space="0"/>
+        <w:left w:val="single" w:color="6ACDF4" w:themeColor="accent4" w:themeTint="90" w:sz="4" w:space="0"/>
+        <w:bottom w:val="single" w:color="6ACDF4" w:themeColor="accent4" w:themeTint="90" w:sz="4" w:space="0"/>
+        <w:right w:val="single" w:color="6ACDF4" w:themeColor="accent4" w:themeTint="90" w:sz="4" w:space="0"/>
+        <w:insideH w:val="single" w:color="6ACDF4" w:themeColor="accent4" w:themeTint="90" w:sz="4" w:space="0"/>
+        <w:insideV w:val="single" w:color="6ACDF4" w:themeColor="accent4" w:themeTint="90" w:sz="4" w:space="0"/>
       </w:tblBorders>
     </w:tblPr>
     <w:tblStylePr w:type="firstRow">
@@ -4457,10 +4457,10 @@
       <w:tblPr/>
       <w:tcPr>
         <w:tcBorders>
-          <w:top w:val="single" w:sz="4" w:space="0" w:color="5FCAF3" w:themeColor="accent4" w:themeTint="9A"/>
-          <w:left w:val="single" w:sz="4" w:space="0" w:color="5FCAF3" w:themeColor="accent4" w:themeTint="9A"/>
-          <w:bottom w:val="single" w:sz="4" w:space="0" w:color="5FCAF3" w:themeColor="accent4" w:themeTint="9A"/>
-          <w:right w:val="single" w:sz="4" w:space="0" w:color="5FCAF3" w:themeColor="accent4" w:themeTint="9A"/>
+          <w:top w:val="single" w:color="5FCAF3" w:themeColor="accent4" w:themeTint="9A" w:sz="4" w:space="0"/>
+          <w:left w:val="single" w:color="5FCAF3" w:themeColor="accent4" w:themeTint="9A" w:sz="4" w:space="0"/>
+          <w:bottom w:val="single" w:color="5FCAF3" w:themeColor="accent4" w:themeTint="9A" w:sz="4" w:space="0"/>
+          <w:right w:val="single" w:color="5FCAF3" w:themeColor="accent4" w:themeTint="9A" w:sz="4" w:space="0"/>
         </w:tcBorders>
         <w:shd w:val="clear" w:color="5FCAF3" w:themeColor="accent4" w:themeTint="9A" w:fill="5FCAF3" w:themeFill="accent4" w:themeFillTint="9A"/>
       </w:tcPr>
@@ -4473,7 +4473,7 @@
       <w:tblPr/>
       <w:tcPr>
         <w:tcBorders>
-          <w:top w:val="single" w:sz="4" w:space="0" w:color="5FCAF3" w:themeColor="accent4" w:themeTint="9A"/>
+          <w:top w:val="single" w:color="5FCAF3" w:themeColor="accent4" w:themeTint="9A" w:sz="4" w:space="0"/>
         </w:tcBorders>
       </w:tcPr>
     </w:tblStylePr>
@@ -4523,12 +4523,12 @@
       <w:tblStyleRowBandSize w:val="1"/>
       <w:tblStyleColBandSize w:val="1"/>
       <w:tblBorders>
-        <w:top w:val="single" w:sz="4" w:space="0" w:color="DA76CE" w:themeColor="accent5" w:themeTint="90"/>
-        <w:left w:val="single" w:sz="4" w:space="0" w:color="DA76CE" w:themeColor="accent5" w:themeTint="90"/>
-        <w:bottom w:val="single" w:sz="4" w:space="0" w:color="DA76CE" w:themeColor="accent5" w:themeTint="90"/>
-        <w:right w:val="single" w:sz="4" w:space="0" w:color="DA76CE" w:themeColor="accent5" w:themeTint="90"/>
-        <w:insideH w:val="single" w:sz="4" w:space="0" w:color="DA76CE" w:themeColor="accent5" w:themeTint="90"/>
-        <w:insideV w:val="single" w:sz="4" w:space="0" w:color="DA76CE" w:themeColor="accent5" w:themeTint="90"/>
+        <w:top w:val="single" w:color="DA76CE" w:themeColor="accent5" w:themeTint="90" w:sz="4" w:space="0"/>
+        <w:left w:val="single" w:color="DA76CE" w:themeColor="accent5" w:themeTint="90" w:sz="4" w:space="0"/>
+        <w:bottom w:val="single" w:color="DA76CE" w:themeColor="accent5" w:themeTint="90" w:sz="4" w:space="0"/>
+        <w:right w:val="single" w:color="DA76CE" w:themeColor="accent5" w:themeTint="90" w:sz="4" w:space="0"/>
+        <w:insideH w:val="single" w:color="DA76CE" w:themeColor="accent5" w:themeTint="90" w:sz="4" w:space="0"/>
+        <w:insideV w:val="single" w:color="DA76CE" w:themeColor="accent5" w:themeTint="90" w:sz="4" w:space="0"/>
       </w:tblBorders>
     </w:tblPr>
     <w:tblStylePr w:type="firstRow">
@@ -4541,10 +4541,10 @@
       <w:tblPr/>
       <w:tcPr>
         <w:tcBorders>
-          <w:top w:val="single" w:sz="4" w:space="0" w:color="A02B93" w:themeColor="accent5"/>
-          <w:left w:val="single" w:sz="4" w:space="0" w:color="A02B93" w:themeColor="accent5"/>
-          <w:bottom w:val="single" w:sz="4" w:space="0" w:color="A02B93" w:themeColor="accent5"/>
-          <w:right w:val="single" w:sz="4" w:space="0" w:color="A02B93" w:themeColor="accent5"/>
+          <w:top w:val="single" w:color="A02B93" w:themeColor="accent5" w:sz="4" w:space="0"/>
+          <w:left w:val="single" w:color="A02B93" w:themeColor="accent5" w:sz="4" w:space="0"/>
+          <w:bottom w:val="single" w:color="A02B93" w:themeColor="accent5" w:sz="4" w:space="0"/>
+          <w:right w:val="single" w:color="A02B93" w:themeColor="accent5" w:sz="4" w:space="0"/>
         </w:tcBorders>
         <w:shd w:val="clear" w:color="A02B93" w:themeColor="accent5" w:fill="A02B93" w:themeFill="accent5"/>
       </w:tcPr>
@@ -4557,7 +4557,7 @@
       <w:tblPr/>
       <w:tcPr>
         <w:tcBorders>
-          <w:top w:val="single" w:sz="4" w:space="0" w:color="A02B93" w:themeColor="accent5"/>
+          <w:top w:val="single" w:color="A02B93" w:themeColor="accent5" w:sz="4" w:space="0"/>
         </w:tcBorders>
       </w:tcPr>
     </w:tblStylePr>
@@ -4607,12 +4607,12 @@
       <w:tblStyleRowBandSize w:val="1"/>
       <w:tblStyleColBandSize w:val="1"/>
       <w:tblBorders>
-        <w:top w:val="single" w:sz="4" w:space="0" w:color="94DA7B" w:themeColor="accent6" w:themeTint="90"/>
-        <w:left w:val="single" w:sz="4" w:space="0" w:color="94DA7B" w:themeColor="accent6" w:themeTint="90"/>
-        <w:bottom w:val="single" w:sz="4" w:space="0" w:color="94DA7B" w:themeColor="accent6" w:themeTint="90"/>
-        <w:right w:val="single" w:sz="4" w:space="0" w:color="94DA7B" w:themeColor="accent6" w:themeTint="90"/>
-        <w:insideH w:val="single" w:sz="4" w:space="0" w:color="94DA7B" w:themeColor="accent6" w:themeTint="90"/>
-        <w:insideV w:val="single" w:sz="4" w:space="0" w:color="94DA7B" w:themeColor="accent6" w:themeTint="90"/>
+        <w:top w:val="single" w:color="94DA7B" w:themeColor="accent6" w:themeTint="90" w:sz="4" w:space="0"/>
+        <w:left w:val="single" w:color="94DA7B" w:themeColor="accent6" w:themeTint="90" w:sz="4" w:space="0"/>
+        <w:bottom w:val="single" w:color="94DA7B" w:themeColor="accent6" w:themeTint="90" w:sz="4" w:space="0"/>
+        <w:right w:val="single" w:color="94DA7B" w:themeColor="accent6" w:themeTint="90" w:sz="4" w:space="0"/>
+        <w:insideH w:val="single" w:color="94DA7B" w:themeColor="accent6" w:themeTint="90" w:sz="4" w:space="0"/>
+        <w:insideV w:val="single" w:color="94DA7B" w:themeColor="accent6" w:themeTint="90" w:sz="4" w:space="0"/>
       </w:tblBorders>
     </w:tblPr>
     <w:tblStylePr w:type="firstRow">
@@ -4625,10 +4625,10 @@
       <w:tblPr/>
       <w:tcPr>
         <w:tcBorders>
-          <w:top w:val="single" w:sz="4" w:space="0" w:color="4EA72E" w:themeColor="accent6"/>
-          <w:left w:val="single" w:sz="4" w:space="0" w:color="4EA72E" w:themeColor="accent6"/>
-          <w:bottom w:val="single" w:sz="4" w:space="0" w:color="4EA72E" w:themeColor="accent6"/>
-          <w:right w:val="single" w:sz="4" w:space="0" w:color="4EA72E" w:themeColor="accent6"/>
+          <w:top w:val="single" w:color="4EA72E" w:themeColor="accent6" w:sz="4" w:space="0"/>
+          <w:left w:val="single" w:color="4EA72E" w:themeColor="accent6" w:sz="4" w:space="0"/>
+          <w:bottom w:val="single" w:color="4EA72E" w:themeColor="accent6" w:sz="4" w:space="0"/>
+          <w:right w:val="single" w:color="4EA72E" w:themeColor="accent6" w:sz="4" w:space="0"/>
         </w:tcBorders>
         <w:shd w:val="clear" w:color="4EA72E" w:themeColor="accent6" w:fill="4EA72E" w:themeFill="accent6"/>
       </w:tcPr>
@@ -4641,7 +4641,7 @@
       <w:tblPr/>
       <w:tcPr>
         <w:tcBorders>
-          <w:top w:val="single" w:sz="4" w:space="0" w:color="4EA72E" w:themeColor="accent6"/>
+          <w:top w:val="single" w:color="4EA72E" w:themeColor="accent6" w:sz="4" w:space="0"/>
         </w:tcBorders>
       </w:tcPr>
     </w:tblStylePr>
@@ -4691,12 +4691,12 @@
       <w:tblStyleRowBandSize w:val="1"/>
       <w:tblStyleColBandSize w:val="1"/>
       <w:tblBorders>
-        <w:top w:val="single" w:sz="4" w:space="0" w:color="FFFFFF" w:themeColor="light1"/>
-        <w:left w:val="single" w:sz="4" w:space="0" w:color="FFFFFF" w:themeColor="light1"/>
-        <w:bottom w:val="single" w:sz="4" w:space="0" w:color="FFFFFF" w:themeColor="light1"/>
-        <w:right w:val="single" w:sz="4" w:space="0" w:color="FFFFFF" w:themeColor="light1"/>
-        <w:insideH w:val="single" w:sz="4" w:space="0" w:color="FFFFFF" w:themeColor="light1"/>
-        <w:insideV w:val="single" w:sz="4" w:space="0" w:color="FFFFFF" w:themeColor="light1"/>
+        <w:top w:val="single" w:color="FFFFFF" w:themeColor="light1" w:sz="4" w:space="0"/>
+        <w:left w:val="single" w:color="FFFFFF" w:themeColor="light1" w:sz="4" w:space="0"/>
+        <w:bottom w:val="single" w:color="FFFFFF" w:themeColor="light1" w:sz="4" w:space="0"/>
+        <w:right w:val="single" w:color="FFFFFF" w:themeColor="light1" w:sz="4" w:space="0"/>
+        <w:insideH w:val="single" w:color="FFFFFF" w:themeColor="light1" w:sz="4" w:space="0"/>
+        <w:insideV w:val="single" w:color="FFFFFF" w:themeColor="light1" w:sz="4" w:space="0"/>
       </w:tblBorders>
       <w:shd w:val="clear" w:color="FAE2D6" w:themeColor="accent2" w:themeTint="32" w:fill="FAE2D6" w:themeFill="accent2" w:themeFillTint="32"/>
     </w:tblPr>
@@ -4722,7 +4722,7 @@
       <w:tblPr/>
       <w:tcPr>
         <w:tcBorders>
-          <w:top w:val="single" w:sz="4" w:space="0" w:color="FFFFFF" w:themeColor="light1"/>
+          <w:top w:val="single" w:color="FFFFFF" w:themeColor="light1" w:sz="4" w:space="0"/>
         </w:tcBorders>
         <w:shd w:val="clear" w:color="E97132" w:themeColor="accent2" w:fill="E97132" w:themeFill="accent2"/>
       </w:tcPr>
@@ -4775,12 +4775,12 @@
       <w:tblStyleRowBandSize w:val="1"/>
       <w:tblStyleColBandSize w:val="1"/>
       <w:tblBorders>
-        <w:top w:val="single" w:sz="4" w:space="0" w:color="FFFFFF" w:themeColor="light1"/>
-        <w:left w:val="single" w:sz="4" w:space="0" w:color="FFFFFF" w:themeColor="light1"/>
-        <w:bottom w:val="single" w:sz="4" w:space="0" w:color="FFFFFF" w:themeColor="light1"/>
-        <w:right w:val="single" w:sz="4" w:space="0" w:color="FFFFFF" w:themeColor="light1"/>
-        <w:insideH w:val="single" w:sz="4" w:space="0" w:color="FFFFFF" w:themeColor="light1"/>
-        <w:insideV w:val="single" w:sz="4" w:space="0" w:color="FFFFFF" w:themeColor="light1"/>
+        <w:top w:val="single" w:color="FFFFFF" w:themeColor="light1" w:sz="4" w:space="0"/>
+        <w:left w:val="single" w:color="FFFFFF" w:themeColor="light1" w:sz="4" w:space="0"/>
+        <w:bottom w:val="single" w:color="FFFFFF" w:themeColor="light1" w:sz="4" w:space="0"/>
+        <w:right w:val="single" w:color="FFFFFF" w:themeColor="light1" w:sz="4" w:space="0"/>
+        <w:insideH w:val="single" w:color="FFFFFF" w:themeColor="light1" w:sz="4" w:space="0"/>
+        <w:insideV w:val="single" w:color="FFFFFF" w:themeColor="light1" w:sz="4" w:space="0"/>
       </w:tblBorders>
       <w:shd w:val="clear" w:color="C0F0C6" w:themeColor="accent3" w:themeTint="34" w:fill="C0F0C6" w:themeFill="accent3" w:themeFillTint="34"/>
     </w:tblPr>
@@ -4806,7 +4806,7 @@
       <w:tblPr/>
       <w:tcPr>
         <w:tcBorders>
-          <w:top w:val="single" w:sz="4" w:space="0" w:color="FFFFFF" w:themeColor="light1"/>
+          <w:top w:val="single" w:color="FFFFFF" w:themeColor="light1" w:sz="4" w:space="0"/>
         </w:tcBorders>
         <w:shd w:val="clear" w:color="196B24" w:themeColor="accent3" w:fill="196B24" w:themeFill="accent3"/>
       </w:tcPr>
@@ -4859,12 +4859,12 @@
       <w:tblStyleRowBandSize w:val="1"/>
       <w:tblStyleColBandSize w:val="1"/>
       <w:tblBorders>
-        <w:top w:val="single" w:sz="4" w:space="0" w:color="FFFFFF" w:themeColor="light1"/>
-        <w:left w:val="single" w:sz="4" w:space="0" w:color="FFFFFF" w:themeColor="light1"/>
-        <w:bottom w:val="single" w:sz="4" w:space="0" w:color="FFFFFF" w:themeColor="light1"/>
-        <w:right w:val="single" w:sz="4" w:space="0" w:color="FFFFFF" w:themeColor="light1"/>
-        <w:insideH w:val="single" w:sz="4" w:space="0" w:color="FFFFFF" w:themeColor="light1"/>
-        <w:insideV w:val="single" w:sz="4" w:space="0" w:color="FFFFFF" w:themeColor="light1"/>
+        <w:top w:val="single" w:color="FFFFFF" w:themeColor="light1" w:sz="4" w:space="0"/>
+        <w:left w:val="single" w:color="FFFFFF" w:themeColor="light1" w:sz="4" w:space="0"/>
+        <w:bottom w:val="single" w:color="FFFFFF" w:themeColor="light1" w:sz="4" w:space="0"/>
+        <w:right w:val="single" w:color="FFFFFF" w:themeColor="light1" w:sz="4" w:space="0"/>
+        <w:insideH w:val="single" w:color="FFFFFF" w:themeColor="light1" w:sz="4" w:space="0"/>
+        <w:insideV w:val="single" w:color="FFFFFF" w:themeColor="light1" w:sz="4" w:space="0"/>
       </w:tblBorders>
       <w:shd w:val="clear" w:color="F1CDED" w:themeColor="accent5" w:themeTint="34" w:fill="F1CDED" w:themeFill="accent5" w:themeFillTint="34"/>
     </w:tblPr>
@@ -4890,7 +4890,7 @@
       <w:tblPr/>
       <w:tcPr>
         <w:tcBorders>
-          <w:top w:val="single" w:sz="4" w:space="0" w:color="FFFFFF" w:themeColor="light1"/>
+          <w:top w:val="single" w:color="FFFFFF" w:themeColor="light1" w:sz="4" w:space="0"/>
         </w:tcBorders>
         <w:shd w:val="clear" w:color="A02B93" w:themeColor="accent5" w:fill="A02B93" w:themeFill="accent5"/>
       </w:tcPr>
@@ -4943,12 +4943,12 @@
       <w:tblStyleRowBandSize w:val="1"/>
       <w:tblStyleColBandSize w:val="1"/>
       <w:tblBorders>
-        <w:top w:val="single" w:sz="4" w:space="0" w:color="FFFFFF" w:themeColor="light1"/>
-        <w:left w:val="single" w:sz="4" w:space="0" w:color="FFFFFF" w:themeColor="light1"/>
-        <w:bottom w:val="single" w:sz="4" w:space="0" w:color="FFFFFF" w:themeColor="light1"/>
-        <w:right w:val="single" w:sz="4" w:space="0" w:color="FFFFFF" w:themeColor="light1"/>
-        <w:insideH w:val="single" w:sz="4" w:space="0" w:color="FFFFFF" w:themeColor="light1"/>
-        <w:insideV w:val="single" w:sz="4" w:space="0" w:color="FFFFFF" w:themeColor="light1"/>
+        <w:top w:val="single" w:color="FFFFFF" w:themeColor="light1" w:sz="4" w:space="0"/>
+        <w:left w:val="single" w:color="FFFFFF" w:themeColor="light1" w:sz="4" w:space="0"/>
+        <w:bottom w:val="single" w:color="FFFFFF" w:themeColor="light1" w:sz="4" w:space="0"/>
+        <w:right w:val="single" w:color="FFFFFF" w:themeColor="light1" w:sz="4" w:space="0"/>
+        <w:insideH w:val="single" w:color="FFFFFF" w:themeColor="light1" w:sz="4" w:space="0"/>
+        <w:insideV w:val="single" w:color="FFFFFF" w:themeColor="light1" w:sz="4" w:space="0"/>
       </w:tblBorders>
       <w:shd w:val="clear" w:color="D8F2CF" w:themeColor="accent6" w:themeTint="34" w:fill="D8F2CF" w:themeFill="accent6" w:themeFillTint="34"/>
     </w:tblPr>
@@ -4974,7 +4974,7 @@
       <w:tblPr/>
       <w:tcPr>
         <w:tcBorders>
-          <w:top w:val="single" w:sz="4" w:space="0" w:color="FFFFFF" w:themeColor="light1"/>
+          <w:top w:val="single" w:color="FFFFFF" w:themeColor="light1" w:sz="4" w:space="0"/>
         </w:tcBorders>
         <w:shd w:val="clear" w:color="4EA72E" w:themeColor="accent6" w:fill="4EA72E" w:themeFill="accent6"/>
       </w:tcPr>
@@ -5027,12 +5027,12 @@
       <w:tblStyleRowBandSize w:val="1"/>
       <w:tblStyleColBandSize w:val="1"/>
       <w:tblBorders>
-        <w:top w:val="single" w:sz="4" w:space="0" w:color="63BDE6" w:themeColor="accent1" w:themeTint="80"/>
-        <w:left w:val="single" w:sz="4" w:space="0" w:color="63BDE6" w:themeColor="accent1" w:themeTint="80"/>
-        <w:bottom w:val="single" w:sz="4" w:space="0" w:color="63BDE6" w:themeColor="accent1" w:themeTint="80"/>
-        <w:right w:val="single" w:sz="4" w:space="0" w:color="63BDE6" w:themeColor="accent1" w:themeTint="80"/>
-        <w:insideH w:val="single" w:sz="4" w:space="0" w:color="63BDE6" w:themeColor="accent1" w:themeTint="80"/>
-        <w:insideV w:val="single" w:sz="4" w:space="0" w:color="63BDE6" w:themeColor="accent1" w:themeTint="80"/>
+        <w:top w:val="single" w:color="63BDE6" w:themeColor="accent1" w:themeTint="80" w:sz="4" w:space="0"/>
+        <w:left w:val="single" w:color="63BDE6" w:themeColor="accent1" w:themeTint="80" w:sz="4" w:space="0"/>
+        <w:bottom w:val="single" w:color="63BDE6" w:themeColor="accent1" w:themeTint="80" w:sz="4" w:space="0"/>
+        <w:right w:val="single" w:color="63BDE6" w:themeColor="accent1" w:themeTint="80" w:sz="4" w:space="0"/>
+        <w:insideH w:val="single" w:color="63BDE6" w:themeColor="accent1" w:themeTint="80" w:sz="4" w:space="0"/>
+        <w:insideV w:val="single" w:color="63BDE6" w:themeColor="accent1" w:themeTint="80" w:sz="4" w:space="0"/>
       </w:tblBorders>
     </w:tblPr>
     <w:tblStylePr w:type="firstRow">
@@ -5043,7 +5043,7 @@
       <w:tblPr/>
       <w:tcPr>
         <w:tcBorders>
-          <w:bottom w:val="single" w:sz="12" w:space="0" w:color="63BDE6" w:themeColor="accent1" w:themeTint="80"/>
+          <w:bottom w:val="single" w:color="63BDE6" w:themeColor="accent1" w:themeTint="80" w:sz="12" w:space="0"/>
         </w:tcBorders>
       </w:tcPr>
     </w:tblStylePr>
@@ -5101,12 +5101,12 @@
       <w:tblStyleRowBandSize w:val="1"/>
       <w:tblStyleColBandSize w:val="1"/>
       <w:tblBorders>
-        <w:top w:val="single" w:sz="4" w:space="0" w:color="F2AA85" w:themeColor="accent2" w:themeTint="97"/>
-        <w:left w:val="single" w:sz="4" w:space="0" w:color="F2AA85" w:themeColor="accent2" w:themeTint="97"/>
-        <w:bottom w:val="single" w:sz="4" w:space="0" w:color="F2AA85" w:themeColor="accent2" w:themeTint="97"/>
-        <w:right w:val="single" w:sz="4" w:space="0" w:color="F2AA85" w:themeColor="accent2" w:themeTint="97"/>
-        <w:insideH w:val="single" w:sz="4" w:space="0" w:color="F2AA85" w:themeColor="accent2" w:themeTint="97"/>
-        <w:insideV w:val="single" w:sz="4" w:space="0" w:color="F2AA85" w:themeColor="accent2" w:themeTint="97"/>
+        <w:top w:val="single" w:color="F2AA85" w:themeColor="accent2" w:themeTint="97" w:sz="4" w:space="0"/>
+        <w:left w:val="single" w:color="F2AA85" w:themeColor="accent2" w:themeTint="97" w:sz="4" w:space="0"/>
+        <w:bottom w:val="single" w:color="F2AA85" w:themeColor="accent2" w:themeTint="97" w:sz="4" w:space="0"/>
+        <w:right w:val="single" w:color="F2AA85" w:themeColor="accent2" w:themeTint="97" w:sz="4" w:space="0"/>
+        <w:insideH w:val="single" w:color="F2AA85" w:themeColor="accent2" w:themeTint="97" w:sz="4" w:space="0"/>
+        <w:insideV w:val="single" w:color="F2AA85" w:themeColor="accent2" w:themeTint="97" w:sz="4" w:space="0"/>
       </w:tblBorders>
     </w:tblPr>
     <w:tblStylePr w:type="firstRow">
@@ -5117,7 +5117,7 @@
       <w:tblPr/>
       <w:tcPr>
         <w:tcBorders>
-          <w:bottom w:val="single" w:sz="12" w:space="0" w:color="F2AA85" w:themeColor="accent2" w:themeTint="97"/>
+          <w:bottom w:val="single" w:color="F2AA85" w:themeColor="accent2" w:themeTint="97" w:sz="12" w:space="0"/>
         </w:tcBorders>
       </w:tcPr>
     </w:tblStylePr>
@@ -5175,12 +5175,12 @@
       <w:tblStyleRowBandSize w:val="1"/>
       <w:tblStyleColBandSize w:val="1"/>
       <w:tblBorders>
-        <w:top w:val="single" w:sz="4" w:space="0" w:color="196C24" w:themeColor="accent3" w:themeTint="FE"/>
-        <w:left w:val="single" w:sz="4" w:space="0" w:color="196C24" w:themeColor="accent3" w:themeTint="FE"/>
-        <w:bottom w:val="single" w:sz="4" w:space="0" w:color="196C24" w:themeColor="accent3" w:themeTint="FE"/>
-        <w:right w:val="single" w:sz="4" w:space="0" w:color="196C24" w:themeColor="accent3" w:themeTint="FE"/>
-        <w:insideH w:val="single" w:sz="4" w:space="0" w:color="196C24" w:themeColor="accent3" w:themeTint="FE"/>
-        <w:insideV w:val="single" w:sz="4" w:space="0" w:color="196C24" w:themeColor="accent3" w:themeTint="FE"/>
+        <w:top w:val="single" w:color="196C24" w:themeColor="accent3" w:themeTint="FE" w:sz="4" w:space="0"/>
+        <w:left w:val="single" w:color="196C24" w:themeColor="accent3" w:themeTint="FE" w:sz="4" w:space="0"/>
+        <w:bottom w:val="single" w:color="196C24" w:themeColor="accent3" w:themeTint="FE" w:sz="4" w:space="0"/>
+        <w:right w:val="single" w:color="196C24" w:themeColor="accent3" w:themeTint="FE" w:sz="4" w:space="0"/>
+        <w:insideH w:val="single" w:color="196C24" w:themeColor="accent3" w:themeTint="FE" w:sz="4" w:space="0"/>
+        <w:insideV w:val="single" w:color="196C24" w:themeColor="accent3" w:themeTint="FE" w:sz="4" w:space="0"/>
       </w:tblBorders>
     </w:tblPr>
     <w:tblStylePr w:type="firstRow">
@@ -5191,7 +5191,7 @@
       <w:tblPr/>
       <w:tcPr>
         <w:tcBorders>
-          <w:bottom w:val="single" w:sz="12" w:space="0" w:color="196C24" w:themeColor="accent3" w:themeTint="FE"/>
+          <w:bottom w:val="single" w:color="196C24" w:themeColor="accent3" w:themeTint="FE" w:sz="12" w:space="0"/>
         </w:tcBorders>
       </w:tcPr>
     </w:tblStylePr>
@@ -5249,12 +5249,12 @@
       <w:tblStyleRowBandSize w:val="1"/>
       <w:tblStyleColBandSize w:val="1"/>
       <w:tblBorders>
-        <w:top w:val="single" w:sz="4" w:space="0" w:color="5FCAF3" w:themeColor="accent4" w:themeTint="9A"/>
-        <w:left w:val="single" w:sz="4" w:space="0" w:color="5FCAF3" w:themeColor="accent4" w:themeTint="9A"/>
-        <w:bottom w:val="single" w:sz="4" w:space="0" w:color="5FCAF3" w:themeColor="accent4" w:themeTint="9A"/>
-        <w:right w:val="single" w:sz="4" w:space="0" w:color="5FCAF3" w:themeColor="accent4" w:themeTint="9A"/>
-        <w:insideH w:val="single" w:sz="4" w:space="0" w:color="5FCAF3" w:themeColor="accent4" w:themeTint="9A"/>
-        <w:insideV w:val="single" w:sz="4" w:space="0" w:color="5FCAF3" w:themeColor="accent4" w:themeTint="9A"/>
+        <w:top w:val="single" w:color="5FCAF3" w:themeColor="accent4" w:themeTint="9A" w:sz="4" w:space="0"/>
+        <w:left w:val="single" w:color="5FCAF3" w:themeColor="accent4" w:themeTint="9A" w:sz="4" w:space="0"/>
+        <w:bottom w:val="single" w:color="5FCAF3" w:themeColor="accent4" w:themeTint="9A" w:sz="4" w:space="0"/>
+        <w:right w:val="single" w:color="5FCAF3" w:themeColor="accent4" w:themeTint="9A" w:sz="4" w:space="0"/>
+        <w:insideH w:val="single" w:color="5FCAF3" w:themeColor="accent4" w:themeTint="9A" w:sz="4" w:space="0"/>
+        <w:insideV w:val="single" w:color="5FCAF3" w:themeColor="accent4" w:themeTint="9A" w:sz="4" w:space="0"/>
       </w:tblBorders>
     </w:tblPr>
     <w:tblStylePr w:type="firstRow">
@@ -5265,7 +5265,7 @@
       <w:tblPr/>
       <w:tcPr>
         <w:tcBorders>
-          <w:bottom w:val="single" w:sz="12" w:space="0" w:color="5FCAF3" w:themeColor="accent4" w:themeTint="9A"/>
+          <w:bottom w:val="single" w:color="5FCAF3" w:themeColor="accent4" w:themeTint="9A" w:sz="12" w:space="0"/>
         </w:tcBorders>
       </w:tcPr>
     </w:tblStylePr>
@@ -5323,12 +5323,12 @@
       <w:tblStyleRowBandSize w:val="1"/>
       <w:tblStyleColBandSize w:val="1"/>
       <w:tblBorders>
-        <w:top w:val="single" w:sz="4" w:space="0" w:color="A02B93" w:themeColor="accent5"/>
-        <w:left w:val="single" w:sz="4" w:space="0" w:color="A02B93" w:themeColor="accent5"/>
-        <w:bottom w:val="single" w:sz="4" w:space="0" w:color="A02B93" w:themeColor="accent5"/>
-        <w:right w:val="single" w:sz="4" w:space="0" w:color="A02B93" w:themeColor="accent5"/>
-        <w:insideH w:val="single" w:sz="4" w:space="0" w:color="A02B93" w:themeColor="accent5"/>
-        <w:insideV w:val="single" w:sz="4" w:space="0" w:color="A02B93" w:themeColor="accent5"/>
+        <w:top w:val="single" w:color="A02B93" w:themeColor="accent5" w:sz="4" w:space="0"/>
+        <w:left w:val="single" w:color="A02B93" w:themeColor="accent5" w:sz="4" w:space="0"/>
+        <w:bottom w:val="single" w:color="A02B93" w:themeColor="accent5" w:sz="4" w:space="0"/>
+        <w:right w:val="single" w:color="A02B93" w:themeColor="accent5" w:sz="4" w:space="0"/>
+        <w:insideH w:val="single" w:color="A02B93" w:themeColor="accent5" w:sz="4" w:space="0"/>
+        <w:insideV w:val="single" w:color="A02B93" w:themeColor="accent5" w:sz="4" w:space="0"/>
       </w:tblBorders>
     </w:tblPr>
     <w:tblStylePr w:type="firstRow">
@@ -5339,7 +5339,7 @@
       <w:tblPr/>
       <w:tcPr>
         <w:tcBorders>
-          <w:bottom w:val="single" w:sz="12" w:space="0" w:color="A02B93" w:themeColor="accent5"/>
+          <w:bottom w:val="single" w:color="A02B93" w:themeColor="accent5" w:sz="12" w:space="0"/>
         </w:tcBorders>
       </w:tcPr>
     </w:tblStylePr>
@@ -5397,12 +5397,12 @@
       <w:tblStyleRowBandSize w:val="1"/>
       <w:tblStyleColBandSize w:val="1"/>
       <w:tblBorders>
-        <w:top w:val="single" w:sz="4" w:space="0" w:color="4EA72E" w:themeColor="accent6"/>
-        <w:left w:val="single" w:sz="4" w:space="0" w:color="4EA72E" w:themeColor="accent6"/>
-        <w:bottom w:val="single" w:sz="4" w:space="0" w:color="4EA72E" w:themeColor="accent6"/>
-        <w:right w:val="single" w:sz="4" w:space="0" w:color="4EA72E" w:themeColor="accent6"/>
-        <w:insideH w:val="single" w:sz="4" w:space="0" w:color="4EA72E" w:themeColor="accent6"/>
-        <w:insideV w:val="single" w:sz="4" w:space="0" w:color="4EA72E" w:themeColor="accent6"/>
+        <w:top w:val="single" w:color="4EA72E" w:themeColor="accent6" w:sz="4" w:space="0"/>
+        <w:left w:val="single" w:color="4EA72E" w:themeColor="accent6" w:sz="4" w:space="0"/>
+        <w:bottom w:val="single" w:color="4EA72E" w:themeColor="accent6" w:sz="4" w:space="0"/>
+        <w:right w:val="single" w:color="4EA72E" w:themeColor="accent6" w:sz="4" w:space="0"/>
+        <w:insideH w:val="single" w:color="4EA72E" w:themeColor="accent6" w:sz="4" w:space="0"/>
+        <w:insideV w:val="single" w:color="4EA72E" w:themeColor="accent6" w:sz="4" w:space="0"/>
       </w:tblBorders>
     </w:tblPr>
     <w:tblStylePr w:type="firstRow">
@@ -5413,7 +5413,7 @@
       <w:tblPr/>
       <w:tcPr>
         <w:tcBorders>
-          <w:bottom w:val="single" w:sz="12" w:space="0" w:color="4EA72E" w:themeColor="accent6"/>
+          <w:bottom w:val="single" w:color="4EA72E" w:themeColor="accent6" w:sz="12" w:space="0"/>
         </w:tcBorders>
       </w:tcPr>
     </w:tblStylePr>
@@ -5471,10 +5471,10 @@
       <w:tblStyleRowBandSize w:val="1"/>
       <w:tblStyleColBandSize w:val="1"/>
       <w:tblBorders>
-        <w:bottom w:val="single" w:sz="4" w:space="0" w:color="63BDE6" w:themeColor="accent1" w:themeTint="80"/>
-        <w:right w:val="single" w:sz="4" w:space="0" w:color="63BDE6" w:themeColor="accent1" w:themeTint="80"/>
-        <w:insideH w:val="single" w:sz="4" w:space="0" w:color="63BDE6" w:themeColor="accent1" w:themeTint="80"/>
-        <w:insideV w:val="single" w:sz="4" w:space="0" w:color="63BDE6" w:themeColor="accent1" w:themeTint="80"/>
+        <w:bottom w:val="single" w:color="63BDE6" w:themeColor="accent1" w:themeTint="80" w:sz="4" w:space="0"/>
+        <w:right w:val="single" w:color="63BDE6" w:themeColor="accent1" w:themeTint="80" w:sz="4" w:space="0"/>
+        <w:insideH w:val="single" w:color="63BDE6" w:themeColor="accent1" w:themeTint="80" w:sz="4" w:space="0"/>
+        <w:insideV w:val="single" w:color="63BDE6" w:themeColor="accent1" w:themeTint="80" w:sz="4" w:space="0"/>
       </w:tblBorders>
     </w:tblPr>
     <w:tblStylePr w:type="firstRow">
@@ -5487,10 +5487,10 @@
       <w:tblPr/>
       <w:tcPr>
         <w:tcBorders>
-          <w:top w:val="none" w:sz="4" w:space="0" w:color="000000"/>
-          <w:left w:val="none" w:sz="4" w:space="0" w:color="000000"/>
-          <w:bottom w:val="single" w:sz="4" w:space="0" w:color="63BDE6" w:themeColor="accent1" w:themeTint="80"/>
-          <w:right w:val="none" w:sz="4" w:space="0" w:color="000000"/>
+          <w:top w:val="none" w:color="000000" w:sz="4" w:space="0"/>
+          <w:left w:val="none" w:color="000000" w:sz="4" w:space="0"/>
+          <w:bottom w:val="single" w:color="63BDE6" w:themeColor="accent1" w:themeTint="80" w:sz="4" w:space="0"/>
+          <w:right w:val="none" w:color="000000" w:sz="4" w:space="0"/>
         </w:tcBorders>
         <w:shd w:val="clear" w:color="FFFFFF" w:themeColor="light1" w:fill="FFFFFF" w:themeFill="light1"/>
       </w:tcPr>
@@ -5505,10 +5505,10 @@
       <w:tblPr/>
       <w:tcPr>
         <w:tcBorders>
-          <w:top w:val="single" w:sz="4" w:space="0" w:color="63BDE6" w:themeColor="accent1" w:themeTint="80"/>
-          <w:left w:val="none" w:sz="4" w:space="0" w:color="000000"/>
-          <w:bottom w:val="none" w:sz="4" w:space="0" w:color="000000"/>
-          <w:right w:val="none" w:sz="4" w:space="0" w:color="000000"/>
+          <w:top w:val="single" w:color="63BDE6" w:themeColor="accent1" w:themeTint="80" w:sz="4" w:space="0"/>
+          <w:left w:val="none" w:color="000000" w:sz="4" w:space="0"/>
+          <w:bottom w:val="none" w:color="000000" w:sz="4" w:space="0"/>
+          <w:right w:val="none" w:color="000000" w:sz="4" w:space="0"/>
         </w:tcBorders>
         <w:shd w:val="clear" w:color="FFFFFF" w:themeColor="light1" w:fill="FFFFFF" w:themeFill="light1"/>
       </w:tcPr>
@@ -5526,10 +5526,10 @@
       <w:tblPr/>
       <w:tcPr>
         <w:tcBorders>
-          <w:top w:val="none" w:sz="4" w:space="0" w:color="000000"/>
-          <w:left w:val="none" w:sz="4" w:space="0" w:color="000000"/>
-          <w:bottom w:val="none" w:sz="4" w:space="0" w:color="000000"/>
-          <w:right w:val="single" w:sz="4" w:space="0" w:color="63BDE6" w:themeColor="accent1" w:themeTint="80"/>
+          <w:top w:val="none" w:color="000000" w:sz="4" w:space="0"/>
+          <w:left w:val="none" w:color="000000" w:sz="4" w:space="0"/>
+          <w:bottom w:val="none" w:color="000000" w:sz="4" w:space="0"/>
+          <w:right w:val="single" w:color="63BDE6" w:themeColor="accent1" w:themeTint="80" w:sz="4" w:space="0"/>
         </w:tcBorders>
         <w:shd w:val="clear" w:color="FFFFFF" w:fill="auto"/>
       </w:tcPr>
@@ -5544,10 +5544,10 @@
       <w:tblPr/>
       <w:tcPr>
         <w:tcBorders>
-          <w:top w:val="none" w:sz="4" w:space="0" w:color="000000"/>
-          <w:left w:val="single" w:sz="4" w:space="0" w:color="63BDE6" w:themeColor="accent1" w:themeTint="80"/>
-          <w:bottom w:val="none" w:sz="4" w:space="0" w:color="000000"/>
-          <w:right w:val="none" w:sz="4" w:space="0" w:color="000000"/>
+          <w:top w:val="none" w:color="000000" w:sz="4" w:space="0"/>
+          <w:left w:val="single" w:color="63BDE6" w:themeColor="accent1" w:themeTint="80" w:sz="4" w:space="0"/>
+          <w:bottom w:val="none" w:color="000000" w:sz="4" w:space="0"/>
+          <w:right w:val="none" w:color="000000" w:sz="4" w:space="0"/>
         </w:tcBorders>
         <w:shd w:val="clear" w:color="FFFFFF" w:fill="auto"/>
       </w:tcPr>
@@ -5588,10 +5588,10 @@
       <w:tblStyleRowBandSize w:val="1"/>
       <w:tblStyleColBandSize w:val="1"/>
       <w:tblBorders>
-        <w:bottom w:val="single" w:sz="4" w:space="0" w:color="F2AA85" w:themeColor="accent2" w:themeTint="97"/>
-        <w:right w:val="single" w:sz="4" w:space="0" w:color="F2AA85" w:themeColor="accent2" w:themeTint="97"/>
-        <w:insideH w:val="single" w:sz="4" w:space="0" w:color="F2AA85" w:themeColor="accent2" w:themeTint="97"/>
-        <w:insideV w:val="single" w:sz="4" w:space="0" w:color="F2AA85" w:themeColor="accent2" w:themeTint="97"/>
+        <w:bottom w:val="single" w:color="F2AA85" w:themeColor="accent2" w:themeTint="97" w:sz="4" w:space="0"/>
+        <w:right w:val="single" w:color="F2AA85" w:themeColor="accent2" w:themeTint="97" w:sz="4" w:space="0"/>
+        <w:insideH w:val="single" w:color="F2AA85" w:themeColor="accent2" w:themeTint="97" w:sz="4" w:space="0"/>
+        <w:insideV w:val="single" w:color="F2AA85" w:themeColor="accent2" w:themeTint="97" w:sz="4" w:space="0"/>
       </w:tblBorders>
     </w:tblPr>
     <w:tblStylePr w:type="firstRow">
@@ -5604,10 +5604,10 @@
       <w:tblPr/>
       <w:tcPr>
         <w:tcBorders>
-          <w:top w:val="none" w:sz="4" w:space="0" w:color="000000"/>
-          <w:left w:val="none" w:sz="4" w:space="0" w:color="000000"/>
-          <w:bottom w:val="single" w:sz="4" w:space="0" w:color="F2AA85" w:themeColor="accent2" w:themeTint="97"/>
-          <w:right w:val="none" w:sz="4" w:space="0" w:color="000000"/>
+          <w:top w:val="none" w:color="000000" w:sz="4" w:space="0"/>
+          <w:left w:val="none" w:color="000000" w:sz="4" w:space="0"/>
+          <w:bottom w:val="single" w:color="F2AA85" w:themeColor="accent2" w:themeTint="97" w:sz="4" w:space="0"/>
+          <w:right w:val="none" w:color="000000" w:sz="4" w:space="0"/>
         </w:tcBorders>
         <w:shd w:val="clear" w:color="FFFFFF" w:themeColor="light1" w:fill="FFFFFF" w:themeFill="light1"/>
       </w:tcPr>
@@ -5622,10 +5622,10 @@
       <w:tblPr/>
       <w:tcPr>
         <w:tcBorders>
-          <w:top w:val="single" w:sz="4" w:space="0" w:color="F2AA85" w:themeColor="accent2" w:themeTint="97"/>
-          <w:left w:val="none" w:sz="4" w:space="0" w:color="000000"/>
-          <w:bottom w:val="none" w:sz="4" w:space="0" w:color="000000"/>
-          <w:right w:val="none" w:sz="4" w:space="0" w:color="000000"/>
+          <w:top w:val="single" w:color="F2AA85" w:themeColor="accent2" w:themeTint="97" w:sz="4" w:space="0"/>
+          <w:left w:val="none" w:color="000000" w:sz="4" w:space="0"/>
+          <w:bottom w:val="none" w:color="000000" w:sz="4" w:space="0"/>
+          <w:right w:val="none" w:color="000000" w:sz="4" w:space="0"/>
         </w:tcBorders>
         <w:shd w:val="clear" w:color="FFFFFF" w:themeColor="light1" w:fill="FFFFFF" w:themeFill="light1"/>
       </w:tcPr>
@@ -5643,10 +5643,10 @@
       <w:tblPr/>
       <w:tcPr>
         <w:tcBorders>
-          <w:top w:val="none" w:sz="4" w:space="0" w:color="000000"/>
-          <w:left w:val="none" w:sz="4" w:space="0" w:color="000000"/>
-          <w:bottom w:val="none" w:sz="4" w:space="0" w:color="000000"/>
-          <w:right w:val="single" w:sz="4" w:space="0" w:color="F2AA85" w:themeColor="accent2" w:themeTint="97"/>
+          <w:top w:val="none" w:color="000000" w:sz="4" w:space="0"/>
+          <w:left w:val="none" w:color="000000" w:sz="4" w:space="0"/>
+          <w:bottom w:val="none" w:color="000000" w:sz="4" w:space="0"/>
+          <w:right w:val="single" w:color="F2AA85" w:themeColor="accent2" w:themeTint="97" w:sz="4" w:space="0"/>
         </w:tcBorders>
         <w:shd w:val="clear" w:color="FFFFFF" w:fill="auto"/>
       </w:tcPr>
@@ -5661,10 +5661,10 @@
       <w:tblPr/>
       <w:tcPr>
         <w:tcBorders>
-          <w:top w:val="none" w:sz="4" w:space="0" w:color="000000"/>
-          <w:left w:val="single" w:sz="4" w:space="0" w:color="F2AA85" w:themeColor="accent2" w:themeTint="97"/>
-          <w:bottom w:val="none" w:sz="4" w:space="0" w:color="000000"/>
-          <w:right w:val="none" w:sz="4" w:space="0" w:color="000000"/>
+          <w:top w:val="none" w:color="000000" w:sz="4" w:space="0"/>
+          <w:left w:val="single" w:color="F2AA85" w:themeColor="accent2" w:themeTint="97" w:sz="4" w:space="0"/>
+          <w:bottom w:val="none" w:color="000000" w:sz="4" w:space="0"/>
+          <w:right w:val="none" w:color="000000" w:sz="4" w:space="0"/>
         </w:tcBorders>
         <w:shd w:val="clear" w:color="FFFFFF" w:fill="auto"/>
       </w:tcPr>
@@ -5705,10 +5705,10 @@
       <w:tblStyleRowBandSize w:val="1"/>
       <w:tblStyleColBandSize w:val="1"/>
       <w:tblBorders>
-        <w:bottom w:val="single" w:sz="4" w:space="0" w:color="196C24" w:themeColor="accent3" w:themeTint="FE"/>
-        <w:right w:val="single" w:sz="4" w:space="0" w:color="196C24" w:themeColor="accent3" w:themeTint="FE"/>
-        <w:insideH w:val="single" w:sz="4" w:space="0" w:color="196C24" w:themeColor="accent3" w:themeTint="FE"/>
-        <w:insideV w:val="single" w:sz="4" w:space="0" w:color="196C24" w:themeColor="accent3" w:themeTint="FE"/>
+        <w:bottom w:val="single" w:color="196C24" w:themeColor="accent3" w:themeTint="FE" w:sz="4" w:space="0"/>
+        <w:right w:val="single" w:color="196C24" w:themeColor="accent3" w:themeTint="FE" w:sz="4" w:space="0"/>
+        <w:insideH w:val="single" w:color="196C24" w:themeColor="accent3" w:themeTint="FE" w:sz="4" w:space="0"/>
+        <w:insideV w:val="single" w:color="196C24" w:themeColor="accent3" w:themeTint="FE" w:sz="4" w:space="0"/>
       </w:tblBorders>
     </w:tblPr>
     <w:tblStylePr w:type="firstRow">
@@ -5721,10 +5721,10 @@
       <w:tblPr/>
       <w:tcPr>
         <w:tcBorders>
-          <w:top w:val="none" w:sz="4" w:space="0" w:color="000000"/>
-          <w:left w:val="none" w:sz="4" w:space="0" w:color="000000"/>
-          <w:bottom w:val="single" w:sz="4" w:space="0" w:color="196C24" w:themeColor="accent3" w:themeTint="FE"/>
-          <w:right w:val="none" w:sz="4" w:space="0" w:color="000000"/>
+          <w:top w:val="none" w:color="000000" w:sz="4" w:space="0"/>
+          <w:left w:val="none" w:color="000000" w:sz="4" w:space="0"/>
+          <w:bottom w:val="single" w:color="196C24" w:themeColor="accent3" w:themeTint="FE" w:sz="4" w:space="0"/>
+          <w:right w:val="none" w:color="000000" w:sz="4" w:space="0"/>
         </w:tcBorders>
         <w:shd w:val="clear" w:color="FFFFFF" w:themeColor="light1" w:fill="FFFFFF" w:themeFill="light1"/>
       </w:tcPr>
@@ -5739,10 +5739,10 @@
       <w:tblPr/>
       <w:tcPr>
         <w:tcBorders>
-          <w:top w:val="single" w:sz="4" w:space="0" w:color="196C24" w:themeColor="accent3" w:themeTint="FE"/>
-          <w:left w:val="none" w:sz="4" w:space="0" w:color="000000"/>
-          <w:bottom w:val="none" w:sz="4" w:space="0" w:color="000000"/>
-          <w:right w:val="none" w:sz="4" w:space="0" w:color="000000"/>
+          <w:top w:val="single" w:color="196C24" w:themeColor="accent3" w:themeTint="FE" w:sz="4" w:space="0"/>
+          <w:left w:val="none" w:color="000000" w:sz="4" w:space="0"/>
+          <w:bottom w:val="none" w:color="000000" w:sz="4" w:space="0"/>
+          <w:right w:val="none" w:color="000000" w:sz="4" w:space="0"/>
         </w:tcBorders>
         <w:shd w:val="clear" w:color="FFFFFF" w:themeColor="light1" w:fill="FFFFFF" w:themeFill="light1"/>
       </w:tcPr>
@@ -5760,10 +5760,10 @@
       <w:tblPr/>
       <w:tcPr>
         <w:tcBorders>
-          <w:top w:val="none" w:sz="4" w:space="0" w:color="000000"/>
-          <w:left w:val="none" w:sz="4" w:space="0" w:color="000000"/>
-          <w:bottom w:val="none" w:sz="4" w:space="0" w:color="000000"/>
-          <w:right w:val="single" w:sz="4" w:space="0" w:color="196C24" w:themeColor="accent3" w:themeTint="FE"/>
+          <w:top w:val="none" w:color="000000" w:sz="4" w:space="0"/>
+          <w:left w:val="none" w:color="000000" w:sz="4" w:space="0"/>
+          <w:bottom w:val="none" w:color="000000" w:sz="4" w:space="0"/>
+          <w:right w:val="single" w:color="196C24" w:themeColor="accent3" w:themeTint="FE" w:sz="4" w:space="0"/>
         </w:tcBorders>
         <w:shd w:val="clear" w:color="FFFFFF" w:fill="auto"/>
       </w:tcPr>
@@ -5778,10 +5778,10 @@
       <w:tblPr/>
       <w:tcPr>
         <w:tcBorders>
-          <w:top w:val="none" w:sz="4" w:space="0" w:color="000000"/>
-          <w:left w:val="single" w:sz="4" w:space="0" w:color="196C24" w:themeColor="accent3" w:themeTint="FE"/>
-          <w:bottom w:val="none" w:sz="4" w:space="0" w:color="000000"/>
-          <w:right w:val="none" w:sz="4" w:space="0" w:color="000000"/>
+          <w:top w:val="none" w:color="000000" w:sz="4" w:space="0"/>
+          <w:left w:val="single" w:color="196C24" w:themeColor="accent3" w:themeTint="FE" w:sz="4" w:space="0"/>
+          <w:bottom w:val="none" w:color="000000" w:sz="4" w:space="0"/>
+          <w:right w:val="none" w:color="000000" w:sz="4" w:space="0"/>
         </w:tcBorders>
         <w:shd w:val="clear" w:color="FFFFFF" w:fill="auto"/>
       </w:tcPr>
@@ -5822,10 +5822,10 @@
       <w:tblStyleRowBandSize w:val="1"/>
       <w:tblStyleColBandSize w:val="1"/>
       <w:tblBorders>
-        <w:bottom w:val="single" w:sz="4" w:space="0" w:color="5FCAF3" w:themeColor="accent4" w:themeTint="9A"/>
-        <w:right w:val="single" w:sz="4" w:space="0" w:color="5FCAF3" w:themeColor="accent4" w:themeTint="9A"/>
-        <w:insideH w:val="single" w:sz="4" w:space="0" w:color="5FCAF3" w:themeColor="accent4" w:themeTint="9A"/>
-        <w:insideV w:val="single" w:sz="4" w:space="0" w:color="5FCAF3" w:themeColor="accent4" w:themeTint="9A"/>
+        <w:bottom w:val="single" w:color="5FCAF3" w:themeColor="accent4" w:themeTint="9A" w:sz="4" w:space="0"/>
+        <w:right w:val="single" w:color="5FCAF3" w:themeColor="accent4" w:themeTint="9A" w:sz="4" w:space="0"/>
+        <w:insideH w:val="single" w:color="5FCAF3" w:themeColor="accent4" w:themeTint="9A" w:sz="4" w:space="0"/>
+        <w:insideV w:val="single" w:color="5FCAF3" w:themeColor="accent4" w:themeTint="9A" w:sz="4" w:space="0"/>
       </w:tblBorders>
     </w:tblPr>
     <w:tblStylePr w:type="firstRow">
@@ -5838,10 +5838,10 @@
       <w:tblPr/>
       <w:tcPr>
         <w:tcBorders>
-          <w:top w:val="none" w:sz="4" w:space="0" w:color="000000"/>
-          <w:left w:val="none" w:sz="4" w:space="0" w:color="000000"/>
-          <w:bottom w:val="single" w:sz="4" w:space="0" w:color="5FCAF3" w:themeColor="accent4" w:themeTint="9A"/>
-          <w:right w:val="none" w:sz="4" w:space="0" w:color="000000"/>
+          <w:top w:val="none" w:color="000000" w:sz="4" w:space="0"/>
+          <w:left w:val="none" w:color="000000" w:sz="4" w:space="0"/>
+          <w:bottom w:val="single" w:color="5FCAF3" w:themeColor="accent4" w:themeTint="9A" w:sz="4" w:space="0"/>
+          <w:right w:val="none" w:color="000000" w:sz="4" w:space="0"/>
         </w:tcBorders>
         <w:shd w:val="clear" w:color="FFFFFF" w:themeColor="light1" w:fill="FFFFFF" w:themeFill="light1"/>
       </w:tcPr>
@@ -5856,10 +5856,10 @@
       <w:tblPr/>
       <w:tcPr>
         <w:tcBorders>
-          <w:top w:val="single" w:sz="4" w:space="0" w:color="5FCAF3" w:themeColor="accent4" w:themeTint="9A"/>
-          <w:left w:val="none" w:sz="4" w:space="0" w:color="000000"/>
-          <w:bottom w:val="none" w:sz="4" w:space="0" w:color="000000"/>
-          <w:right w:val="none" w:sz="4" w:space="0" w:color="000000"/>
+          <w:top w:val="single" w:color="5FCAF3" w:themeColor="accent4" w:themeTint="9A" w:sz="4" w:space="0"/>
+          <w:left w:val="none" w:color="000000" w:sz="4" w:space="0"/>
+          <w:bottom w:val="none" w:color="000000" w:sz="4" w:space="0"/>
+          <w:right w:val="none" w:color="000000" w:sz="4" w:space="0"/>
         </w:tcBorders>
         <w:shd w:val="clear" w:color="FFFFFF" w:themeColor="light1" w:fill="FFFFFF" w:themeFill="light1"/>
       </w:tcPr>
@@ -5877,10 +5877,10 @@
       <w:tblPr/>
       <w:tcPr>
         <w:tcBorders>
-          <w:top w:val="none" w:sz="4" w:space="0" w:color="000000"/>
-          <w:left w:val="none" w:sz="4" w:space="0" w:color="000000"/>
-          <w:bottom w:val="none" w:sz="4" w:space="0" w:color="000000"/>
-          <w:right w:val="single" w:sz="4" w:space="0" w:color="5FCAF3" w:themeColor="accent4" w:themeTint="9A"/>
+          <w:top w:val="none" w:color="000000" w:sz="4" w:space="0"/>
+          <w:left w:val="none" w:color="000000" w:sz="4" w:space="0"/>
+          <w:bottom w:val="none" w:color="000000" w:sz="4" w:space="0"/>
+          <w:right w:val="single" w:color="5FCAF3" w:themeColor="accent4" w:themeTint="9A" w:sz="4" w:space="0"/>
         </w:tcBorders>
         <w:shd w:val="clear" w:color="FFFFFF" w:fill="auto"/>
       </w:tcPr>
@@ -5895,10 +5895,10 @@
       <w:tblPr/>
       <w:tcPr>
         <w:tcBorders>
-          <w:top w:val="none" w:sz="4" w:space="0" w:color="000000"/>
-          <w:left w:val="single" w:sz="4" w:space="0" w:color="5FCAF3" w:themeColor="accent4" w:themeTint="9A"/>
-          <w:bottom w:val="none" w:sz="4" w:space="0" w:color="000000"/>
-          <w:right w:val="none" w:sz="4" w:space="0" w:color="000000"/>
+          <w:top w:val="none" w:color="000000" w:sz="4" w:space="0"/>
+          <w:left w:val="single" w:color="5FCAF3" w:themeColor="accent4" w:themeTint="9A" w:sz="4" w:space="0"/>
+          <w:bottom w:val="none" w:color="000000" w:sz="4" w:space="0"/>
+          <w:right w:val="none" w:color="000000" w:sz="4" w:space="0"/>
         </w:tcBorders>
         <w:shd w:val="clear" w:color="FFFFFF" w:fill="auto"/>
       </w:tcPr>
@@ -5939,10 +5939,10 @@
       <w:tblStyleRowBandSize w:val="1"/>
       <w:tblStyleColBandSize w:val="1"/>
       <w:tblBorders>
-        <w:bottom w:val="single" w:sz="4" w:space="0" w:color="DA76CE" w:themeColor="accent5" w:themeTint="90"/>
-        <w:right w:val="single" w:sz="4" w:space="0" w:color="DA76CE" w:themeColor="accent5" w:themeTint="90"/>
-        <w:insideH w:val="single" w:sz="4" w:space="0" w:color="DA76CE" w:themeColor="accent5" w:themeTint="90"/>
-        <w:insideV w:val="single" w:sz="4" w:space="0" w:color="DA76CE" w:themeColor="accent5" w:themeTint="90"/>
+        <w:bottom w:val="single" w:color="DA76CE" w:themeColor="accent5" w:themeTint="90" w:sz="4" w:space="0"/>
+        <w:right w:val="single" w:color="DA76CE" w:themeColor="accent5" w:themeTint="90" w:sz="4" w:space="0"/>
+        <w:insideH w:val="single" w:color="DA76CE" w:themeColor="accent5" w:themeTint="90" w:sz="4" w:space="0"/>
+        <w:insideV w:val="single" w:color="DA76CE" w:themeColor="accent5" w:themeTint="90" w:sz="4" w:space="0"/>
       </w:tblBorders>
     </w:tblPr>
     <w:tblStylePr w:type="firstRow">
@@ -5955,10 +5955,10 @@
       <w:tblPr/>
       <w:tcPr>
         <w:tcBorders>
-          <w:top w:val="none" w:sz="4" w:space="0" w:color="000000"/>
-          <w:left w:val="none" w:sz="4" w:space="0" w:color="000000"/>
-          <w:bottom w:val="single" w:sz="4" w:space="0" w:color="DA76CE" w:themeColor="accent5" w:themeTint="90"/>
-          <w:right w:val="none" w:sz="4" w:space="0" w:color="000000"/>
+          <w:top w:val="none" w:color="000000" w:sz="4" w:space="0"/>
+          <w:left w:val="none" w:color="000000" w:sz="4" w:space="0"/>
+          <w:bottom w:val="single" w:color="DA76CE" w:themeColor="accent5" w:themeTint="90" w:sz="4" w:space="0"/>
+          <w:right w:val="none" w:color="000000" w:sz="4" w:space="0"/>
         </w:tcBorders>
         <w:shd w:val="clear" w:color="FFFFFF" w:themeColor="light1" w:fill="FFFFFF" w:themeFill="light1"/>
       </w:tcPr>
@@ -5973,10 +5973,10 @@
       <w:tblPr/>
       <w:tcPr>
         <w:tcBorders>
-          <w:top w:val="single" w:sz="4" w:space="0" w:color="DA76CE" w:themeColor="accent5" w:themeTint="90"/>
-          <w:left w:val="none" w:sz="4" w:space="0" w:color="000000"/>
-          <w:bottom w:val="none" w:sz="4" w:space="0" w:color="000000"/>
-          <w:right w:val="none" w:sz="4" w:space="0" w:color="000000"/>
+          <w:top w:val="single" w:color="DA76CE" w:themeColor="accent5" w:themeTint="90" w:sz="4" w:space="0"/>
+          <w:left w:val="none" w:color="000000" w:sz="4" w:space="0"/>
+          <w:bottom w:val="none" w:color="000000" w:sz="4" w:space="0"/>
+          <w:right w:val="none" w:color="000000" w:sz="4" w:space="0"/>
         </w:tcBorders>
         <w:shd w:val="clear" w:color="FFFFFF" w:themeColor="light1" w:fill="FFFFFF" w:themeFill="light1"/>
       </w:tcPr>
@@ -5994,10 +5994,10 @@
       <w:tblPr/>
       <w:tcPr>
         <w:tcBorders>
-          <w:top w:val="none" w:sz="4" w:space="0" w:color="000000"/>
-          <w:left w:val="none" w:sz="4" w:space="0" w:color="000000"/>
-          <w:bottom w:val="none" w:sz="4" w:space="0" w:color="000000"/>
-          <w:right w:val="single" w:sz="4" w:space="0" w:color="DA76CE" w:themeColor="accent5" w:themeTint="90"/>
+          <w:top w:val="none" w:color="000000" w:sz="4" w:space="0"/>
+          <w:left w:val="none" w:color="000000" w:sz="4" w:space="0"/>
+          <w:bottom w:val="none" w:color="000000" w:sz="4" w:space="0"/>
+          <w:right w:val="single" w:color="DA76CE" w:themeColor="accent5" w:themeTint="90" w:sz="4" w:space="0"/>
         </w:tcBorders>
         <w:shd w:val="clear" w:color="FFFFFF" w:fill="auto"/>
       </w:tcPr>
@@ -6012,10 +6012,10 @@
       <w:tblPr/>
       <w:tcPr>
         <w:tcBorders>
-          <w:top w:val="none" w:sz="4" w:space="0" w:color="000000"/>
-          <w:left w:val="single" w:sz="4" w:space="0" w:color="DA76CE" w:themeColor="accent5" w:themeTint="90"/>
-          <w:bottom w:val="none" w:sz="4" w:space="0" w:color="000000"/>
-          <w:right w:val="none" w:sz="4" w:space="0" w:color="000000"/>
+          <w:top w:val="none" w:color="000000" w:sz="4" w:space="0"/>
+          <w:left w:val="single" w:color="DA76CE" w:themeColor="accent5" w:themeTint="90" w:sz="4" w:space="0"/>
+          <w:bottom w:val="none" w:color="000000" w:sz="4" w:space="0"/>
+          <w:right w:val="none" w:color="000000" w:sz="4" w:space="0"/>
         </w:tcBorders>
         <w:shd w:val="clear" w:color="FFFFFF" w:fill="auto"/>
       </w:tcPr>
@@ -6056,10 +6056,10 @@
       <w:tblStyleRowBandSize w:val="1"/>
       <w:tblStyleColBandSize w:val="1"/>
       <w:tblBorders>
-        <w:bottom w:val="single" w:sz="4" w:space="0" w:color="94DA7B" w:themeColor="accent6" w:themeTint="90"/>
-        <w:right w:val="single" w:sz="4" w:space="0" w:color="94DA7B" w:themeColor="accent6" w:themeTint="90"/>
-        <w:insideH w:val="single" w:sz="4" w:space="0" w:color="94DA7B" w:themeColor="accent6" w:themeTint="90"/>
-        <w:insideV w:val="single" w:sz="4" w:space="0" w:color="94DA7B" w:themeColor="accent6" w:themeTint="90"/>
+        <w:bottom w:val="single" w:color="94DA7B" w:themeColor="accent6" w:themeTint="90" w:sz="4" w:space="0"/>
+        <w:right w:val="single" w:color="94DA7B" w:themeColor="accent6" w:themeTint="90" w:sz="4" w:space="0"/>
+        <w:insideH w:val="single" w:color="94DA7B" w:themeColor="accent6" w:themeTint="90" w:sz="4" w:space="0"/>
+        <w:insideV w:val="single" w:color="94DA7B" w:themeColor="accent6" w:themeTint="90" w:sz="4" w:space="0"/>
       </w:tblBorders>
     </w:tblPr>
     <w:tblStylePr w:type="firstRow">
@@ -6072,10 +6072,10 @@
       <w:tblPr/>
       <w:tcPr>
         <w:tcBorders>
-          <w:top w:val="none" w:sz="4" w:space="0" w:color="000000"/>
-          <w:left w:val="none" w:sz="4" w:space="0" w:color="000000"/>
-          <w:bottom w:val="single" w:sz="4" w:space="0" w:color="94DA7B" w:themeColor="accent6" w:themeTint="90"/>
-          <w:right w:val="none" w:sz="4" w:space="0" w:color="000000"/>
+          <w:top w:val="none" w:color="000000" w:sz="4" w:space="0"/>
+          <w:left w:val="none" w:color="000000" w:sz="4" w:space="0"/>
+          <w:bottom w:val="single" w:color="94DA7B" w:themeColor="accent6" w:themeTint="90" w:sz="4" w:space="0"/>
+          <w:right w:val="none" w:color="000000" w:sz="4" w:space="0"/>
         </w:tcBorders>
         <w:shd w:val="clear" w:color="FFFFFF" w:themeColor="light1" w:fill="FFFFFF" w:themeFill="light1"/>
       </w:tcPr>
@@ -6090,10 +6090,10 @@
       <w:tblPr/>
       <w:tcPr>
         <w:tcBorders>
-          <w:top w:val="single" w:sz="4" w:space="0" w:color="94DA7B" w:themeColor="accent6" w:themeTint="90"/>
-          <w:left w:val="none" w:sz="4" w:space="0" w:color="000000"/>
-          <w:bottom w:val="none" w:sz="4" w:space="0" w:color="000000"/>
-          <w:right w:val="none" w:sz="4" w:space="0" w:color="000000"/>
+          <w:top w:val="single" w:color="94DA7B" w:themeColor="accent6" w:themeTint="90" w:sz="4" w:space="0"/>
+          <w:left w:val="none" w:color="000000" w:sz="4" w:space="0"/>
+          <w:bottom w:val="none" w:color="000000" w:sz="4" w:space="0"/>
+          <w:right w:val="none" w:color="000000" w:sz="4" w:space="0"/>
         </w:tcBorders>
         <w:shd w:val="clear" w:color="FFFFFF" w:themeColor="light1" w:fill="FFFFFF" w:themeFill="light1"/>
       </w:tcPr>
@@ -6111,10 +6111,10 @@
       <w:tblPr/>
       <w:tcPr>
         <w:tcBorders>
-          <w:top w:val="none" w:sz="4" w:space="0" w:color="000000"/>
-          <w:left w:val="none" w:sz="4" w:space="0" w:color="000000"/>
-          <w:bottom w:val="none" w:sz="4" w:space="0" w:color="000000"/>
-          <w:right w:val="single" w:sz="4" w:space="0" w:color="94DA7B" w:themeColor="accent6" w:themeTint="90"/>
+          <w:top w:val="none" w:color="000000" w:sz="4" w:space="0"/>
+          <w:left w:val="none" w:color="000000" w:sz="4" w:space="0"/>
+          <w:bottom w:val="none" w:color="000000" w:sz="4" w:space="0"/>
+          <w:right w:val="single" w:color="94DA7B" w:themeColor="accent6" w:themeTint="90" w:sz="4" w:space="0"/>
         </w:tcBorders>
         <w:shd w:val="clear" w:color="FFFFFF" w:fill="auto"/>
       </w:tcPr>
@@ -6129,10 +6129,10 @@
       <w:tblPr/>
       <w:tcPr>
         <w:tcBorders>
-          <w:top w:val="none" w:sz="4" w:space="0" w:color="000000"/>
-          <w:left w:val="single" w:sz="4" w:space="0" w:color="94DA7B" w:themeColor="accent6" w:themeTint="90"/>
-          <w:bottom w:val="none" w:sz="4" w:space="0" w:color="000000"/>
-          <w:right w:val="none" w:sz="4" w:space="0" w:color="000000"/>
+          <w:top w:val="none" w:color="000000" w:sz="4" w:space="0"/>
+          <w:left w:val="single" w:color="94DA7B" w:themeColor="accent6" w:themeTint="90" w:sz="4" w:space="0"/>
+          <w:bottom w:val="none" w:color="000000" w:sz="4" w:space="0"/>
+          <w:right w:val="none" w:color="000000" w:sz="4" w:space="0"/>
         </w:tcBorders>
         <w:shd w:val="clear" w:color="FFFFFF" w:fill="auto"/>
       </w:tcPr>
@@ -6181,10 +6181,10 @@
       <w:tblPr/>
       <w:tcPr>
         <w:tcBorders>
-          <w:top w:val="none" w:sz="4" w:space="0" w:color="000000"/>
-          <w:left w:val="none" w:sz="4" w:space="0" w:color="000000"/>
-          <w:bottom w:val="single" w:sz="4" w:space="0" w:color="156082" w:themeColor="accent1"/>
-          <w:right w:val="none" w:sz="4" w:space="0" w:color="000000"/>
+          <w:top w:val="none" w:color="000000" w:sz="4" w:space="0"/>
+          <w:left w:val="none" w:color="000000" w:sz="4" w:space="0"/>
+          <w:bottom w:val="single" w:color="156082" w:themeColor="accent1" w:sz="4" w:space="0"/>
+          <w:right w:val="none" w:color="000000" w:sz="4" w:space="0"/>
         </w:tcBorders>
       </w:tcPr>
     </w:tblStylePr>
@@ -6196,10 +6196,10 @@
       <w:tblPr/>
       <w:tcPr>
         <w:tcBorders>
-          <w:top w:val="single" w:sz="4" w:space="0" w:color="156082" w:themeColor="accent1"/>
-          <w:left w:val="none" w:sz="4" w:space="0" w:color="000000"/>
-          <w:bottom w:val="none" w:sz="4" w:space="0" w:color="000000"/>
-          <w:right w:val="none" w:sz="4" w:space="0" w:color="000000"/>
+          <w:top w:val="single" w:color="156082" w:themeColor="accent1" w:sz="4" w:space="0"/>
+          <w:left w:val="none" w:color="000000" w:sz="4" w:space="0"/>
+          <w:bottom w:val="none" w:color="000000" w:sz="4" w:space="0"/>
+          <w:right w:val="none" w:color="000000" w:sz="4" w:space="0"/>
         </w:tcBorders>
       </w:tcPr>
     </w:tblStylePr>
@@ -6247,10 +6247,10 @@
       <w:tblPr/>
       <w:tcPr>
         <w:tcBorders>
-          <w:top w:val="none" w:sz="4" w:space="0" w:color="000000"/>
-          <w:left w:val="none" w:sz="4" w:space="0" w:color="000000"/>
-          <w:bottom w:val="single" w:sz="4" w:space="0" w:color="E97132" w:themeColor="accent2"/>
-          <w:right w:val="none" w:sz="4" w:space="0" w:color="000000"/>
+          <w:top w:val="none" w:color="000000" w:sz="4" w:space="0"/>
+          <w:left w:val="none" w:color="000000" w:sz="4" w:space="0"/>
+          <w:bottom w:val="single" w:color="E97132" w:themeColor="accent2" w:sz="4" w:space="0"/>
+          <w:right w:val="none" w:color="000000" w:sz="4" w:space="0"/>
         </w:tcBorders>
       </w:tcPr>
     </w:tblStylePr>
@@ -6262,10 +6262,10 @@
       <w:tblPr/>
       <w:tcPr>
         <w:tcBorders>
-          <w:top w:val="single" w:sz="4" w:space="0" w:color="E97132" w:themeColor="accent2"/>
-          <w:left w:val="none" w:sz="4" w:space="0" w:color="000000"/>
-          <w:bottom w:val="none" w:sz="4" w:space="0" w:color="000000"/>
-          <w:right w:val="none" w:sz="4" w:space="0" w:color="000000"/>
+          <w:top w:val="single" w:color="E97132" w:themeColor="accent2" w:sz="4" w:space="0"/>
+          <w:left w:val="none" w:color="000000" w:sz="4" w:space="0"/>
+          <w:bottom w:val="none" w:color="000000" w:sz="4" w:space="0"/>
+          <w:right w:val="none" w:color="000000" w:sz="4" w:space="0"/>
         </w:tcBorders>
       </w:tcPr>
     </w:tblStylePr>
@@ -6313,10 +6313,10 @@
       <w:tblPr/>
       <w:tcPr>
         <w:tcBorders>
-          <w:top w:val="none" w:sz="4" w:space="0" w:color="000000"/>
-          <w:left w:val="none" w:sz="4" w:space="0" w:color="000000"/>
-          <w:bottom w:val="single" w:sz="4" w:space="0" w:color="196B24" w:themeColor="accent3"/>
-          <w:right w:val="none" w:sz="4" w:space="0" w:color="000000"/>
+          <w:top w:val="none" w:color="000000" w:sz="4" w:space="0"/>
+          <w:left w:val="none" w:color="000000" w:sz="4" w:space="0"/>
+          <w:bottom w:val="single" w:color="196B24" w:themeColor="accent3" w:sz="4" w:space="0"/>
+          <w:right w:val="none" w:color="000000" w:sz="4" w:space="0"/>
         </w:tcBorders>
       </w:tcPr>
     </w:tblStylePr>
@@ -6328,10 +6328,10 @@
       <w:tblPr/>
       <w:tcPr>
         <w:tcBorders>
-          <w:top w:val="single" w:sz="4" w:space="0" w:color="196B24" w:themeColor="accent3"/>
-          <w:left w:val="none" w:sz="4" w:space="0" w:color="000000"/>
-          <w:bottom w:val="none" w:sz="4" w:space="0" w:color="000000"/>
-          <w:right w:val="none" w:sz="4" w:space="0" w:color="000000"/>
+          <w:top w:val="single" w:color="196B24" w:themeColor="accent3" w:sz="4" w:space="0"/>
+          <w:left w:val="none" w:color="000000" w:sz="4" w:space="0"/>
+          <w:bottom w:val="none" w:color="000000" w:sz="4" w:space="0"/>
+          <w:right w:val="none" w:color="000000" w:sz="4" w:space="0"/>
         </w:tcBorders>
       </w:tcPr>
     </w:tblStylePr>
@@ -6379,10 +6379,10 @@
       <w:tblPr/>
       <w:tcPr>
         <w:tcBorders>
-          <w:top w:val="none" w:sz="4" w:space="0" w:color="000000"/>
-          <w:left w:val="none" w:sz="4" w:space="0" w:color="000000"/>
-          <w:bottom w:val="single" w:sz="4" w:space="0" w:color="0F9ED5" w:themeColor="accent4"/>
-          <w:right w:val="none" w:sz="4" w:space="0" w:color="000000"/>
+          <w:top w:val="none" w:color="000000" w:sz="4" w:space="0"/>
+          <w:left w:val="none" w:color="000000" w:sz="4" w:space="0"/>
+          <w:bottom w:val="single" w:color="0F9ED5" w:themeColor="accent4" w:sz="4" w:space="0"/>
+          <w:right w:val="none" w:color="000000" w:sz="4" w:space="0"/>
         </w:tcBorders>
       </w:tcPr>
     </w:tblStylePr>
@@ -6394,10 +6394,10 @@
       <w:tblPr/>
       <w:tcPr>
         <w:tcBorders>
-          <w:top w:val="single" w:sz="4" w:space="0" w:color="0F9ED5" w:themeColor="accent4"/>
-          <w:left w:val="none" w:sz="4" w:space="0" w:color="000000"/>
-          <w:bottom w:val="none" w:sz="4" w:space="0" w:color="000000"/>
-          <w:right w:val="none" w:sz="4" w:space="0" w:color="000000"/>
+          <w:top w:val="single" w:color="0F9ED5" w:themeColor="accent4" w:sz="4" w:space="0"/>
+          <w:left w:val="none" w:color="000000" w:sz="4" w:space="0"/>
+          <w:bottom w:val="none" w:color="000000" w:sz="4" w:space="0"/>
+          <w:right w:val="none" w:color="000000" w:sz="4" w:space="0"/>
         </w:tcBorders>
       </w:tcPr>
     </w:tblStylePr>
@@ -6445,10 +6445,10 @@
       <w:tblPr/>
       <w:tcPr>
         <w:tcBorders>
-          <w:top w:val="none" w:sz="4" w:space="0" w:color="000000"/>
-          <w:left w:val="none" w:sz="4" w:space="0" w:color="000000"/>
-          <w:bottom w:val="single" w:sz="4" w:space="0" w:color="A02B93" w:themeColor="accent5"/>
-          <w:right w:val="none" w:sz="4" w:space="0" w:color="000000"/>
+          <w:top w:val="none" w:color="000000" w:sz="4" w:space="0"/>
+          <w:left w:val="none" w:color="000000" w:sz="4" w:space="0"/>
+          <w:bottom w:val="single" w:color="A02B93" w:themeColor="accent5" w:sz="4" w:space="0"/>
+          <w:right w:val="none" w:color="000000" w:sz="4" w:space="0"/>
         </w:tcBorders>
       </w:tcPr>
     </w:tblStylePr>
@@ -6460,10 +6460,10 @@
       <w:tblPr/>
       <w:tcPr>
         <w:tcBorders>
-          <w:top w:val="single" w:sz="4" w:space="0" w:color="A02B93" w:themeColor="accent5"/>
-          <w:left w:val="none" w:sz="4" w:space="0" w:color="000000"/>
-          <w:bottom w:val="none" w:sz="4" w:space="0" w:color="000000"/>
-          <w:right w:val="none" w:sz="4" w:space="0" w:color="000000"/>
+          <w:top w:val="single" w:color="A02B93" w:themeColor="accent5" w:sz="4" w:space="0"/>
+          <w:left w:val="none" w:color="000000" w:sz="4" w:space="0"/>
+          <w:bottom w:val="none" w:color="000000" w:sz="4" w:space="0"/>
+          <w:right w:val="none" w:color="000000" w:sz="4" w:space="0"/>
         </w:tcBorders>
       </w:tcPr>
     </w:tblStylePr>
@@ -6511,10 +6511,10 @@
       <w:tblPr/>
       <w:tcPr>
         <w:tcBorders>
-          <w:top w:val="none" w:sz="4" w:space="0" w:color="000000"/>
-          <w:left w:val="none" w:sz="4" w:space="0" w:color="000000"/>
-          <w:bottom w:val="single" w:sz="4" w:space="0" w:color="4EA72E" w:themeColor="accent6"/>
-          <w:right w:val="none" w:sz="4" w:space="0" w:color="000000"/>
+          <w:top w:val="none" w:color="000000" w:sz="4" w:space="0"/>
+          <w:left w:val="none" w:color="000000" w:sz="4" w:space="0"/>
+          <w:bottom w:val="single" w:color="4EA72E" w:themeColor="accent6" w:sz="4" w:space="0"/>
+          <w:right w:val="none" w:color="000000" w:sz="4" w:space="0"/>
         </w:tcBorders>
       </w:tcPr>
     </w:tblStylePr>
@@ -6526,10 +6526,10 @@
       <w:tblPr/>
       <w:tcPr>
         <w:tcBorders>
-          <w:top w:val="single" w:sz="4" w:space="0" w:color="4EA72E" w:themeColor="accent6"/>
-          <w:left w:val="none" w:sz="4" w:space="0" w:color="000000"/>
-          <w:bottom w:val="none" w:sz="4" w:space="0" w:color="000000"/>
-          <w:right w:val="none" w:sz="4" w:space="0" w:color="000000"/>
+          <w:top w:val="single" w:color="4EA72E" w:themeColor="accent6" w:sz="4" w:space="0"/>
+          <w:left w:val="none" w:color="000000" w:sz="4" w:space="0"/>
+          <w:bottom w:val="none" w:color="000000" w:sz="4" w:space="0"/>
+          <w:right w:val="none" w:color="000000" w:sz="4" w:space="0"/>
         </w:tcBorders>
       </w:tcPr>
     </w:tblStylePr>
@@ -6569,9 +6569,9 @@
       <w:tblStyleRowBandSize w:val="1"/>
       <w:tblStyleColBandSize w:val="1"/>
       <w:tblBorders>
-        <w:top w:val="single" w:sz="4" w:space="0" w:color="50B4E2" w:themeColor="accent1" w:themeTint="90"/>
-        <w:bottom w:val="single" w:sz="4" w:space="0" w:color="50B4E2" w:themeColor="accent1" w:themeTint="90"/>
-        <w:insideH w:val="single" w:sz="4" w:space="0" w:color="50B4E2" w:themeColor="accent1" w:themeTint="90"/>
+        <w:top w:val="single" w:color="50B4E2" w:themeColor="accent1" w:themeTint="90" w:sz="4" w:space="0"/>
+        <w:bottom w:val="single" w:color="50B4E2" w:themeColor="accent1" w:themeTint="90" w:sz="4" w:space="0"/>
+        <w:insideH w:val="single" w:color="50B4E2" w:themeColor="accent1" w:themeTint="90" w:sz="4" w:space="0"/>
       </w:tblBorders>
     </w:tblPr>
     <w:tblStylePr w:type="firstRow">
@@ -6584,10 +6584,10 @@
       <w:tblPr/>
       <w:tcPr>
         <w:tcBorders>
-          <w:top w:val="single" w:sz="4" w:space="0" w:color="50B4E2" w:themeColor="accent1" w:themeTint="90"/>
-          <w:left w:val="none" w:sz="4" w:space="0" w:color="000000"/>
-          <w:bottom w:val="single" w:sz="4" w:space="0" w:color="50B4E2" w:themeColor="accent1" w:themeTint="90"/>
-          <w:right w:val="none" w:sz="4" w:space="0" w:color="000000"/>
+          <w:top w:val="single" w:color="50B4E2" w:themeColor="accent1" w:themeTint="90" w:sz="4" w:space="0"/>
+          <w:left w:val="none" w:color="000000" w:sz="4" w:space="0"/>
+          <w:bottom w:val="single" w:color="50B4E2" w:themeColor="accent1" w:themeTint="90" w:sz="4" w:space="0"/>
+          <w:right w:val="none" w:color="000000" w:sz="4" w:space="0"/>
         </w:tcBorders>
       </w:tcPr>
     </w:tblStylePr>
@@ -6601,10 +6601,10 @@
       <w:tblPr/>
       <w:tcPr>
         <w:tcBorders>
-          <w:top w:val="single" w:sz="4" w:space="0" w:color="50B4E2" w:themeColor="accent1" w:themeTint="90"/>
-          <w:left w:val="none" w:sz="4" w:space="0" w:color="000000"/>
-          <w:bottom w:val="single" w:sz="4" w:space="0" w:color="50B4E2" w:themeColor="accent1" w:themeTint="90"/>
-          <w:right w:val="none" w:sz="4" w:space="0" w:color="000000"/>
+          <w:top w:val="single" w:color="50B4E2" w:themeColor="accent1" w:themeTint="90" w:sz="4" w:space="0"/>
+          <w:left w:val="none" w:color="000000" w:sz="4" w:space="0"/>
+          <w:bottom w:val="single" w:color="50B4E2" w:themeColor="accent1" w:themeTint="90" w:sz="4" w:space="0"/>
+          <w:right w:val="none" w:color="000000" w:sz="4" w:space="0"/>
         </w:tcBorders>
       </w:tcPr>
     </w:tblStylePr>
@@ -6658,9 +6658,9 @@
       <w:tblStyleRowBandSize w:val="1"/>
       <w:tblStyleColBandSize w:val="1"/>
       <w:tblBorders>
-        <w:top w:val="single" w:sz="4" w:space="0" w:color="F2AE8B" w:themeColor="accent2" w:themeTint="90"/>
-        <w:bottom w:val="single" w:sz="4" w:space="0" w:color="F2AE8B" w:themeColor="accent2" w:themeTint="90"/>
-        <w:insideH w:val="single" w:sz="4" w:space="0" w:color="F2AE8B" w:themeColor="accent2" w:themeTint="90"/>
+        <w:top w:val="single" w:color="F2AE8B" w:themeColor="accent2" w:themeTint="90" w:sz="4" w:space="0"/>
+        <w:bottom w:val="single" w:color="F2AE8B" w:themeColor="accent2" w:themeTint="90" w:sz="4" w:space="0"/>
+        <w:insideH w:val="single" w:color="F2AE8B" w:themeColor="accent2" w:themeTint="90" w:sz="4" w:space="0"/>
       </w:tblBorders>
     </w:tblPr>
     <w:tblStylePr w:type="firstRow">
@@ -6673,10 +6673,10 @@
       <w:tblPr/>
       <w:tcPr>
         <w:tcBorders>
-          <w:top w:val="single" w:sz="4" w:space="0" w:color="F2AE8B" w:themeColor="accent2" w:themeTint="90"/>
-          <w:left w:val="none" w:sz="4" w:space="0" w:color="000000"/>
-          <w:bottom w:val="single" w:sz="4" w:space="0" w:color="F2AE8B" w:themeColor="accent2" w:themeTint="90"/>
-          <w:right w:val="none" w:sz="4" w:space="0" w:color="000000"/>
+          <w:top w:val="single" w:color="F2AE8B" w:themeColor="accent2" w:themeTint="90" w:sz="4" w:space="0"/>
+          <w:left w:val="none" w:color="000000" w:sz="4" w:space="0"/>
+          <w:bottom w:val="single" w:color="F2AE8B" w:themeColor="accent2" w:themeTint="90" w:sz="4" w:space="0"/>
+          <w:right w:val="none" w:color="000000" w:sz="4" w:space="0"/>
         </w:tcBorders>
       </w:tcPr>
     </w:tblStylePr>
@@ -6690,10 +6690,10 @@
       <w:tblPr/>
       <w:tcPr>
         <w:tcBorders>
-          <w:top w:val="single" w:sz="4" w:space="0" w:color="F2AE8B" w:themeColor="accent2" w:themeTint="90"/>
-          <w:left w:val="none" w:sz="4" w:space="0" w:color="000000"/>
-          <w:bottom w:val="single" w:sz="4" w:space="0" w:color="F2AE8B" w:themeColor="accent2" w:themeTint="90"/>
-          <w:right w:val="none" w:sz="4" w:space="0" w:color="000000"/>
+          <w:top w:val="single" w:color="F2AE8B" w:themeColor="accent2" w:themeTint="90" w:sz="4" w:space="0"/>
+          <w:left w:val="none" w:color="000000" w:sz="4" w:space="0"/>
+          <w:bottom w:val="single" w:color="F2AE8B" w:themeColor="accent2" w:themeTint="90" w:sz="4" w:space="0"/>
+          <w:right w:val="none" w:color="000000" w:sz="4" w:space="0"/>
         </w:tcBorders>
       </w:tcPr>
     </w:tblStylePr>
@@ -6747,9 +6747,9 @@
       <w:tblStyleRowBandSize w:val="1"/>
       <w:tblStyleColBandSize w:val="1"/>
       <w:tblBorders>
-        <w:top w:val="single" w:sz="4" w:space="0" w:color="51D663" w:themeColor="accent3" w:themeTint="90"/>
-        <w:bottom w:val="single" w:sz="4" w:space="0" w:color="51D663" w:themeColor="accent3" w:themeTint="90"/>
-        <w:insideH w:val="single" w:sz="4" w:space="0" w:color="51D663" w:themeColor="accent3" w:themeTint="90"/>
+        <w:top w:val="single" w:color="51D663" w:themeColor="accent3" w:themeTint="90" w:sz="4" w:space="0"/>
+        <w:bottom w:val="single" w:color="51D663" w:themeColor="accent3" w:themeTint="90" w:sz="4" w:space="0"/>
+        <w:insideH w:val="single" w:color="51D663" w:themeColor="accent3" w:themeTint="90" w:sz="4" w:space="0"/>
       </w:tblBorders>
     </w:tblPr>
     <w:tblStylePr w:type="firstRow">
@@ -6762,10 +6762,10 @@
       <w:tblPr/>
       <w:tcPr>
         <w:tcBorders>
-          <w:top w:val="single" w:sz="4" w:space="0" w:color="51D663" w:themeColor="accent3" w:themeTint="90"/>
-          <w:left w:val="none" w:sz="4" w:space="0" w:color="000000"/>
-          <w:bottom w:val="single" w:sz="4" w:space="0" w:color="51D663" w:themeColor="accent3" w:themeTint="90"/>
-          <w:right w:val="none" w:sz="4" w:space="0" w:color="000000"/>
+          <w:top w:val="single" w:color="51D663" w:themeColor="accent3" w:themeTint="90" w:sz="4" w:space="0"/>
+          <w:left w:val="none" w:color="000000" w:sz="4" w:space="0"/>
+          <w:bottom w:val="single" w:color="51D663" w:themeColor="accent3" w:themeTint="90" w:sz="4" w:space="0"/>
+          <w:right w:val="none" w:color="000000" w:sz="4" w:space="0"/>
         </w:tcBorders>
       </w:tcPr>
     </w:tblStylePr>
@@ -6779,10 +6779,10 @@
       <w:tblPr/>
       <w:tcPr>
         <w:tcBorders>
-          <w:top w:val="single" w:sz="4" w:space="0" w:color="51D663" w:themeColor="accent3" w:themeTint="90"/>
-          <w:left w:val="none" w:sz="4" w:space="0" w:color="000000"/>
-          <w:bottom w:val="single" w:sz="4" w:space="0" w:color="51D663" w:themeColor="accent3" w:themeTint="90"/>
-          <w:right w:val="none" w:sz="4" w:space="0" w:color="000000"/>
+          <w:top w:val="single" w:color="51D663" w:themeColor="accent3" w:themeTint="90" w:sz="4" w:space="0"/>
+          <w:left w:val="none" w:color="000000" w:sz="4" w:space="0"/>
+          <w:bottom w:val="single" w:color="51D663" w:themeColor="accent3" w:themeTint="90" w:sz="4" w:space="0"/>
+          <w:right w:val="none" w:color="000000" w:sz="4" w:space="0"/>
         </w:tcBorders>
       </w:tcPr>
     </w:tblStylePr>
@@ -6836,9 +6836,9 @@
       <w:tblStyleRowBandSize w:val="1"/>
       <w:tblStyleColBandSize w:val="1"/>
       <w:tblBorders>
-        <w:top w:val="single" w:sz="4" w:space="0" w:color="6ACDF4" w:themeColor="accent4" w:themeTint="90"/>
-        <w:bottom w:val="single" w:sz="4" w:space="0" w:color="6ACDF4" w:themeColor="accent4" w:themeTint="90"/>
-        <w:insideH w:val="single" w:sz="4" w:space="0" w:color="6ACDF4" w:themeColor="accent4" w:themeTint="90"/>
+        <w:top w:val="single" w:color="6ACDF4" w:themeColor="accent4" w:themeTint="90" w:sz="4" w:space="0"/>
+        <w:bottom w:val="single" w:color="6ACDF4" w:themeColor="accent4" w:themeTint="90" w:sz="4" w:space="0"/>
+        <w:insideH w:val="single" w:color="6ACDF4" w:themeColor="accent4" w:themeTint="90" w:sz="4" w:space="0"/>
       </w:tblBorders>
     </w:tblPr>
     <w:tblStylePr w:type="firstRow">
@@ -6851,10 +6851,10 @@
       <w:tblPr/>
       <w:tcPr>
         <w:tcBorders>
-          <w:top w:val="single" w:sz="4" w:space="0" w:color="6ACDF4" w:themeColor="accent4" w:themeTint="90"/>
-          <w:left w:val="none" w:sz="4" w:space="0" w:color="000000"/>
-          <w:bottom w:val="single" w:sz="4" w:space="0" w:color="6ACDF4" w:themeColor="accent4" w:themeTint="90"/>
-          <w:right w:val="none" w:sz="4" w:space="0" w:color="000000"/>
+          <w:top w:val="single" w:color="6ACDF4" w:themeColor="accent4" w:themeTint="90" w:sz="4" w:space="0"/>
+          <w:left w:val="none" w:color="000000" w:sz="4" w:space="0"/>
+          <w:bottom w:val="single" w:color="6ACDF4" w:themeColor="accent4" w:themeTint="90" w:sz="4" w:space="0"/>
+          <w:right w:val="none" w:color="000000" w:sz="4" w:space="0"/>
         </w:tcBorders>
       </w:tcPr>
     </w:tblStylePr>
@@ -6868,10 +6868,10 @@
       <w:tblPr/>
       <w:tcPr>
         <w:tcBorders>
-          <w:top w:val="single" w:sz="4" w:space="0" w:color="6ACDF4" w:themeColor="accent4" w:themeTint="90"/>
-          <w:left w:val="none" w:sz="4" w:space="0" w:color="000000"/>
-          <w:bottom w:val="single" w:sz="4" w:space="0" w:color="6ACDF4" w:themeColor="accent4" w:themeTint="90"/>
-          <w:right w:val="none" w:sz="4" w:space="0" w:color="000000"/>
+          <w:top w:val="single" w:color="6ACDF4" w:themeColor="accent4" w:themeTint="90" w:sz="4" w:space="0"/>
+          <w:left w:val="none" w:color="000000" w:sz="4" w:space="0"/>
+          <w:bottom w:val="single" w:color="6ACDF4" w:themeColor="accent4" w:themeTint="90" w:sz="4" w:space="0"/>
+          <w:right w:val="none" w:color="000000" w:sz="4" w:space="0"/>
         </w:tcBorders>
       </w:tcPr>
     </w:tblStylePr>
@@ -6925,9 +6925,9 @@
       <w:tblStyleRowBandSize w:val="1"/>
       <w:tblStyleColBandSize w:val="1"/>
       <w:tblBorders>
-        <w:top w:val="single" w:sz="4" w:space="0" w:color="DA76CE" w:themeColor="accent5" w:themeTint="90"/>
-        <w:bottom w:val="single" w:sz="4" w:space="0" w:color="DA76CE" w:themeColor="accent5" w:themeTint="90"/>
-        <w:insideH w:val="single" w:sz="4" w:space="0" w:color="DA76CE" w:themeColor="accent5" w:themeTint="90"/>
+        <w:top w:val="single" w:color="DA76CE" w:themeColor="accent5" w:themeTint="90" w:sz="4" w:space="0"/>
+        <w:bottom w:val="single" w:color="DA76CE" w:themeColor="accent5" w:themeTint="90" w:sz="4" w:space="0"/>
+        <w:insideH w:val="single" w:color="DA76CE" w:themeColor="accent5" w:themeTint="90" w:sz="4" w:space="0"/>
       </w:tblBorders>
     </w:tblPr>
     <w:tblStylePr w:type="firstRow">
@@ -6940,10 +6940,10 @@
       <w:tblPr/>
       <w:tcPr>
         <w:tcBorders>
-          <w:top w:val="single" w:sz="4" w:space="0" w:color="DA76CE" w:themeColor="accent5" w:themeTint="90"/>
-          <w:left w:val="none" w:sz="4" w:space="0" w:color="000000"/>
-          <w:bottom w:val="single" w:sz="4" w:space="0" w:color="DA76CE" w:themeColor="accent5" w:themeTint="90"/>
-          <w:right w:val="none" w:sz="4" w:space="0" w:color="000000"/>
+          <w:top w:val="single" w:color="DA76CE" w:themeColor="accent5" w:themeTint="90" w:sz="4" w:space="0"/>
+          <w:left w:val="none" w:color="000000" w:sz="4" w:space="0"/>
+          <w:bottom w:val="single" w:color="DA76CE" w:themeColor="accent5" w:themeTint="90" w:sz="4" w:space="0"/>
+          <w:right w:val="none" w:color="000000" w:sz="4" w:space="0"/>
         </w:tcBorders>
       </w:tcPr>
     </w:tblStylePr>
@@ -6957,10 +6957,10 @@
       <w:tblPr/>
       <w:tcPr>
         <w:tcBorders>
-          <w:top w:val="single" w:sz="4" w:space="0" w:color="DA76CE" w:themeColor="accent5" w:themeTint="90"/>
-          <w:left w:val="none" w:sz="4" w:space="0" w:color="000000"/>
-          <w:bottom w:val="single" w:sz="4" w:space="0" w:color="DA76CE" w:themeColor="accent5" w:themeTint="90"/>
-          <w:right w:val="none" w:sz="4" w:space="0" w:color="000000"/>
+          <w:top w:val="single" w:color="DA76CE" w:themeColor="accent5" w:themeTint="90" w:sz="4" w:space="0"/>
+          <w:left w:val="none" w:color="000000" w:sz="4" w:space="0"/>
+          <w:bottom w:val="single" w:color="DA76CE" w:themeColor="accent5" w:themeTint="90" w:sz="4" w:space="0"/>
+          <w:right w:val="none" w:color="000000" w:sz="4" w:space="0"/>
         </w:tcBorders>
       </w:tcPr>
     </w:tblStylePr>
@@ -7014,9 +7014,9 @@
       <w:tblStyleRowBandSize w:val="1"/>
       <w:tblStyleColBandSize w:val="1"/>
       <w:tblBorders>
-        <w:top w:val="single" w:sz="4" w:space="0" w:color="94DA7B" w:themeColor="accent6" w:themeTint="90"/>
-        <w:bottom w:val="single" w:sz="4" w:space="0" w:color="94DA7B" w:themeColor="accent6" w:themeTint="90"/>
-        <w:insideH w:val="single" w:sz="4" w:space="0" w:color="94DA7B" w:themeColor="accent6" w:themeTint="90"/>
+        <w:top w:val="single" w:color="94DA7B" w:themeColor="accent6" w:themeTint="90" w:sz="4" w:space="0"/>
+        <w:bottom w:val="single" w:color="94DA7B" w:themeColor="accent6" w:themeTint="90" w:sz="4" w:space="0"/>
+        <w:insideH w:val="single" w:color="94DA7B" w:themeColor="accent6" w:themeTint="90" w:sz="4" w:space="0"/>
       </w:tblBorders>
     </w:tblPr>
     <w:tblStylePr w:type="firstRow">
@@ -7029,10 +7029,10 @@
       <w:tblPr/>
       <w:tcPr>
         <w:tcBorders>
-          <w:top w:val="single" w:sz="4" w:space="0" w:color="94DA7B" w:themeColor="accent6" w:themeTint="90"/>
-          <w:left w:val="none" w:sz="4" w:space="0" w:color="000000"/>
-          <w:bottom w:val="single" w:sz="4" w:space="0" w:color="94DA7B" w:themeColor="accent6" w:themeTint="90"/>
-          <w:right w:val="none" w:sz="4" w:space="0" w:color="000000"/>
+          <w:top w:val="single" w:color="94DA7B" w:themeColor="accent6" w:themeTint="90" w:sz="4" w:space="0"/>
+          <w:left w:val="none" w:color="000000" w:sz="4" w:space="0"/>
+          <w:bottom w:val="single" w:color="94DA7B" w:themeColor="accent6" w:themeTint="90" w:sz="4" w:space="0"/>
+          <w:right w:val="none" w:color="000000" w:sz="4" w:space="0"/>
         </w:tcBorders>
       </w:tcPr>
     </w:tblStylePr>
@@ -7046,10 +7046,10 @@
       <w:tblPr/>
       <w:tcPr>
         <w:tcBorders>
-          <w:top w:val="single" w:sz="4" w:space="0" w:color="94DA7B" w:themeColor="accent6" w:themeTint="90"/>
-          <w:left w:val="none" w:sz="4" w:space="0" w:color="000000"/>
-          <w:bottom w:val="single" w:sz="4" w:space="0" w:color="94DA7B" w:themeColor="accent6" w:themeTint="90"/>
-          <w:right w:val="none" w:sz="4" w:space="0" w:color="000000"/>
+          <w:top w:val="single" w:color="94DA7B" w:themeColor="accent6" w:themeTint="90" w:sz="4" w:space="0"/>
+          <w:left w:val="none" w:color="000000" w:sz="4" w:space="0"/>
+          <w:bottom w:val="single" w:color="94DA7B" w:themeColor="accent6" w:themeTint="90" w:sz="4" w:space="0"/>
+          <w:right w:val="none" w:color="000000" w:sz="4" w:space="0"/>
         </w:tcBorders>
       </w:tcPr>
     </w:tblStylePr>
@@ -7103,10 +7103,10 @@
       <w:tblStyleRowBandSize w:val="1"/>
       <w:tblStyleColBandSize w:val="1"/>
       <w:tblBorders>
-        <w:top w:val="single" w:sz="4" w:space="0" w:color="156082" w:themeColor="accent1"/>
-        <w:left w:val="single" w:sz="4" w:space="0" w:color="156082" w:themeColor="accent1"/>
-        <w:bottom w:val="single" w:sz="4" w:space="0" w:color="156082" w:themeColor="accent1"/>
-        <w:right w:val="single" w:sz="4" w:space="0" w:color="156082" w:themeColor="accent1"/>
+        <w:top w:val="single" w:color="156082" w:themeColor="accent1" w:sz="4" w:space="0"/>
+        <w:left w:val="single" w:color="156082" w:themeColor="accent1" w:sz="4" w:space="0"/>
+        <w:bottom w:val="single" w:color="156082" w:themeColor="accent1" w:sz="4" w:space="0"/>
+        <w:right w:val="single" w:color="156082" w:themeColor="accent1" w:sz="4" w:space="0"/>
       </w:tblBorders>
     </w:tblPr>
     <w:tblStylePr w:type="firstRow">
@@ -7148,8 +7148,8 @@
       <w:tblPr/>
       <w:tcPr>
         <w:tcBorders>
-          <w:left w:val="single" w:sz="4" w:space="0" w:color="156082" w:themeColor="accent1"/>
-          <w:right w:val="single" w:sz="4" w:space="0" w:color="156082" w:themeColor="accent1"/>
+          <w:left w:val="single" w:color="156082" w:themeColor="accent1" w:sz="4" w:space="0"/>
+          <w:right w:val="single" w:color="156082" w:themeColor="accent1" w:sz="4" w:space="0"/>
         </w:tcBorders>
       </w:tcPr>
     </w:tblStylePr>
@@ -7162,8 +7162,8 @@
       <w:tblPr/>
       <w:tcPr>
         <w:tcBorders>
-          <w:top w:val="single" w:sz="4" w:space="0" w:color="156082" w:themeColor="accent1"/>
-          <w:bottom w:val="single" w:sz="4" w:space="0" w:color="156082" w:themeColor="accent1"/>
+          <w:top w:val="single" w:color="156082" w:themeColor="accent1" w:sz="4" w:space="0"/>
+          <w:bottom w:val="single" w:color="156082" w:themeColor="accent1" w:sz="4" w:space="0"/>
         </w:tcBorders>
       </w:tcPr>
     </w:tblStylePr>
@@ -7179,10 +7179,10 @@
       <w:tblStyleRowBandSize w:val="1"/>
       <w:tblStyleColBandSize w:val="1"/>
       <w:tblBorders>
-        <w:top w:val="single" w:sz="4" w:space="0" w:color="F2AA85" w:themeColor="accent2" w:themeTint="97"/>
-        <w:left w:val="single" w:sz="4" w:space="0" w:color="F2AA85" w:themeColor="accent2" w:themeTint="97"/>
-        <w:bottom w:val="single" w:sz="4" w:space="0" w:color="F2AA85" w:themeColor="accent2" w:themeTint="97"/>
-        <w:right w:val="single" w:sz="4" w:space="0" w:color="F2AA85" w:themeColor="accent2" w:themeTint="97"/>
+        <w:top w:val="single" w:color="F2AA85" w:themeColor="accent2" w:themeTint="97" w:sz="4" w:space="0"/>
+        <w:left w:val="single" w:color="F2AA85" w:themeColor="accent2" w:themeTint="97" w:sz="4" w:space="0"/>
+        <w:bottom w:val="single" w:color="F2AA85" w:themeColor="accent2" w:themeTint="97" w:sz="4" w:space="0"/>
+        <w:right w:val="single" w:color="F2AA85" w:themeColor="accent2" w:themeTint="97" w:sz="4" w:space="0"/>
       </w:tblBorders>
     </w:tblPr>
     <w:tblStylePr w:type="firstRow">
@@ -7224,8 +7224,8 @@
       <w:tblPr/>
       <w:tcPr>
         <w:tcBorders>
-          <w:left w:val="single" w:sz="4" w:space="0" w:color="F2AA85" w:themeColor="accent2" w:themeTint="97"/>
-          <w:right w:val="single" w:sz="4" w:space="0" w:color="F2AA85" w:themeColor="accent2" w:themeTint="97"/>
+          <w:left w:val="single" w:color="F2AA85" w:themeColor="accent2" w:themeTint="97" w:sz="4" w:space="0"/>
+          <w:right w:val="single" w:color="F2AA85" w:themeColor="accent2" w:themeTint="97" w:sz="4" w:space="0"/>
         </w:tcBorders>
       </w:tcPr>
     </w:tblStylePr>
@@ -7238,8 +7238,8 @@
       <w:tblPr/>
       <w:tcPr>
         <w:tcBorders>
-          <w:top w:val="single" w:sz="4" w:space="0" w:color="F2AA85" w:themeColor="accent2" w:themeTint="97"/>
-          <w:bottom w:val="single" w:sz="4" w:space="0" w:color="F2AA85" w:themeColor="accent2" w:themeTint="97"/>
+          <w:top w:val="single" w:color="F2AA85" w:themeColor="accent2" w:themeTint="97" w:sz="4" w:space="0"/>
+          <w:bottom w:val="single" w:color="F2AA85" w:themeColor="accent2" w:themeTint="97" w:sz="4" w:space="0"/>
         </w:tcBorders>
       </w:tcPr>
     </w:tblStylePr>
@@ -7255,10 +7255,10 @@
       <w:tblStyleRowBandSize w:val="1"/>
       <w:tblStyleColBandSize w:val="1"/>
       <w:tblBorders>
-        <w:top w:val="single" w:sz="4" w:space="0" w:color="48D45B" w:themeColor="accent3" w:themeTint="98"/>
-        <w:left w:val="single" w:sz="4" w:space="0" w:color="48D45B" w:themeColor="accent3" w:themeTint="98"/>
-        <w:bottom w:val="single" w:sz="4" w:space="0" w:color="48D45B" w:themeColor="accent3" w:themeTint="98"/>
-        <w:right w:val="single" w:sz="4" w:space="0" w:color="48D45B" w:themeColor="accent3" w:themeTint="98"/>
+        <w:top w:val="single" w:color="48D45B" w:themeColor="accent3" w:themeTint="98" w:sz="4" w:space="0"/>
+        <w:left w:val="single" w:color="48D45B" w:themeColor="accent3" w:themeTint="98" w:sz="4" w:space="0"/>
+        <w:bottom w:val="single" w:color="48D45B" w:themeColor="accent3" w:themeTint="98" w:sz="4" w:space="0"/>
+        <w:right w:val="single" w:color="48D45B" w:themeColor="accent3" w:themeTint="98" w:sz="4" w:space="0"/>
       </w:tblBorders>
     </w:tblPr>
     <w:tblStylePr w:type="firstRow">
@@ -7300,8 +7300,8 @@
       <w:tblPr/>
       <w:tcPr>
         <w:tcBorders>
-          <w:left w:val="single" w:sz="4" w:space="0" w:color="48D45B" w:themeColor="accent3" w:themeTint="98"/>
-          <w:right w:val="single" w:sz="4" w:space="0" w:color="48D45B" w:themeColor="accent3" w:themeTint="98"/>
+          <w:left w:val="single" w:color="48D45B" w:themeColor="accent3" w:themeTint="98" w:sz="4" w:space="0"/>
+          <w:right w:val="single" w:color="48D45B" w:themeColor="accent3" w:themeTint="98" w:sz="4" w:space="0"/>
         </w:tcBorders>
       </w:tcPr>
     </w:tblStylePr>
@@ -7314,8 +7314,8 @@
       <w:tblPr/>
       <w:tcPr>
         <w:tcBorders>
-          <w:top w:val="single" w:sz="4" w:space="0" w:color="48D45B" w:themeColor="accent3" w:themeTint="98"/>
-          <w:bottom w:val="single" w:sz="4" w:space="0" w:color="48D45B" w:themeColor="accent3" w:themeTint="98"/>
+          <w:top w:val="single" w:color="48D45B" w:themeColor="accent3" w:themeTint="98" w:sz="4" w:space="0"/>
+          <w:bottom w:val="single" w:color="48D45B" w:themeColor="accent3" w:themeTint="98" w:sz="4" w:space="0"/>
         </w:tcBorders>
       </w:tcPr>
     </w:tblStylePr>
@@ -7331,10 +7331,10 @@
       <w:tblStyleRowBandSize w:val="1"/>
       <w:tblStyleColBandSize w:val="1"/>
       <w:tblBorders>
-        <w:top w:val="single" w:sz="4" w:space="0" w:color="5FCAF3" w:themeColor="accent4" w:themeTint="9A"/>
-        <w:left w:val="single" w:sz="4" w:space="0" w:color="5FCAF3" w:themeColor="accent4" w:themeTint="9A"/>
-        <w:bottom w:val="single" w:sz="4" w:space="0" w:color="5FCAF3" w:themeColor="accent4" w:themeTint="9A"/>
-        <w:right w:val="single" w:sz="4" w:space="0" w:color="5FCAF3" w:themeColor="accent4" w:themeTint="9A"/>
+        <w:top w:val="single" w:color="5FCAF3" w:themeColor="accent4" w:themeTint="9A" w:sz="4" w:space="0"/>
+        <w:left w:val="single" w:color="5FCAF3" w:themeColor="accent4" w:themeTint="9A" w:sz="4" w:space="0"/>
+        <w:bottom w:val="single" w:color="5FCAF3" w:themeColor="accent4" w:themeTint="9A" w:sz="4" w:space="0"/>
+        <w:right w:val="single" w:color="5FCAF3" w:themeColor="accent4" w:themeTint="9A" w:sz="4" w:space="0"/>
       </w:tblBorders>
     </w:tblPr>
     <w:tblStylePr w:type="firstRow">
@@ -7376,8 +7376,8 @@
       <w:tblPr/>
       <w:tcPr>
         <w:tcBorders>
-          <w:left w:val="single" w:sz="4" w:space="0" w:color="5FCAF3" w:themeColor="accent4" w:themeTint="9A"/>
-          <w:right w:val="single" w:sz="4" w:space="0" w:color="5FCAF3" w:themeColor="accent4" w:themeTint="9A"/>
+          <w:left w:val="single" w:color="5FCAF3" w:themeColor="accent4" w:themeTint="9A" w:sz="4" w:space="0"/>
+          <w:right w:val="single" w:color="5FCAF3" w:themeColor="accent4" w:themeTint="9A" w:sz="4" w:space="0"/>
         </w:tcBorders>
       </w:tcPr>
     </w:tblStylePr>
@@ -7390,8 +7390,8 @@
       <w:tblPr/>
       <w:tcPr>
         <w:tcBorders>
-          <w:top w:val="single" w:sz="4" w:space="0" w:color="5FCAF3" w:themeColor="accent4" w:themeTint="9A"/>
-          <w:bottom w:val="single" w:sz="4" w:space="0" w:color="5FCAF3" w:themeColor="accent4" w:themeTint="9A"/>
+          <w:top w:val="single" w:color="5FCAF3" w:themeColor="accent4" w:themeTint="9A" w:sz="4" w:space="0"/>
+          <w:bottom w:val="single" w:color="5FCAF3" w:themeColor="accent4" w:themeTint="9A" w:sz="4" w:space="0"/>
         </w:tcBorders>
       </w:tcPr>
     </w:tblStylePr>
@@ -7407,10 +7407,10 @@
       <w:tblStyleRowBandSize w:val="1"/>
       <w:tblStyleColBandSize w:val="1"/>
       <w:tblBorders>
-        <w:top w:val="single" w:sz="4" w:space="0" w:color="D76CCB" w:themeColor="accent5" w:themeTint="9A"/>
-        <w:left w:val="single" w:sz="4" w:space="0" w:color="D76CCB" w:themeColor="accent5" w:themeTint="9A"/>
-        <w:bottom w:val="single" w:sz="4" w:space="0" w:color="D76CCB" w:themeColor="accent5" w:themeTint="9A"/>
-        <w:right w:val="single" w:sz="4" w:space="0" w:color="D76CCB" w:themeColor="accent5" w:themeTint="9A"/>
+        <w:top w:val="single" w:color="D76CCB" w:themeColor="accent5" w:themeTint="9A" w:sz="4" w:space="0"/>
+        <w:left w:val="single" w:color="D76CCB" w:themeColor="accent5" w:themeTint="9A" w:sz="4" w:space="0"/>
+        <w:bottom w:val="single" w:color="D76CCB" w:themeColor="accent5" w:themeTint="9A" w:sz="4" w:space="0"/>
+        <w:right w:val="single" w:color="D76CCB" w:themeColor="accent5" w:themeTint="9A" w:sz="4" w:space="0"/>
       </w:tblBorders>
     </w:tblPr>
     <w:tblStylePr w:type="firstRow">
@@ -7452,8 +7452,8 @@
       <w:tblPr/>
       <w:tcPr>
         <w:tcBorders>
-          <w:left w:val="single" w:sz="4" w:space="0" w:color="D76CCB" w:themeColor="accent5" w:themeTint="9A"/>
-          <w:right w:val="single" w:sz="4" w:space="0" w:color="D76CCB" w:themeColor="accent5" w:themeTint="9A"/>
+          <w:left w:val="single" w:color="D76CCB" w:themeColor="accent5" w:themeTint="9A" w:sz="4" w:space="0"/>
+          <w:right w:val="single" w:color="D76CCB" w:themeColor="accent5" w:themeTint="9A" w:sz="4" w:space="0"/>
         </w:tcBorders>
       </w:tcPr>
     </w:tblStylePr>
@@ -7466,8 +7466,8 @@
       <w:tblPr/>
       <w:tcPr>
         <w:tcBorders>
-          <w:top w:val="single" w:sz="4" w:space="0" w:color="D76CCB" w:themeColor="accent5" w:themeTint="9A"/>
-          <w:bottom w:val="single" w:sz="4" w:space="0" w:color="D76CCB" w:themeColor="accent5" w:themeTint="9A"/>
+          <w:top w:val="single" w:color="D76CCB" w:themeColor="accent5" w:themeTint="9A" w:sz="4" w:space="0"/>
+          <w:bottom w:val="single" w:color="D76CCB" w:themeColor="accent5" w:themeTint="9A" w:sz="4" w:space="0"/>
         </w:tcBorders>
       </w:tcPr>
     </w:tblStylePr>
@@ -7483,10 +7483,10 @@
       <w:tblStyleRowBandSize w:val="1"/>
       <w:tblStyleColBandSize w:val="1"/>
       <w:tblBorders>
-        <w:top w:val="single" w:sz="4" w:space="0" w:color="8ED873" w:themeColor="accent6" w:themeTint="98"/>
-        <w:left w:val="single" w:sz="4" w:space="0" w:color="8ED873" w:themeColor="accent6" w:themeTint="98"/>
-        <w:bottom w:val="single" w:sz="4" w:space="0" w:color="8ED873" w:themeColor="accent6" w:themeTint="98"/>
-        <w:right w:val="single" w:sz="4" w:space="0" w:color="8ED873" w:themeColor="accent6" w:themeTint="98"/>
+        <w:top w:val="single" w:color="8ED873" w:themeColor="accent6" w:themeTint="98" w:sz="4" w:space="0"/>
+        <w:left w:val="single" w:color="8ED873" w:themeColor="accent6" w:themeTint="98" w:sz="4" w:space="0"/>
+        <w:bottom w:val="single" w:color="8ED873" w:themeColor="accent6" w:themeTint="98" w:sz="4" w:space="0"/>
+        <w:right w:val="single" w:color="8ED873" w:themeColor="accent6" w:themeTint="98" w:sz="4" w:space="0"/>
       </w:tblBorders>
     </w:tblPr>
     <w:tblStylePr w:type="firstRow">
@@ -7528,8 +7528,8 @@
       <w:tblPr/>
       <w:tcPr>
         <w:tcBorders>
-          <w:left w:val="single" w:sz="4" w:space="0" w:color="8ED873" w:themeColor="accent6" w:themeTint="98"/>
-          <w:right w:val="single" w:sz="4" w:space="0" w:color="8ED873" w:themeColor="accent6" w:themeTint="98"/>
+          <w:left w:val="single" w:color="8ED873" w:themeColor="accent6" w:themeTint="98" w:sz="4" w:space="0"/>
+          <w:right w:val="single" w:color="8ED873" w:themeColor="accent6" w:themeTint="98" w:sz="4" w:space="0"/>
         </w:tcBorders>
       </w:tcPr>
     </w:tblStylePr>
@@ -7542,8 +7542,8 @@
       <w:tblPr/>
       <w:tcPr>
         <w:tcBorders>
-          <w:top w:val="single" w:sz="4" w:space="0" w:color="8ED873" w:themeColor="accent6" w:themeTint="98"/>
-          <w:bottom w:val="single" w:sz="4" w:space="0" w:color="8ED873" w:themeColor="accent6" w:themeTint="98"/>
+          <w:top w:val="single" w:color="8ED873" w:themeColor="accent6" w:themeTint="98" w:sz="4" w:space="0"/>
+          <w:bottom w:val="single" w:color="8ED873" w:themeColor="accent6" w:themeTint="98" w:sz="4" w:space="0"/>
         </w:tcBorders>
       </w:tcPr>
     </w:tblStylePr>
@@ -7559,11 +7559,11 @@
       <w:tblStyleRowBandSize w:val="1"/>
       <w:tblStyleColBandSize w:val="1"/>
       <w:tblBorders>
-        <w:top w:val="single" w:sz="4" w:space="0" w:color="50B4E2" w:themeColor="accent1" w:themeTint="90"/>
-        <w:left w:val="single" w:sz="4" w:space="0" w:color="50B4E2" w:themeColor="accent1" w:themeTint="90"/>
-        <w:bottom w:val="single" w:sz="4" w:space="0" w:color="50B4E2" w:themeColor="accent1" w:themeTint="90"/>
-        <w:right w:val="single" w:sz="4" w:space="0" w:color="50B4E2" w:themeColor="accent1" w:themeTint="90"/>
-        <w:insideH w:val="single" w:sz="4" w:space="0" w:color="50B4E2" w:themeColor="accent1" w:themeTint="90"/>
+        <w:top w:val="single" w:color="50B4E2" w:themeColor="accent1" w:themeTint="90" w:sz="4" w:space="0"/>
+        <w:left w:val="single" w:color="50B4E2" w:themeColor="accent1" w:themeTint="90" w:sz="4" w:space="0"/>
+        <w:bottom w:val="single" w:color="50B4E2" w:themeColor="accent1" w:themeTint="90" w:sz="4" w:space="0"/>
+        <w:right w:val="single" w:color="50B4E2" w:themeColor="accent1" w:themeTint="90" w:sz="4" w:space="0"/>
+        <w:insideH w:val="single" w:color="50B4E2" w:themeColor="accent1" w:themeTint="90" w:sz="4" w:space="0"/>
       </w:tblBorders>
     </w:tblPr>
     <w:tblStylePr w:type="firstRow">
@@ -7630,11 +7630,11 @@
       <w:tblStyleRowBandSize w:val="1"/>
       <w:tblStyleColBandSize w:val="1"/>
       <w:tblBorders>
-        <w:top w:val="single" w:sz="4" w:space="0" w:color="F2AE8B" w:themeColor="accent2" w:themeTint="90"/>
-        <w:left w:val="single" w:sz="4" w:space="0" w:color="F2AE8B" w:themeColor="accent2" w:themeTint="90"/>
-        <w:bottom w:val="single" w:sz="4" w:space="0" w:color="F2AE8B" w:themeColor="accent2" w:themeTint="90"/>
-        <w:right w:val="single" w:sz="4" w:space="0" w:color="F2AE8B" w:themeColor="accent2" w:themeTint="90"/>
-        <w:insideH w:val="single" w:sz="4" w:space="0" w:color="F2AE8B" w:themeColor="accent2" w:themeTint="90"/>
+        <w:top w:val="single" w:color="F2AE8B" w:themeColor="accent2" w:themeTint="90" w:sz="4" w:space="0"/>
+        <w:left w:val="single" w:color="F2AE8B" w:themeColor="accent2" w:themeTint="90" w:sz="4" w:space="0"/>
+        <w:bottom w:val="single" w:color="F2AE8B" w:themeColor="accent2" w:themeTint="90" w:sz="4" w:space="0"/>
+        <w:right w:val="single" w:color="F2AE8B" w:themeColor="accent2" w:themeTint="90" w:sz="4" w:space="0"/>
+        <w:insideH w:val="single" w:color="F2AE8B" w:themeColor="accent2" w:themeTint="90" w:sz="4" w:space="0"/>
       </w:tblBorders>
     </w:tblPr>
     <w:tblStylePr w:type="firstRow">
@@ -7701,11 +7701,11 @@
       <w:tblStyleRowBandSize w:val="1"/>
       <w:tblStyleColBandSize w:val="1"/>
       <w:tblBorders>
-        <w:top w:val="single" w:sz="4" w:space="0" w:color="51D663" w:themeColor="accent3" w:themeTint="90"/>
-        <w:left w:val="single" w:sz="4" w:space="0" w:color="51D663" w:themeColor="accent3" w:themeTint="90"/>
-        <w:bottom w:val="single" w:sz="4" w:space="0" w:color="51D663" w:themeColor="accent3" w:themeTint="90"/>
-        <w:right w:val="single" w:sz="4" w:space="0" w:color="51D663" w:themeColor="accent3" w:themeTint="90"/>
-        <w:insideH w:val="single" w:sz="4" w:space="0" w:color="51D663" w:themeColor="accent3" w:themeTint="90"/>
+        <w:top w:val="single" w:color="51D663" w:themeColor="accent3" w:themeTint="90" w:sz="4" w:space="0"/>
+        <w:left w:val="single" w:color="51D663" w:themeColor="accent3" w:themeTint="90" w:sz="4" w:space="0"/>
+        <w:bottom w:val="single" w:color="51D663" w:themeColor="accent3" w:themeTint="90" w:sz="4" w:space="0"/>
+        <w:right w:val="single" w:color="51D663" w:themeColor="accent3" w:themeTint="90" w:sz="4" w:space="0"/>
+        <w:insideH w:val="single" w:color="51D663" w:themeColor="accent3" w:themeTint="90" w:sz="4" w:space="0"/>
       </w:tblBorders>
     </w:tblPr>
     <w:tblStylePr w:type="firstRow">
@@ -7772,11 +7772,11 @@
       <w:tblStyleRowBandSize w:val="1"/>
       <w:tblStyleColBandSize w:val="1"/>
       <w:tblBorders>
-        <w:top w:val="single" w:sz="4" w:space="0" w:color="6ACDF4" w:themeColor="accent4" w:themeTint="90"/>
-        <w:left w:val="single" w:sz="4" w:space="0" w:color="6ACDF4" w:themeColor="accent4" w:themeTint="90"/>
-        <w:bottom w:val="single" w:sz="4" w:space="0" w:color="6ACDF4" w:themeColor="accent4" w:themeTint="90"/>
-        <w:right w:val="single" w:sz="4" w:space="0" w:color="6ACDF4" w:themeColor="accent4" w:themeTint="90"/>
-        <w:insideH w:val="single" w:sz="4" w:space="0" w:color="6ACDF4" w:themeColor="accent4" w:themeTint="90"/>
+        <w:top w:val="single" w:color="6ACDF4" w:themeColor="accent4" w:themeTint="90" w:sz="4" w:space="0"/>
+        <w:left w:val="single" w:color="6ACDF4" w:themeColor="accent4" w:themeTint="90" w:sz="4" w:space="0"/>
+        <w:bottom w:val="single" w:color="6ACDF4" w:themeColor="accent4" w:themeTint="90" w:sz="4" w:space="0"/>
+        <w:right w:val="single" w:color="6ACDF4" w:themeColor="accent4" w:themeTint="90" w:sz="4" w:space="0"/>
+        <w:insideH w:val="single" w:color="6ACDF4" w:themeColor="accent4" w:themeTint="90" w:sz="4" w:space="0"/>
       </w:tblBorders>
     </w:tblPr>
     <w:tblStylePr w:type="firstRow">
@@ -7843,11 +7843,11 @@
       <w:tblStyleRowBandSize w:val="1"/>
       <w:tblStyleColBandSize w:val="1"/>
       <w:tblBorders>
-        <w:top w:val="single" w:sz="4" w:space="0" w:color="DA76CE" w:themeColor="accent5" w:themeTint="90"/>
-        <w:left w:val="single" w:sz="4" w:space="0" w:color="DA76CE" w:themeColor="accent5" w:themeTint="90"/>
-        <w:bottom w:val="single" w:sz="4" w:space="0" w:color="DA76CE" w:themeColor="accent5" w:themeTint="90"/>
-        <w:right w:val="single" w:sz="4" w:space="0" w:color="DA76CE" w:themeColor="accent5" w:themeTint="90"/>
-        <w:insideH w:val="single" w:sz="4" w:space="0" w:color="DA76CE" w:themeColor="accent5" w:themeTint="90"/>
+        <w:top w:val="single" w:color="DA76CE" w:themeColor="accent5" w:themeTint="90" w:sz="4" w:space="0"/>
+        <w:left w:val="single" w:color="DA76CE" w:themeColor="accent5" w:themeTint="90" w:sz="4" w:space="0"/>
+        <w:bottom w:val="single" w:color="DA76CE" w:themeColor="accent5" w:themeTint="90" w:sz="4" w:space="0"/>
+        <w:right w:val="single" w:color="DA76CE" w:themeColor="accent5" w:themeTint="90" w:sz="4" w:space="0"/>
+        <w:insideH w:val="single" w:color="DA76CE" w:themeColor="accent5" w:themeTint="90" w:sz="4" w:space="0"/>
       </w:tblBorders>
     </w:tblPr>
     <w:tblStylePr w:type="firstRow">
@@ -7914,11 +7914,11 @@
       <w:tblStyleRowBandSize w:val="1"/>
       <w:tblStyleColBandSize w:val="1"/>
       <w:tblBorders>
-        <w:top w:val="single" w:sz="4" w:space="0" w:color="94DA7B" w:themeColor="accent6" w:themeTint="90"/>
-        <w:left w:val="single" w:sz="4" w:space="0" w:color="94DA7B" w:themeColor="accent6" w:themeTint="90"/>
-        <w:bottom w:val="single" w:sz="4" w:space="0" w:color="94DA7B" w:themeColor="accent6" w:themeTint="90"/>
-        <w:right w:val="single" w:sz="4" w:space="0" w:color="94DA7B" w:themeColor="accent6" w:themeTint="90"/>
-        <w:insideH w:val="single" w:sz="4" w:space="0" w:color="94DA7B" w:themeColor="accent6" w:themeTint="90"/>
+        <w:top w:val="single" w:color="94DA7B" w:themeColor="accent6" w:themeTint="90" w:sz="4" w:space="0"/>
+        <w:left w:val="single" w:color="94DA7B" w:themeColor="accent6" w:themeTint="90" w:sz="4" w:space="0"/>
+        <w:bottom w:val="single" w:color="94DA7B" w:themeColor="accent6" w:themeTint="90" w:sz="4" w:space="0"/>
+        <w:right w:val="single" w:color="94DA7B" w:themeColor="accent6" w:themeTint="90" w:sz="4" w:space="0"/>
+        <w:insideH w:val="single" w:color="94DA7B" w:themeColor="accent6" w:themeTint="90" w:sz="4" w:space="0"/>
       </w:tblBorders>
     </w:tblPr>
     <w:tblStylePr w:type="firstRow">
@@ -7985,10 +7985,10 @@
       <w:tblStyleRowBandSize w:val="1"/>
       <w:tblStyleColBandSize w:val="1"/>
       <w:tblBorders>
-        <w:top w:val="single" w:sz="32" w:space="0" w:color="156082" w:themeColor="accent1"/>
-        <w:left w:val="single" w:sz="32" w:space="0" w:color="156082" w:themeColor="accent1"/>
-        <w:bottom w:val="single" w:sz="32" w:space="0" w:color="156082" w:themeColor="accent1"/>
-        <w:right w:val="single" w:sz="32" w:space="0" w:color="156082" w:themeColor="accent1"/>
+        <w:top w:val="single" w:color="156082" w:themeColor="accent1" w:sz="32" w:space="0"/>
+        <w:left w:val="single" w:color="156082" w:themeColor="accent1" w:sz="32" w:space="0"/>
+        <w:bottom w:val="single" w:color="156082" w:themeColor="accent1" w:sz="32" w:space="0"/>
+        <w:right w:val="single" w:color="156082" w:themeColor="accent1" w:sz="32" w:space="0"/>
       </w:tblBorders>
       <w:shd w:val="clear" w:color="156082" w:themeColor="accent1" w:fill="156082" w:themeFill="accent1"/>
     </w:tblPr>
@@ -8002,8 +8002,8 @@
       <w:tblPr/>
       <w:tcPr>
         <w:tcBorders>
-          <w:top w:val="single" w:sz="32" w:space="0" w:color="156082" w:themeColor="accent1"/>
-          <w:bottom w:val="single" w:sz="12" w:space="0" w:color="FFFFFF" w:themeColor="light1"/>
+          <w:top w:val="single" w:color="156082" w:themeColor="accent1" w:sz="32" w:space="0"/>
+          <w:bottom w:val="single" w:color="FFFFFF" w:themeColor="light1" w:sz="12" w:space="0"/>
         </w:tcBorders>
         <w:shd w:val="clear" w:color="156082" w:themeColor="accent1" w:fill="156082" w:themeFill="accent1"/>
       </w:tcPr>
@@ -8026,8 +8026,8 @@
       <w:tblPr/>
       <w:tcPr>
         <w:tcBorders>
-          <w:left w:val="single" w:sz="32" w:space="0" w:color="156082" w:themeColor="accent1"/>
-          <w:right w:val="single" w:sz="4" w:space="0" w:color="FFFFFF" w:themeColor="light1"/>
+          <w:left w:val="single" w:color="156082" w:themeColor="accent1" w:sz="32" w:space="0"/>
+          <w:right w:val="single" w:color="FFFFFF" w:themeColor="light1" w:sz="4" w:space="0"/>
         </w:tcBorders>
       </w:tcPr>
     </w:tblStylePr>
@@ -8035,8 +8035,8 @@
       <w:tblPr/>
       <w:tcPr>
         <w:tcBorders>
-          <w:left w:val="single" w:sz="4" w:space="0" w:color="FFFFFF" w:themeColor="light1"/>
-          <w:right w:val="single" w:sz="32" w:space="0" w:color="156082" w:themeColor="accent1"/>
+          <w:left w:val="single" w:color="FFFFFF" w:themeColor="light1" w:sz="4" w:space="0"/>
+          <w:right w:val="single" w:color="156082" w:themeColor="accent1" w:sz="32" w:space="0"/>
         </w:tcBorders>
       </w:tcPr>
     </w:tblStylePr>
@@ -8044,8 +8044,8 @@
       <w:tblPr/>
       <w:tcPr>
         <w:tcBorders>
-          <w:left w:val="single" w:sz="4" w:space="0" w:color="FFFFFF" w:themeColor="light1"/>
-          <w:right w:val="single" w:sz="4" w:space="0" w:color="FFFFFF" w:themeColor="light1"/>
+          <w:left w:val="single" w:color="FFFFFF" w:themeColor="light1" w:sz="4" w:space="0"/>
+          <w:right w:val="single" w:color="FFFFFF" w:themeColor="light1" w:sz="4" w:space="0"/>
         </w:tcBorders>
         <w:shd w:val="clear" w:color="156082" w:themeColor="accent1" w:fill="156082" w:themeFill="accent1"/>
       </w:tcPr>
@@ -8054,8 +8054,8 @@
       <w:tblPr/>
       <w:tcPr>
         <w:tcBorders>
-          <w:left w:val="single" w:sz="4" w:space="0" w:color="FFFFFF" w:themeColor="light1"/>
-          <w:right w:val="single" w:sz="4" w:space="0" w:color="FFFFFF" w:themeColor="light1"/>
+          <w:left w:val="single" w:color="FFFFFF" w:themeColor="light1" w:sz="4" w:space="0"/>
+          <w:right w:val="single" w:color="FFFFFF" w:themeColor="light1" w:sz="4" w:space="0"/>
         </w:tcBorders>
       </w:tcPr>
     </w:tblStylePr>
@@ -8063,8 +8063,8 @@
       <w:tblPr/>
       <w:tcPr>
         <w:tcBorders>
-          <w:top w:val="single" w:sz="4" w:space="0" w:color="FFFFFF" w:themeColor="light1"/>
-          <w:bottom w:val="single" w:sz="4" w:space="0" w:color="FFFFFF" w:themeColor="light1"/>
+          <w:top w:val="single" w:color="FFFFFF" w:themeColor="light1" w:sz="4" w:space="0"/>
+          <w:bottom w:val="single" w:color="FFFFFF" w:themeColor="light1" w:sz="4" w:space="0"/>
         </w:tcBorders>
         <w:shd w:val="clear" w:color="156082" w:themeColor="accent1" w:fill="156082" w:themeFill="accent1"/>
       </w:tcPr>
@@ -8073,8 +8073,8 @@
       <w:tblPr/>
       <w:tcPr>
         <w:tcBorders>
-          <w:top w:val="single" w:sz="4" w:space="0" w:color="FFFFFF" w:themeColor="light1"/>
-          <w:bottom w:val="single" w:sz="4" w:space="0" w:color="FFFFFF" w:themeColor="light1"/>
+          <w:top w:val="single" w:color="FFFFFF" w:themeColor="light1" w:sz="4" w:space="0"/>
+          <w:bottom w:val="single" w:color="FFFFFF" w:themeColor="light1" w:sz="4" w:space="0"/>
         </w:tcBorders>
         <w:shd w:val="clear" w:color="156082" w:themeColor="accent1" w:fill="156082" w:themeFill="accent1"/>
       </w:tcPr>
@@ -8091,10 +8091,10 @@
       <w:tblStyleRowBandSize w:val="1"/>
       <w:tblStyleColBandSize w:val="1"/>
       <w:tblBorders>
-        <w:top w:val="single" w:sz="32" w:space="0" w:color="F2AA85" w:themeColor="accent2" w:themeTint="97"/>
-        <w:left w:val="single" w:sz="32" w:space="0" w:color="F2AA85" w:themeColor="accent2" w:themeTint="97"/>
-        <w:bottom w:val="single" w:sz="32" w:space="0" w:color="F2AA85" w:themeColor="accent2" w:themeTint="97"/>
-        <w:right w:val="single" w:sz="32" w:space="0" w:color="F2AA85" w:themeColor="accent2" w:themeTint="97"/>
+        <w:top w:val="single" w:color="F2AA85" w:themeColor="accent2" w:themeTint="97" w:sz="32" w:space="0"/>
+        <w:left w:val="single" w:color="F2AA85" w:themeColor="accent2" w:themeTint="97" w:sz="32" w:space="0"/>
+        <w:bottom w:val="single" w:color="F2AA85" w:themeColor="accent2" w:themeTint="97" w:sz="32" w:space="0"/>
+        <w:right w:val="single" w:color="F2AA85" w:themeColor="accent2" w:themeTint="97" w:sz="32" w:space="0"/>
       </w:tblBorders>
       <w:shd w:val="clear" w:color="F2AA85" w:themeColor="accent2" w:themeTint="97" w:fill="F2AA85" w:themeFill="accent2" w:themeFillTint="97"/>
     </w:tblPr>
@@ -8108,8 +8108,8 @@
       <w:tblPr/>
       <w:tcPr>
         <w:tcBorders>
-          <w:top w:val="single" w:sz="32" w:space="0" w:color="F2AA85" w:themeColor="accent2" w:themeTint="97"/>
-          <w:bottom w:val="single" w:sz="12" w:space="0" w:color="FFFFFF" w:themeColor="light1"/>
+          <w:top w:val="single" w:color="F2AA85" w:themeColor="accent2" w:themeTint="97" w:sz="32" w:space="0"/>
+          <w:bottom w:val="single" w:color="FFFFFF" w:themeColor="light1" w:sz="12" w:space="0"/>
         </w:tcBorders>
         <w:shd w:val="clear" w:color="F2AA85" w:themeColor="accent2" w:themeTint="97" w:fill="F2AA85" w:themeFill="accent2" w:themeFillTint="97"/>
       </w:tcPr>
@@ -8132,8 +8132,8 @@
       <w:tblPr/>
       <w:tcPr>
         <w:tcBorders>
-          <w:left w:val="single" w:sz="32" w:space="0" w:color="F2AA85" w:themeColor="accent2" w:themeTint="97"/>
-          <w:right w:val="single" w:sz="4" w:space="0" w:color="FFFFFF" w:themeColor="light1"/>
+          <w:left w:val="single" w:color="F2AA85" w:themeColor="accent2" w:themeTint="97" w:sz="32" w:space="0"/>
+          <w:right w:val="single" w:color="FFFFFF" w:themeColor="light1" w:sz="4" w:space="0"/>
         </w:tcBorders>
       </w:tcPr>
     </w:tblStylePr>
@@ -8141,8 +8141,8 @@
       <w:tblPr/>
       <w:tcPr>
         <w:tcBorders>
-          <w:left w:val="single" w:sz="4" w:space="0" w:color="FFFFFF" w:themeColor="light1"/>
-          <w:right w:val="single" w:sz="32" w:space="0" w:color="F2AA85" w:themeColor="accent2" w:themeTint="97"/>
+          <w:left w:val="single" w:color="FFFFFF" w:themeColor="light1" w:sz="4" w:space="0"/>
+          <w:right w:val="single" w:color="F2AA85" w:themeColor="accent2" w:themeTint="97" w:sz="32" w:space="0"/>
         </w:tcBorders>
       </w:tcPr>
     </w:tblStylePr>
@@ -8150,8 +8150,8 @@
       <w:tblPr/>
       <w:tcPr>
         <w:tcBorders>
-          <w:left w:val="single" w:sz="4" w:space="0" w:color="FFFFFF" w:themeColor="light1"/>
-          <w:right w:val="single" w:sz="4" w:space="0" w:color="FFFFFF" w:themeColor="light1"/>
+          <w:left w:val="single" w:color="FFFFFF" w:themeColor="light1" w:sz="4" w:space="0"/>
+          <w:right w:val="single" w:color="FFFFFF" w:themeColor="light1" w:sz="4" w:space="0"/>
         </w:tcBorders>
         <w:shd w:val="clear" w:color="F2AA85" w:themeColor="accent2" w:themeTint="97" w:fill="F2AA85" w:themeFill="accent2" w:themeFillTint="97"/>
       </w:tcPr>
@@ -8160,8 +8160,8 @@
       <w:tblPr/>
       <w:tcPr>
         <w:tcBorders>
-          <w:left w:val="single" w:sz="4" w:space="0" w:color="FFFFFF" w:themeColor="light1"/>
-          <w:right w:val="single" w:sz="4" w:space="0" w:color="FFFFFF" w:themeColor="light1"/>
+          <w:left w:val="single" w:color="FFFFFF" w:themeColor="light1" w:sz="4" w:space="0"/>
+          <w:right w:val="single" w:color="FFFFFF" w:themeColor="light1" w:sz="4" w:space="0"/>
         </w:tcBorders>
       </w:tcPr>
     </w:tblStylePr>
@@ -8169,8 +8169,8 @@
       <w:tblPr/>
       <w:tcPr>
         <w:tcBorders>
-          <w:top w:val="single" w:sz="4" w:space="0" w:color="FFFFFF" w:themeColor="light1"/>
-          <w:bottom w:val="single" w:sz="4" w:space="0" w:color="FFFFFF" w:themeColor="light1"/>
+          <w:top w:val="single" w:color="FFFFFF" w:themeColor="light1" w:sz="4" w:space="0"/>
+          <w:bottom w:val="single" w:color="FFFFFF" w:themeColor="light1" w:sz="4" w:space="0"/>
         </w:tcBorders>
         <w:shd w:val="clear" w:color="F2AA85" w:themeColor="accent2" w:themeTint="97" w:fill="F2AA85" w:themeFill="accent2" w:themeFillTint="97"/>
       </w:tcPr>
@@ -8179,8 +8179,8 @@
       <w:tblPr/>
       <w:tcPr>
         <w:tcBorders>
-          <w:top w:val="single" w:sz="4" w:space="0" w:color="FFFFFF" w:themeColor="light1"/>
-          <w:bottom w:val="single" w:sz="4" w:space="0" w:color="FFFFFF" w:themeColor="light1"/>
+          <w:top w:val="single" w:color="FFFFFF" w:themeColor="light1" w:sz="4" w:space="0"/>
+          <w:bottom w:val="single" w:color="FFFFFF" w:themeColor="light1" w:sz="4" w:space="0"/>
         </w:tcBorders>
         <w:shd w:val="clear" w:color="F2AA85" w:themeColor="accent2" w:themeTint="97" w:fill="F2AA85" w:themeFill="accent2" w:themeFillTint="97"/>
       </w:tcPr>
@@ -8197,10 +8197,10 @@
       <w:tblStyleRowBandSize w:val="1"/>
       <w:tblStyleColBandSize w:val="1"/>
       <w:tblBorders>
-        <w:top w:val="single" w:sz="32" w:space="0" w:color="48D45B" w:themeColor="accent3" w:themeTint="98"/>
-        <w:left w:val="single" w:sz="32" w:space="0" w:color="48D45B" w:themeColor="accent3" w:themeTint="98"/>
-        <w:bottom w:val="single" w:sz="32" w:space="0" w:color="48D45B" w:themeColor="accent3" w:themeTint="98"/>
-        <w:right w:val="single" w:sz="32" w:space="0" w:color="48D45B" w:themeColor="accent3" w:themeTint="98"/>
+        <w:top w:val="single" w:color="48D45B" w:themeColor="accent3" w:themeTint="98" w:sz="32" w:space="0"/>
+        <w:left w:val="single" w:color="48D45B" w:themeColor="accent3" w:themeTint="98" w:sz="32" w:space="0"/>
+        <w:bottom w:val="single" w:color="48D45B" w:themeColor="accent3" w:themeTint="98" w:sz="32" w:space="0"/>
+        <w:right w:val="single" w:color="48D45B" w:themeColor="accent3" w:themeTint="98" w:sz="32" w:space="0"/>
       </w:tblBorders>
       <w:shd w:val="clear" w:color="48D45B" w:themeColor="accent3" w:themeTint="98" w:fill="48D45B" w:themeFill="accent3" w:themeFillTint="98"/>
     </w:tblPr>
@@ -8214,8 +8214,8 @@
       <w:tblPr/>
       <w:tcPr>
         <w:tcBorders>
-          <w:top w:val="single" w:sz="32" w:space="0" w:color="48D45B" w:themeColor="accent3" w:themeTint="98"/>
-          <w:bottom w:val="single" w:sz="12" w:space="0" w:color="FFFFFF" w:themeColor="light1"/>
+          <w:top w:val="single" w:color="48D45B" w:themeColor="accent3" w:themeTint="98" w:sz="32" w:space="0"/>
+          <w:bottom w:val="single" w:color="FFFFFF" w:themeColor="light1" w:sz="12" w:space="0"/>
         </w:tcBorders>
         <w:shd w:val="clear" w:color="48D45B" w:themeColor="accent3" w:themeTint="98" w:fill="48D45B" w:themeFill="accent3" w:themeFillTint="98"/>
       </w:tcPr>
@@ -8238,8 +8238,8 @@
       <w:tblPr/>
       <w:tcPr>
         <w:tcBorders>
-          <w:left w:val="single" w:sz="32" w:space="0" w:color="48D45B" w:themeColor="accent3" w:themeTint="98"/>
-          <w:right w:val="single" w:sz="4" w:space="0" w:color="FFFFFF" w:themeColor="light1"/>
+          <w:left w:val="single" w:color="48D45B" w:themeColor="accent3" w:themeTint="98" w:sz="32" w:space="0"/>
+          <w:right w:val="single" w:color="FFFFFF" w:themeColor="light1" w:sz="4" w:space="0"/>
         </w:tcBorders>
       </w:tcPr>
     </w:tblStylePr>
@@ -8247,8 +8247,8 @@
       <w:tblPr/>
       <w:tcPr>
         <w:tcBorders>
-          <w:left w:val="single" w:sz="4" w:space="0" w:color="FFFFFF" w:themeColor="light1"/>
-          <w:right w:val="single" w:sz="32" w:space="0" w:color="48D45B" w:themeColor="accent3" w:themeTint="98"/>
+          <w:left w:val="single" w:color="FFFFFF" w:themeColor="light1" w:sz="4" w:space="0"/>
+          <w:right w:val="single" w:color="48D45B" w:themeColor="accent3" w:themeTint="98" w:sz="32" w:space="0"/>
         </w:tcBorders>
       </w:tcPr>
     </w:tblStylePr>
@@ -8256,8 +8256,8 @@
       <w:tblPr/>
       <w:tcPr>
         <w:tcBorders>
-          <w:left w:val="single" w:sz="4" w:space="0" w:color="FFFFFF" w:themeColor="light1"/>
-          <w:right w:val="single" w:sz="4" w:space="0" w:color="FFFFFF" w:themeColor="light1"/>
+          <w:left w:val="single" w:color="FFFFFF" w:themeColor="light1" w:sz="4" w:space="0"/>
+          <w:right w:val="single" w:color="FFFFFF" w:themeColor="light1" w:sz="4" w:space="0"/>
         </w:tcBorders>
         <w:shd w:val="clear" w:color="48D45B" w:themeColor="accent3" w:themeTint="98" w:fill="48D45B" w:themeFill="accent3" w:themeFillTint="98"/>
       </w:tcPr>
@@ -8266,8 +8266,8 @@
       <w:tblPr/>
       <w:tcPr>
         <w:tcBorders>
-          <w:left w:val="single" w:sz="4" w:space="0" w:color="FFFFFF" w:themeColor="light1"/>
-          <w:right w:val="single" w:sz="4" w:space="0" w:color="FFFFFF" w:themeColor="light1"/>
+          <w:left w:val="single" w:color="FFFFFF" w:themeColor="light1" w:sz="4" w:space="0"/>
+          <w:right w:val="single" w:color="FFFFFF" w:themeColor="light1" w:sz="4" w:space="0"/>
         </w:tcBorders>
       </w:tcPr>
     </w:tblStylePr>
@@ -8275,8 +8275,8 @@
       <w:tblPr/>
       <w:tcPr>
         <w:tcBorders>
-          <w:top w:val="single" w:sz="4" w:space="0" w:color="FFFFFF" w:themeColor="light1"/>
-          <w:bottom w:val="single" w:sz="4" w:space="0" w:color="FFFFFF" w:themeColor="light1"/>
+          <w:top w:val="single" w:color="FFFFFF" w:themeColor="light1" w:sz="4" w:space="0"/>
+          <w:bottom w:val="single" w:color="FFFFFF" w:themeColor="light1" w:sz="4" w:space="0"/>
         </w:tcBorders>
         <w:shd w:val="clear" w:color="48D45B" w:themeColor="accent3" w:themeTint="98" w:fill="48D45B" w:themeFill="accent3" w:themeFillTint="98"/>
       </w:tcPr>
@@ -8285,8 +8285,8 @@
       <w:tblPr/>
       <w:tcPr>
         <w:tcBorders>
-          <w:top w:val="single" w:sz="4" w:space="0" w:color="FFFFFF" w:themeColor="light1"/>
-          <w:bottom w:val="single" w:sz="4" w:space="0" w:color="FFFFFF" w:themeColor="light1"/>
+          <w:top w:val="single" w:color="FFFFFF" w:themeColor="light1" w:sz="4" w:space="0"/>
+          <w:bottom w:val="single" w:color="FFFFFF" w:themeColor="light1" w:sz="4" w:space="0"/>
         </w:tcBorders>
         <w:shd w:val="clear" w:color="48D45B" w:themeColor="accent3" w:themeTint="98" w:fill="48D45B" w:themeFill="accent3" w:themeFillTint="98"/>
       </w:tcPr>
@@ -8303,10 +8303,10 @@
       <w:tblStyleRowBandSize w:val="1"/>
       <w:tblStyleColBandSize w:val="1"/>
       <w:tblBorders>
-        <w:top w:val="single" w:sz="32" w:space="0" w:color="5FCAF3" w:themeColor="accent4" w:themeTint="9A"/>
-        <w:left w:val="single" w:sz="32" w:space="0" w:color="5FCAF3" w:themeColor="accent4" w:themeTint="9A"/>
-        <w:bottom w:val="single" w:sz="32" w:space="0" w:color="5FCAF3" w:themeColor="accent4" w:themeTint="9A"/>
-        <w:right w:val="single" w:sz="32" w:space="0" w:color="5FCAF3" w:themeColor="accent4" w:themeTint="9A"/>
+        <w:top w:val="single" w:color="5FCAF3" w:themeColor="accent4" w:themeTint="9A" w:sz="32" w:space="0"/>
+        <w:left w:val="single" w:color="5FCAF3" w:themeColor="accent4" w:themeTint="9A" w:sz="32" w:space="0"/>
+        <w:bottom w:val="single" w:color="5FCAF3" w:themeColor="accent4" w:themeTint="9A" w:sz="32" w:space="0"/>
+        <w:right w:val="single" w:color="5FCAF3" w:themeColor="accent4" w:themeTint="9A" w:sz="32" w:space="0"/>
       </w:tblBorders>
       <w:shd w:val="clear" w:color="5FCAF3" w:themeColor="accent4" w:themeTint="9A" w:fill="5FCAF3" w:themeFill="accent4" w:themeFillTint="9A"/>
     </w:tblPr>
@@ -8320,8 +8320,8 @@
       <w:tblPr/>
       <w:tcPr>
         <w:tcBorders>
-          <w:top w:val="single" w:sz="32" w:space="0" w:color="5FCAF3" w:themeColor="accent4" w:themeTint="9A"/>
-          <w:bottom w:val="single" w:sz="12" w:space="0" w:color="FFFFFF" w:themeColor="light1"/>
+          <w:top w:val="single" w:color="5FCAF3" w:themeColor="accent4" w:themeTint="9A" w:sz="32" w:space="0"/>
+          <w:bottom w:val="single" w:color="FFFFFF" w:themeColor="light1" w:sz="12" w:space="0"/>
         </w:tcBorders>
         <w:shd w:val="clear" w:color="5FCAF3" w:themeColor="accent4" w:themeTint="9A" w:fill="5FCAF3" w:themeFill="accent4" w:themeFillTint="9A"/>
       </w:tcPr>
@@ -8344,8 +8344,8 @@
       <w:tblPr/>
       <w:tcPr>
         <w:tcBorders>
-          <w:left w:val="single" w:sz="32" w:space="0" w:color="5FCAF3" w:themeColor="accent4" w:themeTint="9A"/>
-          <w:right w:val="single" w:sz="4" w:space="0" w:color="FFFFFF" w:themeColor="light1"/>
+          <w:left w:val="single" w:color="5FCAF3" w:themeColor="accent4" w:themeTint="9A" w:sz="32" w:space="0"/>
+          <w:right w:val="single" w:color="FFFFFF" w:themeColor="light1" w:sz="4" w:space="0"/>
         </w:tcBorders>
       </w:tcPr>
     </w:tblStylePr>
@@ -8353,8 +8353,8 @@
       <w:tblPr/>
       <w:tcPr>
         <w:tcBorders>
-          <w:left w:val="single" w:sz="4" w:space="0" w:color="FFFFFF" w:themeColor="light1"/>
-          <w:right w:val="single" w:sz="32" w:space="0" w:color="5FCAF3" w:themeColor="accent4" w:themeTint="9A"/>
+          <w:left w:val="single" w:color="FFFFFF" w:themeColor="light1" w:sz="4" w:space="0"/>
+          <w:right w:val="single" w:color="5FCAF3" w:themeColor="accent4" w:themeTint="9A" w:sz="32" w:space="0"/>
         </w:tcBorders>
       </w:tcPr>
     </w:tblStylePr>
@@ -8362,8 +8362,8 @@
       <w:tblPr/>
       <w:tcPr>
         <w:tcBorders>
-          <w:left w:val="single" w:sz="4" w:space="0" w:color="FFFFFF" w:themeColor="light1"/>
-          <w:right w:val="single" w:sz="4" w:space="0" w:color="FFFFFF" w:themeColor="light1"/>
+          <w:left w:val="single" w:color="FFFFFF" w:themeColor="light1" w:sz="4" w:space="0"/>
+          <w:right w:val="single" w:color="FFFFFF" w:themeColor="light1" w:sz="4" w:space="0"/>
         </w:tcBorders>
         <w:shd w:val="clear" w:color="5FCAF3" w:themeColor="accent4" w:themeTint="9A" w:fill="5FCAF3" w:themeFill="accent4" w:themeFillTint="9A"/>
       </w:tcPr>
@@ -8372,8 +8372,8 @@
       <w:tblPr/>
       <w:tcPr>
         <w:tcBorders>
-          <w:left w:val="single" w:sz="4" w:space="0" w:color="FFFFFF" w:themeColor="light1"/>
-          <w:right w:val="single" w:sz="4" w:space="0" w:color="FFFFFF" w:themeColor="light1"/>
+          <w:left w:val="single" w:color="FFFFFF" w:themeColor="light1" w:sz="4" w:space="0"/>
+          <w:right w:val="single" w:color="FFFFFF" w:themeColor="light1" w:sz="4" w:space="0"/>
         </w:tcBorders>
       </w:tcPr>
     </w:tblStylePr>
@@ -8381,8 +8381,8 @@
       <w:tblPr/>
       <w:tcPr>
         <w:tcBorders>
-          <w:top w:val="single" w:sz="4" w:space="0" w:color="FFFFFF" w:themeColor="light1"/>
-          <w:bottom w:val="single" w:sz="4" w:space="0" w:color="FFFFFF" w:themeColor="light1"/>
+          <w:top w:val="single" w:color="FFFFFF" w:themeColor="light1" w:sz="4" w:space="0"/>
+          <w:bottom w:val="single" w:color="FFFFFF" w:themeColor="light1" w:sz="4" w:space="0"/>
         </w:tcBorders>
         <w:shd w:val="clear" w:color="5FCAF3" w:themeColor="accent4" w:themeTint="9A" w:fill="5FCAF3" w:themeFill="accent4" w:themeFillTint="9A"/>
       </w:tcPr>
@@ -8391,8 +8391,8 @@
       <w:tblPr/>
       <w:tcPr>
         <w:tcBorders>
-          <w:top w:val="single" w:sz="4" w:space="0" w:color="FFFFFF" w:themeColor="light1"/>
-          <w:bottom w:val="single" w:sz="4" w:space="0" w:color="FFFFFF" w:themeColor="light1"/>
+          <w:top w:val="single" w:color="FFFFFF" w:themeColor="light1" w:sz="4" w:space="0"/>
+          <w:bottom w:val="single" w:color="FFFFFF" w:themeColor="light1" w:sz="4" w:space="0"/>
         </w:tcBorders>
         <w:shd w:val="clear" w:color="5FCAF3" w:themeColor="accent4" w:themeTint="9A" w:fill="5FCAF3" w:themeFill="accent4" w:themeFillTint="9A"/>
       </w:tcPr>
@@ -8409,10 +8409,10 @@
       <w:tblStyleRowBandSize w:val="1"/>
       <w:tblStyleColBandSize w:val="1"/>
       <w:tblBorders>
-        <w:top w:val="single" w:sz="32" w:space="0" w:color="D76CCB" w:themeColor="accent5" w:themeTint="9A"/>
-        <w:left w:val="single" w:sz="32" w:space="0" w:color="D76CCB" w:themeColor="accent5" w:themeTint="9A"/>
-        <w:bottom w:val="single" w:sz="32" w:space="0" w:color="D76CCB" w:themeColor="accent5" w:themeTint="9A"/>
-        <w:right w:val="single" w:sz="32" w:space="0" w:color="D76CCB" w:themeColor="accent5" w:themeTint="9A"/>
+        <w:top w:val="single" w:color="D76CCB" w:themeColor="accent5" w:themeTint="9A" w:sz="32" w:space="0"/>
+        <w:left w:val="single" w:color="D76CCB" w:themeColor="accent5" w:themeTint="9A" w:sz="32" w:space="0"/>
+        <w:bottom w:val="single" w:color="D76CCB" w:themeColor="accent5" w:themeTint="9A" w:sz="32" w:space="0"/>
+        <w:right w:val="single" w:color="D76CCB" w:themeColor="accent5" w:themeTint="9A" w:sz="32" w:space="0"/>
       </w:tblBorders>
       <w:shd w:val="clear" w:color="D76CCB" w:themeColor="accent5" w:themeTint="9A" w:fill="D76CCB" w:themeFill="accent5" w:themeFillTint="9A"/>
     </w:tblPr>
@@ -8426,8 +8426,8 @@
       <w:tblPr/>
       <w:tcPr>
         <w:tcBorders>
-          <w:top w:val="single" w:sz="32" w:space="0" w:color="D76CCB" w:themeColor="accent5" w:themeTint="9A"/>
-          <w:bottom w:val="single" w:sz="12" w:space="0" w:color="FFFFFF" w:themeColor="light1"/>
+          <w:top w:val="single" w:color="D76CCB" w:themeColor="accent5" w:themeTint="9A" w:sz="32" w:space="0"/>
+          <w:bottom w:val="single" w:color="FFFFFF" w:themeColor="light1" w:sz="12" w:space="0"/>
         </w:tcBorders>
         <w:shd w:val="clear" w:color="D76CCB" w:themeColor="accent5" w:themeTint="9A" w:fill="D76CCB" w:themeFill="accent5" w:themeFillTint="9A"/>
       </w:tcPr>
@@ -8450,8 +8450,8 @@
       <w:tblPr/>
       <w:tcPr>
         <w:tcBorders>
-          <w:left w:val="single" w:sz="32" w:space="0" w:color="D76CCB" w:themeColor="accent5" w:themeTint="9A"/>
-          <w:right w:val="single" w:sz="4" w:space="0" w:color="FFFFFF" w:themeColor="light1"/>
+          <w:left w:val="single" w:color="D76CCB" w:themeColor="accent5" w:themeTint="9A" w:sz="32" w:space="0"/>
+          <w:right w:val="single" w:color="FFFFFF" w:themeColor="light1" w:sz="4" w:space="0"/>
         </w:tcBorders>
       </w:tcPr>
     </w:tblStylePr>
@@ -8459,8 +8459,8 @@
       <w:tblPr/>
       <w:tcPr>
         <w:tcBorders>
-          <w:left w:val="single" w:sz="4" w:space="0" w:color="FFFFFF" w:themeColor="light1"/>
-          <w:right w:val="single" w:sz="32" w:space="0" w:color="D76CCB" w:themeColor="accent5" w:themeTint="9A"/>
+          <w:left w:val="single" w:color="FFFFFF" w:themeColor="light1" w:sz="4" w:space="0"/>
+          <w:right w:val="single" w:color="D76CCB" w:themeColor="accent5" w:themeTint="9A" w:sz="32" w:space="0"/>
         </w:tcBorders>
       </w:tcPr>
     </w:tblStylePr>
@@ -8468,8 +8468,8 @@
       <w:tblPr/>
       <w:tcPr>
         <w:tcBorders>
-          <w:left w:val="single" w:sz="4" w:space="0" w:color="FFFFFF" w:themeColor="light1"/>
-          <w:right w:val="single" w:sz="4" w:space="0" w:color="FFFFFF" w:themeColor="light1"/>
+          <w:left w:val="single" w:color="FFFFFF" w:themeColor="light1" w:sz="4" w:space="0"/>
+          <w:right w:val="single" w:color="FFFFFF" w:themeColor="light1" w:sz="4" w:space="0"/>
         </w:tcBorders>
         <w:shd w:val="clear" w:color="D76CCB" w:themeColor="accent5" w:themeTint="9A" w:fill="D76CCB" w:themeFill="accent5" w:themeFillTint="9A"/>
       </w:tcPr>
@@ -8478,8 +8478,8 @@
       <w:tblPr/>
       <w:tcPr>
         <w:tcBorders>
-          <w:left w:val="single" w:sz="4" w:space="0" w:color="FFFFFF" w:themeColor="light1"/>
-          <w:right w:val="single" w:sz="4" w:space="0" w:color="FFFFFF" w:themeColor="light1"/>
+          <w:left w:val="single" w:color="FFFFFF" w:themeColor="light1" w:sz="4" w:space="0"/>
+          <w:right w:val="single" w:color="FFFFFF" w:themeColor="light1" w:sz="4" w:space="0"/>
         </w:tcBorders>
       </w:tcPr>
     </w:tblStylePr>
@@ -8487,8 +8487,8 @@
       <w:tblPr/>
       <w:tcPr>
         <w:tcBorders>
-          <w:top w:val="single" w:sz="4" w:space="0" w:color="FFFFFF" w:themeColor="light1"/>
-          <w:bottom w:val="single" w:sz="4" w:space="0" w:color="FFFFFF" w:themeColor="light1"/>
+          <w:top w:val="single" w:color="FFFFFF" w:themeColor="light1" w:sz="4" w:space="0"/>
+          <w:bottom w:val="single" w:color="FFFFFF" w:themeColor="light1" w:sz="4" w:space="0"/>
         </w:tcBorders>
         <w:shd w:val="clear" w:color="D76CCB" w:themeColor="accent5" w:themeTint="9A" w:fill="D76CCB" w:themeFill="accent5" w:themeFillTint="9A"/>
       </w:tcPr>
@@ -8497,8 +8497,8 @@
       <w:tblPr/>
       <w:tcPr>
         <w:tcBorders>
-          <w:top w:val="single" w:sz="4" w:space="0" w:color="FFFFFF" w:themeColor="light1"/>
-          <w:bottom w:val="single" w:sz="4" w:space="0" w:color="FFFFFF" w:themeColor="light1"/>
+          <w:top w:val="single" w:color="FFFFFF" w:themeColor="light1" w:sz="4" w:space="0"/>
+          <w:bottom w:val="single" w:color="FFFFFF" w:themeColor="light1" w:sz="4" w:space="0"/>
         </w:tcBorders>
         <w:shd w:val="clear" w:color="D76CCB" w:themeColor="accent5" w:themeTint="9A" w:fill="D76CCB" w:themeFill="accent5" w:themeFillTint="9A"/>
       </w:tcPr>
@@ -8515,10 +8515,10 @@
       <w:tblStyleRowBandSize w:val="1"/>
       <w:tblStyleColBandSize w:val="1"/>
       <w:tblBorders>
-        <w:top w:val="single" w:sz="32" w:space="0" w:color="8ED873" w:themeColor="accent6" w:themeTint="98"/>
-        <w:left w:val="single" w:sz="32" w:space="0" w:color="8ED873" w:themeColor="accent6" w:themeTint="98"/>
-        <w:bottom w:val="single" w:sz="32" w:space="0" w:color="8ED873" w:themeColor="accent6" w:themeTint="98"/>
-        <w:right w:val="single" w:sz="32" w:space="0" w:color="8ED873" w:themeColor="accent6" w:themeTint="98"/>
+        <w:top w:val="single" w:color="8ED873" w:themeColor="accent6" w:themeTint="98" w:sz="32" w:space="0"/>
+        <w:left w:val="single" w:color="8ED873" w:themeColor="accent6" w:themeTint="98" w:sz="32" w:space="0"/>
+        <w:bottom w:val="single" w:color="8ED873" w:themeColor="accent6" w:themeTint="98" w:sz="32" w:space="0"/>
+        <w:right w:val="single" w:color="8ED873" w:themeColor="accent6" w:themeTint="98" w:sz="32" w:space="0"/>
       </w:tblBorders>
       <w:shd w:val="clear" w:color="8ED873" w:themeColor="accent6" w:themeTint="98" w:fill="8ED873" w:themeFill="accent6" w:themeFillTint="98"/>
     </w:tblPr>
@@ -8532,8 +8532,8 @@
       <w:tblPr/>
       <w:tcPr>
         <w:tcBorders>
-          <w:top w:val="single" w:sz="32" w:space="0" w:color="8ED873" w:themeColor="accent6" w:themeTint="98"/>
-          <w:bottom w:val="single" w:sz="12" w:space="0" w:color="FFFFFF" w:themeColor="light1"/>
+          <w:top w:val="single" w:color="8ED873" w:themeColor="accent6" w:themeTint="98" w:sz="32" w:space="0"/>
+          <w:bottom w:val="single" w:color="FFFFFF" w:themeColor="light1" w:sz="12" w:space="0"/>
         </w:tcBorders>
         <w:shd w:val="clear" w:color="8ED873" w:themeColor="accent6" w:themeTint="98" w:fill="8ED873" w:themeFill="accent6" w:themeFillTint="98"/>
       </w:tcPr>
@@ -8556,8 +8556,8 @@
       <w:tblPr/>
       <w:tcPr>
         <w:tcBorders>
-          <w:left w:val="single" w:sz="32" w:space="0" w:color="8ED873" w:themeColor="accent6" w:themeTint="98"/>
-          <w:right w:val="single" w:sz="4" w:space="0" w:color="FFFFFF" w:themeColor="light1"/>
+          <w:left w:val="single" w:color="8ED873" w:themeColor="accent6" w:themeTint="98" w:sz="32" w:space="0"/>
+          <w:right w:val="single" w:color="FFFFFF" w:themeColor="light1" w:sz="4" w:space="0"/>
         </w:tcBorders>
       </w:tcPr>
     </w:tblStylePr>
@@ -8565,8 +8565,8 @@
       <w:tblPr/>
       <w:tcPr>
         <w:tcBorders>
-          <w:left w:val="single" w:sz="4" w:space="0" w:color="FFFFFF" w:themeColor="light1"/>
-          <w:right w:val="single" w:sz="32" w:space="0" w:color="8ED873" w:themeColor="accent6" w:themeTint="98"/>
+          <w:left w:val="single" w:color="FFFFFF" w:themeColor="light1" w:sz="4" w:space="0"/>
+          <w:right w:val="single" w:color="8ED873" w:themeColor="accent6" w:themeTint="98" w:sz="32" w:space="0"/>
         </w:tcBorders>
       </w:tcPr>
     </w:tblStylePr>
@@ -8574,8 +8574,8 @@
       <w:tblPr/>
       <w:tcPr>
         <w:tcBorders>
-          <w:left w:val="single" w:sz="4" w:space="0" w:color="FFFFFF" w:themeColor="light1"/>
-          <w:right w:val="single" w:sz="4" w:space="0" w:color="FFFFFF" w:themeColor="light1"/>
+          <w:left w:val="single" w:color="FFFFFF" w:themeColor="light1" w:sz="4" w:space="0"/>
+          <w:right w:val="single" w:color="FFFFFF" w:themeColor="light1" w:sz="4" w:space="0"/>
         </w:tcBorders>
         <w:shd w:val="clear" w:color="8ED873" w:themeColor="accent6" w:themeTint="98" w:fill="8ED873" w:themeFill="accent6" w:themeFillTint="98"/>
       </w:tcPr>
@@ -8584,8 +8584,8 @@
       <w:tblPr/>
       <w:tcPr>
         <w:tcBorders>
-          <w:left w:val="single" w:sz="4" w:space="0" w:color="FFFFFF" w:themeColor="light1"/>
-          <w:right w:val="single" w:sz="4" w:space="0" w:color="FFFFFF" w:themeColor="light1"/>
+          <w:left w:val="single" w:color="FFFFFF" w:themeColor="light1" w:sz="4" w:space="0"/>
+          <w:right w:val="single" w:color="FFFFFF" w:themeColor="light1" w:sz="4" w:space="0"/>
         </w:tcBorders>
       </w:tcPr>
     </w:tblStylePr>
@@ -8593,8 +8593,8 @@
       <w:tblPr/>
       <w:tcPr>
         <w:tcBorders>
-          <w:top w:val="single" w:sz="4" w:space="0" w:color="FFFFFF" w:themeColor="light1"/>
-          <w:bottom w:val="single" w:sz="4" w:space="0" w:color="FFFFFF" w:themeColor="light1"/>
+          <w:top w:val="single" w:color="FFFFFF" w:themeColor="light1" w:sz="4" w:space="0"/>
+          <w:bottom w:val="single" w:color="FFFFFF" w:themeColor="light1" w:sz="4" w:space="0"/>
         </w:tcBorders>
         <w:shd w:val="clear" w:color="8ED873" w:themeColor="accent6" w:themeTint="98" w:fill="8ED873" w:themeFill="accent6" w:themeFillTint="98"/>
       </w:tcPr>
@@ -8603,8 +8603,8 @@
       <w:tblPr/>
       <w:tcPr>
         <w:tcBorders>
-          <w:top w:val="single" w:sz="4" w:space="0" w:color="FFFFFF" w:themeColor="light1"/>
-          <w:bottom w:val="single" w:sz="4" w:space="0" w:color="FFFFFF" w:themeColor="light1"/>
+          <w:top w:val="single" w:color="FFFFFF" w:themeColor="light1" w:sz="4" w:space="0"/>
+          <w:bottom w:val="single" w:color="FFFFFF" w:themeColor="light1" w:sz="4" w:space="0"/>
         </w:tcBorders>
         <w:shd w:val="clear" w:color="8ED873" w:themeColor="accent6" w:themeTint="98" w:fill="8ED873" w:themeFill="accent6" w:themeFillTint="98"/>
       </w:tcPr>
@@ -8621,8 +8621,8 @@
       <w:tblStyleRowBandSize w:val="1"/>
       <w:tblStyleColBandSize w:val="1"/>
       <w:tblBorders>
-        <w:top w:val="single" w:sz="4" w:space="0" w:color="156082" w:themeColor="accent1"/>
-        <w:bottom w:val="single" w:sz="4" w:space="0" w:color="156082" w:themeColor="accent1"/>
+        <w:top w:val="single" w:color="156082" w:themeColor="accent1" w:sz="4" w:space="0"/>
+        <w:bottom w:val="single" w:color="156082" w:themeColor="accent1" w:sz="4" w:space="0"/>
       </w:tblBorders>
     </w:tblPr>
     <w:tblStylePr w:type="firstRow">
@@ -8633,7 +8633,7 @@
       <w:tblPr/>
       <w:tcPr>
         <w:tcBorders>
-          <w:bottom w:val="single" w:sz="4" w:space="0" w:color="156082" w:themeColor="accent1"/>
+          <w:bottom w:val="single" w:color="156082" w:themeColor="accent1" w:sz="4" w:space="0"/>
         </w:tcBorders>
       </w:tcPr>
     </w:tblStylePr>
@@ -8645,7 +8645,7 @@
       <w:tblPr/>
       <w:tcPr>
         <w:tcBorders>
-          <w:top w:val="single" w:sz="4" w:space="0" w:color="156082" w:themeColor="accent1"/>
+          <w:top w:val="single" w:color="156082" w:themeColor="accent1" w:sz="4" w:space="0"/>
         </w:tcBorders>
       </w:tcPr>
     </w:tblStylePr>
@@ -8697,8 +8697,8 @@
       <w:tblStyleRowBandSize w:val="1"/>
       <w:tblStyleColBandSize w:val="1"/>
       <w:tblBorders>
-        <w:top w:val="single" w:sz="4" w:space="0" w:color="F2AA85" w:themeColor="accent2" w:themeTint="97"/>
-        <w:bottom w:val="single" w:sz="4" w:space="0" w:color="F2AA85" w:themeColor="accent2" w:themeTint="97"/>
+        <w:top w:val="single" w:color="F2AA85" w:themeColor="accent2" w:themeTint="97" w:sz="4" w:space="0"/>
+        <w:bottom w:val="single" w:color="F2AA85" w:themeColor="accent2" w:themeTint="97" w:sz="4" w:space="0"/>
       </w:tblBorders>
     </w:tblPr>
     <w:tblStylePr w:type="firstRow">
@@ -8709,7 +8709,7 @@
       <w:tblPr/>
       <w:tcPr>
         <w:tcBorders>
-          <w:bottom w:val="single" w:sz="4" w:space="0" w:color="F2AA85" w:themeColor="accent2" w:themeTint="97"/>
+          <w:bottom w:val="single" w:color="F2AA85" w:themeColor="accent2" w:themeTint="97" w:sz="4" w:space="0"/>
         </w:tcBorders>
       </w:tcPr>
     </w:tblStylePr>
@@ -8721,7 +8721,7 @@
       <w:tblPr/>
       <w:tcPr>
         <w:tcBorders>
-          <w:top w:val="single" w:sz="4" w:space="0" w:color="F2AA85" w:themeColor="accent2" w:themeTint="97"/>
+          <w:top w:val="single" w:color="F2AA85" w:themeColor="accent2" w:themeTint="97" w:sz="4" w:space="0"/>
         </w:tcBorders>
       </w:tcPr>
     </w:tblStylePr>
@@ -8773,8 +8773,8 @@
       <w:tblStyleRowBandSize w:val="1"/>
       <w:tblStyleColBandSize w:val="1"/>
       <w:tblBorders>
-        <w:top w:val="single" w:sz="4" w:space="0" w:color="48D45B" w:themeColor="accent3" w:themeTint="98"/>
-        <w:bottom w:val="single" w:sz="4" w:space="0" w:color="48D45B" w:themeColor="accent3" w:themeTint="98"/>
+        <w:top w:val="single" w:color="48D45B" w:themeColor="accent3" w:themeTint="98" w:sz="4" w:space="0"/>
+        <w:bottom w:val="single" w:color="48D45B" w:themeColor="accent3" w:themeTint="98" w:sz="4" w:space="0"/>
       </w:tblBorders>
     </w:tblPr>
     <w:tblStylePr w:type="firstRow">
@@ -8785,7 +8785,7 @@
       <w:tblPr/>
       <w:tcPr>
         <w:tcBorders>
-          <w:bottom w:val="single" w:sz="4" w:space="0" w:color="48D45B" w:themeColor="accent3" w:themeTint="98"/>
+          <w:bottom w:val="single" w:color="48D45B" w:themeColor="accent3" w:themeTint="98" w:sz="4" w:space="0"/>
         </w:tcBorders>
       </w:tcPr>
     </w:tblStylePr>
@@ -8797,7 +8797,7 @@
       <w:tblPr/>
       <w:tcPr>
         <w:tcBorders>
-          <w:top w:val="single" w:sz="4" w:space="0" w:color="48D45B" w:themeColor="accent3" w:themeTint="98"/>
+          <w:top w:val="single" w:color="48D45B" w:themeColor="accent3" w:themeTint="98" w:sz="4" w:space="0"/>
         </w:tcBorders>
       </w:tcPr>
     </w:tblStylePr>
@@ -8849,8 +8849,8 @@
       <w:tblStyleRowBandSize w:val="1"/>
       <w:tblStyleColBandSize w:val="1"/>
       <w:tblBorders>
-        <w:top w:val="single" w:sz="4" w:space="0" w:color="5FCAF3" w:themeColor="accent4" w:themeTint="9A"/>
-        <w:bottom w:val="single" w:sz="4" w:space="0" w:color="5FCAF3" w:themeColor="accent4" w:themeTint="9A"/>
+        <w:top w:val="single" w:color="5FCAF3" w:themeColor="accent4" w:themeTint="9A" w:sz="4" w:space="0"/>
+        <w:bottom w:val="single" w:color="5FCAF3" w:themeColor="accent4" w:themeTint="9A" w:sz="4" w:space="0"/>
       </w:tblBorders>
     </w:tblPr>
     <w:tblStylePr w:type="firstRow">
@@ -8861,7 +8861,7 @@
       <w:tblPr/>
       <w:tcPr>
         <w:tcBorders>
-          <w:bottom w:val="single" w:sz="4" w:space="0" w:color="5FCAF3" w:themeColor="accent4" w:themeTint="9A"/>
+          <w:bottom w:val="single" w:color="5FCAF3" w:themeColor="accent4" w:themeTint="9A" w:sz="4" w:space="0"/>
         </w:tcBorders>
       </w:tcPr>
     </w:tblStylePr>
@@ -8873,7 +8873,7 @@
       <w:tblPr/>
       <w:tcPr>
         <w:tcBorders>
-          <w:top w:val="single" w:sz="4" w:space="0" w:color="5FCAF3" w:themeColor="accent4" w:themeTint="9A"/>
+          <w:top w:val="single" w:color="5FCAF3" w:themeColor="accent4" w:themeTint="9A" w:sz="4" w:space="0"/>
         </w:tcBorders>
       </w:tcPr>
     </w:tblStylePr>
@@ -8925,8 +8925,8 @@
       <w:tblStyleRowBandSize w:val="1"/>
       <w:tblStyleColBandSize w:val="1"/>
       <w:tblBorders>
-        <w:top w:val="single" w:sz="4" w:space="0" w:color="D76CCB" w:themeColor="accent5" w:themeTint="9A"/>
-        <w:bottom w:val="single" w:sz="4" w:space="0" w:color="D76CCB" w:themeColor="accent5" w:themeTint="9A"/>
+        <w:top w:val="single" w:color="D76CCB" w:themeColor="accent5" w:themeTint="9A" w:sz="4" w:space="0"/>
+        <w:bottom w:val="single" w:color="D76CCB" w:themeColor="accent5" w:themeTint="9A" w:sz="4" w:space="0"/>
       </w:tblBorders>
     </w:tblPr>
     <w:tblStylePr w:type="firstRow">
@@ -8937,7 +8937,7 @@
       <w:tblPr/>
       <w:tcPr>
         <w:tcBorders>
-          <w:bottom w:val="single" w:sz="4" w:space="0" w:color="D76CCB" w:themeColor="accent5" w:themeTint="9A"/>
+          <w:bottom w:val="single" w:color="D76CCB" w:themeColor="accent5" w:themeTint="9A" w:sz="4" w:space="0"/>
         </w:tcBorders>
       </w:tcPr>
     </w:tblStylePr>
@@ -8949,7 +8949,7 @@
       <w:tblPr/>
       <w:tcPr>
         <w:tcBorders>
-          <w:top w:val="single" w:sz="4" w:space="0" w:color="D76CCB" w:themeColor="accent5" w:themeTint="9A"/>
+          <w:top w:val="single" w:color="D76CCB" w:themeColor="accent5" w:themeTint="9A" w:sz="4" w:space="0"/>
         </w:tcBorders>
       </w:tcPr>
     </w:tblStylePr>
@@ -9001,8 +9001,8 @@
       <w:tblStyleRowBandSize w:val="1"/>
       <w:tblStyleColBandSize w:val="1"/>
       <w:tblBorders>
-        <w:top w:val="single" w:sz="4" w:space="0" w:color="8ED873" w:themeColor="accent6" w:themeTint="98"/>
-        <w:bottom w:val="single" w:sz="4" w:space="0" w:color="8ED873" w:themeColor="accent6" w:themeTint="98"/>
+        <w:top w:val="single" w:color="8ED873" w:themeColor="accent6" w:themeTint="98" w:sz="4" w:space="0"/>
+        <w:bottom w:val="single" w:color="8ED873" w:themeColor="accent6" w:themeTint="98" w:sz="4" w:space="0"/>
       </w:tblBorders>
     </w:tblPr>
     <w:tblStylePr w:type="firstRow">
@@ -9013,7 +9013,7 @@
       <w:tblPr/>
       <w:tcPr>
         <w:tcBorders>
-          <w:bottom w:val="single" w:sz="4" w:space="0" w:color="8ED873" w:themeColor="accent6" w:themeTint="98"/>
+          <w:bottom w:val="single" w:color="8ED873" w:themeColor="accent6" w:themeTint="98" w:sz="4" w:space="0"/>
         </w:tcBorders>
       </w:tcPr>
     </w:tblStylePr>
@@ -9025,7 +9025,7 @@
       <w:tblPr/>
       <w:tcPr>
         <w:tcBorders>
-          <w:top w:val="single" w:sz="4" w:space="0" w:color="8ED873" w:themeColor="accent6" w:themeTint="98"/>
+          <w:top w:val="single" w:color="8ED873" w:themeColor="accent6" w:themeTint="98" w:sz="4" w:space="0"/>
         </w:tcBorders>
       </w:tcPr>
     </w:tblStylePr>
@@ -9077,7 +9077,7 @@
       <w:tblStyleRowBandSize w:val="1"/>
       <w:tblStyleColBandSize w:val="1"/>
       <w:tblBorders>
-        <w:right w:val="single" w:sz="4" w:space="0" w:color="156082" w:themeColor="accent1"/>
+        <w:right w:val="single" w:color="156082" w:themeColor="accent1" w:sz="4" w:space="0"/>
       </w:tblBorders>
     </w:tblPr>
     <w:tblStylePr w:type="firstRow">
@@ -9090,10 +9090,10 @@
       <w:tblPr/>
       <w:tcPr>
         <w:tcBorders>
-          <w:top w:val="none" w:sz="4" w:space="0" w:color="000000"/>
-          <w:left w:val="none" w:sz="4" w:space="0" w:color="000000"/>
-          <w:bottom w:val="single" w:sz="4" w:space="0" w:color="156082" w:themeColor="accent1"/>
-          <w:right w:val="none" w:sz="4" w:space="0" w:color="000000"/>
+          <w:top w:val="none" w:color="000000" w:sz="4" w:space="0"/>
+          <w:left w:val="none" w:color="000000" w:sz="4" w:space="0"/>
+          <w:bottom w:val="single" w:color="156082" w:themeColor="accent1" w:sz="4" w:space="0"/>
+          <w:right w:val="none" w:color="000000" w:sz="4" w:space="0"/>
         </w:tcBorders>
         <w:shd w:val="clear" w:color="FFFFFF" w:themeColor="light1" w:fill="FFFFFF" w:themeFill="light1"/>
       </w:tcPr>
@@ -9108,10 +9108,10 @@
       <w:tblPr/>
       <w:tcPr>
         <w:tcBorders>
-          <w:top w:val="single" w:sz="4" w:space="0" w:color="156082" w:themeColor="accent1"/>
-          <w:left w:val="none" w:sz="4" w:space="0" w:color="000000"/>
-          <w:bottom w:val="none" w:sz="4" w:space="0" w:color="000000"/>
-          <w:right w:val="none" w:sz="4" w:space="0" w:color="000000"/>
+          <w:top w:val="single" w:color="156082" w:themeColor="accent1" w:sz="4" w:space="0"/>
+          <w:left w:val="none" w:color="000000" w:sz="4" w:space="0"/>
+          <w:bottom w:val="none" w:color="000000" w:sz="4" w:space="0"/>
+          <w:right w:val="none" w:color="000000" w:sz="4" w:space="0"/>
         </w:tcBorders>
         <w:shd w:val="clear" w:color="FFFFFF" w:themeColor="light1" w:fill="FFFFFF" w:themeFill="light1"/>
       </w:tcPr>
@@ -9129,10 +9129,10 @@
       <w:tblPr/>
       <w:tcPr>
         <w:tcBorders>
-          <w:top w:val="none" w:sz="4" w:space="0" w:color="000000"/>
-          <w:left w:val="none" w:sz="4" w:space="0" w:color="000000"/>
-          <w:bottom w:val="none" w:sz="4" w:space="0" w:color="000000"/>
-          <w:right w:val="single" w:sz="4" w:space="0" w:color="156082" w:themeColor="accent1"/>
+          <w:top w:val="none" w:color="000000" w:sz="4" w:space="0"/>
+          <w:left w:val="none" w:color="000000" w:sz="4" w:space="0"/>
+          <w:bottom w:val="none" w:color="000000" w:sz="4" w:space="0"/>
+          <w:right w:val="single" w:color="156082" w:themeColor="accent1" w:sz="4" w:space="0"/>
         </w:tcBorders>
         <w:shd w:val="clear" w:color="FFFFFF" w:fill="auto"/>
       </w:tcPr>
@@ -9147,10 +9147,10 @@
       <w:tblPr/>
       <w:tcPr>
         <w:tcBorders>
-          <w:top w:val="none" w:sz="4" w:space="0" w:color="000000"/>
-          <w:left w:val="single" w:sz="4" w:space="0" w:color="156082" w:themeColor="accent1"/>
-          <w:bottom w:val="none" w:sz="4" w:space="0" w:color="000000"/>
-          <w:right w:val="none" w:sz="4" w:space="0" w:color="000000"/>
+          <w:top w:val="none" w:color="000000" w:sz="4" w:space="0"/>
+          <w:left w:val="single" w:color="156082" w:themeColor="accent1" w:sz="4" w:space="0"/>
+          <w:bottom w:val="none" w:color="000000" w:sz="4" w:space="0"/>
+          <w:right w:val="none" w:color="000000" w:sz="4" w:space="0"/>
         </w:tcBorders>
         <w:shd w:val="clear" w:color="FFFFFF" w:fill="auto"/>
       </w:tcPr>
@@ -9191,7 +9191,7 @@
       <w:tblStyleRowBandSize w:val="1"/>
       <w:tblStyleColBandSize w:val="1"/>
       <w:tblBorders>
-        <w:right w:val="single" w:sz="4" w:space="0" w:color="F2AA85" w:themeColor="accent2" w:themeTint="97"/>
+        <w:right w:val="single" w:color="F2AA85" w:themeColor="accent2" w:themeTint="97" w:sz="4" w:space="0"/>
       </w:tblBorders>
     </w:tblPr>
     <w:tblStylePr w:type="firstRow">
@@ -9204,10 +9204,10 @@
       <w:tblPr/>
       <w:tcPr>
         <w:tcBorders>
-          <w:top w:val="none" w:sz="4" w:space="0" w:color="000000"/>
-          <w:left w:val="none" w:sz="4" w:space="0" w:color="000000"/>
-          <w:bottom w:val="single" w:sz="4" w:space="0" w:color="F2AA85" w:themeColor="accent2" w:themeTint="97"/>
-          <w:right w:val="none" w:sz="4" w:space="0" w:color="000000"/>
+          <w:top w:val="none" w:color="000000" w:sz="4" w:space="0"/>
+          <w:left w:val="none" w:color="000000" w:sz="4" w:space="0"/>
+          <w:bottom w:val="single" w:color="F2AA85" w:themeColor="accent2" w:themeTint="97" w:sz="4" w:space="0"/>
+          <w:right w:val="none" w:color="000000" w:sz="4" w:space="0"/>
         </w:tcBorders>
         <w:shd w:val="clear" w:color="FFFFFF" w:themeColor="light1" w:fill="FFFFFF" w:themeFill="light1"/>
       </w:tcPr>
@@ -9222,10 +9222,10 @@
       <w:tblPr/>
       <w:tcPr>
         <w:tcBorders>
-          <w:top w:val="single" w:sz="4" w:space="0" w:color="F2AA85" w:themeColor="accent2" w:themeTint="97"/>
-          <w:left w:val="none" w:sz="4" w:space="0" w:color="000000"/>
-          <w:bottom w:val="none" w:sz="4" w:space="0" w:color="000000"/>
-          <w:right w:val="none" w:sz="4" w:space="0" w:color="000000"/>
+          <w:top w:val="single" w:color="F2AA85" w:themeColor="accent2" w:themeTint="97" w:sz="4" w:space="0"/>
+          <w:left w:val="none" w:color="000000" w:sz="4" w:space="0"/>
+          <w:bottom w:val="none" w:color="000000" w:sz="4" w:space="0"/>
+          <w:right w:val="none" w:color="000000" w:sz="4" w:space="0"/>
         </w:tcBorders>
         <w:shd w:val="clear" w:color="FFFFFF" w:themeColor="light1" w:fill="FFFFFF" w:themeFill="light1"/>
       </w:tcPr>
@@ -9243,10 +9243,10 @@
       <w:tblPr/>
       <w:tcPr>
         <w:tcBorders>
-          <w:top w:val="none" w:sz="4" w:space="0" w:color="000000"/>
-          <w:left w:val="none" w:sz="4" w:space="0" w:color="000000"/>
-          <w:bottom w:val="none" w:sz="4" w:space="0" w:color="000000"/>
-          <w:right w:val="single" w:sz="4" w:space="0" w:color="F2AA85" w:themeColor="accent2" w:themeTint="97"/>
+          <w:top w:val="none" w:color="000000" w:sz="4" w:space="0"/>
+          <w:left w:val="none" w:color="000000" w:sz="4" w:space="0"/>
+          <w:bottom w:val="none" w:color="000000" w:sz="4" w:space="0"/>
+          <w:right w:val="single" w:color="F2AA85" w:themeColor="accent2" w:themeTint="97" w:sz="4" w:space="0"/>
         </w:tcBorders>
         <w:shd w:val="clear" w:color="FFFFFF" w:fill="auto"/>
       </w:tcPr>
@@ -9261,10 +9261,10 @@
       <w:tblPr/>
       <w:tcPr>
         <w:tcBorders>
-          <w:top w:val="none" w:sz="4" w:space="0" w:color="000000"/>
-          <w:left w:val="single" w:sz="4" w:space="0" w:color="F2AA85" w:themeColor="accent2" w:themeTint="97"/>
-          <w:bottom w:val="none" w:sz="4" w:space="0" w:color="000000"/>
-          <w:right w:val="none" w:sz="4" w:space="0" w:color="000000"/>
+          <w:top w:val="none" w:color="000000" w:sz="4" w:space="0"/>
+          <w:left w:val="single" w:color="F2AA85" w:themeColor="accent2" w:themeTint="97" w:sz="4" w:space="0"/>
+          <w:bottom w:val="none" w:color="000000" w:sz="4" w:space="0"/>
+          <w:right w:val="none" w:color="000000" w:sz="4" w:space="0"/>
         </w:tcBorders>
         <w:shd w:val="clear" w:color="FFFFFF" w:fill="auto"/>
       </w:tcPr>
@@ -9305,7 +9305,7 @@
       <w:tblStyleRowBandSize w:val="1"/>
       <w:tblStyleColBandSize w:val="1"/>
       <w:tblBorders>
-        <w:right w:val="single" w:sz="4" w:space="0" w:color="48D45B" w:themeColor="accent3" w:themeTint="98"/>
+        <w:right w:val="single" w:color="48D45B" w:themeColor="accent3" w:themeTint="98" w:sz="4" w:space="0"/>
       </w:tblBorders>
     </w:tblPr>
     <w:tblStylePr w:type="firstRow">
@@ -9318,10 +9318,10 @@
       <w:tblPr/>
       <w:tcPr>
         <w:tcBorders>
-          <w:top w:val="none" w:sz="4" w:space="0" w:color="000000"/>
-          <w:left w:val="none" w:sz="4" w:space="0" w:color="000000"/>
-          <w:bottom w:val="single" w:sz="4" w:space="0" w:color="48D45B" w:themeColor="accent3" w:themeTint="98"/>
-          <w:right w:val="none" w:sz="4" w:space="0" w:color="000000"/>
+          <w:top w:val="none" w:color="000000" w:sz="4" w:space="0"/>
+          <w:left w:val="none" w:color="000000" w:sz="4" w:space="0"/>
+          <w:bottom w:val="single" w:color="48D45B" w:themeColor="accent3" w:themeTint="98" w:sz="4" w:space="0"/>
+          <w:right w:val="none" w:color="000000" w:sz="4" w:space="0"/>
         </w:tcBorders>
         <w:shd w:val="clear" w:color="FFFFFF" w:themeColor="light1" w:fill="FFFFFF" w:themeFill="light1"/>
       </w:tcPr>
@@ -9336,10 +9336,10 @@
       <w:tblPr/>
       <w:tcPr>
         <w:tcBorders>
-          <w:top w:val="single" w:sz="4" w:space="0" w:color="48D45B" w:themeColor="accent3" w:themeTint="98"/>
-          <w:left w:val="none" w:sz="4" w:space="0" w:color="000000"/>
-          <w:bottom w:val="none" w:sz="4" w:space="0" w:color="000000"/>
-          <w:right w:val="none" w:sz="4" w:space="0" w:color="000000"/>
+          <w:top w:val="single" w:color="48D45B" w:themeColor="accent3" w:themeTint="98" w:sz="4" w:space="0"/>
+          <w:left w:val="none" w:color="000000" w:sz="4" w:space="0"/>
+          <w:bottom w:val="none" w:color="000000" w:sz="4" w:space="0"/>
+          <w:right w:val="none" w:color="000000" w:sz="4" w:space="0"/>
         </w:tcBorders>
         <w:shd w:val="clear" w:color="FFFFFF" w:themeColor="light1" w:fill="FFFFFF" w:themeFill="light1"/>
       </w:tcPr>
@@ -9357,10 +9357,10 @@
       <w:tblPr/>
       <w:tcPr>
         <w:tcBorders>
-          <w:top w:val="none" w:sz="4" w:space="0" w:color="000000"/>
-          <w:left w:val="none" w:sz="4" w:space="0" w:color="000000"/>
-          <w:bottom w:val="none" w:sz="4" w:space="0" w:color="000000"/>
-          <w:right w:val="single" w:sz="4" w:space="0" w:color="48D45B" w:themeColor="accent3" w:themeTint="98"/>
+          <w:top w:val="none" w:color="000000" w:sz="4" w:space="0"/>
+          <w:left w:val="none" w:color="000000" w:sz="4" w:space="0"/>
+          <w:bottom w:val="none" w:color="000000" w:sz="4" w:space="0"/>
+          <w:right w:val="single" w:color="48D45B" w:themeColor="accent3" w:themeTint="98" w:sz="4" w:space="0"/>
         </w:tcBorders>
         <w:shd w:val="clear" w:color="FFFFFF" w:fill="auto"/>
       </w:tcPr>
@@ -9375,10 +9375,10 @@
       <w:tblPr/>
       <w:tcPr>
         <w:tcBorders>
-          <w:top w:val="none" w:sz="4" w:space="0" w:color="000000"/>
-          <w:left w:val="single" w:sz="4" w:space="0" w:color="48D45B" w:themeColor="accent3" w:themeTint="98"/>
-          <w:bottom w:val="none" w:sz="4" w:space="0" w:color="000000"/>
-          <w:right w:val="none" w:sz="4" w:space="0" w:color="000000"/>
+          <w:top w:val="none" w:color="000000" w:sz="4" w:space="0"/>
+          <w:left w:val="single" w:color="48D45B" w:themeColor="accent3" w:themeTint="98" w:sz="4" w:space="0"/>
+          <w:bottom w:val="none" w:color="000000" w:sz="4" w:space="0"/>
+          <w:right w:val="none" w:color="000000" w:sz="4" w:space="0"/>
         </w:tcBorders>
         <w:shd w:val="clear" w:color="FFFFFF" w:fill="auto"/>
       </w:tcPr>
@@ -9419,7 +9419,7 @@
       <w:tblStyleRowBandSize w:val="1"/>
       <w:tblStyleColBandSize w:val="1"/>
       <w:tblBorders>
-        <w:right w:val="single" w:sz="4" w:space="0" w:color="5FCAF3" w:themeColor="accent4" w:themeTint="9A"/>
+        <w:right w:val="single" w:color="5FCAF3" w:themeColor="accent4" w:themeTint="9A" w:sz="4" w:space="0"/>
       </w:tblBorders>
     </w:tblPr>
     <w:tblStylePr w:type="firstRow">
@@ -9432,10 +9432,10 @@
       <w:tblPr/>
       <w:tcPr>
         <w:tcBorders>
-          <w:top w:val="none" w:sz="4" w:space="0" w:color="000000"/>
-          <w:left w:val="none" w:sz="4" w:space="0" w:color="000000"/>
-          <w:bottom w:val="single" w:sz="4" w:space="0" w:color="5FCAF3" w:themeColor="accent4" w:themeTint="9A"/>
-          <w:right w:val="none" w:sz="4" w:space="0" w:color="000000"/>
+          <w:top w:val="none" w:color="000000" w:sz="4" w:space="0"/>
+          <w:left w:val="none" w:color="000000" w:sz="4" w:space="0"/>
+          <w:bottom w:val="single" w:color="5FCAF3" w:themeColor="accent4" w:themeTint="9A" w:sz="4" w:space="0"/>
+          <w:right w:val="none" w:color="000000" w:sz="4" w:space="0"/>
         </w:tcBorders>
         <w:shd w:val="clear" w:color="FFFFFF" w:themeColor="light1" w:fill="FFFFFF" w:themeFill="light1"/>
       </w:tcPr>
@@ -9450,10 +9450,10 @@
       <w:tblPr/>
       <w:tcPr>
         <w:tcBorders>
-          <w:top w:val="single" w:sz="4" w:space="0" w:color="5FCAF3" w:themeColor="accent4" w:themeTint="9A"/>
-          <w:left w:val="none" w:sz="4" w:space="0" w:color="000000"/>
-          <w:bottom w:val="none" w:sz="4" w:space="0" w:color="000000"/>
-          <w:right w:val="none" w:sz="4" w:space="0" w:color="000000"/>
+          <w:top w:val="single" w:color="5FCAF3" w:themeColor="accent4" w:themeTint="9A" w:sz="4" w:space="0"/>
+          <w:left w:val="none" w:color="000000" w:sz="4" w:space="0"/>
+          <w:bottom w:val="none" w:color="000000" w:sz="4" w:space="0"/>
+          <w:right w:val="none" w:color="000000" w:sz="4" w:space="0"/>
         </w:tcBorders>
         <w:shd w:val="clear" w:color="FFFFFF" w:themeColor="light1" w:fill="FFFFFF" w:themeFill="light1"/>
       </w:tcPr>
@@ -9471,10 +9471,10 @@
       <w:tblPr/>
       <w:tcPr>
         <w:tcBorders>
-          <w:top w:val="none" w:sz="4" w:space="0" w:color="000000"/>
-          <w:left w:val="none" w:sz="4" w:space="0" w:color="000000"/>
-          <w:bottom w:val="none" w:sz="4" w:space="0" w:color="000000"/>
-          <w:right w:val="single" w:sz="4" w:space="0" w:color="5FCAF3" w:themeColor="accent4" w:themeTint="9A"/>
+          <w:top w:val="none" w:color="000000" w:sz="4" w:space="0"/>
+          <w:left w:val="none" w:color="000000" w:sz="4" w:space="0"/>
+          <w:bottom w:val="none" w:color="000000" w:sz="4" w:space="0"/>
+          <w:right w:val="single" w:color="5FCAF3" w:themeColor="accent4" w:themeTint="9A" w:sz="4" w:space="0"/>
         </w:tcBorders>
         <w:shd w:val="clear" w:color="FFFFFF" w:fill="auto"/>
       </w:tcPr>
@@ -9489,10 +9489,10 @@
       <w:tblPr/>
       <w:tcPr>
         <w:tcBorders>
-          <w:top w:val="none" w:sz="4" w:space="0" w:color="000000"/>
-          <w:left w:val="single" w:sz="4" w:space="0" w:color="5FCAF3" w:themeColor="accent4" w:themeTint="9A"/>
-          <w:bottom w:val="none" w:sz="4" w:space="0" w:color="000000"/>
-          <w:right w:val="none" w:sz="4" w:space="0" w:color="000000"/>
+          <w:top w:val="none" w:color="000000" w:sz="4" w:space="0"/>
+          <w:left w:val="single" w:color="5FCAF3" w:themeColor="accent4" w:themeTint="9A" w:sz="4" w:space="0"/>
+          <w:bottom w:val="none" w:color="000000" w:sz="4" w:space="0"/>
+          <w:right w:val="none" w:color="000000" w:sz="4" w:space="0"/>
         </w:tcBorders>
         <w:shd w:val="clear" w:color="FFFFFF" w:fill="auto"/>
       </w:tcPr>
@@ -9533,7 +9533,7 @@
       <w:tblStyleRowBandSize w:val="1"/>
       <w:tblStyleColBandSize w:val="1"/>
       <w:tblBorders>
-        <w:right w:val="single" w:sz="4" w:space="0" w:color="D76CCB" w:themeColor="accent5" w:themeTint="9A"/>
+        <w:right w:val="single" w:color="D76CCB" w:themeColor="accent5" w:themeTint="9A" w:sz="4" w:space="0"/>
       </w:tblBorders>
     </w:tblPr>
     <w:tblStylePr w:type="firstRow">
@@ -9546,10 +9546,10 @@
       <w:tblPr/>
       <w:tcPr>
         <w:tcBorders>
-          <w:top w:val="none" w:sz="4" w:space="0" w:color="000000"/>
-          <w:left w:val="none" w:sz="4" w:space="0" w:color="000000"/>
-          <w:bottom w:val="single" w:sz="4" w:space="0" w:color="D76CCB" w:themeColor="accent5" w:themeTint="9A"/>
-          <w:right w:val="none" w:sz="4" w:space="0" w:color="000000"/>
+          <w:top w:val="none" w:color="000000" w:sz="4" w:space="0"/>
+          <w:left w:val="none" w:color="000000" w:sz="4" w:space="0"/>
+          <w:bottom w:val="single" w:color="D76CCB" w:themeColor="accent5" w:themeTint="9A" w:sz="4" w:space="0"/>
+          <w:right w:val="none" w:color="000000" w:sz="4" w:space="0"/>
         </w:tcBorders>
         <w:shd w:val="clear" w:color="FFFFFF" w:themeColor="light1" w:fill="FFFFFF" w:themeFill="light1"/>
       </w:tcPr>
@@ -9564,10 +9564,10 @@
       <w:tblPr/>
       <w:tcPr>
         <w:tcBorders>
-          <w:top w:val="single" w:sz="4" w:space="0" w:color="D76CCB" w:themeColor="accent5" w:themeTint="9A"/>
-          <w:left w:val="none" w:sz="4" w:space="0" w:color="000000"/>
-          <w:bottom w:val="none" w:sz="4" w:space="0" w:color="000000"/>
-          <w:right w:val="none" w:sz="4" w:space="0" w:color="000000"/>
+          <w:top w:val="single" w:color="D76CCB" w:themeColor="accent5" w:themeTint="9A" w:sz="4" w:space="0"/>
+          <w:left w:val="none" w:color="000000" w:sz="4" w:space="0"/>
+          <w:bottom w:val="none" w:color="000000" w:sz="4" w:space="0"/>
+          <w:right w:val="none" w:color="000000" w:sz="4" w:space="0"/>
         </w:tcBorders>
         <w:shd w:val="clear" w:color="FFFFFF" w:themeColor="light1" w:fill="FFFFFF" w:themeFill="light1"/>
       </w:tcPr>
@@ -9585,10 +9585,10 @@
       <w:tblPr/>
       <w:tcPr>
         <w:tcBorders>
-          <w:top w:val="none" w:sz="4" w:space="0" w:color="000000"/>
-          <w:left w:val="none" w:sz="4" w:space="0" w:color="000000"/>
-          <w:bottom w:val="none" w:sz="4" w:space="0" w:color="000000"/>
-          <w:right w:val="single" w:sz="4" w:space="0" w:color="D76CCB" w:themeColor="accent5" w:themeTint="9A"/>
+          <w:top w:val="none" w:color="000000" w:sz="4" w:space="0"/>
+          <w:left w:val="none" w:color="000000" w:sz="4" w:space="0"/>
+          <w:bottom w:val="none" w:color="000000" w:sz="4" w:space="0"/>
+          <w:right w:val="single" w:color="D76CCB" w:themeColor="accent5" w:themeTint="9A" w:sz="4" w:space="0"/>
         </w:tcBorders>
         <w:shd w:val="clear" w:color="FFFFFF" w:fill="auto"/>
       </w:tcPr>
@@ -9603,10 +9603,10 @@
       <w:tblPr/>
       <w:tcPr>
         <w:tcBorders>
-          <w:top w:val="none" w:sz="4" w:space="0" w:color="000000"/>
-          <w:left w:val="single" w:sz="4" w:space="0" w:color="D76CCB" w:themeColor="accent5" w:themeTint="9A"/>
-          <w:bottom w:val="none" w:sz="4" w:space="0" w:color="000000"/>
-          <w:right w:val="none" w:sz="4" w:space="0" w:color="000000"/>
+          <w:top w:val="none" w:color="000000" w:sz="4" w:space="0"/>
+          <w:left w:val="single" w:color="D76CCB" w:themeColor="accent5" w:themeTint="9A" w:sz="4" w:space="0"/>
+          <w:bottom w:val="none" w:color="000000" w:sz="4" w:space="0"/>
+          <w:right w:val="none" w:color="000000" w:sz="4" w:space="0"/>
         </w:tcBorders>
         <w:shd w:val="clear" w:color="FFFFFF" w:fill="auto"/>
       </w:tcPr>
@@ -9647,7 +9647,7 @@
       <w:tblStyleRowBandSize w:val="1"/>
       <w:tblStyleColBandSize w:val="1"/>
       <w:tblBorders>
-        <w:right w:val="single" w:sz="4" w:space="0" w:color="8ED873" w:themeColor="accent6" w:themeTint="98"/>
+        <w:right w:val="single" w:color="8ED873" w:themeColor="accent6" w:themeTint="98" w:sz="4" w:space="0"/>
       </w:tblBorders>
     </w:tblPr>
     <w:tblStylePr w:type="firstRow">
@@ -9660,10 +9660,10 @@
       <w:tblPr/>
       <w:tcPr>
         <w:tcBorders>
-          <w:top w:val="none" w:sz="4" w:space="0" w:color="000000"/>
-          <w:left w:val="none" w:sz="4" w:space="0" w:color="000000"/>
-          <w:bottom w:val="single" w:sz="4" w:space="0" w:color="8ED873" w:themeColor="accent6" w:themeTint="98"/>
-          <w:right w:val="none" w:sz="4" w:space="0" w:color="000000"/>
+          <w:top w:val="none" w:color="000000" w:sz="4" w:space="0"/>
+          <w:left w:val="none" w:color="000000" w:sz="4" w:space="0"/>
+          <w:bottom w:val="single" w:color="8ED873" w:themeColor="accent6" w:themeTint="98" w:sz="4" w:space="0"/>
+          <w:right w:val="none" w:color="000000" w:sz="4" w:space="0"/>
         </w:tcBorders>
         <w:shd w:val="clear" w:color="FFFFFF" w:themeColor="light1" w:fill="FFFFFF" w:themeFill="light1"/>
       </w:tcPr>
@@ -9678,10 +9678,10 @@
       <w:tblPr/>
       <w:tcPr>
         <w:tcBorders>
-          <w:top w:val="single" w:sz="4" w:space="0" w:color="8ED873" w:themeColor="accent6" w:themeTint="98"/>
-          <w:left w:val="none" w:sz="4" w:space="0" w:color="000000"/>
-          <w:bottom w:val="none" w:sz="4" w:space="0" w:color="000000"/>
-          <w:right w:val="none" w:sz="4" w:space="0" w:color="000000"/>
+          <w:top w:val="single" w:color="8ED873" w:themeColor="accent6" w:themeTint="98" w:sz="4" w:space="0"/>
+          <w:left w:val="none" w:color="000000" w:sz="4" w:space="0"/>
+          <w:bottom w:val="none" w:color="000000" w:sz="4" w:space="0"/>
+          <w:right w:val="none" w:color="000000" w:sz="4" w:space="0"/>
         </w:tcBorders>
         <w:shd w:val="clear" w:color="FFFFFF" w:themeColor="light1" w:fill="FFFFFF" w:themeFill="light1"/>
       </w:tcPr>
@@ -9699,10 +9699,10 @@
       <w:tblPr/>
       <w:tcPr>
         <w:tcBorders>
-          <w:top w:val="none" w:sz="4" w:space="0" w:color="000000"/>
-          <w:left w:val="none" w:sz="4" w:space="0" w:color="000000"/>
-          <w:bottom w:val="none" w:sz="4" w:space="0" w:color="000000"/>
-          <w:right w:val="single" w:sz="4" w:space="0" w:color="8ED873" w:themeColor="accent6" w:themeTint="98"/>
+          <w:top w:val="none" w:color="000000" w:sz="4" w:space="0"/>
+          <w:left w:val="none" w:color="000000" w:sz="4" w:space="0"/>
+          <w:bottom w:val="none" w:color="000000" w:sz="4" w:space="0"/>
+          <w:right w:val="single" w:color="8ED873" w:themeColor="accent6" w:themeTint="98" w:sz="4" w:space="0"/>
         </w:tcBorders>
         <w:shd w:val="clear" w:color="FFFFFF" w:fill="auto"/>
       </w:tcPr>
@@ -9717,10 +9717,10 @@
       <w:tblPr/>
       <w:tcPr>
         <w:tcBorders>
-          <w:top w:val="none" w:sz="4" w:space="0" w:color="000000"/>
-          <w:left w:val="single" w:sz="4" w:space="0" w:color="8ED873" w:themeColor="accent6" w:themeTint="98"/>
-          <w:bottom w:val="none" w:sz="4" w:space="0" w:color="000000"/>
-          <w:right w:val="none" w:sz="4" w:space="0" w:color="000000"/>
+          <w:top w:val="none" w:color="000000" w:sz="4" w:space="0"/>
+          <w:left w:val="single" w:color="8ED873" w:themeColor="accent6" w:themeTint="98" w:sz="4" w:space="0"/>
+          <w:bottom w:val="none" w:color="000000" w:sz="4" w:space="0"/>
+          <w:right w:val="none" w:color="000000" w:sz="4" w:space="0"/>
         </w:tcBorders>
         <w:shd w:val="clear" w:color="FFFFFF" w:fill="auto"/>
       </w:tcPr>
@@ -9759,12 +9759,12 @@
     </w:pPr>
     <w:tblPr>
       <w:tblBorders>
-        <w:top w:val="single" w:sz="4" w:space="0" w:color="AFAFAF" w:themeColor="text1" w:themeTint="50"/>
-        <w:left w:val="single" w:sz="4" w:space="0" w:color="AFAFAF" w:themeColor="text1" w:themeTint="50"/>
-        <w:bottom w:val="single" w:sz="4" w:space="0" w:color="AFAFAF" w:themeColor="text1" w:themeTint="50"/>
-        <w:right w:val="single" w:sz="4" w:space="0" w:color="AFAFAF" w:themeColor="text1" w:themeTint="50"/>
-        <w:insideH w:val="single" w:sz="4" w:space="0" w:color="AFAFAF" w:themeColor="text1" w:themeTint="50"/>
-        <w:insideV w:val="single" w:sz="4" w:space="0" w:color="AFAFAF" w:themeColor="text1" w:themeTint="50"/>
+        <w:top w:val="single" w:color="AFAFAF" w:themeColor="text1" w:themeTint="50" w:sz="4" w:space="0"/>
+        <w:left w:val="single" w:color="AFAFAF" w:themeColor="text1" w:themeTint="50" w:sz="4" w:space="0"/>
+        <w:bottom w:val="single" w:color="AFAFAF" w:themeColor="text1" w:themeTint="50" w:sz="4" w:space="0"/>
+        <w:right w:val="single" w:color="AFAFAF" w:themeColor="text1" w:themeTint="50" w:sz="4" w:space="0"/>
+        <w:insideH w:val="single" w:color="AFAFAF" w:themeColor="text1" w:themeTint="50" w:sz="4" w:space="0"/>
+        <w:insideV w:val="single" w:color="AFAFAF" w:themeColor="text1" w:themeTint="50" w:sz="4" w:space="0"/>
       </w:tblBorders>
     </w:tblPr>
     <w:tblStylePr w:type="firstRow">
@@ -9821,10 +9821,10 @@
     </w:pPr>
     <w:tblPr>
       <w:tblBorders>
-        <w:top w:val="single" w:sz="4" w:space="0" w:color="000000" w:themeColor="text1"/>
-        <w:left w:val="none" w:sz="4" w:space="0" w:color="000000" w:themeColor="text1"/>
-        <w:bottom w:val="single" w:sz="4" w:space="0" w:color="000000" w:themeColor="text1"/>
-        <w:right w:val="none" w:sz="4" w:space="0" w:color="000000" w:themeColor="text1"/>
+        <w:top w:val="single" w:color="000000" w:themeColor="text1" w:sz="4" w:space="0"/>
+        <w:left w:val="none" w:color="000000" w:themeColor="text1" w:sz="4" w:space="0"/>
+        <w:bottom w:val="single" w:color="000000" w:themeColor="text1" w:sz="4" w:space="0"/>
+        <w:right w:val="none" w:color="000000" w:themeColor="text1" w:sz="4" w:space="0"/>
       </w:tblBorders>
     </w:tblPr>
     <w:tblStylePr w:type="firstRow">
@@ -9837,8 +9837,8 @@
       <w:tblPr/>
       <w:tcPr>
         <w:tcBorders>
-          <w:top w:val="single" w:sz="4" w:space="0" w:color="000000" w:themeColor="text1"/>
-          <w:bottom w:val="single" w:sz="4" w:space="0" w:color="000000" w:themeColor="text1"/>
+          <w:top w:val="single" w:color="000000" w:themeColor="text1" w:sz="4" w:space="0"/>
+          <w:bottom w:val="single" w:color="000000" w:themeColor="text1" w:sz="4" w:space="0"/>
         </w:tcBorders>
       </w:tcPr>
     </w:tblStylePr>
@@ -9870,8 +9870,8 @@
       <w:tblPr/>
       <w:tcPr>
         <w:tcBorders>
-          <w:left w:val="single" w:sz="4" w:space="0" w:color="000000" w:themeColor="text1"/>
-          <w:right w:val="single" w:sz="4" w:space="0" w:color="000000" w:themeColor="text1"/>
+          <w:left w:val="single" w:color="000000" w:themeColor="text1" w:sz="4" w:space="0"/>
+          <w:right w:val="single" w:color="000000" w:themeColor="text1" w:sz="4" w:space="0"/>
         </w:tcBorders>
       </w:tcPr>
     </w:tblStylePr>
@@ -9879,8 +9879,8 @@
       <w:tblPr/>
       <w:tcPr>
         <w:tcBorders>
-          <w:left w:val="single" w:sz="4" w:space="0" w:color="000000" w:themeColor="text1"/>
-          <w:right w:val="single" w:sz="4" w:space="0" w:color="000000" w:themeColor="text1"/>
+          <w:left w:val="single" w:color="000000" w:themeColor="text1" w:sz="4" w:space="0"/>
+          <w:right w:val="single" w:color="000000" w:themeColor="text1" w:sz="4" w:space="0"/>
         </w:tcBorders>
       </w:tcPr>
     </w:tblStylePr>
@@ -9888,8 +9888,8 @@
       <w:tblPr/>
       <w:tcPr>
         <w:tcBorders>
-          <w:top w:val="single" w:sz="4" w:space="0" w:color="000000" w:themeColor="text1"/>
-          <w:bottom w:val="single" w:sz="4" w:space="0" w:color="000000" w:themeColor="text1"/>
+          <w:top w:val="single" w:color="000000" w:themeColor="text1" w:sz="4" w:space="0"/>
+          <w:bottom w:val="single" w:color="000000" w:themeColor="text1" w:sz="4" w:space="0"/>
         </w:tcBorders>
       </w:tcPr>
     </w:tblStylePr>
@@ -9914,10 +9914,10 @@
       <w:tblPr/>
       <w:tcPr>
         <w:tcBorders>
-          <w:top w:val="none" w:sz="4" w:space="0" w:color="000000"/>
-          <w:left w:val="none" w:sz="4" w:space="0" w:color="000000"/>
-          <w:bottom w:val="single" w:sz="4" w:space="0" w:color="404040"/>
-          <w:right w:val="none" w:sz="4" w:space="0" w:color="000000"/>
+          <w:top w:val="none" w:color="000000" w:sz="4" w:space="0"/>
+          <w:left w:val="none" w:color="000000" w:sz="4" w:space="0"/>
+          <w:bottom w:val="single" w:color="404040" w:sz="4" w:space="0"/>
+          <w:right w:val="none" w:color="000000" w:sz="4" w:space="0"/>
         </w:tcBorders>
       </w:tcPr>
     </w:tblStylePr>
@@ -9937,10 +9937,10 @@
       <w:tblPr/>
       <w:tcPr>
         <w:tcBorders>
-          <w:top w:val="none" w:sz="4" w:space="0" w:color="000000"/>
-          <w:left w:val="none" w:sz="4" w:space="0" w:color="000000"/>
-          <w:bottom w:val="none" w:sz="4" w:space="0" w:color="000000"/>
-          <w:right w:val="single" w:sz="4" w:space="0" w:color="404040"/>
+          <w:top w:val="none" w:color="000000" w:sz="4" w:space="0"/>
+          <w:left w:val="none" w:color="000000" w:sz="4" w:space="0"/>
+          <w:bottom w:val="none" w:color="000000" w:sz="4" w:space="0"/>
+          <w:right w:val="single" w:color="404040" w:sz="4" w:space="0"/>
         </w:tcBorders>
       </w:tcPr>
     </w:tblStylePr>
@@ -10051,9 +10051,9 @@
       <w:tblPr/>
       <w:tcPr>
         <w:tcBorders>
-          <w:left w:val="none" w:sz="4" w:space="0" w:color="000000"/>
-          <w:bottom w:val="single" w:sz="4" w:space="0" w:color="404040"/>
-          <w:right w:val="none" w:sz="4" w:space="0" w:color="000000"/>
+          <w:left w:val="none" w:color="000000" w:sz="4" w:space="0"/>
+          <w:bottom w:val="single" w:color="404040" w:sz="4" w:space="0"/>
+          <w:right w:val="none" w:color="000000" w:sz="4" w:space="0"/>
         </w:tcBorders>
         <w:shd w:val="clear" w:color="FFFFFF" w:fill="auto"/>
       </w:tcPr>
@@ -10066,9 +10066,9 @@
       <w:tblPr/>
       <w:tcPr>
         <w:tcBorders>
-          <w:top w:val="single" w:sz="4" w:space="0" w:color="404040"/>
-          <w:left w:val="none" w:sz="4" w:space="0" w:color="000000"/>
-          <w:right w:val="none" w:sz="4" w:space="0" w:color="000000"/>
+          <w:top w:val="single" w:color="404040" w:sz="4" w:space="0"/>
+          <w:left w:val="none" w:color="000000" w:sz="4" w:space="0"/>
+          <w:right w:val="none" w:color="000000" w:sz="4" w:space="0"/>
         </w:tcBorders>
         <w:shd w:val="clear" w:color="FFFFFF" w:fill="auto"/>
       </w:tcPr>
@@ -10084,7 +10084,7 @@
       <w:tblPr/>
       <w:tcPr>
         <w:tcBorders>
-          <w:right w:val="single" w:sz="4" w:space="0" w:color="404040"/>
+          <w:right w:val="single" w:color="404040" w:sz="4" w:space="0"/>
         </w:tcBorders>
         <w:shd w:val="clear" w:color="FFFFFF" w:fill="auto"/>
       </w:tcPr>
@@ -10097,7 +10097,7 @@
       <w:tblPr/>
       <w:tcPr>
         <w:tcBorders>
-          <w:left w:val="single" w:sz="4" w:space="0" w:color="404040"/>
+          <w:left w:val="single" w:color="404040" w:sz="4" w:space="0"/>
         </w:tcBorders>
         <w:shd w:val="clear" w:color="FFFFFF" w:fill="auto"/>
       </w:tcPr>
@@ -10136,12 +10136,12 @@
       <w:tblStyleRowBandSize w:val="1"/>
       <w:tblStyleColBandSize w:val="1"/>
       <w:tblBorders>
-        <w:top w:val="single" w:sz="4" w:space="0" w:color="989898" w:themeColor="text1" w:themeTint="67"/>
-        <w:left w:val="single" w:sz="4" w:space="0" w:color="989898" w:themeColor="text1" w:themeTint="67"/>
-        <w:bottom w:val="single" w:sz="4" w:space="0" w:color="989898" w:themeColor="text1" w:themeTint="67"/>
-        <w:right w:val="single" w:sz="4" w:space="0" w:color="989898" w:themeColor="text1" w:themeTint="67"/>
-        <w:insideH w:val="single" w:sz="4" w:space="0" w:color="989898" w:themeColor="text1" w:themeTint="67"/>
-        <w:insideV w:val="single" w:sz="4" w:space="0" w:color="989898" w:themeColor="text1" w:themeTint="67"/>
+        <w:top w:val="single" w:color="989898" w:themeColor="text1" w:themeTint="67" w:sz="4" w:space="0"/>
+        <w:left w:val="single" w:color="989898" w:themeColor="text1" w:themeTint="67" w:sz="4" w:space="0"/>
+        <w:bottom w:val="single" w:color="989898" w:themeColor="text1" w:themeTint="67" w:sz="4" w:space="0"/>
+        <w:right w:val="single" w:color="989898" w:themeColor="text1" w:themeTint="67" w:sz="4" w:space="0"/>
+        <w:insideH w:val="single" w:color="989898" w:themeColor="text1" w:themeTint="67" w:sz="4" w:space="0"/>
+        <w:insideV w:val="single" w:color="989898" w:themeColor="text1" w:themeTint="67" w:sz="4" w:space="0"/>
       </w:tblBorders>
     </w:tblPr>
     <w:tblStylePr w:type="firstRow">
@@ -10152,7 +10152,7 @@
       <w:tblPr/>
       <w:tcPr>
         <w:tcBorders>
-          <w:bottom w:val="single" w:sz="12" w:space="0" w:color="6A6A6A" w:themeColor="text1" w:themeTint="95"/>
+          <w:bottom w:val="single" w:color="6A6A6A" w:themeColor="text1" w:themeTint="95" w:sz="12" w:space="0"/>
         </w:tcBorders>
       </w:tcPr>
     </w:tblStylePr>
@@ -10183,10 +10183,10 @@
       <w:tblPr/>
       <w:tcPr>
         <w:tcBorders>
-          <w:top w:val="single" w:sz="4" w:space="0" w:color="989898" w:themeColor="text1" w:themeTint="67"/>
-          <w:left w:val="single" w:sz="4" w:space="0" w:color="989898" w:themeColor="text1" w:themeTint="67"/>
-          <w:bottom w:val="single" w:sz="4" w:space="0" w:color="989898" w:themeColor="text1" w:themeTint="67"/>
-          <w:right w:val="single" w:sz="4" w:space="0" w:color="989898" w:themeColor="text1" w:themeTint="67"/>
+          <w:top w:val="single" w:color="989898" w:themeColor="text1" w:themeTint="67" w:sz="4" w:space="0"/>
+          <w:left w:val="single" w:color="989898" w:themeColor="text1" w:themeTint="67" w:sz="4" w:space="0"/>
+          <w:bottom w:val="single" w:color="989898" w:themeColor="text1" w:themeTint="67" w:sz="4" w:space="0"/>
+          <w:right w:val="single" w:color="989898" w:themeColor="text1" w:themeTint="67" w:sz="4" w:space="0"/>
         </w:tcBorders>
       </w:tcPr>
     </w:tblStylePr>
@@ -10202,9 +10202,9 @@
       <w:tblStyleRowBandSize w:val="1"/>
       <w:tblStyleColBandSize w:val="1"/>
       <w:tblBorders>
-        <w:bottom w:val="single" w:sz="4" w:space="0" w:color="6A6A6A" w:themeColor="text1" w:themeTint="95"/>
-        <w:insideH w:val="single" w:sz="4" w:space="0" w:color="6A6A6A" w:themeColor="text1" w:themeTint="95"/>
-        <w:insideV w:val="single" w:sz="4" w:space="0" w:color="6A6A6A" w:themeColor="text1" w:themeTint="95"/>
+        <w:bottom w:val="single" w:color="6A6A6A" w:themeColor="text1" w:themeTint="95" w:sz="4" w:space="0"/>
+        <w:insideH w:val="single" w:color="6A6A6A" w:themeColor="text1" w:themeTint="95" w:sz="4" w:space="0"/>
+        <w:insideV w:val="single" w:color="6A6A6A" w:themeColor="text1" w:themeTint="95" w:sz="4" w:space="0"/>
       </w:tblBorders>
     </w:tblPr>
     <w:tblStylePr w:type="firstRow">
@@ -10215,10 +10215,10 @@
       <w:tblPr/>
       <w:tcPr>
         <w:tcBorders>
-          <w:top w:val="none" w:sz="4" w:space="0" w:color="000000"/>
-          <w:left w:val="none" w:sz="4" w:space="0" w:color="000000"/>
-          <w:bottom w:val="single" w:sz="12" w:space="0" w:color="6A6A6A" w:themeColor="text1" w:themeTint="95"/>
-          <w:right w:val="none" w:sz="4" w:space="0" w:color="000000"/>
+          <w:top w:val="none" w:color="000000" w:sz="4" w:space="0"/>
+          <w:left w:val="none" w:color="000000" w:sz="4" w:space="0"/>
+          <w:bottom w:val="single" w:color="6A6A6A" w:themeColor="text1" w:themeTint="95" w:sz="12" w:space="0"/>
+          <w:right w:val="none" w:color="000000" w:sz="4" w:space="0"/>
         </w:tcBorders>
         <w:shd w:val="clear" w:color="FFFFFF" w:fill="auto"/>
       </w:tcPr>
@@ -10231,10 +10231,10 @@
       <w:tblPr/>
       <w:tcPr>
         <w:tcBorders>
-          <w:top w:val="single" w:sz="4" w:space="0" w:color="6A6A6A" w:themeColor="text1" w:themeTint="95"/>
-          <w:left w:val="none" w:sz="4" w:space="0" w:color="000000"/>
-          <w:bottom w:val="none" w:sz="4" w:space="0" w:color="000000"/>
-          <w:right w:val="none" w:sz="4" w:space="0" w:color="000000"/>
+          <w:top w:val="single" w:color="6A6A6A" w:themeColor="text1" w:themeTint="95" w:sz="4" w:space="0"/>
+          <w:left w:val="none" w:color="000000" w:sz="4" w:space="0"/>
+          <w:bottom w:val="none" w:color="000000" w:sz="4" w:space="0"/>
+          <w:right w:val="none" w:color="000000" w:sz="4" w:space="0"/>
         </w:tcBorders>
         <w:shd w:val="clear" w:color="FFFFFF" w:fill="auto"/>
       </w:tcPr>
@@ -10285,9 +10285,9 @@
       <w:tblStyleRowBandSize w:val="1"/>
       <w:tblStyleColBandSize w:val="1"/>
       <w:tblBorders>
-        <w:bottom w:val="single" w:sz="4" w:space="0" w:color="6A6A6A" w:themeColor="text1" w:themeTint="95"/>
-        <w:insideH w:val="single" w:sz="4" w:space="0" w:color="6A6A6A" w:themeColor="text1" w:themeTint="95"/>
-        <w:insideV w:val="single" w:sz="4" w:space="0" w:color="6A6A6A" w:themeColor="text1" w:themeTint="95"/>
+        <w:bottom w:val="single" w:color="6A6A6A" w:themeColor="text1" w:themeTint="95" w:sz="4" w:space="0"/>
+        <w:insideH w:val="single" w:color="6A6A6A" w:themeColor="text1" w:themeTint="95" w:sz="4" w:space="0"/>
+        <w:insideV w:val="single" w:color="6A6A6A" w:themeColor="text1" w:themeTint="95" w:sz="4" w:space="0"/>
       </w:tblBorders>
     </w:tblPr>
     <w:tblStylePr w:type="firstRow">
@@ -10298,10 +10298,10 @@
       <w:tblPr/>
       <w:tcPr>
         <w:tcBorders>
-          <w:top w:val="none" w:sz="4" w:space="0" w:color="000000"/>
-          <w:left w:val="none" w:sz="4" w:space="0" w:color="000000"/>
-          <w:bottom w:val="none" w:sz="4" w:space="0" w:color="000000"/>
-          <w:right w:val="none" w:sz="4" w:space="0" w:color="000000"/>
+          <w:top w:val="none" w:color="000000" w:sz="4" w:space="0"/>
+          <w:left w:val="none" w:color="000000" w:sz="4" w:space="0"/>
+          <w:bottom w:val="none" w:color="000000" w:sz="4" w:space="0"/>
+          <w:right w:val="none" w:color="000000" w:sz="4" w:space="0"/>
         </w:tcBorders>
         <w:shd w:val="clear" w:color="FFFFFF" w:fill="auto"/>
       </w:tcPr>
@@ -10314,10 +10314,10 @@
       <w:tblPr/>
       <w:tcPr>
         <w:tcBorders>
-          <w:top w:val="none" w:sz="4" w:space="0" w:color="000000"/>
-          <w:left w:val="none" w:sz="4" w:space="0" w:color="000000"/>
-          <w:bottom w:val="none" w:sz="4" w:space="0" w:color="000000"/>
-          <w:right w:val="none" w:sz="4" w:space="0" w:color="000000"/>
+          <w:top w:val="none" w:color="000000" w:sz="4" w:space="0"/>
+          <w:left w:val="none" w:color="000000" w:sz="4" w:space="0"/>
+          <w:bottom w:val="none" w:color="000000" w:sz="4" w:space="0"/>
+          <w:right w:val="none" w:color="000000" w:sz="4" w:space="0"/>
         </w:tcBorders>
         <w:shd w:val="clear" w:color="FFFFFF" w:fill="auto"/>
       </w:tcPr>
@@ -10333,10 +10333,10 @@
       <w:tblPr/>
       <w:tcPr>
         <w:tcBorders>
-          <w:top w:val="none" w:sz="4" w:space="0" w:color="000000"/>
-          <w:left w:val="none" w:sz="4" w:space="0" w:color="000000"/>
-          <w:bottom w:val="none" w:sz="4" w:space="0" w:color="000000"/>
-          <w:right w:val="none" w:sz="4" w:space="0" w:color="000000"/>
+          <w:top w:val="none" w:color="000000" w:sz="4" w:space="0"/>
+          <w:left w:val="none" w:color="000000" w:sz="4" w:space="0"/>
+          <w:bottom w:val="none" w:color="000000" w:sz="4" w:space="0"/>
+          <w:right w:val="none" w:color="000000" w:sz="4" w:space="0"/>
         </w:tcBorders>
         <w:shd w:val="clear" w:color="FFFFFF" w:fill="auto"/>
       </w:tcPr>
@@ -10349,10 +10349,10 @@
       <w:tblPr/>
       <w:tcPr>
         <w:tcBorders>
-          <w:top w:val="none" w:sz="4" w:space="0" w:color="000000"/>
-          <w:left w:val="none" w:sz="4" w:space="0" w:color="000000"/>
-          <w:bottom w:val="none" w:sz="4" w:space="0" w:color="000000"/>
-          <w:right w:val="none" w:sz="4" w:space="0" w:color="000000"/>
+          <w:top w:val="none" w:color="000000" w:sz="4" w:space="0"/>
+          <w:left w:val="none" w:color="000000" w:sz="4" w:space="0"/>
+          <w:bottom w:val="none" w:color="000000" w:sz="4" w:space="0"/>
+          <w:right w:val="none" w:color="000000" w:sz="4" w:space="0"/>
         </w:tcBorders>
         <w:shd w:val="clear" w:color="FFFFFF" w:fill="auto"/>
       </w:tcPr>
@@ -10391,12 +10391,12 @@
       <w:tblStyleRowBandSize w:val="1"/>
       <w:tblStyleColBandSize w:val="1"/>
       <w:tblBorders>
-        <w:top w:val="single" w:sz="4" w:space="0" w:color="6F6F6F" w:themeColor="text1" w:themeTint="90"/>
-        <w:left w:val="single" w:sz="4" w:space="0" w:color="6F6F6F" w:themeColor="text1" w:themeTint="90"/>
-        <w:bottom w:val="single" w:sz="4" w:space="0" w:color="6F6F6F" w:themeColor="text1" w:themeTint="90"/>
-        <w:right w:val="single" w:sz="4" w:space="0" w:color="6F6F6F" w:themeColor="text1" w:themeTint="90"/>
-        <w:insideH w:val="single" w:sz="4" w:space="0" w:color="6F6F6F" w:themeColor="text1" w:themeTint="90"/>
-        <w:insideV w:val="single" w:sz="4" w:space="0" w:color="6F6F6F" w:themeColor="text1" w:themeTint="90"/>
+        <w:top w:val="single" w:color="6F6F6F" w:themeColor="text1" w:themeTint="90" w:sz="4" w:space="0"/>
+        <w:left w:val="single" w:color="6F6F6F" w:themeColor="text1" w:themeTint="90" w:sz="4" w:space="0"/>
+        <w:bottom w:val="single" w:color="6F6F6F" w:themeColor="text1" w:themeTint="90" w:sz="4" w:space="0"/>
+        <w:right w:val="single" w:color="6F6F6F" w:themeColor="text1" w:themeTint="90" w:sz="4" w:space="0"/>
+        <w:insideH w:val="single" w:color="6F6F6F" w:themeColor="text1" w:themeTint="90" w:sz="4" w:space="0"/>
+        <w:insideV w:val="single" w:color="6F6F6F" w:themeColor="text1" w:themeTint="90" w:sz="4" w:space="0"/>
       </w:tblBorders>
     </w:tblPr>
     <w:tblStylePr w:type="firstRow">
@@ -10409,10 +10409,10 @@
       <w:tblPr/>
       <w:tcPr>
         <w:tcBorders>
-          <w:top w:val="single" w:sz="4" w:space="0" w:color="000000" w:themeColor="text1"/>
-          <w:left w:val="single" w:sz="4" w:space="0" w:color="000000" w:themeColor="text1"/>
-          <w:bottom w:val="single" w:sz="4" w:space="0" w:color="000000" w:themeColor="text1"/>
-          <w:right w:val="single" w:sz="4" w:space="0" w:color="000000" w:themeColor="text1"/>
+          <w:top w:val="single" w:color="000000" w:themeColor="text1" w:sz="4" w:space="0"/>
+          <w:left w:val="single" w:color="000000" w:themeColor="text1" w:sz="4" w:space="0"/>
+          <w:bottom w:val="single" w:color="000000" w:themeColor="text1" w:sz="4" w:space="0"/>
+          <w:right w:val="single" w:color="000000" w:themeColor="text1" w:sz="4" w:space="0"/>
         </w:tcBorders>
         <w:shd w:val="clear" w:color="000000" w:themeColor="text1" w:fill="000000" w:themeFill="text1"/>
       </w:tcPr>
@@ -10425,7 +10425,7 @@
       <w:tblPr/>
       <w:tcPr>
         <w:tcBorders>
-          <w:top w:val="single" w:sz="4" w:space="0" w:color="000000" w:themeColor="text1"/>
+          <w:top w:val="single" w:color="000000" w:themeColor="text1" w:sz="4" w:space="0"/>
         </w:tcBorders>
       </w:tcPr>
     </w:tblStylePr>
@@ -10475,12 +10475,12 @@
       <w:tblStyleRowBandSize w:val="1"/>
       <w:tblStyleColBandSize w:val="1"/>
       <w:tblBorders>
-        <w:top w:val="single" w:sz="4" w:space="0" w:color="FFFFFF" w:themeColor="light1"/>
-        <w:left w:val="single" w:sz="4" w:space="0" w:color="FFFFFF" w:themeColor="light1"/>
-        <w:bottom w:val="single" w:sz="4" w:space="0" w:color="FFFFFF" w:themeColor="light1"/>
-        <w:right w:val="single" w:sz="4" w:space="0" w:color="FFFFFF" w:themeColor="light1"/>
-        <w:insideH w:val="single" w:sz="4" w:space="0" w:color="FFFFFF" w:themeColor="light1"/>
-        <w:insideV w:val="single" w:sz="4" w:space="0" w:color="FFFFFF" w:themeColor="light1"/>
+        <w:top w:val="single" w:color="FFFFFF" w:themeColor="light1" w:sz="4" w:space="0"/>
+        <w:left w:val="single" w:color="FFFFFF" w:themeColor="light1" w:sz="4" w:space="0"/>
+        <w:bottom w:val="single" w:color="FFFFFF" w:themeColor="light1" w:sz="4" w:space="0"/>
+        <w:right w:val="single" w:color="FFFFFF" w:themeColor="light1" w:sz="4" w:space="0"/>
+        <w:insideH w:val="single" w:color="FFFFFF" w:themeColor="light1" w:sz="4" w:space="0"/>
+        <w:insideV w:val="single" w:color="FFFFFF" w:themeColor="light1" w:sz="4" w:space="0"/>
       </w:tblBorders>
       <w:shd w:val="clear" w:color="BFBFBF" w:themeColor="text1" w:themeTint="40" w:fill="BFBFBF" w:themeFill="text1" w:themeFillTint="40"/>
     </w:tblPr>
@@ -10506,7 +10506,7 @@
       <w:tblPr/>
       <w:tcPr>
         <w:tcBorders>
-          <w:top w:val="single" w:sz="4" w:space="0" w:color="FFFFFF" w:themeColor="light1"/>
+          <w:top w:val="single" w:color="FFFFFF" w:themeColor="light1" w:sz="4" w:space="0"/>
         </w:tcBorders>
         <w:shd w:val="clear" w:color="000000" w:themeColor="text1" w:fill="000000" w:themeFill="text1"/>
       </w:tcPr>
@@ -10548,7 +10548,7 @@
       </w:tcPr>
     </w:tblStylePr>
   </w:style>
-  <w:style w:type="table" w:customStyle="1" w:styleId="GridTable5Dark-Accent1">
+  <w:style w:type="table" w:styleId="GridTable5Dark-Accent1" w:customStyle="1">
     <w:name w:val="Grid Table 5 Dark- Accent 1"/>
     <w:basedOn w:val="TableNormal"/>
     <w:uiPriority w:val="99"/>
@@ -10559,12 +10559,12 @@
       <w:tblStyleRowBandSize w:val="1"/>
       <w:tblStyleColBandSize w:val="1"/>
       <w:tblBorders>
-        <w:top w:val="single" w:sz="4" w:space="0" w:color="FFFFFF" w:themeColor="light1"/>
-        <w:left w:val="single" w:sz="4" w:space="0" w:color="FFFFFF" w:themeColor="light1"/>
-        <w:bottom w:val="single" w:sz="4" w:space="0" w:color="FFFFFF" w:themeColor="light1"/>
-        <w:right w:val="single" w:sz="4" w:space="0" w:color="FFFFFF" w:themeColor="light1"/>
-        <w:insideH w:val="single" w:sz="4" w:space="0" w:color="FFFFFF" w:themeColor="light1"/>
-        <w:insideV w:val="single" w:sz="4" w:space="0" w:color="FFFFFF" w:themeColor="light1"/>
+        <w:top w:val="single" w:color="FFFFFF" w:themeColor="light1" w:sz="4" w:space="0"/>
+        <w:left w:val="single" w:color="FFFFFF" w:themeColor="light1" w:sz="4" w:space="0"/>
+        <w:bottom w:val="single" w:color="FFFFFF" w:themeColor="light1" w:sz="4" w:space="0"/>
+        <w:right w:val="single" w:color="FFFFFF" w:themeColor="light1" w:sz="4" w:space="0"/>
+        <w:insideH w:val="single" w:color="FFFFFF" w:themeColor="light1" w:sz="4" w:space="0"/>
+        <w:insideV w:val="single" w:color="FFFFFF" w:themeColor="light1" w:sz="4" w:space="0"/>
       </w:tblBorders>
       <w:shd w:val="clear" w:color="BFE4F4" w:themeColor="accent1" w:themeTint="34" w:fill="BFE4F4" w:themeFill="accent1" w:themeFillTint="34"/>
     </w:tblPr>
@@ -10590,7 +10590,7 @@
       <w:tblPr/>
       <w:tcPr>
         <w:tcBorders>
-          <w:top w:val="single" w:sz="4" w:space="0" w:color="FFFFFF" w:themeColor="light1"/>
+          <w:top w:val="single" w:color="FFFFFF" w:themeColor="light1" w:sz="4" w:space="0"/>
         </w:tcBorders>
         <w:shd w:val="clear" w:color="156082" w:themeColor="accent1" w:fill="156082" w:themeFill="accent1"/>
       </w:tcPr>
@@ -10632,7 +10632,7 @@
       </w:tcPr>
     </w:tblStylePr>
   </w:style>
-  <w:style w:type="table" w:customStyle="1" w:styleId="GridTable5Dark-Accent4">
+  <w:style w:type="table" w:styleId="GridTable5Dark-Accent4" w:customStyle="1">
     <w:name w:val="Grid Table 5 Dark- Accent 4"/>
     <w:basedOn w:val="TableNormal"/>
     <w:uiPriority w:val="99"/>
@@ -10643,12 +10643,12 @@
       <w:tblStyleRowBandSize w:val="1"/>
       <w:tblStyleColBandSize w:val="1"/>
       <w:tblBorders>
-        <w:top w:val="single" w:sz="4" w:space="0" w:color="FFFFFF" w:themeColor="light1"/>
-        <w:left w:val="single" w:sz="4" w:space="0" w:color="FFFFFF" w:themeColor="light1"/>
-        <w:bottom w:val="single" w:sz="4" w:space="0" w:color="FFFFFF" w:themeColor="light1"/>
-        <w:right w:val="single" w:sz="4" w:space="0" w:color="FFFFFF" w:themeColor="light1"/>
-        <w:insideH w:val="single" w:sz="4" w:space="0" w:color="FFFFFF" w:themeColor="light1"/>
-        <w:insideV w:val="single" w:sz="4" w:space="0" w:color="FFFFFF" w:themeColor="light1"/>
+        <w:top w:val="single" w:color="FFFFFF" w:themeColor="light1" w:sz="4" w:space="0"/>
+        <w:left w:val="single" w:color="FFFFFF" w:themeColor="light1" w:sz="4" w:space="0"/>
+        <w:bottom w:val="single" w:color="FFFFFF" w:themeColor="light1" w:sz="4" w:space="0"/>
+        <w:right w:val="single" w:color="FFFFFF" w:themeColor="light1" w:sz="4" w:space="0"/>
+        <w:insideH w:val="single" w:color="FFFFFF" w:themeColor="light1" w:sz="4" w:space="0"/>
+        <w:insideV w:val="single" w:color="FFFFFF" w:themeColor="light1" w:sz="4" w:space="0"/>
       </w:tblBorders>
       <w:shd w:val="clear" w:color="C9EDFB" w:themeColor="accent4" w:themeTint="34" w:fill="C9EDFB" w:themeFill="accent4" w:themeFillTint="34"/>
     </w:tblPr>
@@ -10674,7 +10674,7 @@
       <w:tblPr/>
       <w:tcPr>
         <w:tcBorders>
-          <w:top w:val="single" w:sz="4" w:space="0" w:color="FFFFFF" w:themeColor="light1"/>
+          <w:top w:val="single" w:color="FFFFFF" w:themeColor="light1" w:sz="4" w:space="0"/>
         </w:tcBorders>
         <w:shd w:val="clear" w:color="0F9ED5" w:themeColor="accent4" w:fill="0F9ED5" w:themeFill="accent4"/>
       </w:tcPr>
@@ -10727,12 +10727,12 @@
       <w:tblStyleRowBandSize w:val="1"/>
       <w:tblStyleColBandSize w:val="1"/>
       <w:tblBorders>
-        <w:top w:val="single" w:sz="4" w:space="0" w:color="7F7F7F" w:themeColor="text1" w:themeTint="80"/>
-        <w:left w:val="single" w:sz="4" w:space="0" w:color="7F7F7F" w:themeColor="text1" w:themeTint="80"/>
-        <w:bottom w:val="single" w:sz="4" w:space="0" w:color="7F7F7F" w:themeColor="text1" w:themeTint="80"/>
-        <w:right w:val="single" w:sz="4" w:space="0" w:color="7F7F7F" w:themeColor="text1" w:themeTint="80"/>
-        <w:insideH w:val="single" w:sz="4" w:space="0" w:color="7F7F7F" w:themeColor="text1" w:themeTint="80"/>
-        <w:insideV w:val="single" w:sz="4" w:space="0" w:color="7F7F7F" w:themeColor="text1" w:themeTint="80"/>
+        <w:top w:val="single" w:color="7F7F7F" w:themeColor="text1" w:themeTint="80" w:sz="4" w:space="0"/>
+        <w:left w:val="single" w:color="7F7F7F" w:themeColor="text1" w:themeTint="80" w:sz="4" w:space="0"/>
+        <w:bottom w:val="single" w:color="7F7F7F" w:themeColor="text1" w:themeTint="80" w:sz="4" w:space="0"/>
+        <w:right w:val="single" w:color="7F7F7F" w:themeColor="text1" w:themeTint="80" w:sz="4" w:space="0"/>
+        <w:insideH w:val="single" w:color="7F7F7F" w:themeColor="text1" w:themeTint="80" w:sz="4" w:space="0"/>
+        <w:insideV w:val="single" w:color="7F7F7F" w:themeColor="text1" w:themeTint="80" w:sz="4" w:space="0"/>
       </w:tblBorders>
     </w:tblPr>
     <w:tblStylePr w:type="firstRow">
@@ -10743,7 +10743,7 @@
       <w:tblPr/>
       <w:tcPr>
         <w:tcBorders>
-          <w:bottom w:val="single" w:sz="12" w:space="0" w:color="7F7F7F" w:themeColor="text1" w:themeTint="80"/>
+          <w:bottom w:val="single" w:color="7F7F7F" w:themeColor="text1" w:themeTint="80" w:sz="12" w:space="0"/>
         </w:tcBorders>
       </w:tcPr>
     </w:tblStylePr>
@@ -10801,10 +10801,10 @@
       <w:tblStyleRowBandSize w:val="1"/>
       <w:tblStyleColBandSize w:val="1"/>
       <w:tblBorders>
-        <w:bottom w:val="single" w:sz="4" w:space="0" w:color="7F7F7F" w:themeColor="text1" w:themeTint="80"/>
-        <w:right w:val="single" w:sz="4" w:space="0" w:color="7F7F7F" w:themeColor="text1" w:themeTint="80"/>
-        <w:insideH w:val="single" w:sz="4" w:space="0" w:color="7F7F7F" w:themeColor="text1" w:themeTint="80"/>
-        <w:insideV w:val="single" w:sz="4" w:space="0" w:color="7F7F7F" w:themeColor="text1" w:themeTint="80"/>
+        <w:bottom w:val="single" w:color="7F7F7F" w:themeColor="text1" w:themeTint="80" w:sz="4" w:space="0"/>
+        <w:right w:val="single" w:color="7F7F7F" w:themeColor="text1" w:themeTint="80" w:sz="4" w:space="0"/>
+        <w:insideH w:val="single" w:color="7F7F7F" w:themeColor="text1" w:themeTint="80" w:sz="4" w:space="0"/>
+        <w:insideV w:val="single" w:color="7F7F7F" w:themeColor="text1" w:themeTint="80" w:sz="4" w:space="0"/>
       </w:tblBorders>
     </w:tblPr>
     <w:tblStylePr w:type="firstRow">
@@ -10817,10 +10817,10 @@
       <w:tblPr/>
       <w:tcPr>
         <w:tcBorders>
-          <w:top w:val="none" w:sz="4" w:space="0" w:color="000000"/>
-          <w:left w:val="none" w:sz="4" w:space="0" w:color="000000"/>
-          <w:bottom w:val="single" w:sz="4" w:space="0" w:color="7F7F7F" w:themeColor="text1" w:themeTint="80"/>
-          <w:right w:val="none" w:sz="4" w:space="0" w:color="000000"/>
+          <w:top w:val="none" w:color="000000" w:sz="4" w:space="0"/>
+          <w:left w:val="none" w:color="000000" w:sz="4" w:space="0"/>
+          <w:bottom w:val="single" w:color="7F7F7F" w:themeColor="text1" w:themeTint="80" w:sz="4" w:space="0"/>
+          <w:right w:val="none" w:color="000000" w:sz="4" w:space="0"/>
         </w:tcBorders>
         <w:shd w:val="clear" w:color="FFFFFF" w:themeColor="light1" w:fill="FFFFFF" w:themeFill="light1"/>
       </w:tcPr>
@@ -10835,10 +10835,10 @@
       <w:tblPr/>
       <w:tcPr>
         <w:tcBorders>
-          <w:top w:val="single" w:sz="4" w:space="0" w:color="7F7F7F" w:themeColor="text1" w:themeTint="80"/>
-          <w:left w:val="none" w:sz="4" w:space="0" w:color="000000"/>
-          <w:bottom w:val="none" w:sz="4" w:space="0" w:color="000000"/>
-          <w:right w:val="none" w:sz="4" w:space="0" w:color="000000"/>
+          <w:top w:val="single" w:color="7F7F7F" w:themeColor="text1" w:themeTint="80" w:sz="4" w:space="0"/>
+          <w:left w:val="none" w:color="000000" w:sz="4" w:space="0"/>
+          <w:bottom w:val="none" w:color="000000" w:sz="4" w:space="0"/>
+          <w:right w:val="none" w:color="000000" w:sz="4" w:space="0"/>
         </w:tcBorders>
         <w:shd w:val="clear" w:color="FFFFFF" w:themeColor="light1" w:fill="FFFFFF" w:themeFill="light1"/>
       </w:tcPr>
@@ -10856,10 +10856,10 @@
       <w:tblPr/>
       <w:tcPr>
         <w:tcBorders>
-          <w:top w:val="none" w:sz="4" w:space="0" w:color="000000"/>
-          <w:left w:val="none" w:sz="4" w:space="0" w:color="000000"/>
-          <w:bottom w:val="none" w:sz="4" w:space="0" w:color="000000"/>
-          <w:right w:val="single" w:sz="4" w:space="0" w:color="7F7F7F" w:themeColor="text1" w:themeTint="80"/>
+          <w:top w:val="none" w:color="000000" w:sz="4" w:space="0"/>
+          <w:left w:val="none" w:color="000000" w:sz="4" w:space="0"/>
+          <w:bottom w:val="none" w:color="000000" w:sz="4" w:space="0"/>
+          <w:right w:val="single" w:color="7F7F7F" w:themeColor="text1" w:themeTint="80" w:sz="4" w:space="0"/>
         </w:tcBorders>
         <w:shd w:val="clear" w:color="FFFFFF" w:fill="auto"/>
       </w:tcPr>
@@ -10874,10 +10874,10 @@
       <w:tblPr/>
       <w:tcPr>
         <w:tcBorders>
-          <w:top w:val="none" w:sz="4" w:space="0" w:color="000000"/>
-          <w:left w:val="single" w:sz="4" w:space="0" w:color="7F7F7F" w:themeColor="text1" w:themeTint="80"/>
-          <w:bottom w:val="none" w:sz="4" w:space="0" w:color="000000"/>
-          <w:right w:val="none" w:sz="4" w:space="0" w:color="000000"/>
+          <w:top w:val="none" w:color="000000" w:sz="4" w:space="0"/>
+          <w:left w:val="single" w:color="7F7F7F" w:themeColor="text1" w:themeTint="80" w:sz="4" w:space="0"/>
+          <w:bottom w:val="none" w:color="000000" w:sz="4" w:space="0"/>
+          <w:right w:val="none" w:color="000000" w:sz="4" w:space="0"/>
         </w:tcBorders>
         <w:shd w:val="clear" w:color="FFFFFF" w:fill="auto"/>
       </w:tcPr>
@@ -10926,10 +10926,10 @@
       <w:tblPr/>
       <w:tcPr>
         <w:tcBorders>
-          <w:top w:val="none" w:sz="4" w:space="0" w:color="000000"/>
-          <w:left w:val="none" w:sz="4" w:space="0" w:color="000000"/>
-          <w:bottom w:val="single" w:sz="4" w:space="0" w:color="000000" w:themeColor="text1"/>
-          <w:right w:val="none" w:sz="4" w:space="0" w:color="000000"/>
+          <w:top w:val="none" w:color="000000" w:sz="4" w:space="0"/>
+          <w:left w:val="none" w:color="000000" w:sz="4" w:space="0"/>
+          <w:bottom w:val="single" w:color="000000" w:themeColor="text1" w:sz="4" w:space="0"/>
+          <w:right w:val="none" w:color="000000" w:sz="4" w:space="0"/>
         </w:tcBorders>
       </w:tcPr>
     </w:tblStylePr>
@@ -10941,10 +10941,10 @@
       <w:tblPr/>
       <w:tcPr>
         <w:tcBorders>
-          <w:top w:val="single" w:sz="4" w:space="0" w:color="000000" w:themeColor="text1"/>
-          <w:left w:val="none" w:sz="4" w:space="0" w:color="000000"/>
-          <w:bottom w:val="none" w:sz="4" w:space="0" w:color="000000"/>
-          <w:right w:val="none" w:sz="4" w:space="0" w:color="000000"/>
+          <w:top w:val="single" w:color="000000" w:themeColor="text1" w:sz="4" w:space="0"/>
+          <w:left w:val="none" w:color="000000" w:sz="4" w:space="0"/>
+          <w:bottom w:val="none" w:color="000000" w:sz="4" w:space="0"/>
+          <w:right w:val="none" w:color="000000" w:sz="4" w:space="0"/>
         </w:tcBorders>
       </w:tcPr>
     </w:tblStylePr>
@@ -10984,9 +10984,9 @@
       <w:tblStyleRowBandSize w:val="1"/>
       <w:tblStyleColBandSize w:val="1"/>
       <w:tblBorders>
-        <w:top w:val="single" w:sz="4" w:space="0" w:color="6F6F6F" w:themeColor="text1" w:themeTint="90"/>
-        <w:bottom w:val="single" w:sz="4" w:space="0" w:color="6F6F6F" w:themeColor="text1" w:themeTint="90"/>
-        <w:insideH w:val="single" w:sz="4" w:space="0" w:color="6F6F6F" w:themeColor="text1" w:themeTint="90"/>
+        <w:top w:val="single" w:color="6F6F6F" w:themeColor="text1" w:themeTint="90" w:sz="4" w:space="0"/>
+        <w:bottom w:val="single" w:color="6F6F6F" w:themeColor="text1" w:themeTint="90" w:sz="4" w:space="0"/>
+        <w:insideH w:val="single" w:color="6F6F6F" w:themeColor="text1" w:themeTint="90" w:sz="4" w:space="0"/>
       </w:tblBorders>
     </w:tblPr>
     <w:tblStylePr w:type="firstRow">
@@ -10999,10 +10999,10 @@
       <w:tblPr/>
       <w:tcPr>
         <w:tcBorders>
-          <w:top w:val="single" w:sz="4" w:space="0" w:color="6F6F6F" w:themeColor="text1" w:themeTint="90"/>
-          <w:left w:val="none" w:sz="4" w:space="0" w:color="000000"/>
-          <w:bottom w:val="single" w:sz="4" w:space="0" w:color="6F6F6F" w:themeColor="text1" w:themeTint="90"/>
-          <w:right w:val="none" w:sz="4" w:space="0" w:color="000000"/>
+          <w:top w:val="single" w:color="6F6F6F" w:themeColor="text1" w:themeTint="90" w:sz="4" w:space="0"/>
+          <w:left w:val="none" w:color="000000" w:sz="4" w:space="0"/>
+          <w:bottom w:val="single" w:color="6F6F6F" w:themeColor="text1" w:themeTint="90" w:sz="4" w:space="0"/>
+          <w:right w:val="none" w:color="000000" w:sz="4" w:space="0"/>
         </w:tcBorders>
       </w:tcPr>
     </w:tblStylePr>
@@ -11016,10 +11016,10 @@
       <w:tblPr/>
       <w:tcPr>
         <w:tcBorders>
-          <w:top w:val="single" w:sz="4" w:space="0" w:color="6F6F6F" w:themeColor="text1" w:themeTint="90"/>
-          <w:left w:val="none" w:sz="4" w:space="0" w:color="000000"/>
-          <w:bottom w:val="single" w:sz="4" w:space="0" w:color="6F6F6F" w:themeColor="text1" w:themeTint="90"/>
-          <w:right w:val="none" w:sz="4" w:space="0" w:color="000000"/>
+          <w:top w:val="single" w:color="6F6F6F" w:themeColor="text1" w:themeTint="90" w:sz="4" w:space="0"/>
+          <w:left w:val="none" w:color="000000" w:sz="4" w:space="0"/>
+          <w:bottom w:val="single" w:color="6F6F6F" w:themeColor="text1" w:themeTint="90" w:sz="4" w:space="0"/>
+          <w:right w:val="none" w:color="000000" w:sz="4" w:space="0"/>
         </w:tcBorders>
       </w:tcPr>
     </w:tblStylePr>
@@ -11073,10 +11073,10 @@
       <w:tblStyleRowBandSize w:val="1"/>
       <w:tblStyleColBandSize w:val="1"/>
       <w:tblBorders>
-        <w:top w:val="single" w:sz="4" w:space="0" w:color="000000" w:themeColor="text1"/>
-        <w:left w:val="single" w:sz="4" w:space="0" w:color="000000" w:themeColor="text1"/>
-        <w:bottom w:val="single" w:sz="4" w:space="0" w:color="000000" w:themeColor="text1"/>
-        <w:right w:val="single" w:sz="4" w:space="0" w:color="000000" w:themeColor="text1"/>
+        <w:top w:val="single" w:color="000000" w:themeColor="text1" w:sz="4" w:space="0"/>
+        <w:left w:val="single" w:color="000000" w:themeColor="text1" w:sz="4" w:space="0"/>
+        <w:bottom w:val="single" w:color="000000" w:themeColor="text1" w:sz="4" w:space="0"/>
+        <w:right w:val="single" w:color="000000" w:themeColor="text1" w:sz="4" w:space="0"/>
       </w:tblBorders>
     </w:tblPr>
     <w:tblStylePr w:type="firstRow">
@@ -11118,8 +11118,8 @@
       <w:tblPr/>
       <w:tcPr>
         <w:tcBorders>
-          <w:left w:val="single" w:sz="4" w:space="0" w:color="000000" w:themeColor="text1"/>
-          <w:right w:val="single" w:sz="4" w:space="0" w:color="000000" w:themeColor="text1"/>
+          <w:left w:val="single" w:color="000000" w:themeColor="text1" w:sz="4" w:space="0"/>
+          <w:right w:val="single" w:color="000000" w:themeColor="text1" w:sz="4" w:space="0"/>
         </w:tcBorders>
       </w:tcPr>
     </w:tblStylePr>
@@ -11132,8 +11132,8 @@
       <w:tblPr/>
       <w:tcPr>
         <w:tcBorders>
-          <w:top w:val="single" w:sz="4" w:space="0" w:color="000000" w:themeColor="text1"/>
-          <w:bottom w:val="single" w:sz="4" w:space="0" w:color="000000" w:themeColor="text1"/>
+          <w:top w:val="single" w:color="000000" w:themeColor="text1" w:sz="4" w:space="0"/>
+          <w:bottom w:val="single" w:color="000000" w:themeColor="text1" w:sz="4" w:space="0"/>
         </w:tcBorders>
       </w:tcPr>
     </w:tblStylePr>
@@ -11149,11 +11149,11 @@
       <w:tblStyleRowBandSize w:val="1"/>
       <w:tblStyleColBandSize w:val="1"/>
       <w:tblBorders>
-        <w:top w:val="single" w:sz="4" w:space="0" w:color="000000" w:themeColor="text1"/>
-        <w:left w:val="single" w:sz="4" w:space="0" w:color="000000" w:themeColor="text1"/>
-        <w:bottom w:val="single" w:sz="4" w:space="0" w:color="000000" w:themeColor="text1"/>
-        <w:right w:val="single" w:sz="4" w:space="0" w:color="000000" w:themeColor="text1"/>
-        <w:insideH w:val="single" w:sz="4" w:space="0" w:color="000000" w:themeColor="text1"/>
+        <w:top w:val="single" w:color="000000" w:themeColor="text1" w:sz="4" w:space="0"/>
+        <w:left w:val="single" w:color="000000" w:themeColor="text1" w:sz="4" w:space="0"/>
+        <w:bottom w:val="single" w:color="000000" w:themeColor="text1" w:sz="4" w:space="0"/>
+        <w:right w:val="single" w:color="000000" w:themeColor="text1" w:sz="4" w:space="0"/>
+        <w:insideH w:val="single" w:color="000000" w:themeColor="text1" w:sz="4" w:space="0"/>
       </w:tblBorders>
     </w:tblPr>
     <w:tblStylePr w:type="firstRow">
@@ -11220,10 +11220,10 @@
       <w:tblStyleRowBandSize w:val="1"/>
       <w:tblStyleColBandSize w:val="1"/>
       <w:tblBorders>
-        <w:top w:val="single" w:sz="32" w:space="0" w:color="7F7F7F" w:themeColor="text1" w:themeTint="80"/>
-        <w:left w:val="single" w:sz="32" w:space="0" w:color="7F7F7F" w:themeColor="text1" w:themeTint="80"/>
-        <w:bottom w:val="single" w:sz="32" w:space="0" w:color="7F7F7F" w:themeColor="text1" w:themeTint="80"/>
-        <w:right w:val="single" w:sz="32" w:space="0" w:color="7F7F7F" w:themeColor="text1" w:themeTint="80"/>
+        <w:top w:val="single" w:color="7F7F7F" w:themeColor="text1" w:themeTint="80" w:sz="32" w:space="0"/>
+        <w:left w:val="single" w:color="7F7F7F" w:themeColor="text1" w:themeTint="80" w:sz="32" w:space="0"/>
+        <w:bottom w:val="single" w:color="7F7F7F" w:themeColor="text1" w:themeTint="80" w:sz="32" w:space="0"/>
+        <w:right w:val="single" w:color="7F7F7F" w:themeColor="text1" w:themeTint="80" w:sz="32" w:space="0"/>
       </w:tblBorders>
       <w:shd w:val="clear" w:color="7F7F7F" w:themeColor="text1" w:themeTint="80" w:fill="7F7F7F" w:themeFill="text1" w:themeFillTint="80"/>
     </w:tblPr>
@@ -11237,8 +11237,8 @@
       <w:tblPr/>
       <w:tcPr>
         <w:tcBorders>
-          <w:top w:val="single" w:sz="32" w:space="0" w:color="7F7F7F" w:themeColor="text1" w:themeTint="80"/>
-          <w:bottom w:val="single" w:sz="12" w:space="0" w:color="FFFFFF" w:themeColor="light1"/>
+          <w:top w:val="single" w:color="7F7F7F" w:themeColor="text1" w:themeTint="80" w:sz="32" w:space="0"/>
+          <w:bottom w:val="single" w:color="FFFFFF" w:themeColor="light1" w:sz="12" w:space="0"/>
         </w:tcBorders>
         <w:shd w:val="clear" w:color="7F7F7F" w:themeColor="text1" w:themeTint="80" w:fill="7F7F7F" w:themeFill="text1" w:themeFillTint="80"/>
       </w:tcPr>
@@ -11261,8 +11261,8 @@
       <w:tblPr/>
       <w:tcPr>
         <w:tcBorders>
-          <w:left w:val="single" w:sz="32" w:space="0" w:color="7F7F7F" w:themeColor="text1" w:themeTint="80"/>
-          <w:right w:val="single" w:sz="4" w:space="0" w:color="FFFFFF" w:themeColor="light1"/>
+          <w:left w:val="single" w:color="7F7F7F" w:themeColor="text1" w:themeTint="80" w:sz="32" w:space="0"/>
+          <w:right w:val="single" w:color="FFFFFF" w:themeColor="light1" w:sz="4" w:space="0"/>
         </w:tcBorders>
       </w:tcPr>
     </w:tblStylePr>
@@ -11270,8 +11270,8 @@
       <w:tblPr/>
       <w:tcPr>
         <w:tcBorders>
-          <w:left w:val="single" w:sz="4" w:space="0" w:color="FFFFFF" w:themeColor="light1"/>
-          <w:right w:val="single" w:sz="32" w:space="0" w:color="7F7F7F" w:themeColor="text1" w:themeTint="80"/>
+          <w:left w:val="single" w:color="FFFFFF" w:themeColor="light1" w:sz="4" w:space="0"/>
+          <w:right w:val="single" w:color="7F7F7F" w:themeColor="text1" w:themeTint="80" w:sz="32" w:space="0"/>
         </w:tcBorders>
       </w:tcPr>
     </w:tblStylePr>
@@ -11279,8 +11279,8 @@
       <w:tblPr/>
       <w:tcPr>
         <w:tcBorders>
-          <w:left w:val="single" w:sz="4" w:space="0" w:color="FFFFFF" w:themeColor="light1"/>
-          <w:right w:val="single" w:sz="4" w:space="0" w:color="FFFFFF" w:themeColor="light1"/>
+          <w:left w:val="single" w:color="FFFFFF" w:themeColor="light1" w:sz="4" w:space="0"/>
+          <w:right w:val="single" w:color="FFFFFF" w:themeColor="light1" w:sz="4" w:space="0"/>
         </w:tcBorders>
         <w:shd w:val="clear" w:color="7F7F7F" w:themeColor="text1" w:themeTint="80" w:fill="7F7F7F" w:themeFill="text1" w:themeFillTint="80"/>
       </w:tcPr>
@@ -11289,8 +11289,8 @@
       <w:tblPr/>
       <w:tcPr>
         <w:tcBorders>
-          <w:left w:val="single" w:sz="4" w:space="0" w:color="FFFFFF" w:themeColor="light1"/>
-          <w:right w:val="single" w:sz="4" w:space="0" w:color="FFFFFF" w:themeColor="light1"/>
+          <w:left w:val="single" w:color="FFFFFF" w:themeColor="light1" w:sz="4" w:space="0"/>
+          <w:right w:val="single" w:color="FFFFFF" w:themeColor="light1" w:sz="4" w:space="0"/>
         </w:tcBorders>
       </w:tcPr>
     </w:tblStylePr>
@@ -11298,8 +11298,8 @@
       <w:tblPr/>
       <w:tcPr>
         <w:tcBorders>
-          <w:top w:val="single" w:sz="4" w:space="0" w:color="FFFFFF" w:themeColor="light1"/>
-          <w:bottom w:val="single" w:sz="4" w:space="0" w:color="FFFFFF" w:themeColor="light1"/>
+          <w:top w:val="single" w:color="FFFFFF" w:themeColor="light1" w:sz="4" w:space="0"/>
+          <w:bottom w:val="single" w:color="FFFFFF" w:themeColor="light1" w:sz="4" w:space="0"/>
         </w:tcBorders>
         <w:shd w:val="clear" w:color="7F7F7F" w:themeColor="text1" w:themeTint="80" w:fill="7F7F7F" w:themeFill="text1" w:themeFillTint="80"/>
       </w:tcPr>
@@ -11308,8 +11308,8 @@
       <w:tblPr/>
       <w:tcPr>
         <w:tcBorders>
-          <w:top w:val="single" w:sz="4" w:space="0" w:color="FFFFFF" w:themeColor="light1"/>
-          <w:bottom w:val="single" w:sz="4" w:space="0" w:color="FFFFFF" w:themeColor="light1"/>
+          <w:top w:val="single" w:color="FFFFFF" w:themeColor="light1" w:sz="4" w:space="0"/>
+          <w:bottom w:val="single" w:color="FFFFFF" w:themeColor="light1" w:sz="4" w:space="0"/>
         </w:tcBorders>
         <w:shd w:val="clear" w:color="7F7F7F" w:themeColor="text1" w:themeTint="80" w:fill="7F7F7F" w:themeFill="text1" w:themeFillTint="80"/>
       </w:tcPr>
@@ -11326,8 +11326,8 @@
       <w:tblStyleRowBandSize w:val="1"/>
       <w:tblStyleColBandSize w:val="1"/>
       <w:tblBorders>
-        <w:top w:val="single" w:sz="4" w:space="0" w:color="7F7F7F" w:themeColor="text1" w:themeTint="80"/>
-        <w:bottom w:val="single" w:sz="4" w:space="0" w:color="7F7F7F" w:themeColor="text1" w:themeTint="80"/>
+        <w:top w:val="single" w:color="7F7F7F" w:themeColor="text1" w:themeTint="80" w:sz="4" w:space="0"/>
+        <w:bottom w:val="single" w:color="7F7F7F" w:themeColor="text1" w:themeTint="80" w:sz="4" w:space="0"/>
       </w:tblBorders>
     </w:tblPr>
     <w:tblStylePr w:type="firstRow">
@@ -11338,7 +11338,7 @@
       <w:tblPr/>
       <w:tcPr>
         <w:tcBorders>
-          <w:bottom w:val="single" w:sz="4" w:space="0" w:color="7F7F7F" w:themeColor="text1" w:themeTint="80"/>
+          <w:bottom w:val="single" w:color="7F7F7F" w:themeColor="text1" w:themeTint="80" w:sz="4" w:space="0"/>
         </w:tcBorders>
       </w:tcPr>
     </w:tblStylePr>
@@ -11350,7 +11350,7 @@
       <w:tblPr/>
       <w:tcPr>
         <w:tcBorders>
-          <w:top w:val="single" w:sz="4" w:space="0" w:color="7F7F7F" w:themeColor="text1" w:themeTint="80"/>
+          <w:top w:val="single" w:color="7F7F7F" w:themeColor="text1" w:themeTint="80" w:sz="4" w:space="0"/>
         </w:tcBorders>
       </w:tcPr>
     </w:tblStylePr>
@@ -11402,7 +11402,7 @@
       <w:tblStyleRowBandSize w:val="1"/>
       <w:tblStyleColBandSize w:val="1"/>
       <w:tblBorders>
-        <w:right w:val="single" w:sz="4" w:space="0" w:color="7F7F7F" w:themeColor="text1" w:themeTint="80"/>
+        <w:right w:val="single" w:color="7F7F7F" w:themeColor="text1" w:themeTint="80" w:sz="4" w:space="0"/>
       </w:tblBorders>
     </w:tblPr>
     <w:tblStylePr w:type="firstRow">
@@ -11415,10 +11415,10 @@
       <w:tblPr/>
       <w:tcPr>
         <w:tcBorders>
-          <w:top w:val="none" w:sz="4" w:space="0" w:color="000000"/>
-          <w:left w:val="none" w:sz="4" w:space="0" w:color="000000"/>
-          <w:bottom w:val="single" w:sz="4" w:space="0" w:color="7F7F7F" w:themeColor="text1" w:themeTint="80"/>
-          <w:right w:val="none" w:sz="4" w:space="0" w:color="000000"/>
+          <w:top w:val="none" w:color="000000" w:sz="4" w:space="0"/>
+          <w:left w:val="none" w:color="000000" w:sz="4" w:space="0"/>
+          <w:bottom w:val="single" w:color="7F7F7F" w:themeColor="text1" w:themeTint="80" w:sz="4" w:space="0"/>
+          <w:right w:val="none" w:color="000000" w:sz="4" w:space="0"/>
         </w:tcBorders>
         <w:shd w:val="clear" w:color="FFFFFF" w:themeColor="light1" w:fill="FFFFFF" w:themeFill="light1"/>
       </w:tcPr>
@@ -11433,10 +11433,10 @@
       <w:tblPr/>
       <w:tcPr>
         <w:tcBorders>
-          <w:top w:val="single" w:sz="4" w:space="0" w:color="7F7F7F" w:themeColor="text1" w:themeTint="80"/>
-          <w:left w:val="none" w:sz="4" w:space="0" w:color="000000"/>
-          <w:bottom w:val="none" w:sz="4" w:space="0" w:color="000000"/>
-          <w:right w:val="none" w:sz="4" w:space="0" w:color="000000"/>
+          <w:top w:val="single" w:color="7F7F7F" w:themeColor="text1" w:themeTint="80" w:sz="4" w:space="0"/>
+          <w:left w:val="none" w:color="000000" w:sz="4" w:space="0"/>
+          <w:bottom w:val="none" w:color="000000" w:sz="4" w:space="0"/>
+          <w:right w:val="none" w:color="000000" w:sz="4" w:space="0"/>
         </w:tcBorders>
         <w:shd w:val="clear" w:color="FFFFFF" w:themeColor="light1" w:fill="FFFFFF" w:themeFill="light1"/>
       </w:tcPr>
@@ -11454,10 +11454,10 @@
       <w:tblPr/>
       <w:tcPr>
         <w:tcBorders>
-          <w:top w:val="none" w:sz="4" w:space="0" w:color="000000"/>
-          <w:left w:val="none" w:sz="4" w:space="0" w:color="000000"/>
-          <w:bottom w:val="none" w:sz="4" w:space="0" w:color="000000"/>
-          <w:right w:val="single" w:sz="4" w:space="0" w:color="7F7F7F" w:themeColor="text1" w:themeTint="80"/>
+          <w:top w:val="none" w:color="000000" w:sz="4" w:space="0"/>
+          <w:left w:val="none" w:color="000000" w:sz="4" w:space="0"/>
+          <w:bottom w:val="none" w:color="000000" w:sz="4" w:space="0"/>
+          <w:right w:val="single" w:color="7F7F7F" w:themeColor="text1" w:themeTint="80" w:sz="4" w:space="0"/>
         </w:tcBorders>
         <w:shd w:val="clear" w:color="FFFFFF" w:fill="auto"/>
       </w:tcPr>
@@ -11472,10 +11472,10 @@
       <w:tblPr/>
       <w:tcPr>
         <w:tcBorders>
-          <w:top w:val="none" w:sz="4" w:space="0" w:color="000000"/>
-          <w:left w:val="single" w:sz="4" w:space="0" w:color="7F7F7F" w:themeColor="text1" w:themeTint="80"/>
-          <w:bottom w:val="none" w:sz="4" w:space="0" w:color="000000"/>
-          <w:right w:val="none" w:sz="4" w:space="0" w:color="000000"/>
+          <w:top w:val="none" w:color="000000" w:sz="4" w:space="0"/>
+          <w:left w:val="single" w:color="7F7F7F" w:themeColor="text1" w:themeTint="80" w:sz="4" w:space="0"/>
+          <w:bottom w:val="none" w:color="000000" w:sz="4" w:space="0"/>
+          <w:right w:val="none" w:color="000000" w:sz="4" w:space="0"/>
         </w:tcBorders>
         <w:shd w:val="clear" w:color="FFFFFF" w:fill="auto"/>
       </w:tcPr>
@@ -11505,7 +11505,7 @@
       </w:rPr>
     </w:tblStylePr>
   </w:style>
-  <w:style w:type="table" w:customStyle="1" w:styleId="Lined-Accent">
+  <w:style w:type="table" w:styleId="Lined-Accent" w:customStyle="1">
     <w:name w:val="Lined - Accent"/>
     <w:basedOn w:val="TableNormal"/>
     <w:uiPriority w:val="99"/>
@@ -11603,7 +11603,7 @@
       </w:tcPr>
     </w:tblStylePr>
   </w:style>
-  <w:style w:type="table" w:customStyle="1" w:styleId="Lined-Accent1">
+  <w:style w:type="table" w:styleId="Lined-Accent1" w:customStyle="1">
     <w:name w:val="Lined - Accent 1"/>
     <w:basedOn w:val="TableNormal"/>
     <w:uiPriority w:val="99"/>
@@ -11701,7 +11701,7 @@
       </w:tcPr>
     </w:tblStylePr>
   </w:style>
-  <w:style w:type="table" w:customStyle="1" w:styleId="Lined-Accent2">
+  <w:style w:type="table" w:styleId="Lined-Accent2" w:customStyle="1">
     <w:name w:val="Lined - Accent 2"/>
     <w:basedOn w:val="TableNormal"/>
     <w:uiPriority w:val="99"/>
@@ -11799,7 +11799,7 @@
       </w:tcPr>
     </w:tblStylePr>
   </w:style>
-  <w:style w:type="table" w:customStyle="1" w:styleId="Lined-Accent3">
+  <w:style w:type="table" w:styleId="Lined-Accent3" w:customStyle="1">
     <w:name w:val="Lined - Accent 3"/>
     <w:basedOn w:val="TableNormal"/>
     <w:uiPriority w:val="99"/>
@@ -11897,7 +11897,7 @@
       </w:tcPr>
     </w:tblStylePr>
   </w:style>
-  <w:style w:type="table" w:customStyle="1" w:styleId="Lined-Accent4">
+  <w:style w:type="table" w:styleId="Lined-Accent4" w:customStyle="1">
     <w:name w:val="Lined - Accent 4"/>
     <w:basedOn w:val="TableNormal"/>
     <w:uiPriority w:val="99"/>
@@ -11995,7 +11995,7 @@
       </w:tcPr>
     </w:tblStylePr>
   </w:style>
-  <w:style w:type="table" w:customStyle="1" w:styleId="Lined-Accent5">
+  <w:style w:type="table" w:styleId="Lined-Accent5" w:customStyle="1">
     <w:name w:val="Lined - Accent 5"/>
     <w:basedOn w:val="TableNormal"/>
     <w:uiPriority w:val="99"/>
@@ -12093,7 +12093,7 @@
       </w:tcPr>
     </w:tblStylePr>
   </w:style>
-  <w:style w:type="table" w:customStyle="1" w:styleId="Lined-Accent6">
+  <w:style w:type="table" w:styleId="Lined-Accent6" w:customStyle="1">
     <w:name w:val="Lined - Accent 6"/>
     <w:basedOn w:val="TableNormal"/>
     <w:uiPriority w:val="99"/>
@@ -12191,7 +12191,7 @@
       </w:tcPr>
     </w:tblStylePr>
   </w:style>
-  <w:style w:type="table" w:customStyle="1" w:styleId="BorderedLined-Accent">
+  <w:style w:type="table" w:styleId="BorderedLined-Accent" w:customStyle="1">
     <w:name w:val="Bordered &amp; Lined - Accent"/>
     <w:basedOn w:val="TableNormal"/>
     <w:uiPriority w:val="99"/>
@@ -12208,12 +12208,12 @@
       <w:tblStyleRowBandSize w:val="1"/>
       <w:tblStyleColBandSize w:val="1"/>
       <w:tblBorders>
-        <w:top w:val="single" w:sz="4" w:space="0" w:color="595959" w:themeColor="text1" w:themeTint="A6"/>
-        <w:left w:val="single" w:sz="4" w:space="0" w:color="595959" w:themeColor="text1" w:themeTint="A6"/>
-        <w:bottom w:val="single" w:sz="4" w:space="0" w:color="595959" w:themeColor="text1" w:themeTint="A6"/>
-        <w:right w:val="single" w:sz="4" w:space="0" w:color="595959" w:themeColor="text1" w:themeTint="A6"/>
-        <w:insideH w:val="single" w:sz="4" w:space="0" w:color="595959" w:themeColor="text1" w:themeTint="A6"/>
-        <w:insideV w:val="single" w:sz="4" w:space="0" w:color="595959" w:themeColor="text1" w:themeTint="A6"/>
+        <w:top w:val="single" w:color="595959" w:themeColor="text1" w:themeTint="A6" w:sz="4" w:space="0"/>
+        <w:left w:val="single" w:color="595959" w:themeColor="text1" w:themeTint="A6" w:sz="4" w:space="0"/>
+        <w:bottom w:val="single" w:color="595959" w:themeColor="text1" w:themeTint="A6" w:sz="4" w:space="0"/>
+        <w:right w:val="single" w:color="595959" w:themeColor="text1" w:themeTint="A6" w:sz="4" w:space="0"/>
+        <w:insideH w:val="single" w:color="595959" w:themeColor="text1" w:themeTint="A6" w:sz="4" w:space="0"/>
+        <w:insideV w:val="single" w:color="595959" w:themeColor="text1" w:themeTint="A6" w:sz="4" w:space="0"/>
       </w:tblBorders>
     </w:tblPr>
     <w:tblStylePr w:type="firstRow">
@@ -12297,7 +12297,7 @@
       </w:tcPr>
     </w:tblStylePr>
   </w:style>
-  <w:style w:type="table" w:customStyle="1" w:styleId="BorderedLined-Accent1">
+  <w:style w:type="table" w:styleId="BorderedLined-Accent1" w:customStyle="1">
     <w:name w:val="Bordered &amp; Lined - Accent 1"/>
     <w:basedOn w:val="TableNormal"/>
     <w:uiPriority w:val="99"/>
@@ -12314,12 +12314,12 @@
       <w:tblStyleRowBandSize w:val="1"/>
       <w:tblStyleColBandSize w:val="1"/>
       <w:tblBorders>
-        <w:top w:val="single" w:sz="4" w:space="0" w:color="0C374B" w:themeColor="accent1" w:themeShade="95"/>
-        <w:left w:val="single" w:sz="4" w:space="0" w:color="0C374B" w:themeColor="accent1" w:themeShade="95"/>
-        <w:bottom w:val="single" w:sz="4" w:space="0" w:color="0C374B" w:themeColor="accent1" w:themeShade="95"/>
-        <w:right w:val="single" w:sz="4" w:space="0" w:color="0C374B" w:themeColor="accent1" w:themeShade="95"/>
-        <w:insideH w:val="single" w:sz="4" w:space="0" w:color="0C374B" w:themeColor="accent1" w:themeShade="95"/>
-        <w:insideV w:val="single" w:sz="4" w:space="0" w:color="0C374B" w:themeColor="accent1" w:themeShade="95"/>
+        <w:top w:val="single" w:color="0C374B" w:themeColor="accent1" w:themeShade="95" w:sz="4" w:space="0"/>
+        <w:left w:val="single" w:color="0C374B" w:themeColor="accent1" w:themeShade="95" w:sz="4" w:space="0"/>
+        <w:bottom w:val="single" w:color="0C374B" w:themeColor="accent1" w:themeShade="95" w:sz="4" w:space="0"/>
+        <w:right w:val="single" w:color="0C374B" w:themeColor="accent1" w:themeShade="95" w:sz="4" w:space="0"/>
+        <w:insideH w:val="single" w:color="0C374B" w:themeColor="accent1" w:themeShade="95" w:sz="4" w:space="0"/>
+        <w:insideV w:val="single" w:color="0C374B" w:themeColor="accent1" w:themeShade="95" w:sz="4" w:space="0"/>
       </w:tblBorders>
     </w:tblPr>
     <w:tblStylePr w:type="firstRow">
@@ -12403,7 +12403,7 @@
       </w:tcPr>
     </w:tblStylePr>
   </w:style>
-  <w:style w:type="table" w:customStyle="1" w:styleId="BorderedLined-Accent2">
+  <w:style w:type="table" w:styleId="BorderedLined-Accent2" w:customStyle="1">
     <w:name w:val="Bordered &amp; Lined - Accent 2"/>
     <w:basedOn w:val="TableNormal"/>
     <w:uiPriority w:val="99"/>
@@ -12420,12 +12420,12 @@
       <w:tblStyleRowBandSize w:val="1"/>
       <w:tblStyleColBandSize w:val="1"/>
       <w:tblBorders>
-        <w:top w:val="single" w:sz="4" w:space="0" w:color="953D10" w:themeColor="accent2" w:themeShade="95"/>
-        <w:left w:val="single" w:sz="4" w:space="0" w:color="953D10" w:themeColor="accent2" w:themeShade="95"/>
-        <w:bottom w:val="single" w:sz="4" w:space="0" w:color="953D10" w:themeColor="accent2" w:themeShade="95"/>
-        <w:right w:val="single" w:sz="4" w:space="0" w:color="953D10" w:themeColor="accent2" w:themeShade="95"/>
-        <w:insideH w:val="single" w:sz="4" w:space="0" w:color="953D10" w:themeColor="accent2" w:themeShade="95"/>
-        <w:insideV w:val="single" w:sz="4" w:space="0" w:color="953D10" w:themeColor="accent2" w:themeShade="95"/>
+        <w:top w:val="single" w:color="953D10" w:themeColor="accent2" w:themeShade="95" w:sz="4" w:space="0"/>
+        <w:left w:val="single" w:color="953D10" w:themeColor="accent2" w:themeShade="95" w:sz="4" w:space="0"/>
+        <w:bottom w:val="single" w:color="953D10" w:themeColor="accent2" w:themeShade="95" w:sz="4" w:space="0"/>
+        <w:right w:val="single" w:color="953D10" w:themeColor="accent2" w:themeShade="95" w:sz="4" w:space="0"/>
+        <w:insideH w:val="single" w:color="953D10" w:themeColor="accent2" w:themeShade="95" w:sz="4" w:space="0"/>
+        <w:insideV w:val="single" w:color="953D10" w:themeColor="accent2" w:themeShade="95" w:sz="4" w:space="0"/>
       </w:tblBorders>
     </w:tblPr>
     <w:tblStylePr w:type="firstRow">
@@ -12509,7 +12509,7 @@
       </w:tcPr>
     </w:tblStylePr>
   </w:style>
-  <w:style w:type="table" w:customStyle="1" w:styleId="BorderedLined-Accent3">
+  <w:style w:type="table" w:styleId="BorderedLined-Accent3" w:customStyle="1">
     <w:name w:val="Bordered &amp; Lined - Accent 3"/>
     <w:basedOn w:val="TableNormal"/>
     <w:uiPriority w:val="99"/>
@@ -12526,12 +12526,12 @@
       <w:tblStyleRowBandSize w:val="1"/>
       <w:tblStyleColBandSize w:val="1"/>
       <w:tblBorders>
-        <w:top w:val="single" w:sz="4" w:space="0" w:color="0E3E15" w:themeColor="accent3" w:themeShade="95"/>
-        <w:left w:val="single" w:sz="4" w:space="0" w:color="0E3E15" w:themeColor="accent3" w:themeShade="95"/>
-        <w:bottom w:val="single" w:sz="4" w:space="0" w:color="0E3E15" w:themeColor="accent3" w:themeShade="95"/>
-        <w:right w:val="single" w:sz="4" w:space="0" w:color="0E3E15" w:themeColor="accent3" w:themeShade="95"/>
-        <w:insideH w:val="single" w:sz="4" w:space="0" w:color="0E3E15" w:themeColor="accent3" w:themeShade="95"/>
-        <w:insideV w:val="single" w:sz="4" w:space="0" w:color="0E3E15" w:themeColor="accent3" w:themeShade="95"/>
+        <w:top w:val="single" w:color="0E3E15" w:themeColor="accent3" w:themeShade="95" w:sz="4" w:space="0"/>
+        <w:left w:val="single" w:color="0E3E15" w:themeColor="accent3" w:themeShade="95" w:sz="4" w:space="0"/>
+        <w:bottom w:val="single" w:color="0E3E15" w:themeColor="accent3" w:themeShade="95" w:sz="4" w:space="0"/>
+        <w:right w:val="single" w:color="0E3E15" w:themeColor="accent3" w:themeShade="95" w:sz="4" w:space="0"/>
+        <w:insideH w:val="single" w:color="0E3E15" w:themeColor="accent3" w:themeShade="95" w:sz="4" w:space="0"/>
+        <w:insideV w:val="single" w:color="0E3E15" w:themeColor="accent3" w:themeShade="95" w:sz="4" w:space="0"/>
       </w:tblBorders>
     </w:tblPr>
     <w:tblStylePr w:type="firstRow">
@@ -12615,7 +12615,7 @@
       </w:tcPr>
     </w:tblStylePr>
   </w:style>
-  <w:style w:type="table" w:customStyle="1" w:styleId="BorderedLined-Accent4">
+  <w:style w:type="table" w:styleId="BorderedLined-Accent4" w:customStyle="1">
     <w:name w:val="Bordered &amp; Lined - Accent 4"/>
     <w:basedOn w:val="TableNormal"/>
     <w:uiPriority w:val="99"/>
@@ -12632,12 +12632,12 @@
       <w:tblStyleRowBandSize w:val="1"/>
       <w:tblStyleColBandSize w:val="1"/>
       <w:tblBorders>
-        <w:top w:val="single" w:sz="4" w:space="0" w:color="085C7C" w:themeColor="accent4" w:themeShade="95"/>
-        <w:left w:val="single" w:sz="4" w:space="0" w:color="085C7C" w:themeColor="accent4" w:themeShade="95"/>
-        <w:bottom w:val="single" w:sz="4" w:space="0" w:color="085C7C" w:themeColor="accent4" w:themeShade="95"/>
-        <w:right w:val="single" w:sz="4" w:space="0" w:color="085C7C" w:themeColor="accent4" w:themeShade="95"/>
-        <w:insideH w:val="single" w:sz="4" w:space="0" w:color="085C7C" w:themeColor="accent4" w:themeShade="95"/>
-        <w:insideV w:val="single" w:sz="4" w:space="0" w:color="085C7C" w:themeColor="accent4" w:themeShade="95"/>
+        <w:top w:val="single" w:color="085C7C" w:themeColor="accent4" w:themeShade="95" w:sz="4" w:space="0"/>
+        <w:left w:val="single" w:color="085C7C" w:themeColor="accent4" w:themeShade="95" w:sz="4" w:space="0"/>
+        <w:bottom w:val="single" w:color="085C7C" w:themeColor="accent4" w:themeShade="95" w:sz="4" w:space="0"/>
+        <w:right w:val="single" w:color="085C7C" w:themeColor="accent4" w:themeShade="95" w:sz="4" w:space="0"/>
+        <w:insideH w:val="single" w:color="085C7C" w:themeColor="accent4" w:themeShade="95" w:sz="4" w:space="0"/>
+        <w:insideV w:val="single" w:color="085C7C" w:themeColor="accent4" w:themeShade="95" w:sz="4" w:space="0"/>
       </w:tblBorders>
     </w:tblPr>
     <w:tblStylePr w:type="firstRow">
@@ -12721,7 +12721,7 @@
       </w:tcPr>
     </w:tblStylePr>
   </w:style>
-  <w:style w:type="table" w:customStyle="1" w:styleId="BorderedLined-Accent5">
+  <w:style w:type="table" w:styleId="BorderedLined-Accent5" w:customStyle="1">
     <w:name w:val="Bordered &amp; Lined - Accent 5"/>
     <w:basedOn w:val="TableNormal"/>
     <w:uiPriority w:val="99"/>
@@ -12738,12 +12738,12 @@
       <w:tblStyleRowBandSize w:val="1"/>
       <w:tblStyleColBandSize w:val="1"/>
       <w:tblBorders>
-        <w:top w:val="single" w:sz="4" w:space="0" w:color="5D1955" w:themeColor="accent5" w:themeShade="95"/>
-        <w:left w:val="single" w:sz="4" w:space="0" w:color="5D1955" w:themeColor="accent5" w:themeShade="95"/>
-        <w:bottom w:val="single" w:sz="4" w:space="0" w:color="5D1955" w:themeColor="accent5" w:themeShade="95"/>
-        <w:right w:val="single" w:sz="4" w:space="0" w:color="5D1955" w:themeColor="accent5" w:themeShade="95"/>
-        <w:insideH w:val="single" w:sz="4" w:space="0" w:color="5D1955" w:themeColor="accent5" w:themeShade="95"/>
-        <w:insideV w:val="single" w:sz="4" w:space="0" w:color="5D1955" w:themeColor="accent5" w:themeShade="95"/>
+        <w:top w:val="single" w:color="5D1955" w:themeColor="accent5" w:themeShade="95" w:sz="4" w:space="0"/>
+        <w:left w:val="single" w:color="5D1955" w:themeColor="accent5" w:themeShade="95" w:sz="4" w:space="0"/>
+        <w:bottom w:val="single" w:color="5D1955" w:themeColor="accent5" w:themeShade="95" w:sz="4" w:space="0"/>
+        <w:right w:val="single" w:color="5D1955" w:themeColor="accent5" w:themeShade="95" w:sz="4" w:space="0"/>
+        <w:insideH w:val="single" w:color="5D1955" w:themeColor="accent5" w:themeShade="95" w:sz="4" w:space="0"/>
+        <w:insideV w:val="single" w:color="5D1955" w:themeColor="accent5" w:themeShade="95" w:sz="4" w:space="0"/>
       </w:tblBorders>
     </w:tblPr>
     <w:tblStylePr w:type="firstRow">
@@ -12827,7 +12827,7 @@
       </w:tcPr>
     </w:tblStylePr>
   </w:style>
-  <w:style w:type="table" w:customStyle="1" w:styleId="BorderedLined-Accent6">
+  <w:style w:type="table" w:styleId="BorderedLined-Accent6" w:customStyle="1">
     <w:name w:val="Bordered &amp; Lined - Accent 6"/>
     <w:basedOn w:val="TableNormal"/>
     <w:uiPriority w:val="99"/>
@@ -12844,12 +12844,12 @@
       <w:tblStyleRowBandSize w:val="1"/>
       <w:tblStyleColBandSize w:val="1"/>
       <w:tblBorders>
-        <w:top w:val="single" w:sz="4" w:space="0" w:color="2D611B" w:themeColor="accent6" w:themeShade="95"/>
-        <w:left w:val="single" w:sz="4" w:space="0" w:color="2D611B" w:themeColor="accent6" w:themeShade="95"/>
-        <w:bottom w:val="single" w:sz="4" w:space="0" w:color="2D611B" w:themeColor="accent6" w:themeShade="95"/>
-        <w:right w:val="single" w:sz="4" w:space="0" w:color="2D611B" w:themeColor="accent6" w:themeShade="95"/>
-        <w:insideH w:val="single" w:sz="4" w:space="0" w:color="2D611B" w:themeColor="accent6" w:themeShade="95"/>
-        <w:insideV w:val="single" w:sz="4" w:space="0" w:color="2D611B" w:themeColor="accent6" w:themeShade="95"/>
+        <w:top w:val="single" w:color="2D611B" w:themeColor="accent6" w:themeShade="95" w:sz="4" w:space="0"/>
+        <w:left w:val="single" w:color="2D611B" w:themeColor="accent6" w:themeShade="95" w:sz="4" w:space="0"/>
+        <w:bottom w:val="single" w:color="2D611B" w:themeColor="accent6" w:themeShade="95" w:sz="4" w:space="0"/>
+        <w:right w:val="single" w:color="2D611B" w:themeColor="accent6" w:themeShade="95" w:sz="4" w:space="0"/>
+        <w:insideH w:val="single" w:color="2D611B" w:themeColor="accent6" w:themeShade="95" w:sz="4" w:space="0"/>
+        <w:insideV w:val="single" w:color="2D611B" w:themeColor="accent6" w:themeShade="95" w:sz="4" w:space="0"/>
       </w:tblBorders>
     </w:tblPr>
     <w:tblStylePr w:type="firstRow">
@@ -12933,7 +12933,7 @@
       </w:tcPr>
     </w:tblStylePr>
   </w:style>
-  <w:style w:type="table" w:customStyle="1" w:styleId="Bordered">
+  <w:style w:type="table" w:styleId="Bordered" w:customStyle="1">
     <w:name w:val="Bordered"/>
     <w:basedOn w:val="TableNormal"/>
     <w:uiPriority w:val="99"/>
@@ -12944,12 +12944,12 @@
       <w:tblStyleRowBandSize w:val="1"/>
       <w:tblStyleColBandSize w:val="1"/>
       <w:tblBorders>
-        <w:top w:val="single" w:sz="4" w:space="0" w:color="D9D9D9" w:themeColor="text1" w:themeTint="26"/>
-        <w:left w:val="single" w:sz="4" w:space="0" w:color="D9D9D9" w:themeColor="text1" w:themeTint="26"/>
-        <w:bottom w:val="single" w:sz="4" w:space="0" w:color="D9D9D9" w:themeColor="text1" w:themeTint="26"/>
-        <w:right w:val="single" w:sz="4" w:space="0" w:color="D9D9D9" w:themeColor="text1" w:themeTint="26"/>
-        <w:insideH w:val="single" w:sz="4" w:space="0" w:color="D9D9D9" w:themeColor="text1" w:themeTint="26"/>
-        <w:insideV w:val="single" w:sz="4" w:space="0" w:color="D9D9D9" w:themeColor="text1" w:themeTint="26"/>
+        <w:top w:val="single" w:color="D9D9D9" w:themeColor="text1" w:themeTint="26" w:sz="4" w:space="0"/>
+        <w:left w:val="single" w:color="D9D9D9" w:themeColor="text1" w:themeTint="26" w:sz="4" w:space="0"/>
+        <w:bottom w:val="single" w:color="D9D9D9" w:themeColor="text1" w:themeTint="26" w:sz="4" w:space="0"/>
+        <w:right w:val="single" w:color="D9D9D9" w:themeColor="text1" w:themeTint="26" w:sz="4" w:space="0"/>
+        <w:insideH w:val="single" w:color="D9D9D9" w:themeColor="text1" w:themeTint="26" w:sz="4" w:space="0"/>
+        <w:insideV w:val="single" w:color="D9D9D9" w:themeColor="text1" w:themeTint="26" w:sz="4" w:space="0"/>
       </w:tblBorders>
     </w:tblPr>
     <w:tblStylePr w:type="firstRow">
@@ -12961,7 +12961,7 @@
       <w:tblPr/>
       <w:tcPr>
         <w:tcBorders>
-          <w:bottom w:val="single" w:sz="12" w:space="0" w:color="7F7F7F" w:themeColor="text1" w:themeTint="80"/>
+          <w:bottom w:val="single" w:color="7F7F7F" w:themeColor="text1" w:themeTint="80" w:sz="12" w:space="0"/>
         </w:tcBorders>
       </w:tcPr>
     </w:tblStylePr>
@@ -12974,7 +12974,7 @@
       <w:tblPr/>
       <w:tcPr>
         <w:tcBorders>
-          <w:top w:val="single" w:sz="12" w:space="0" w:color="7F7F7F" w:themeColor="text1" w:themeTint="80"/>
+          <w:top w:val="single" w:color="7F7F7F" w:themeColor="text1" w:themeTint="80" w:sz="12" w:space="0"/>
         </w:tcBorders>
       </w:tcPr>
     </w:tblStylePr>
@@ -12994,7 +12994,7 @@
       <w:tblPr/>
       <w:tcPr>
         <w:tcBorders>
-          <w:left w:val="single" w:sz="12" w:space="0" w:color="7F7F7F" w:themeColor="text1" w:themeTint="80"/>
+          <w:left w:val="single" w:color="7F7F7F" w:themeColor="text1" w:themeTint="80" w:sz="12" w:space="0"/>
         </w:tcBorders>
       </w:tcPr>
     </w:tblStylePr>
@@ -13007,15 +13007,15 @@
       <w:tblPr/>
       <w:tcPr>
         <w:tcBorders>
-          <w:top w:val="single" w:sz="4" w:space="0" w:color="D9D9D9" w:themeColor="text1" w:themeTint="26"/>
-          <w:left w:val="single" w:sz="4" w:space="0" w:color="D9D9D9" w:themeColor="text1" w:themeTint="26"/>
-          <w:bottom w:val="single" w:sz="4" w:space="0" w:color="D9D9D9" w:themeColor="text1" w:themeTint="26"/>
-          <w:right w:val="single" w:sz="4" w:space="0" w:color="D9D9D9" w:themeColor="text1" w:themeTint="26"/>
-        </w:tcBorders>
-      </w:tcPr>
-    </w:tblStylePr>
-  </w:style>
-  <w:style w:type="table" w:customStyle="1" w:styleId="Bordered-Accent1">
+          <w:top w:val="single" w:color="D9D9D9" w:themeColor="text1" w:themeTint="26" w:sz="4" w:space="0"/>
+          <w:left w:val="single" w:color="D9D9D9" w:themeColor="text1" w:themeTint="26" w:sz="4" w:space="0"/>
+          <w:bottom w:val="single" w:color="D9D9D9" w:themeColor="text1" w:themeTint="26" w:sz="4" w:space="0"/>
+          <w:right w:val="single" w:color="D9D9D9" w:themeColor="text1" w:themeTint="26" w:sz="4" w:space="0"/>
+        </w:tcBorders>
+      </w:tcPr>
+    </w:tblStylePr>
+  </w:style>
+  <w:style w:type="table" w:styleId="Bordered-Accent1" w:customStyle="1">
     <w:name w:val="Bordered - Accent 1"/>
     <w:basedOn w:val="TableNormal"/>
     <w:uiPriority w:val="99"/>
@@ -13026,12 +13026,12 @@
       <w:tblStyleRowBandSize w:val="1"/>
       <w:tblStyleColBandSize w:val="1"/>
       <w:tblBorders>
-        <w:top w:val="single" w:sz="4" w:space="0" w:color="81C9EA" w:themeColor="accent1" w:themeTint="67"/>
-        <w:left w:val="single" w:sz="4" w:space="0" w:color="81C9EA" w:themeColor="accent1" w:themeTint="67"/>
-        <w:bottom w:val="single" w:sz="4" w:space="0" w:color="81C9EA" w:themeColor="accent1" w:themeTint="67"/>
-        <w:right w:val="single" w:sz="4" w:space="0" w:color="81C9EA" w:themeColor="accent1" w:themeTint="67"/>
-        <w:insideH w:val="single" w:sz="4" w:space="0" w:color="81C9EA" w:themeColor="accent1" w:themeTint="67"/>
-        <w:insideV w:val="single" w:sz="4" w:space="0" w:color="81C9EA" w:themeColor="accent1" w:themeTint="67"/>
+        <w:top w:val="single" w:color="81C9EA" w:themeColor="accent1" w:themeTint="67" w:sz="4" w:space="0"/>
+        <w:left w:val="single" w:color="81C9EA" w:themeColor="accent1" w:themeTint="67" w:sz="4" w:space="0"/>
+        <w:bottom w:val="single" w:color="81C9EA" w:themeColor="accent1" w:themeTint="67" w:sz="4" w:space="0"/>
+        <w:right w:val="single" w:color="81C9EA" w:themeColor="accent1" w:themeTint="67" w:sz="4" w:space="0"/>
+        <w:insideH w:val="single" w:color="81C9EA" w:themeColor="accent1" w:themeTint="67" w:sz="4" w:space="0"/>
+        <w:insideV w:val="single" w:color="81C9EA" w:themeColor="accent1" w:themeTint="67" w:sz="4" w:space="0"/>
       </w:tblBorders>
     </w:tblPr>
     <w:tblStylePr w:type="firstRow">
@@ -13043,7 +13043,7 @@
       <w:tblPr/>
       <w:tcPr>
         <w:tcBorders>
-          <w:bottom w:val="single" w:sz="12" w:space="0" w:color="156082" w:themeColor="accent1"/>
+          <w:bottom w:val="single" w:color="156082" w:themeColor="accent1" w:sz="12" w:space="0"/>
         </w:tcBorders>
       </w:tcPr>
     </w:tblStylePr>
@@ -13056,7 +13056,7 @@
       <w:tblPr/>
       <w:tcPr>
         <w:tcBorders>
-          <w:top w:val="single" w:sz="12" w:space="0" w:color="156082" w:themeColor="accent1"/>
+          <w:top w:val="single" w:color="156082" w:themeColor="accent1" w:sz="12" w:space="0"/>
         </w:tcBorders>
       </w:tcPr>
     </w:tblStylePr>
@@ -13076,7 +13076,7 @@
       <w:tblPr/>
       <w:tcPr>
         <w:tcBorders>
-          <w:left w:val="single" w:sz="12" w:space="0" w:color="156082" w:themeColor="accent1"/>
+          <w:left w:val="single" w:color="156082" w:themeColor="accent1" w:sz="12" w:space="0"/>
         </w:tcBorders>
       </w:tcPr>
     </w:tblStylePr>
@@ -13089,15 +13089,15 @@
       <w:tblPr/>
       <w:tcPr>
         <w:tcBorders>
-          <w:top w:val="single" w:sz="4" w:space="0" w:color="81C9EA" w:themeColor="accent1" w:themeTint="67"/>
-          <w:left w:val="single" w:sz="4" w:space="0" w:color="81C9EA" w:themeColor="accent1" w:themeTint="67"/>
-          <w:bottom w:val="single" w:sz="4" w:space="0" w:color="81C9EA" w:themeColor="accent1" w:themeTint="67"/>
-          <w:right w:val="single" w:sz="4" w:space="0" w:color="81C9EA" w:themeColor="accent1" w:themeTint="67"/>
-        </w:tcBorders>
-      </w:tcPr>
-    </w:tblStylePr>
-  </w:style>
-  <w:style w:type="table" w:customStyle="1" w:styleId="Bordered-Accent2">
+          <w:top w:val="single" w:color="81C9EA" w:themeColor="accent1" w:themeTint="67" w:sz="4" w:space="0"/>
+          <w:left w:val="single" w:color="81C9EA" w:themeColor="accent1" w:themeTint="67" w:sz="4" w:space="0"/>
+          <w:bottom w:val="single" w:color="81C9EA" w:themeColor="accent1" w:themeTint="67" w:sz="4" w:space="0"/>
+          <w:right w:val="single" w:color="81C9EA" w:themeColor="accent1" w:themeTint="67" w:sz="4" w:space="0"/>
+        </w:tcBorders>
+      </w:tcPr>
+    </w:tblStylePr>
+  </w:style>
+  <w:style w:type="table" w:styleId="Bordered-Accent2" w:customStyle="1">
     <w:name w:val="Bordered - Accent 2"/>
     <w:basedOn w:val="TableNormal"/>
     <w:uiPriority w:val="99"/>
@@ -13108,12 +13108,12 @@
       <w:tblStyleRowBandSize w:val="1"/>
       <w:tblStyleColBandSize w:val="1"/>
       <w:tblBorders>
-        <w:top w:val="single" w:sz="4" w:space="0" w:color="F6C5AB" w:themeColor="accent2" w:themeTint="67"/>
-        <w:left w:val="single" w:sz="4" w:space="0" w:color="F6C5AB" w:themeColor="accent2" w:themeTint="67"/>
-        <w:bottom w:val="single" w:sz="4" w:space="0" w:color="F6C5AB" w:themeColor="accent2" w:themeTint="67"/>
-        <w:right w:val="single" w:sz="4" w:space="0" w:color="F6C5AB" w:themeColor="accent2" w:themeTint="67"/>
-        <w:insideH w:val="single" w:sz="4" w:space="0" w:color="F6C5AB" w:themeColor="accent2" w:themeTint="67"/>
-        <w:insideV w:val="single" w:sz="4" w:space="0" w:color="F6C5AB" w:themeColor="accent2" w:themeTint="67"/>
+        <w:top w:val="single" w:color="F6C5AB" w:themeColor="accent2" w:themeTint="67" w:sz="4" w:space="0"/>
+        <w:left w:val="single" w:color="F6C5AB" w:themeColor="accent2" w:themeTint="67" w:sz="4" w:space="0"/>
+        <w:bottom w:val="single" w:color="F6C5AB" w:themeColor="accent2" w:themeTint="67" w:sz="4" w:space="0"/>
+        <w:right w:val="single" w:color="F6C5AB" w:themeColor="accent2" w:themeTint="67" w:sz="4" w:space="0"/>
+        <w:insideH w:val="single" w:color="F6C5AB" w:themeColor="accent2" w:themeTint="67" w:sz="4" w:space="0"/>
+        <w:insideV w:val="single" w:color="F6C5AB" w:themeColor="accent2" w:themeTint="67" w:sz="4" w:space="0"/>
       </w:tblBorders>
     </w:tblPr>
     <w:tblStylePr w:type="firstRow">
@@ -13125,7 +13125,7 @@
       <w:tblPr/>
       <w:tcPr>
         <w:tcBorders>
-          <w:bottom w:val="single" w:sz="12" w:space="0" w:color="F2AA85" w:themeColor="accent2" w:themeTint="97"/>
+          <w:bottom w:val="single" w:color="F2AA85" w:themeColor="accent2" w:themeTint="97" w:sz="12" w:space="0"/>
         </w:tcBorders>
       </w:tcPr>
     </w:tblStylePr>
@@ -13138,7 +13138,7 @@
       <w:tblPr/>
       <w:tcPr>
         <w:tcBorders>
-          <w:top w:val="single" w:sz="12" w:space="0" w:color="F2AA85" w:themeColor="accent2" w:themeTint="97"/>
+          <w:top w:val="single" w:color="F2AA85" w:themeColor="accent2" w:themeTint="97" w:sz="12" w:space="0"/>
         </w:tcBorders>
       </w:tcPr>
     </w:tblStylePr>
@@ -13158,7 +13158,7 @@
       <w:tblPr/>
       <w:tcPr>
         <w:tcBorders>
-          <w:left w:val="single" w:sz="12" w:space="0" w:color="F2AA85" w:themeColor="accent2" w:themeTint="97"/>
+          <w:left w:val="single" w:color="F2AA85" w:themeColor="accent2" w:themeTint="97" w:sz="12" w:space="0"/>
         </w:tcBorders>
       </w:tcPr>
     </w:tblStylePr>
@@ -13171,15 +13171,15 @@
       <w:tblPr/>
       <w:tcPr>
         <w:tcBorders>
-          <w:top w:val="single" w:sz="4" w:space="0" w:color="F6C5AB" w:themeColor="accent2" w:themeTint="67"/>
-          <w:left w:val="single" w:sz="4" w:space="0" w:color="F6C5AB" w:themeColor="accent2" w:themeTint="67"/>
-          <w:bottom w:val="single" w:sz="4" w:space="0" w:color="F6C5AB" w:themeColor="accent2" w:themeTint="67"/>
-          <w:right w:val="single" w:sz="4" w:space="0" w:color="F6C5AB" w:themeColor="accent2" w:themeTint="67"/>
-        </w:tcBorders>
-      </w:tcPr>
-    </w:tblStylePr>
-  </w:style>
-  <w:style w:type="table" w:customStyle="1" w:styleId="Bordered-Accent3">
+          <w:top w:val="single" w:color="F6C5AB" w:themeColor="accent2" w:themeTint="67" w:sz="4" w:space="0"/>
+          <w:left w:val="single" w:color="F6C5AB" w:themeColor="accent2" w:themeTint="67" w:sz="4" w:space="0"/>
+          <w:bottom w:val="single" w:color="F6C5AB" w:themeColor="accent2" w:themeTint="67" w:sz="4" w:space="0"/>
+          <w:right w:val="single" w:color="F6C5AB" w:themeColor="accent2" w:themeTint="67" w:sz="4" w:space="0"/>
+        </w:tcBorders>
+      </w:tcPr>
+    </w:tblStylePr>
+  </w:style>
+  <w:style w:type="table" w:styleId="Bordered-Accent3" w:customStyle="1">
     <w:name w:val="Bordered - Accent 3"/>
     <w:basedOn w:val="TableNormal"/>
     <w:uiPriority w:val="99"/>
@@ -13190,12 +13190,12 @@
       <w:tblStyleRowBandSize w:val="1"/>
       <w:tblStyleColBandSize w:val="1"/>
       <w:tblBorders>
-        <w:top w:val="single" w:sz="4" w:space="0" w:color="83E28F" w:themeColor="accent3" w:themeTint="67"/>
-        <w:left w:val="single" w:sz="4" w:space="0" w:color="83E28F" w:themeColor="accent3" w:themeTint="67"/>
-        <w:bottom w:val="single" w:sz="4" w:space="0" w:color="83E28F" w:themeColor="accent3" w:themeTint="67"/>
-        <w:right w:val="single" w:sz="4" w:space="0" w:color="83E28F" w:themeColor="accent3" w:themeTint="67"/>
-        <w:insideH w:val="single" w:sz="4" w:space="0" w:color="83E28F" w:themeColor="accent3" w:themeTint="67"/>
-        <w:insideV w:val="single" w:sz="4" w:space="0" w:color="83E28F" w:themeColor="accent3" w:themeTint="67"/>
+        <w:top w:val="single" w:color="83E28F" w:themeColor="accent3" w:themeTint="67" w:sz="4" w:space="0"/>
+        <w:left w:val="single" w:color="83E28F" w:themeColor="accent3" w:themeTint="67" w:sz="4" w:space="0"/>
+        <w:bottom w:val="single" w:color="83E28F" w:themeColor="accent3" w:themeTint="67" w:sz="4" w:space="0"/>
+        <w:right w:val="single" w:color="83E28F" w:themeColor="accent3" w:themeTint="67" w:sz="4" w:space="0"/>
+        <w:insideH w:val="single" w:color="83E28F" w:themeColor="accent3" w:themeTint="67" w:sz="4" w:space="0"/>
+        <w:insideV w:val="single" w:color="83E28F" w:themeColor="accent3" w:themeTint="67" w:sz="4" w:space="0"/>
       </w:tblBorders>
     </w:tblPr>
     <w:tblStylePr w:type="firstRow">
@@ -13207,7 +13207,7 @@
       <w:tblPr/>
       <w:tcPr>
         <w:tcBorders>
-          <w:bottom w:val="single" w:sz="12" w:space="0" w:color="48D45B" w:themeColor="accent3" w:themeTint="98"/>
+          <w:bottom w:val="single" w:color="48D45B" w:themeColor="accent3" w:themeTint="98" w:sz="12" w:space="0"/>
         </w:tcBorders>
       </w:tcPr>
     </w:tblStylePr>
@@ -13220,7 +13220,7 @@
       <w:tblPr/>
       <w:tcPr>
         <w:tcBorders>
-          <w:top w:val="single" w:sz="12" w:space="0" w:color="48D45B" w:themeColor="accent3" w:themeTint="98"/>
+          <w:top w:val="single" w:color="48D45B" w:themeColor="accent3" w:themeTint="98" w:sz="12" w:space="0"/>
         </w:tcBorders>
       </w:tcPr>
     </w:tblStylePr>
@@ -13240,7 +13240,7 @@
       <w:tblPr/>
       <w:tcPr>
         <w:tcBorders>
-          <w:left w:val="single" w:sz="12" w:space="0" w:color="48D45B" w:themeColor="accent3" w:themeTint="98"/>
+          <w:left w:val="single" w:color="48D45B" w:themeColor="accent3" w:themeTint="98" w:sz="12" w:space="0"/>
         </w:tcBorders>
       </w:tcPr>
     </w:tblStylePr>
@@ -13253,15 +13253,15 @@
       <w:tblPr/>
       <w:tcPr>
         <w:tcBorders>
-          <w:top w:val="single" w:sz="4" w:space="0" w:color="83E28F" w:themeColor="accent3" w:themeTint="67"/>
-          <w:left w:val="single" w:sz="4" w:space="0" w:color="83E28F" w:themeColor="accent3" w:themeTint="67"/>
-          <w:bottom w:val="single" w:sz="4" w:space="0" w:color="83E28F" w:themeColor="accent3" w:themeTint="67"/>
-          <w:right w:val="single" w:sz="4" w:space="0" w:color="83E28F" w:themeColor="accent3" w:themeTint="67"/>
-        </w:tcBorders>
-      </w:tcPr>
-    </w:tblStylePr>
-  </w:style>
-  <w:style w:type="table" w:customStyle="1" w:styleId="Bordered-Accent4">
+          <w:top w:val="single" w:color="83E28F" w:themeColor="accent3" w:themeTint="67" w:sz="4" w:space="0"/>
+          <w:left w:val="single" w:color="83E28F" w:themeColor="accent3" w:themeTint="67" w:sz="4" w:space="0"/>
+          <w:bottom w:val="single" w:color="83E28F" w:themeColor="accent3" w:themeTint="67" w:sz="4" w:space="0"/>
+          <w:right w:val="single" w:color="83E28F" w:themeColor="accent3" w:themeTint="67" w:sz="4" w:space="0"/>
+        </w:tcBorders>
+      </w:tcPr>
+    </w:tblStylePr>
+  </w:style>
+  <w:style w:type="table" w:styleId="Bordered-Accent4" w:customStyle="1">
     <w:name w:val="Bordered - Accent 4"/>
     <w:basedOn w:val="TableNormal"/>
     <w:uiPriority w:val="99"/>
@@ -13272,12 +13272,12 @@
       <w:tblStyleRowBandSize w:val="1"/>
       <w:tblStyleColBandSize w:val="1"/>
       <w:tblBorders>
-        <w:top w:val="single" w:sz="4" w:space="0" w:color="94DBF7" w:themeColor="accent4" w:themeTint="67"/>
-        <w:left w:val="single" w:sz="4" w:space="0" w:color="94DBF7" w:themeColor="accent4" w:themeTint="67"/>
-        <w:bottom w:val="single" w:sz="4" w:space="0" w:color="94DBF7" w:themeColor="accent4" w:themeTint="67"/>
-        <w:right w:val="single" w:sz="4" w:space="0" w:color="94DBF7" w:themeColor="accent4" w:themeTint="67"/>
-        <w:insideH w:val="single" w:sz="4" w:space="0" w:color="94DBF7" w:themeColor="accent4" w:themeTint="67"/>
-        <w:insideV w:val="single" w:sz="4" w:space="0" w:color="94DBF7" w:themeColor="accent4" w:themeTint="67"/>
+        <w:top w:val="single" w:color="94DBF7" w:themeColor="accent4" w:themeTint="67" w:sz="4" w:space="0"/>
+        <w:left w:val="single" w:color="94DBF7" w:themeColor="accent4" w:themeTint="67" w:sz="4" w:space="0"/>
+        <w:bottom w:val="single" w:color="94DBF7" w:themeColor="accent4" w:themeTint="67" w:sz="4" w:space="0"/>
+        <w:right w:val="single" w:color="94DBF7" w:themeColor="accent4" w:themeTint="67" w:sz="4" w:space="0"/>
+        <w:insideH w:val="single" w:color="94DBF7" w:themeColor="accent4" w:themeTint="67" w:sz="4" w:space="0"/>
+        <w:insideV w:val="single" w:color="94DBF7" w:themeColor="accent4" w:themeTint="67" w:sz="4" w:space="0"/>
       </w:tblBorders>
     </w:tblPr>
     <w:tblStylePr w:type="firstRow">
@@ -13289,7 +13289,7 @@
       <w:tblPr/>
       <w:tcPr>
         <w:tcBorders>
-          <w:bottom w:val="single" w:sz="12" w:space="0" w:color="5FCAF3" w:themeColor="accent4" w:themeTint="9A"/>
+          <w:bottom w:val="single" w:color="5FCAF3" w:themeColor="accent4" w:themeTint="9A" w:sz="12" w:space="0"/>
         </w:tcBorders>
       </w:tcPr>
     </w:tblStylePr>
@@ -13302,7 +13302,7 @@
       <w:tblPr/>
       <w:tcPr>
         <w:tcBorders>
-          <w:top w:val="single" w:sz="12" w:space="0" w:color="5FCAF3" w:themeColor="accent4" w:themeTint="9A"/>
+          <w:top w:val="single" w:color="5FCAF3" w:themeColor="accent4" w:themeTint="9A" w:sz="12" w:space="0"/>
         </w:tcBorders>
       </w:tcPr>
     </w:tblStylePr>
@@ -13322,7 +13322,7 @@
       <w:tblPr/>
       <w:tcPr>
         <w:tcBorders>
-          <w:left w:val="single" w:sz="12" w:space="0" w:color="5FCAF3" w:themeColor="accent4" w:themeTint="9A"/>
+          <w:left w:val="single" w:color="5FCAF3" w:themeColor="accent4" w:themeTint="9A" w:sz="12" w:space="0"/>
         </w:tcBorders>
       </w:tcPr>
     </w:tblStylePr>
@@ -13335,15 +13335,15 @@
       <w:tblPr/>
       <w:tcPr>
         <w:tcBorders>
-          <w:top w:val="single" w:sz="4" w:space="0" w:color="94DBF7" w:themeColor="accent4" w:themeTint="67"/>
-          <w:left w:val="single" w:sz="4" w:space="0" w:color="94DBF7" w:themeColor="accent4" w:themeTint="67"/>
-          <w:bottom w:val="single" w:sz="4" w:space="0" w:color="94DBF7" w:themeColor="accent4" w:themeTint="67"/>
-          <w:right w:val="single" w:sz="4" w:space="0" w:color="94DBF7" w:themeColor="accent4" w:themeTint="67"/>
-        </w:tcBorders>
-      </w:tcPr>
-    </w:tblStylePr>
-  </w:style>
-  <w:style w:type="table" w:customStyle="1" w:styleId="Bordered-Accent5">
+          <w:top w:val="single" w:color="94DBF7" w:themeColor="accent4" w:themeTint="67" w:sz="4" w:space="0"/>
+          <w:left w:val="single" w:color="94DBF7" w:themeColor="accent4" w:themeTint="67" w:sz="4" w:space="0"/>
+          <w:bottom w:val="single" w:color="94DBF7" w:themeColor="accent4" w:themeTint="67" w:sz="4" w:space="0"/>
+          <w:right w:val="single" w:color="94DBF7" w:themeColor="accent4" w:themeTint="67" w:sz="4" w:space="0"/>
+        </w:tcBorders>
+      </w:tcPr>
+    </w:tblStylePr>
+  </w:style>
+  <w:style w:type="table" w:styleId="Bordered-Accent5" w:customStyle="1">
     <w:name w:val="Bordered - Accent 5"/>
     <w:basedOn w:val="TableNormal"/>
     <w:uiPriority w:val="99"/>
@@ -13354,12 +13354,12 @@
       <w:tblStyleRowBandSize w:val="1"/>
       <w:tblStyleColBandSize w:val="1"/>
       <w:tblBorders>
-        <w:top w:val="single" w:sz="4" w:space="0" w:color="E49DDC" w:themeColor="accent5" w:themeTint="67"/>
-        <w:left w:val="single" w:sz="4" w:space="0" w:color="E49DDC" w:themeColor="accent5" w:themeTint="67"/>
-        <w:bottom w:val="single" w:sz="4" w:space="0" w:color="E49DDC" w:themeColor="accent5" w:themeTint="67"/>
-        <w:right w:val="single" w:sz="4" w:space="0" w:color="E49DDC" w:themeColor="accent5" w:themeTint="67"/>
-        <w:insideH w:val="single" w:sz="4" w:space="0" w:color="E49DDC" w:themeColor="accent5" w:themeTint="67"/>
-        <w:insideV w:val="single" w:sz="4" w:space="0" w:color="E49DDC" w:themeColor="accent5" w:themeTint="67"/>
+        <w:top w:val="single" w:color="E49DDC" w:themeColor="accent5" w:themeTint="67" w:sz="4" w:space="0"/>
+        <w:left w:val="single" w:color="E49DDC" w:themeColor="accent5" w:themeTint="67" w:sz="4" w:space="0"/>
+        <w:bottom w:val="single" w:color="E49DDC" w:themeColor="accent5" w:themeTint="67" w:sz="4" w:space="0"/>
+        <w:right w:val="single" w:color="E49DDC" w:themeColor="accent5" w:themeTint="67" w:sz="4" w:space="0"/>
+        <w:insideH w:val="single" w:color="E49DDC" w:themeColor="accent5" w:themeTint="67" w:sz="4" w:space="0"/>
+        <w:insideV w:val="single" w:color="E49DDC" w:themeColor="accent5" w:themeTint="67" w:sz="4" w:space="0"/>
       </w:tblBorders>
     </w:tblPr>
     <w:tblStylePr w:type="firstRow">
@@ -13371,7 +13371,7 @@
       <w:tblPr/>
       <w:tcPr>
         <w:tcBorders>
-          <w:bottom w:val="single" w:sz="12" w:space="0" w:color="D76CCB" w:themeColor="accent5" w:themeTint="9A"/>
+          <w:bottom w:val="single" w:color="D76CCB" w:themeColor="accent5" w:themeTint="9A" w:sz="12" w:space="0"/>
         </w:tcBorders>
       </w:tcPr>
     </w:tblStylePr>
@@ -13384,7 +13384,7 @@
       <w:tblPr/>
       <w:tcPr>
         <w:tcBorders>
-          <w:top w:val="single" w:sz="12" w:space="0" w:color="D76CCB" w:themeColor="accent5" w:themeTint="9A"/>
+          <w:top w:val="single" w:color="D76CCB" w:themeColor="accent5" w:themeTint="9A" w:sz="12" w:space="0"/>
         </w:tcBorders>
       </w:tcPr>
     </w:tblStylePr>
@@ -13404,7 +13404,7 @@
       <w:tblPr/>
       <w:tcPr>
         <w:tcBorders>
-          <w:left w:val="single" w:sz="12" w:space="0" w:color="D76CCB" w:themeColor="accent5" w:themeTint="9A"/>
+          <w:left w:val="single" w:color="D76CCB" w:themeColor="accent5" w:themeTint="9A" w:sz="12" w:space="0"/>
         </w:tcBorders>
       </w:tcPr>
     </w:tblStylePr>
@@ -13417,15 +13417,15 @@
       <w:tblPr/>
       <w:tcPr>
         <w:tcBorders>
-          <w:top w:val="single" w:sz="4" w:space="0" w:color="E49DDC" w:themeColor="accent5" w:themeTint="67"/>
-          <w:left w:val="single" w:sz="4" w:space="0" w:color="E49DDC" w:themeColor="accent5" w:themeTint="67"/>
-          <w:bottom w:val="single" w:sz="4" w:space="0" w:color="E49DDC" w:themeColor="accent5" w:themeTint="67"/>
-          <w:right w:val="single" w:sz="4" w:space="0" w:color="E49DDC" w:themeColor="accent5" w:themeTint="67"/>
-        </w:tcBorders>
-      </w:tcPr>
-    </w:tblStylePr>
-  </w:style>
-  <w:style w:type="table" w:customStyle="1" w:styleId="Bordered-Accent6">
+          <w:top w:val="single" w:color="E49DDC" w:themeColor="accent5" w:themeTint="67" w:sz="4" w:space="0"/>
+          <w:left w:val="single" w:color="E49DDC" w:themeColor="accent5" w:themeTint="67" w:sz="4" w:space="0"/>
+          <w:bottom w:val="single" w:color="E49DDC" w:themeColor="accent5" w:themeTint="67" w:sz="4" w:space="0"/>
+          <w:right w:val="single" w:color="E49DDC" w:themeColor="accent5" w:themeTint="67" w:sz="4" w:space="0"/>
+        </w:tcBorders>
+      </w:tcPr>
+    </w:tblStylePr>
+  </w:style>
+  <w:style w:type="table" w:styleId="Bordered-Accent6" w:customStyle="1">
     <w:name w:val="Bordered - Accent 6"/>
     <w:basedOn w:val="TableNormal"/>
     <w:uiPriority w:val="99"/>
@@ -13436,12 +13436,12 @@
       <w:tblStyleRowBandSize w:val="1"/>
       <w:tblStyleColBandSize w:val="1"/>
       <w:tblBorders>
-        <w:top w:val="single" w:sz="4" w:space="0" w:color="B2E5A0" w:themeColor="accent6" w:themeTint="67"/>
-        <w:left w:val="single" w:sz="4" w:space="0" w:color="B2E5A0" w:themeColor="accent6" w:themeTint="67"/>
-        <w:bottom w:val="single" w:sz="4" w:space="0" w:color="B2E5A0" w:themeColor="accent6" w:themeTint="67"/>
-        <w:right w:val="single" w:sz="4" w:space="0" w:color="B2E5A0" w:themeColor="accent6" w:themeTint="67"/>
-        <w:insideH w:val="single" w:sz="4" w:space="0" w:color="B2E5A0" w:themeColor="accent6" w:themeTint="67"/>
-        <w:insideV w:val="single" w:sz="4" w:space="0" w:color="B2E5A0" w:themeColor="accent6" w:themeTint="67"/>
+        <w:top w:val="single" w:color="B2E5A0" w:themeColor="accent6" w:themeTint="67" w:sz="4" w:space="0"/>
+        <w:left w:val="single" w:color="B2E5A0" w:themeColor="accent6" w:themeTint="67" w:sz="4" w:space="0"/>
+        <w:bottom w:val="single" w:color="B2E5A0" w:themeColor="accent6" w:themeTint="67" w:sz="4" w:space="0"/>
+        <w:right w:val="single" w:color="B2E5A0" w:themeColor="accent6" w:themeTint="67" w:sz="4" w:space="0"/>
+        <w:insideH w:val="single" w:color="B2E5A0" w:themeColor="accent6" w:themeTint="67" w:sz="4" w:space="0"/>
+        <w:insideV w:val="single" w:color="B2E5A0" w:themeColor="accent6" w:themeTint="67" w:sz="4" w:space="0"/>
       </w:tblBorders>
     </w:tblPr>
     <w:tblStylePr w:type="firstRow">
@@ -13453,7 +13453,7 @@
       <w:tblPr/>
       <w:tcPr>
         <w:tcBorders>
-          <w:bottom w:val="single" w:sz="12" w:space="0" w:color="8ED873" w:themeColor="accent6" w:themeTint="98"/>
+          <w:bottom w:val="single" w:color="8ED873" w:themeColor="accent6" w:themeTint="98" w:sz="12" w:space="0"/>
         </w:tcBorders>
       </w:tcPr>
     </w:tblStylePr>
@@ -13466,7 +13466,7 @@
       <w:tblPr/>
       <w:tcPr>
         <w:tcBorders>
-          <w:top w:val="single" w:sz="12" w:space="0" w:color="8ED873" w:themeColor="accent6" w:themeTint="98"/>
+          <w:top w:val="single" w:color="8ED873" w:themeColor="accent6" w:themeTint="98" w:sz="12" w:space="0"/>
         </w:tcBorders>
       </w:tcPr>
     </w:tblStylePr>
@@ -13486,7 +13486,7 @@
       <w:tblPr/>
       <w:tcPr>
         <w:tcBorders>
-          <w:left w:val="single" w:sz="12" w:space="0" w:color="8ED873" w:themeColor="accent6" w:themeTint="98"/>
+          <w:left w:val="single" w:color="8ED873" w:themeColor="accent6" w:themeTint="98" w:sz="12" w:space="0"/>
         </w:tcBorders>
       </w:tcPr>
     </w:tblStylePr>
@@ -13499,10 +13499,10 @@
       <w:tblPr/>
       <w:tcPr>
         <w:tcBorders>
-          <w:top w:val="single" w:sz="4" w:space="0" w:color="B2E5A0" w:themeColor="accent6" w:themeTint="67"/>
-          <w:left w:val="single" w:sz="4" w:space="0" w:color="B2E5A0" w:themeColor="accent6" w:themeTint="67"/>
-          <w:bottom w:val="single" w:sz="4" w:space="0" w:color="B2E5A0" w:themeColor="accent6" w:themeTint="67"/>
-          <w:right w:val="single" w:sz="4" w:space="0" w:color="B2E5A0" w:themeColor="accent6" w:themeTint="67"/>
+          <w:top w:val="single" w:color="B2E5A0" w:themeColor="accent6" w:themeTint="67" w:sz="4" w:space="0"/>
+          <w:left w:val="single" w:color="B2E5A0" w:themeColor="accent6" w:themeTint="67" w:sz="4" w:space="0"/>
+          <w:bottom w:val="single" w:color="B2E5A0" w:themeColor="accent6" w:themeTint="67" w:sz="4" w:space="0"/>
+          <w:right w:val="single" w:color="B2E5A0" w:themeColor="accent6" w:themeTint="67" w:sz="4" w:space="0"/>
         </w:tcBorders>
       </w:tcPr>
     </w:tblStylePr>
@@ -13594,7 +13594,7 @@
       <w:spacing w:after="0" w:line="240" w:lineRule="auto"/>
     </w:pPr>
   </w:style>
-  <w:style w:type="character" w:customStyle="1" w:styleId="HeaderChar">
+  <w:style w:type="character" w:styleId="HeaderChar" w:customStyle="1">
     <w:name w:val="Header Char"/>
     <w:basedOn w:val="DefaultParagraphFont"/>
     <w:link w:val="Header"/>
@@ -13614,7 +13614,7 @@
       <w:spacing w:after="0" w:line="240" w:lineRule="auto"/>
     </w:pPr>
   </w:style>
-  <w:style w:type="character" w:customStyle="1" w:styleId="FooterChar">
+  <w:style w:type="character" w:styleId="FooterChar" w:customStyle="1">
     <w:name w:val="Footer Char"/>
     <w:basedOn w:val="DefaultParagraphFont"/>
     <w:link w:val="Footer"/>
@@ -13653,7 +13653,7 @@
       <w:szCs w:val="20"/>
     </w:rPr>
   </w:style>
-  <w:style w:type="character" w:customStyle="1" w:styleId="FootnoteTextChar">
+  <w:style w:type="character" w:styleId="FootnoteTextChar" w:customStyle="1">
     <w:name w:val="Footnote Text Char"/>
     <w:basedOn w:val="DefaultParagraphFont"/>
     <w:link w:val="FootnoteText"/>
@@ -13689,7 +13689,7 @@
       <w:szCs w:val="20"/>
     </w:rPr>
   </w:style>
-  <w:style w:type="character" w:customStyle="1" w:styleId="EndnoteTextChar">
+  <w:style w:type="character" w:styleId="EndnoteTextChar" w:customStyle="1">
     <w:name w:val="Endnote Text Char"/>
     <w:basedOn w:val="DefaultParagraphFont"/>
     <w:link w:val="EndnoteText"/>
@@ -13746,31 +13746,31 @@
       <w:spacing w:after="0"/>
     </w:pPr>
   </w:style>
-  <w:style w:type="character" w:customStyle="1" w:styleId="Heading1Char">
+  <w:style w:type="character" w:styleId="Heading1Char" w:customStyle="1">
     <w:name w:val="Heading 1 Char"/>
     <w:basedOn w:val="DefaultParagraphFont"/>
     <w:link w:val="Heading1"/>
     <w:uiPriority w:val="9"/>
     <w:rPr>
-      <w:rFonts w:asciiTheme="majorHAnsi" w:eastAsiaTheme="majorEastAsia" w:hAnsiTheme="majorHAnsi" w:cstheme="majorBidi"/>
+      <w:rFonts w:asciiTheme="majorHAnsi" w:hAnsiTheme="majorHAnsi" w:eastAsiaTheme="majorEastAsia" w:cstheme="majorBidi"/>
       <w:color w:val="0F4761" w:themeColor="accent1" w:themeShade="BF"/>
       <w:sz w:val="40"/>
       <w:szCs w:val="40"/>
     </w:rPr>
   </w:style>
-  <w:style w:type="character" w:customStyle="1" w:styleId="Heading2Char">
+  <w:style w:type="character" w:styleId="Heading2Char" w:customStyle="1">
     <w:name w:val="Heading 2 Char"/>
     <w:basedOn w:val="DefaultParagraphFont"/>
     <w:link w:val="Heading2"/>
     <w:uiPriority w:val="9"/>
     <w:rPr>
-      <w:rFonts w:asciiTheme="majorHAnsi" w:eastAsiaTheme="majorEastAsia" w:hAnsiTheme="majorHAnsi" w:cstheme="majorBidi"/>
+      <w:rFonts w:asciiTheme="majorHAnsi" w:hAnsiTheme="majorHAnsi" w:eastAsiaTheme="majorEastAsia" w:cstheme="majorBidi"/>
       <w:color w:val="0F4761" w:themeColor="accent1" w:themeShade="BF"/>
       <w:sz w:val="32"/>
       <w:szCs w:val="32"/>
     </w:rPr>
   </w:style>
-  <w:style w:type="character" w:customStyle="1" w:styleId="Heading3Char">
+  <w:style w:type="character" w:styleId="Heading3Char" w:customStyle="1">
     <w:name w:val="Heading 3 Char"/>
     <w:basedOn w:val="DefaultParagraphFont"/>
     <w:link w:val="Heading3"/>
@@ -13782,7 +13782,7 @@
       <w:szCs w:val="28"/>
     </w:rPr>
   </w:style>
-  <w:style w:type="character" w:customStyle="1" w:styleId="Heading4Char">
+  <w:style w:type="character" w:styleId="Heading4Char" w:customStyle="1">
     <w:name w:val="Heading 4 Char"/>
     <w:basedOn w:val="DefaultParagraphFont"/>
     <w:link w:val="Heading4"/>
@@ -13794,7 +13794,7 @@
       <w:color w:val="0F4761" w:themeColor="accent1" w:themeShade="BF"/>
     </w:rPr>
   </w:style>
-  <w:style w:type="character" w:customStyle="1" w:styleId="Heading5Char">
+  <w:style w:type="character" w:styleId="Heading5Char" w:customStyle="1">
     <w:name w:val="Heading 5 Char"/>
     <w:basedOn w:val="DefaultParagraphFont"/>
     <w:link w:val="Heading5"/>
@@ -13804,7 +13804,7 @@
       <w:color w:val="0F4761" w:themeColor="accent1" w:themeShade="BF"/>
     </w:rPr>
   </w:style>
-  <w:style w:type="character" w:customStyle="1" w:styleId="Heading6Char">
+  <w:style w:type="character" w:styleId="Heading6Char" w:customStyle="1">
     <w:name w:val="Heading 6 Char"/>
     <w:basedOn w:val="DefaultParagraphFont"/>
     <w:link w:val="Heading6"/>
@@ -13816,7 +13816,7 @@
       <w:color w:val="595959" w:themeColor="text1" w:themeTint="A6"/>
     </w:rPr>
   </w:style>
-  <w:style w:type="character" w:customStyle="1" w:styleId="Heading7Char">
+  <w:style w:type="character" w:styleId="Heading7Char" w:customStyle="1">
     <w:name w:val="Heading 7 Char"/>
     <w:basedOn w:val="DefaultParagraphFont"/>
     <w:link w:val="Heading7"/>
@@ -13826,7 +13826,7 @@
       <w:color w:val="595959" w:themeColor="text1" w:themeTint="A6"/>
     </w:rPr>
   </w:style>
-  <w:style w:type="character" w:customStyle="1" w:styleId="Heading8Char">
+  <w:style w:type="character" w:styleId="Heading8Char" w:customStyle="1">
     <w:name w:val="Heading 8 Char"/>
     <w:basedOn w:val="DefaultParagraphFont"/>
     <w:link w:val="Heading8"/>
@@ -13838,7 +13838,7 @@
       <w:color w:val="272727" w:themeColor="text1" w:themeTint="D8"/>
     </w:rPr>
   </w:style>
-  <w:style w:type="character" w:customStyle="1" w:styleId="Heading9Char">
+  <w:style w:type="character" w:styleId="Heading9Char" w:customStyle="1">
     <w:name w:val="Heading 9 Char"/>
     <w:basedOn w:val="DefaultParagraphFont"/>
     <w:link w:val="Heading9"/>
@@ -13848,13 +13848,13 @@
       <w:color w:val="272727" w:themeColor="text1" w:themeTint="D8"/>
     </w:rPr>
   </w:style>
-  <w:style w:type="character" w:customStyle="1" w:styleId="TitleChar">
+  <w:style w:type="character" w:styleId="TitleChar" w:customStyle="1">
     <w:name w:val="Title Char"/>
     <w:basedOn w:val="DefaultParagraphFont"/>
     <w:link w:val="Title"/>
     <w:uiPriority w:val="10"/>
     <w:rPr>
-      <w:rFonts w:asciiTheme="majorHAnsi" w:eastAsiaTheme="majorEastAsia" w:hAnsiTheme="majorHAnsi" w:cstheme="majorBidi"/>
+      <w:rFonts w:asciiTheme="majorHAnsi" w:hAnsiTheme="majorHAnsi" w:eastAsiaTheme="majorEastAsia" w:cstheme="majorBidi"/>
       <w:spacing w:val="-10"/>
       <w:sz w:val="56"/>
       <w:szCs w:val="56"/>
@@ -13872,13 +13872,13 @@
       <w:contextualSpacing/>
     </w:pPr>
     <w:rPr>
-      <w:rFonts w:asciiTheme="majorHAnsi" w:eastAsiaTheme="majorEastAsia" w:hAnsiTheme="majorHAnsi" w:cstheme="majorBidi"/>
+      <w:rFonts w:asciiTheme="majorHAnsi" w:hAnsiTheme="majorHAnsi" w:eastAsiaTheme="majorEastAsia" w:cstheme="majorBidi"/>
       <w:spacing w:val="-10"/>
       <w:sz w:val="56"/>
       <w:szCs w:val="56"/>
     </w:rPr>
   </w:style>
-  <w:style w:type="character" w:customStyle="1" w:styleId="SubtitleChar">
+  <w:style w:type="character" w:styleId="SubtitleChar" w:customStyle="1">
     <w:name w:val="Subtitle Char"/>
     <w:basedOn w:val="DefaultParagraphFont"/>
     <w:link w:val="Subtitle"/>
@@ -13922,7 +13922,7 @@
       <w:color w:val="0F4761" w:themeColor="accent1" w:themeShade="BF"/>
     </w:rPr>
   </w:style>
-  <w:style w:type="character" w:customStyle="1" w:styleId="QuoteChar">
+  <w:style w:type="character" w:styleId="QuoteChar" w:customStyle="1">
     <w:name w:val="Quote Char"/>
     <w:basedOn w:val="DefaultParagraphFont"/>
     <w:link w:val="Quote"/>
@@ -13950,7 +13950,7 @@
       <w:color w:val="404040" w:themeColor="text1" w:themeTint="BF"/>
     </w:rPr>
   </w:style>
-  <w:style w:type="character" w:customStyle="1" w:styleId="IntenseQuoteChar">
+  <w:style w:type="character" w:styleId="IntenseQuoteChar" w:customStyle="1">
     <w:name w:val="Intense Quote Char"/>
     <w:basedOn w:val="DefaultParagraphFont"/>
     <w:link w:val="IntenseQuote"/>
@@ -13970,8 +13970,8 @@
     <w:qFormat/>
     <w:pPr>
       <w:pBdr>
-        <w:top w:val="single" w:sz="4" w:space="10" w:color="0F4761" w:themeColor="accent1" w:themeShade="BF"/>
-        <w:bottom w:val="single" w:sz="4" w:space="10" w:color="0F4761" w:themeColor="accent1" w:themeShade="BF"/>
+        <w:top w:val="single" w:color="0F4761" w:themeColor="accent1" w:themeShade="BF" w:sz="4" w:space="10"/>
+        <w:bottom w:val="single" w:color="0F4761" w:themeColor="accent1" w:themeShade="BF" w:sz="4" w:space="10"/>
       </w:pBdr>
       <w:spacing w:before="360" w:after="360"/>
       <w:ind w:left="864" w:right="864"/>
@@ -13996,7 +13996,7 @@
       <w:spacing w:val="5"/>
     </w:rPr>
   </w:style>
-  <w:style w:type="paragraph" w:customStyle="1" w:styleId="a">
+  <w:style w:type="paragraph" w:styleId="a" w:customStyle="1">
     <w:name w:val="רגיל"/>
     <w:basedOn w:val="Normal"/>
     <w:uiPriority w:val="1"/>
@@ -14004,7 +14004,7 @@
       <w:spacing w:line="264" w:lineRule="auto"/>
     </w:pPr>
     <w:rPr>
-      <w:rFonts w:ascii="Tahoma" w:eastAsia="Times New Roman" w:hAnsi="Tahoma" w:cs="Times New Roman"/>
+      <w:rFonts w:ascii="Tahoma" w:hAnsi="Tahoma" w:eastAsia="Times New Roman" w:cs="Times New Roman"/>
       <w:color w:val="000000" w:themeColor="text1"/>
       <w:sz w:val="16"/>
       <w:szCs w:val="16"/>
@@ -14020,12 +14020,12 @@
     </w:pPr>
     <w:tblPr>
       <w:tblBorders>
-        <w:top w:val="single" w:sz="4" w:space="0" w:color="000000" w:themeColor="text1"/>
-        <w:left w:val="single" w:sz="4" w:space="0" w:color="000000" w:themeColor="text1"/>
-        <w:bottom w:val="single" w:sz="4" w:space="0" w:color="000000" w:themeColor="text1"/>
-        <w:right w:val="single" w:sz="4" w:space="0" w:color="000000" w:themeColor="text1"/>
-        <w:insideH w:val="single" w:sz="4" w:space="0" w:color="000000" w:themeColor="text1"/>
-        <w:insideV w:val="single" w:sz="4" w:space="0" w:color="000000" w:themeColor="text1"/>
+        <w:top w:val="single" w:color="000000" w:themeColor="text1" w:sz="4" w:space="0"/>
+        <w:left w:val="single" w:color="000000" w:themeColor="text1" w:sz="4" w:space="0"/>
+        <w:bottom w:val="single" w:color="000000" w:themeColor="text1" w:sz="4" w:space="0"/>
+        <w:right w:val="single" w:color="000000" w:themeColor="text1" w:sz="4" w:space="0"/>
+        <w:insideH w:val="single" w:color="000000" w:themeColor="text1" w:sz="4" w:space="0"/>
+        <w:insideV w:val="single" w:color="000000" w:themeColor="text1" w:sz="4" w:space="0"/>
       </w:tblBorders>
     </w:tblPr>
   </w:style>

--- a/invoice/revoinvoiceservice.docx
+++ b/invoice/revoinvoiceservice.docx
@@ -933,10 +933,13 @@
         <w:tblLook w:val="06A0" w:firstRow="1" w:lastRow="0" w:firstColumn="1" w:lastColumn="0" w:noHBand="1" w:noVBand="1"/>
       </w:tblPr>
       <w:tblGrid>
-        <w:gridCol w:w="833"/>
-        <w:gridCol w:w="4675"/>
-        <w:gridCol w:w="2430"/>
-        <w:gridCol w:w="3397"/>
+        <w:gridCol w:w="365760"/>
+        <w:gridCol w:w="1600200"/>
+        <w:gridCol w:w="1417320"/>
+        <w:gridCol w:w="502920"/>
+        <w:gridCol w:w="777240"/>
+        <w:gridCol w:w="1097280"/>
+        <w:gridCol w:w="1417320"/>
       </w:tblGrid>
       <w:tr>
         <w:trPr>
@@ -944,54 +947,80 @@
         </w:trPr>
         <w:tc>
           <w:tcPr>
-            <w:tcW w:w="833" w:type="dxa"/>
+            <w:tcW w:w="576" w:type="dxa"/>
+            <w:vAlign w:val="center"/>
+            <w:tcMar>
+              <w:top w:w="35" w:type="dxa"/>
+              <w:start w:w="45" w:type="dxa"/>
+              <w:bottom w:w="35" w:type="dxa"/>
+              <w:end w:w="45" w:type="dxa"/>
+            </w:tcMar>
           </w:tcPr>
           <w:p>
             <w:pPr>
-              <w:pStyle w:val="a"/>
-              <w:rPr>
-                <w:rFonts w:ascii="Calibri" w:hAnsi="Calibri" w:eastAsia="Calibri" w:cs="Calibri"/>
-                <w:b/>
-                <w:bCs/>
-                <w:sz w:val="22"/>
-                <w:szCs w:val="22"/>
-              </w:rPr>
+              <w:spacing w:before="0" w:after="0"/>
+              <w:jc w:val="center"/>
             </w:pPr>
+            <w:r/>
             <w:r>
               <w:rPr>
-                <w:rFonts w:ascii="Calibri" w:hAnsi="Calibri" w:eastAsia="Calibri" w:cs="Calibri"/>
+                <w:rFonts w:ascii="Calibri" w:hAnsi="Calibri"/>
                 <w:b/>
-                <w:bCs/>
-                <w:sz w:val="22"/>
-                <w:szCs w:val="22"/>
+                <w:sz w:val="16"/>
               </w:rPr>
-              <w:t>SNO</w:t>
+              <w:t>S.NO</w:t>
             </w:r>
           </w:p>
         </w:tc>
         <w:tc>
           <w:tcPr>
-            <w:tcW w:w="4675" w:type="dxa"/>
+            <w:tcW w:w="2520" w:type="dxa"/>
+            <w:vAlign w:val="center"/>
+            <w:tcMar>
+              <w:top w:w="35" w:type="dxa"/>
+              <w:start w:w="45" w:type="dxa"/>
+              <w:bottom w:w="35" w:type="dxa"/>
+              <w:end w:w="45" w:type="dxa"/>
+            </w:tcMar>
           </w:tcPr>
           <w:p>
             <w:pPr>
-              <w:pStyle w:val="a"/>
+              <w:spacing w:before="0" w:after="0"/>
               <w:jc w:val="center"/>
-              <w:rPr>
-                <w:rFonts w:ascii="Calibri" w:hAnsi="Calibri" w:eastAsia="Calibri" w:cs="Calibri"/>
-                <w:b/>
-                <w:bCs/>
-                <w:sz w:val="22"/>
-                <w:szCs w:val="22"/>
-              </w:rPr>
             </w:pPr>
+            <w:r/>
             <w:r>
               <w:rPr>
-                <w:rFonts w:ascii="Calibri" w:hAnsi="Calibri" w:eastAsia="Calibri" w:cs="Calibri"/>
+                <w:rFonts w:ascii="Calibri" w:hAnsi="Calibri"/>
                 <w:b/>
-                <w:bCs/>
-                <w:sz w:val="22"/>
-                <w:szCs w:val="22"/>
+                <w:sz w:val="16"/>
+              </w:rPr>
+              <w:t>PRODUCT NAME</w:t>
+            </w:r>
+          </w:p>
+        </w:tc>
+        <w:tc>
+          <w:tcPr>
+            <w:tcW w:w="2232" w:type="dxa"/>
+            <w:vAlign w:val="center"/>
+            <w:tcMar>
+              <w:top w:w="35" w:type="dxa"/>
+              <w:start w:w="45" w:type="dxa"/>
+              <w:bottom w:w="35" w:type="dxa"/>
+              <w:end w:w="45" w:type="dxa"/>
+            </w:tcMar>
+          </w:tcPr>
+          <w:p>
+            <w:pPr>
+              <w:spacing w:before="0" w:after="0"/>
+              <w:jc w:val="center"/>
+            </w:pPr>
+            <w:r/>
+            <w:r>
+              <w:rPr>
+                <w:rFonts w:ascii="Calibri" w:hAnsi="Calibri"/>
+                <w:b/>
+                <w:sz w:val="16"/>
               </w:rPr>
               <w:t>DESCRIPTION</w:t>
             </w:r>
@@ -999,26 +1028,80 @@
         </w:tc>
         <w:tc>
           <w:tcPr>
-            <w:tcW w:w="2430" w:type="dxa"/>
+            <w:tcW w:w="792" w:type="dxa"/>
+            <w:vAlign w:val="center"/>
+            <w:tcMar>
+              <w:top w:w="35" w:type="dxa"/>
+              <w:start w:w="45" w:type="dxa"/>
+              <w:bottom w:w="35" w:type="dxa"/>
+              <w:end w:w="45" w:type="dxa"/>
+            </w:tcMar>
           </w:tcPr>
           <w:p>
             <w:pPr>
-              <w:pStyle w:val="a"/>
-              <w:rPr>
-                <w:rFonts w:ascii="Calibri" w:hAnsi="Calibri" w:eastAsia="Calibri" w:cs="Calibri"/>
-                <w:b/>
-                <w:bCs/>
-                <w:sz w:val="22"/>
-                <w:szCs w:val="22"/>
-              </w:rPr>
+              <w:spacing w:before="0" w:after="0"/>
+              <w:jc w:val="center"/>
             </w:pPr>
+            <w:r/>
             <w:r>
               <w:rPr>
-                <w:rFonts w:ascii="Calibri" w:hAnsi="Calibri" w:eastAsia="Calibri" w:cs="Calibri"/>
+                <w:rFonts w:ascii="Calibri" w:hAnsi="Calibri"/>
                 <w:b/>
-                <w:bCs/>
-                <w:sz w:val="22"/>
-                <w:szCs w:val="22"/>
+                <w:sz w:val="16"/>
+              </w:rPr>
+              <w:t>QTY</w:t>
+            </w:r>
+          </w:p>
+        </w:tc>
+        <w:tc>
+          <w:tcPr>
+            <w:tcW w:type="dxa" w:w="1224"/>
+            <w:vAlign w:val="center"/>
+            <w:tcMar>
+              <w:top w:w="35" w:type="dxa"/>
+              <w:start w:w="45" w:type="dxa"/>
+              <w:bottom w:w="35" w:type="dxa"/>
+              <w:end w:w="45" w:type="dxa"/>
+            </w:tcMar>
+          </w:tcPr>
+          <w:p>
+            <w:pPr>
+              <w:spacing w:before="0" w:after="0"/>
+              <w:jc w:val="center"/>
+            </w:pPr>
+            <w:r/>
+            <w:r>
+              <w:rPr>
+                <w:rFonts w:ascii="Calibri" w:hAnsi="Calibri"/>
+                <w:b/>
+                <w:sz w:val="16"/>
+              </w:rPr>
+              <w:t>HSN CODE</w:t>
+            </w:r>
+          </w:p>
+        </w:tc>
+        <w:tc>
+          <w:tcPr>
+            <w:tcW w:type="dxa" w:w="1728"/>
+            <w:vAlign w:val="center"/>
+            <w:tcMar>
+              <w:top w:w="35" w:type="dxa"/>
+              <w:start w:w="45" w:type="dxa"/>
+              <w:bottom w:w="35" w:type="dxa"/>
+              <w:end w:w="45" w:type="dxa"/>
+            </w:tcMar>
+          </w:tcPr>
+          <w:p>
+            <w:pPr>
+              <w:spacing w:before="0" w:after="0"/>
+              <w:jc w:val="center"/>
+            </w:pPr>
+            <w:r/>
+            <w:r>
+              <w:rPr>
+                <w:rFonts w:ascii="Calibri" w:hAnsi="Calibri"/>
+                <w:b/>
+                <w:sz w:val="16"/>
               </w:rPr>
               <w:t>UNIT PRICE</w:t>
             </w:r>
@@ -1026,28 +1109,28 @@
         </w:tc>
         <w:tc>
           <w:tcPr>
-            <w:tcW w:w="3397" w:type="dxa"/>
+            <w:tcW w:type="dxa" w:w="2232"/>
+            <w:vAlign w:val="center"/>
+            <w:tcMar>
+              <w:top w:w="35" w:type="dxa"/>
+              <w:start w:w="45" w:type="dxa"/>
+              <w:bottom w:w="35" w:type="dxa"/>
+              <w:end w:w="45" w:type="dxa"/>
+            </w:tcMar>
           </w:tcPr>
           <w:p>
             <w:pPr>
-              <w:pStyle w:val="a"/>
-              <w:rPr>
-                <w:rFonts w:ascii="Calibri" w:hAnsi="Calibri" w:eastAsia="Calibri" w:cs="Calibri"/>
-                <w:b/>
-                <w:bCs/>
-                <w:sz w:val="22"/>
-                <w:szCs w:val="22"/>
-              </w:rPr>
+              <w:spacing w:before="0" w:after="0"/>
+              <w:jc w:val="center"/>
             </w:pPr>
+            <w:r/>
             <w:r>
               <w:rPr>
-                <w:rFonts w:ascii="Calibri" w:hAnsi="Calibri" w:eastAsia="Calibri" w:cs="Calibri"/>
+                <w:rFonts w:ascii="Calibri" w:hAnsi="Calibri"/>
                 <w:b/>
-                <w:bCs/>
-                <w:sz w:val="22"/>
-                <w:szCs w:val="22"/>
+                <w:sz w:val="16"/>
               </w:rPr>
-              <w:t>TOTAL  AMOUNT</w:t>
+              <w:t>TOTAL AMOUNT</w:t>
             </w:r>
           </w:p>
         </w:tc>
@@ -1058,22 +1141,26 @@
         </w:trPr>
         <w:tc>
           <w:tcPr>
-            <w:tcW w:w="833" w:type="dxa"/>
+            <w:tcW w:w="576" w:type="dxa"/>
+            <w:vAlign w:val="center"/>
+            <w:tcMar>
+              <w:top w:w="35" w:type="dxa"/>
+              <w:start w:w="45" w:type="dxa"/>
+              <w:bottom w:w="35" w:type="dxa"/>
+              <w:end w:w="45" w:type="dxa"/>
+            </w:tcMar>
           </w:tcPr>
           <w:p>
             <w:pPr>
-              <w:pStyle w:val="a"/>
-              <w:rPr>
-                <w:rFonts w:ascii="Calibri" w:hAnsi="Calibri" w:eastAsia="Calibri" w:cs="Calibri"/>
-                <w:sz w:val="22"/>
-                <w:szCs w:val="22"/>
-              </w:rPr>
+              <w:spacing w:before="0" w:after="0"/>
+              <w:jc w:val="center"/>
             </w:pPr>
+            <w:r/>
             <w:r>
               <w:rPr>
-                <w:rFonts w:ascii="Calibri" w:hAnsi="Calibri" w:eastAsia="Calibri" w:cs="Calibri"/>
-                <w:sz w:val="22"/>
-                <w:szCs w:val="22"/>
+                <w:rFonts w:ascii="Calibri" w:hAnsi="Calibri"/>
+                <w:b w:val="0"/>
+                <w:sz w:val="17"/>
               </w:rPr>
               <w:t>{#invoicedata}{#items}{id}</w:t>
             </w:r>
@@ -1081,45 +1168,134 @@
         </w:tc>
         <w:tc>
           <w:tcPr>
-            <w:tcW w:w="4675" w:type="dxa"/>
+            <w:tcW w:w="2520" w:type="dxa"/>
+            <w:vAlign w:val="center"/>
+            <w:tcMar>
+              <w:top w:w="35" w:type="dxa"/>
+              <w:start w:w="45" w:type="dxa"/>
+              <w:bottom w:w="35" w:type="dxa"/>
+              <w:end w:w="45" w:type="dxa"/>
+            </w:tcMar>
           </w:tcPr>
           <w:p>
             <w:pPr>
-              <w:pStyle w:val="a"/>
-              <w:rPr>
-                <w:rFonts w:ascii="Calibri" w:hAnsi="Calibri" w:eastAsia="Calibri" w:cs="Calibri"/>
-                <w:sz w:val="22"/>
-                <w:szCs w:val="22"/>
-              </w:rPr>
+              <w:spacing w:before="0" w:after="0"/>
+              <w:jc w:val="left"/>
             </w:pPr>
+            <w:r/>
             <w:r>
               <w:rPr>
-                <w:rFonts w:ascii="Calibri" w:hAnsi="Calibri" w:eastAsia="Calibri" w:cs="Calibri"/>
-                <w:sz w:val="22"/>
-                <w:szCs w:val="22"/>
+                <w:rFonts w:ascii="Calibri" w:hAnsi="Calibri"/>
+                <w:b w:val="0"/>
+                <w:sz w:val="17"/>
               </w:rPr>
-              <w:t xml:space="preserve">                                      {name}</w:t>
+              <w:t>{productname}</w:t>
             </w:r>
           </w:p>
         </w:tc>
         <w:tc>
           <w:tcPr>
-            <w:tcW w:w="2430" w:type="dxa"/>
+            <w:tcW w:w="2232" w:type="dxa"/>
+            <w:vAlign w:val="center"/>
+            <w:tcMar>
+              <w:top w:w="35" w:type="dxa"/>
+              <w:start w:w="45" w:type="dxa"/>
+              <w:bottom w:w="35" w:type="dxa"/>
+              <w:end w:w="45" w:type="dxa"/>
+            </w:tcMar>
           </w:tcPr>
           <w:p>
             <w:pPr>
-              <w:pStyle w:val="a"/>
-              <w:rPr>
-                <w:rFonts w:ascii="Calibri" w:hAnsi="Calibri" w:eastAsia="Calibri" w:cs="Calibri"/>
-                <w:sz w:val="22"/>
-                <w:szCs w:val="22"/>
-              </w:rPr>
+              <w:spacing w:before="0" w:after="0"/>
+              <w:jc w:val="left"/>
             </w:pPr>
+            <w:r/>
             <w:r>
               <w:rPr>
-                <w:rFonts w:ascii="Calibri" w:hAnsi="Calibri" w:eastAsia="Calibri" w:cs="Calibri"/>
-                <w:sz w:val="22"/>
-                <w:szCs w:val="22"/>
+                <w:rFonts w:ascii="Calibri" w:hAnsi="Calibri"/>
+                <w:b w:val="0"/>
+                <w:sz w:val="17"/>
+              </w:rPr>
+              <w:t>{description}</w:t>
+            </w:r>
+          </w:p>
+        </w:tc>
+        <w:tc>
+          <w:tcPr>
+            <w:tcW w:w="792" w:type="dxa"/>
+            <w:vAlign w:val="center"/>
+            <w:tcMar>
+              <w:top w:w="35" w:type="dxa"/>
+              <w:start w:w="45" w:type="dxa"/>
+              <w:bottom w:w="35" w:type="dxa"/>
+              <w:end w:w="45" w:type="dxa"/>
+            </w:tcMar>
+          </w:tcPr>
+          <w:p>
+            <w:pPr>
+              <w:spacing w:before="0" w:after="0"/>
+              <w:jc w:val="center"/>
+            </w:pPr>
+            <w:r/>
+            <w:r>
+              <w:rPr>
+                <w:rFonts w:ascii="Calibri" w:hAnsi="Calibri"/>
+                <w:b w:val="0"/>
+                <w:sz w:val="17"/>
+              </w:rPr>
+              <w:t>{quantity}</w:t>
+            </w:r>
+          </w:p>
+        </w:tc>
+        <w:tc>
+          <w:tcPr>
+            <w:tcW w:type="dxa" w:w="1224"/>
+            <w:vAlign w:val="center"/>
+            <w:tcMar>
+              <w:top w:w="35" w:type="dxa"/>
+              <w:start w:w="45" w:type="dxa"/>
+              <w:bottom w:w="35" w:type="dxa"/>
+              <w:end w:w="45" w:type="dxa"/>
+            </w:tcMar>
+          </w:tcPr>
+          <w:p>
+            <w:pPr>
+              <w:spacing w:before="0" w:after="0"/>
+              <w:jc w:val="center"/>
+            </w:pPr>
+            <w:r/>
+            <w:r>
+              <w:rPr>
+                <w:rFonts w:ascii="Calibri" w:hAnsi="Calibri"/>
+                <w:b w:val="0"/>
+                <w:sz w:val="17"/>
+              </w:rPr>
+              <w:t>{hsncode}</w:t>
+            </w:r>
+          </w:p>
+        </w:tc>
+        <w:tc>
+          <w:tcPr>
+            <w:tcW w:type="dxa" w:w="1728"/>
+            <w:vAlign w:val="center"/>
+            <w:tcMar>
+              <w:top w:w="35" w:type="dxa"/>
+              <w:start w:w="45" w:type="dxa"/>
+              <w:bottom w:w="35" w:type="dxa"/>
+              <w:end w:w="45" w:type="dxa"/>
+            </w:tcMar>
+          </w:tcPr>
+          <w:p>
+            <w:pPr>
+              <w:spacing w:before="0" w:after="0"/>
+              <w:jc w:val="center"/>
+            </w:pPr>
+            <w:r/>
+            <w:r>
+              <w:rPr>
+                <w:rFonts w:ascii="Calibri" w:hAnsi="Calibri"/>
+                <w:b w:val="0"/>
+                <w:sz w:val="17"/>
               </w:rPr>
               <w:t>{price}</w:t>
             </w:r>
@@ -1127,42 +1303,28 @@
         </w:tc>
         <w:tc>
           <w:tcPr>
-            <w:tcW w:w="3397" w:type="dxa"/>
+            <w:tcW w:type="dxa" w:w="2232"/>
+            <w:vAlign w:val="center"/>
+            <w:tcMar>
+              <w:top w:w="35" w:type="dxa"/>
+              <w:start w:w="45" w:type="dxa"/>
+              <w:bottom w:w="35" w:type="dxa"/>
+              <w:end w:w="45" w:type="dxa"/>
+            </w:tcMar>
           </w:tcPr>
           <w:p>
             <w:pPr>
-              <w:pStyle w:val="a"/>
-              <w:rPr>
-                <w:rFonts w:ascii="Calibri" w:hAnsi="Calibri" w:eastAsia="Calibri" w:cs="Calibri"/>
-                <w:sz w:val="22"/>
-                <w:szCs w:val="22"/>
-              </w:rPr>
+              <w:spacing w:before="0" w:after="0"/>
+              <w:jc w:val="center"/>
             </w:pPr>
+            <w:r/>
             <w:r>
               <w:rPr>
-                <w:rFonts w:ascii="Calibri" w:hAnsi="Calibri" w:eastAsia="Calibri" w:cs="Calibri"/>
-                <w:sz w:val="22"/>
-                <w:szCs w:val="22"/>
+                <w:rFonts w:ascii="Calibri" w:hAnsi="Calibri"/>
+                <w:b w:val="0"/>
+                <w:sz w:val="17"/>
               </w:rPr>
-              <w:t>{</w:t>
-            </w:r>
-            <w:proofErr w:type="spellStart"/>
-            <w:r>
-              <w:rPr>
-                <w:rFonts w:ascii="Calibri" w:hAnsi="Calibri" w:eastAsia="Calibri" w:cs="Calibri"/>
-                <w:sz w:val="22"/>
-                <w:szCs w:val="22"/>
-              </w:rPr>
-              <w:t>totalamount</w:t>
-            </w:r>
-            <w:proofErr w:type="spellEnd"/>
-            <w:r>
-              <w:rPr>
-                <w:rFonts w:ascii="Calibri" w:hAnsi="Calibri" w:eastAsia="Calibri" w:cs="Calibri"/>
-                <w:sz w:val="22"/>
-                <w:szCs w:val="22"/>
-              </w:rPr>
-              <w:t>}{/}{/}</w:t>
+              <w:t>{totalamount}{/}{/}</w:t>
             </w:r>
           </w:p>
         </w:tc>
@@ -1173,62 +1335,184 @@
         </w:trPr>
         <w:tc>
           <w:tcPr>
-            <w:tcW w:w="833" w:type="dxa"/>
+            <w:tcW w:w="576" w:type="dxa"/>
+            <w:vAlign w:val="center"/>
+            <w:tcMar>
+              <w:top w:w="35" w:type="dxa"/>
+              <w:start w:w="45" w:type="dxa"/>
+              <w:bottom w:w="35" w:type="dxa"/>
+              <w:end w:w="45" w:type="dxa"/>
+            </w:tcMar>
           </w:tcPr>
           <w:p>
             <w:pPr>
-              <w:pStyle w:val="a"/>
+              <w:spacing w:before="0" w:after="0"/>
+              <w:jc w:val="center"/>
+            </w:pPr>
+            <w:r/>
+            <w:r>
               <w:rPr>
-                <w:rFonts w:ascii="Calibri" w:hAnsi="Calibri" w:eastAsia="Calibri" w:cs="Calibri"/>
-                <w:sz w:val="22"/>
-                <w:szCs w:val="22"/>
+                <w:rFonts w:ascii="Calibri" w:hAnsi="Calibri"/>
+                <w:b w:val="0"/>
+                <w:sz w:val="17"/>
               </w:rPr>
-            </w:pPr>
+            </w:r>
           </w:p>
         </w:tc>
         <w:tc>
           <w:tcPr>
-            <w:tcW w:w="4675" w:type="dxa"/>
+            <w:tcW w:w="2520" w:type="dxa"/>
+            <w:vAlign w:val="center"/>
+            <w:tcMar>
+              <w:top w:w="35" w:type="dxa"/>
+              <w:start w:w="45" w:type="dxa"/>
+              <w:bottom w:w="35" w:type="dxa"/>
+              <w:end w:w="45" w:type="dxa"/>
+            </w:tcMar>
           </w:tcPr>
           <w:p>
             <w:pPr>
-              <w:pStyle w:val="a"/>
+              <w:spacing w:before="0" w:after="0"/>
+              <w:jc w:val="center"/>
+            </w:pPr>
+            <w:r/>
+            <w:r>
               <w:rPr>
-                <w:rFonts w:ascii="Calibri" w:hAnsi="Calibri" w:eastAsia="Calibri" w:cs="Calibri"/>
-                <w:sz w:val="22"/>
-                <w:szCs w:val="22"/>
+                <w:rFonts w:ascii="Calibri" w:hAnsi="Calibri"/>
+                <w:b w:val="0"/>
+                <w:sz w:val="17"/>
               </w:rPr>
-            </w:pPr>
+            </w:r>
           </w:p>
         </w:tc>
         <w:tc>
           <w:tcPr>
-            <w:tcW w:w="2430" w:type="dxa"/>
+            <w:tcW w:w="2232" w:type="dxa"/>
+            <w:vAlign w:val="center"/>
+            <w:tcMar>
+              <w:top w:w="35" w:type="dxa"/>
+              <w:start w:w="45" w:type="dxa"/>
+              <w:bottom w:w="35" w:type="dxa"/>
+              <w:end w:w="45" w:type="dxa"/>
+            </w:tcMar>
           </w:tcPr>
           <w:p>
             <w:pPr>
-              <w:pStyle w:val="a"/>
+              <w:spacing w:before="0" w:after="0"/>
+              <w:jc w:val="center"/>
+            </w:pPr>
+            <w:r/>
+            <w:r>
               <w:rPr>
-                <w:rFonts w:ascii="Calibri" w:hAnsi="Calibri" w:eastAsia="Calibri" w:cs="Calibri"/>
-                <w:sz w:val="22"/>
-                <w:szCs w:val="22"/>
+                <w:rFonts w:ascii="Calibri" w:hAnsi="Calibri"/>
+                <w:b w:val="0"/>
+                <w:sz w:val="17"/>
               </w:rPr>
-            </w:pPr>
+            </w:r>
           </w:p>
         </w:tc>
         <w:tc>
           <w:tcPr>
-            <w:tcW w:w="3397" w:type="dxa"/>
+            <w:tcW w:w="792" w:type="dxa"/>
+            <w:vAlign w:val="center"/>
+            <w:tcMar>
+              <w:top w:w="35" w:type="dxa"/>
+              <w:start w:w="45" w:type="dxa"/>
+              <w:bottom w:w="35" w:type="dxa"/>
+              <w:end w:w="45" w:type="dxa"/>
+            </w:tcMar>
           </w:tcPr>
           <w:p>
             <w:pPr>
-              <w:pStyle w:val="a"/>
+              <w:spacing w:before="0" w:after="0"/>
+              <w:jc w:val="center"/>
+            </w:pPr>
+            <w:r/>
+            <w:r>
               <w:rPr>
-                <w:rFonts w:ascii="Calibri" w:hAnsi="Calibri" w:eastAsia="Calibri" w:cs="Calibri"/>
-                <w:sz w:val="22"/>
-                <w:szCs w:val="22"/>
+                <w:rFonts w:ascii="Calibri" w:hAnsi="Calibri"/>
+                <w:b w:val="0"/>
+                <w:sz w:val="17"/>
               </w:rPr>
+            </w:r>
+          </w:p>
+        </w:tc>
+        <w:tc>
+          <w:tcPr>
+            <w:tcW w:type="dxa" w:w="1224"/>
+            <w:vAlign w:val="center"/>
+            <w:tcMar>
+              <w:top w:w="35" w:type="dxa"/>
+              <w:start w:w="45" w:type="dxa"/>
+              <w:bottom w:w="35" w:type="dxa"/>
+              <w:end w:w="45" w:type="dxa"/>
+            </w:tcMar>
+          </w:tcPr>
+          <w:p>
+            <w:pPr>
+              <w:spacing w:before="0" w:after="0"/>
+              <w:jc w:val="center"/>
             </w:pPr>
+            <w:r/>
+            <w:r>
+              <w:rPr>
+                <w:rFonts w:ascii="Calibri" w:hAnsi="Calibri"/>
+                <w:b w:val="0"/>
+                <w:sz w:val="17"/>
+              </w:rPr>
+            </w:r>
+          </w:p>
+        </w:tc>
+        <w:tc>
+          <w:tcPr>
+            <w:tcW w:type="dxa" w:w="1728"/>
+            <w:vAlign w:val="center"/>
+            <w:tcMar>
+              <w:top w:w="35" w:type="dxa"/>
+              <w:start w:w="45" w:type="dxa"/>
+              <w:bottom w:w="35" w:type="dxa"/>
+              <w:end w:w="45" w:type="dxa"/>
+            </w:tcMar>
+          </w:tcPr>
+          <w:p>
+            <w:pPr>
+              <w:spacing w:before="0" w:after="0"/>
+              <w:jc w:val="center"/>
+            </w:pPr>
+            <w:r/>
+            <w:r>
+              <w:rPr>
+                <w:rFonts w:ascii="Calibri" w:hAnsi="Calibri"/>
+                <w:b w:val="0"/>
+                <w:sz w:val="17"/>
+              </w:rPr>
+            </w:r>
+          </w:p>
+        </w:tc>
+        <w:tc>
+          <w:tcPr>
+            <w:tcW w:type="dxa" w:w="2232"/>
+            <w:vAlign w:val="center"/>
+            <w:tcMar>
+              <w:top w:w="35" w:type="dxa"/>
+              <w:start w:w="45" w:type="dxa"/>
+              <w:bottom w:w="35" w:type="dxa"/>
+              <w:end w:w="45" w:type="dxa"/>
+            </w:tcMar>
+          </w:tcPr>
+          <w:p>
+            <w:pPr>
+              <w:spacing w:before="0" w:after="0"/>
+              <w:jc w:val="center"/>
+            </w:pPr>
+            <w:r/>
+            <w:r>
+              <w:rPr>
+                <w:rFonts w:ascii="Calibri" w:hAnsi="Calibri"/>
+                <w:b w:val="0"/>
+                <w:sz w:val="17"/>
+              </w:rPr>
+            </w:r>
           </w:p>
         </w:tc>
       </w:tr>
@@ -1261,13 +1545,11 @@
       </w:pPr>
       <w:r>
         <w:rPr>
-          <w:rFonts w:ascii="Calibri" w:hAnsi="Calibri" w:eastAsia="Calibri" w:cs="Calibri"/>
+          <w:rFonts w:ascii="Calibri" w:hAnsi="Calibri"/>
           <w:b/>
-          <w:bCs/>
           <w:sz w:val="22"/>
-          <w:szCs w:val="22"/>
         </w:rPr>
-        <w:t>Tax%: {#invoicedata}{tax}{/}</w:t>
+        <w:t>Tax: {#invoicedata}{taxlabel}{/}</w:t>
       </w:r>
     </w:p>
     <w:p>
@@ -1369,10 +1651,11 @@
         <w:tblLook w:val="06A0" w:firstRow="1" w:lastRow="0" w:firstColumn="1" w:lastColumn="0" w:noHBand="1" w:noVBand="1"/>
       </w:tblPr>
       <w:tblGrid>
-        <w:gridCol w:w="844"/>
-        <w:gridCol w:w="4664"/>
-        <w:gridCol w:w="2430"/>
-        <w:gridCol w:w="3397"/>
+        <w:gridCol w:w="411480"/>
+        <w:gridCol w:w="2377440"/>
+        <w:gridCol w:w="1097280"/>
+        <w:gridCol w:w="1417320"/>
+        <w:gridCol w:w="1874519"/>
       </w:tblGrid>
       <w:tr>
         <w:trPr>
@@ -1380,54 +1663,53 @@
         </w:trPr>
         <w:tc>
           <w:tcPr>
-            <w:tcW w:w="844" w:type="dxa"/>
+            <w:tcW w:w="648" w:type="dxa"/>
+            <w:vAlign w:val="center"/>
+            <w:tcMar>
+              <w:top w:w="35" w:type="dxa"/>
+              <w:start w:w="45" w:type="dxa"/>
+              <w:bottom w:w="35" w:type="dxa"/>
+              <w:end w:w="45" w:type="dxa"/>
+            </w:tcMar>
           </w:tcPr>
           <w:p>
             <w:pPr>
-              <w:pStyle w:val="a"/>
-              <w:rPr>
-                <w:rFonts w:ascii="Calibri" w:hAnsi="Calibri" w:eastAsia="Calibri" w:cs="Calibri"/>
-                <w:b/>
-                <w:bCs/>
-                <w:sz w:val="22"/>
-                <w:szCs w:val="22"/>
-              </w:rPr>
+              <w:spacing w:before="0" w:after="0"/>
+              <w:jc w:val="center"/>
             </w:pPr>
+            <w:r/>
             <w:r>
               <w:rPr>
-                <w:rFonts w:ascii="Calibri" w:hAnsi="Calibri" w:eastAsia="Calibri" w:cs="Calibri"/>
+                <w:rFonts w:ascii="Calibri" w:hAnsi="Calibri"/>
                 <w:b/>
-                <w:bCs/>
-                <w:sz w:val="22"/>
-                <w:szCs w:val="22"/>
+                <w:sz w:val="18"/>
               </w:rPr>
-              <w:t>SNO</w:t>
+              <w:t>S.NO</w:t>
             </w:r>
           </w:p>
         </w:tc>
         <w:tc>
           <w:tcPr>
-            <w:tcW w:w="4664" w:type="dxa"/>
+            <w:tcW w:w="3744" w:type="dxa"/>
+            <w:vAlign w:val="center"/>
+            <w:tcMar>
+              <w:top w:w="35" w:type="dxa"/>
+              <w:start w:w="45" w:type="dxa"/>
+              <w:bottom w:w="35" w:type="dxa"/>
+              <w:end w:w="45" w:type="dxa"/>
+            </w:tcMar>
           </w:tcPr>
           <w:p>
             <w:pPr>
-              <w:pStyle w:val="a"/>
+              <w:spacing w:before="0" w:after="0"/>
               <w:jc w:val="center"/>
-              <w:rPr>
-                <w:rFonts w:ascii="Calibri" w:hAnsi="Calibri" w:eastAsia="Calibri" w:cs="Calibri"/>
-                <w:b/>
-                <w:bCs/>
-                <w:sz w:val="22"/>
-                <w:szCs w:val="22"/>
-              </w:rPr>
             </w:pPr>
+            <w:r/>
             <w:r>
               <w:rPr>
-                <w:rFonts w:ascii="Calibri" w:hAnsi="Calibri" w:eastAsia="Calibri" w:cs="Calibri"/>
+                <w:rFonts w:ascii="Calibri" w:hAnsi="Calibri"/>
                 <w:b/>
-                <w:bCs/>
-                <w:sz w:val="22"/>
-                <w:szCs w:val="22"/>
+                <w:sz w:val="18"/>
               </w:rPr>
               <w:t>DESCRIPTION</w:t>
             </w:r>
@@ -1435,26 +1717,53 @@
         </w:tc>
         <w:tc>
           <w:tcPr>
-            <w:tcW w:w="2430" w:type="dxa"/>
+            <w:tcW w:w="1728" w:type="dxa"/>
+            <w:vAlign w:val="center"/>
+            <w:tcMar>
+              <w:top w:w="35" w:type="dxa"/>
+              <w:start w:w="45" w:type="dxa"/>
+              <w:bottom w:w="35" w:type="dxa"/>
+              <w:end w:w="45" w:type="dxa"/>
+            </w:tcMar>
           </w:tcPr>
           <w:p>
             <w:pPr>
-              <w:pStyle w:val="a"/>
-              <w:rPr>
-                <w:rFonts w:ascii="Calibri" w:hAnsi="Calibri" w:eastAsia="Calibri" w:cs="Calibri"/>
-                <w:b/>
-                <w:bCs/>
-                <w:sz w:val="22"/>
-                <w:szCs w:val="22"/>
-              </w:rPr>
+              <w:spacing w:before="0" w:after="0"/>
+              <w:jc w:val="center"/>
             </w:pPr>
+            <w:r/>
             <w:r>
               <w:rPr>
-                <w:rFonts w:ascii="Calibri" w:hAnsi="Calibri" w:eastAsia="Calibri" w:cs="Calibri"/>
+                <w:rFonts w:ascii="Calibri" w:hAnsi="Calibri"/>
                 <w:b/>
-                <w:bCs/>
-                <w:sz w:val="22"/>
-                <w:szCs w:val="22"/>
+                <w:sz w:val="18"/>
+              </w:rPr>
+              <w:t>SAC CODE</w:t>
+            </w:r>
+          </w:p>
+        </w:tc>
+        <w:tc>
+          <w:tcPr>
+            <w:tcW w:w="2232" w:type="dxa"/>
+            <w:vAlign w:val="center"/>
+            <w:tcMar>
+              <w:top w:w="35" w:type="dxa"/>
+              <w:start w:w="45" w:type="dxa"/>
+              <w:bottom w:w="35" w:type="dxa"/>
+              <w:end w:w="45" w:type="dxa"/>
+            </w:tcMar>
+          </w:tcPr>
+          <w:p>
+            <w:pPr>
+              <w:spacing w:before="0" w:after="0"/>
+              <w:jc w:val="center"/>
+            </w:pPr>
+            <w:r/>
+            <w:r>
+              <w:rPr>
+                <w:rFonts w:ascii="Calibri" w:hAnsi="Calibri"/>
+                <w:b/>
+                <w:sz w:val="18"/>
               </w:rPr>
               <w:t>UNIT PRICE</w:t>
             </w:r>
@@ -1462,28 +1771,28 @@
         </w:tc>
         <w:tc>
           <w:tcPr>
-            <w:tcW w:w="3397" w:type="dxa"/>
+            <w:tcW w:type="dxa" w:w="2952"/>
+            <w:vAlign w:val="center"/>
+            <w:tcMar>
+              <w:top w:w="35" w:type="dxa"/>
+              <w:start w:w="45" w:type="dxa"/>
+              <w:bottom w:w="35" w:type="dxa"/>
+              <w:end w:w="45" w:type="dxa"/>
+            </w:tcMar>
           </w:tcPr>
           <w:p>
             <w:pPr>
-              <w:pStyle w:val="a"/>
-              <w:rPr>
-                <w:rFonts w:ascii="Calibri" w:hAnsi="Calibri" w:eastAsia="Calibri" w:cs="Calibri"/>
-                <w:b/>
-                <w:bCs/>
-                <w:sz w:val="22"/>
-                <w:szCs w:val="22"/>
-              </w:rPr>
+              <w:spacing w:before="0" w:after="0"/>
+              <w:jc w:val="center"/>
             </w:pPr>
+            <w:r/>
             <w:r>
               <w:rPr>
-                <w:rFonts w:ascii="Calibri" w:hAnsi="Calibri" w:eastAsia="Calibri" w:cs="Calibri"/>
+                <w:rFonts w:ascii="Calibri" w:hAnsi="Calibri"/>
                 <w:b/>
-                <w:bCs/>
-                <w:sz w:val="22"/>
-                <w:szCs w:val="22"/>
+                <w:sz w:val="18"/>
               </w:rPr>
-              <w:t>TOTAL  AMOUNT</w:t>
+              <w:t>TOTAL AMOUNT</w:t>
             </w:r>
           </w:p>
         </w:tc>
@@ -1494,22 +1803,26 @@
         </w:trPr>
         <w:tc>
           <w:tcPr>
-            <w:tcW w:w="844" w:type="dxa"/>
+            <w:tcW w:w="648" w:type="dxa"/>
+            <w:vAlign w:val="center"/>
+            <w:tcMar>
+              <w:top w:w="35" w:type="dxa"/>
+              <w:start w:w="45" w:type="dxa"/>
+              <w:bottom w:w="35" w:type="dxa"/>
+              <w:end w:w="45" w:type="dxa"/>
+            </w:tcMar>
           </w:tcPr>
           <w:p>
             <w:pPr>
-              <w:pStyle w:val="a"/>
-              <w:rPr>
-                <w:rFonts w:ascii="Calibri" w:hAnsi="Calibri" w:eastAsia="Calibri" w:cs="Calibri"/>
-                <w:sz w:val="22"/>
-                <w:szCs w:val="22"/>
-              </w:rPr>
+              <w:spacing w:before="0" w:after="0"/>
+              <w:jc w:val="center"/>
             </w:pPr>
+            <w:r/>
             <w:r>
               <w:rPr>
-                <w:rFonts w:ascii="Calibri" w:hAnsi="Calibri" w:eastAsia="Calibri" w:cs="Calibri"/>
-                <w:sz w:val="22"/>
-                <w:szCs w:val="22"/>
+                <w:rFonts w:ascii="Calibri" w:hAnsi="Calibri"/>
+                <w:b w:val="0"/>
+                <w:sz w:val="18"/>
               </w:rPr>
               <w:t>{#servicedata}{#items}{id}</w:t>
             </w:r>
@@ -1517,45 +1830,80 @@
         </w:tc>
         <w:tc>
           <w:tcPr>
-            <w:tcW w:w="4664" w:type="dxa"/>
+            <w:tcW w:w="3744" w:type="dxa"/>
+            <w:vAlign w:val="center"/>
+            <w:tcMar>
+              <w:top w:w="35" w:type="dxa"/>
+              <w:start w:w="45" w:type="dxa"/>
+              <w:bottom w:w="35" w:type="dxa"/>
+              <w:end w:w="45" w:type="dxa"/>
+            </w:tcMar>
           </w:tcPr>
           <w:p>
             <w:pPr>
-              <w:pStyle w:val="a"/>
-              <w:rPr>
-                <w:rFonts w:ascii="Calibri" w:hAnsi="Calibri" w:eastAsia="Calibri" w:cs="Calibri"/>
-                <w:sz w:val="22"/>
-                <w:szCs w:val="22"/>
-              </w:rPr>
+              <w:spacing w:before="0" w:after="0"/>
+              <w:jc w:val="left"/>
             </w:pPr>
+            <w:r/>
             <w:r>
               <w:rPr>
-                <w:rFonts w:ascii="Calibri" w:hAnsi="Calibri" w:eastAsia="Calibri" w:cs="Calibri"/>
-                <w:sz w:val="22"/>
-                <w:szCs w:val="22"/>
+                <w:rFonts w:ascii="Calibri" w:hAnsi="Calibri"/>
+                <w:b w:val="0"/>
+                <w:sz w:val="18"/>
               </w:rPr>
-              <w:t xml:space="preserve">                                    {name}</w:t>
+              <w:t>{description}</w:t>
             </w:r>
           </w:p>
         </w:tc>
         <w:tc>
           <w:tcPr>
-            <w:tcW w:w="2430" w:type="dxa"/>
+            <w:tcW w:w="1728" w:type="dxa"/>
+            <w:vAlign w:val="center"/>
+            <w:tcMar>
+              <w:top w:w="35" w:type="dxa"/>
+              <w:start w:w="45" w:type="dxa"/>
+              <w:bottom w:w="35" w:type="dxa"/>
+              <w:end w:w="45" w:type="dxa"/>
+            </w:tcMar>
           </w:tcPr>
           <w:p>
             <w:pPr>
-              <w:pStyle w:val="a"/>
-              <w:rPr>
-                <w:rFonts w:ascii="Calibri" w:hAnsi="Calibri" w:eastAsia="Calibri" w:cs="Calibri"/>
-                <w:sz w:val="22"/>
-                <w:szCs w:val="22"/>
-              </w:rPr>
+              <w:spacing w:before="0" w:after="0"/>
+              <w:jc w:val="center"/>
             </w:pPr>
+            <w:r/>
             <w:r>
               <w:rPr>
-                <w:rFonts w:ascii="Calibri" w:hAnsi="Calibri" w:eastAsia="Calibri" w:cs="Calibri"/>
-                <w:sz w:val="22"/>
-                <w:szCs w:val="22"/>
+                <w:rFonts w:ascii="Calibri" w:hAnsi="Calibri"/>
+                <w:b w:val="0"/>
+                <w:sz w:val="18"/>
+              </w:rPr>
+              <w:t>{saccode}</w:t>
+            </w:r>
+          </w:p>
+        </w:tc>
+        <w:tc>
+          <w:tcPr>
+            <w:tcW w:w="2232" w:type="dxa"/>
+            <w:vAlign w:val="center"/>
+            <w:tcMar>
+              <w:top w:w="35" w:type="dxa"/>
+              <w:start w:w="45" w:type="dxa"/>
+              <w:bottom w:w="35" w:type="dxa"/>
+              <w:end w:w="45" w:type="dxa"/>
+            </w:tcMar>
+          </w:tcPr>
+          <w:p>
+            <w:pPr>
+              <w:spacing w:before="0" w:after="0"/>
+              <w:jc w:val="center"/>
+            </w:pPr>
+            <w:r/>
+            <w:r>
+              <w:rPr>
+                <w:rFonts w:ascii="Calibri" w:hAnsi="Calibri"/>
+                <w:b w:val="0"/>
+                <w:sz w:val="18"/>
               </w:rPr>
               <w:t>{price}</w:t>
             </w:r>
@@ -1563,42 +1911,28 @@
         </w:tc>
         <w:tc>
           <w:tcPr>
-            <w:tcW w:w="3397" w:type="dxa"/>
+            <w:tcW w:type="dxa" w:w="2952"/>
+            <w:vAlign w:val="center"/>
+            <w:tcMar>
+              <w:top w:w="35" w:type="dxa"/>
+              <w:start w:w="45" w:type="dxa"/>
+              <w:bottom w:w="35" w:type="dxa"/>
+              <w:end w:w="45" w:type="dxa"/>
+            </w:tcMar>
           </w:tcPr>
           <w:p>
             <w:pPr>
-              <w:pStyle w:val="a"/>
-              <w:rPr>
-                <w:rFonts w:ascii="Calibri" w:hAnsi="Calibri" w:eastAsia="Calibri" w:cs="Calibri"/>
-                <w:sz w:val="22"/>
-                <w:szCs w:val="22"/>
-              </w:rPr>
+              <w:spacing w:before="0" w:after="0"/>
+              <w:jc w:val="center"/>
             </w:pPr>
+            <w:r/>
             <w:r>
               <w:rPr>
-                <w:rFonts w:ascii="Calibri" w:hAnsi="Calibri" w:eastAsia="Calibri" w:cs="Calibri"/>
-                <w:sz w:val="22"/>
-                <w:szCs w:val="22"/>
+                <w:rFonts w:ascii="Calibri" w:hAnsi="Calibri"/>
+                <w:b w:val="0"/>
+                <w:sz w:val="18"/>
               </w:rPr>
-              <w:t>{</w:t>
-            </w:r>
-            <w:proofErr w:type="spellStart"/>
-            <w:r>
-              <w:rPr>
-                <w:rFonts w:ascii="Calibri" w:hAnsi="Calibri" w:eastAsia="Calibri" w:cs="Calibri"/>
-                <w:sz w:val="22"/>
-                <w:szCs w:val="22"/>
-              </w:rPr>
-              <w:t>totalamount</w:t>
-            </w:r>
-            <w:proofErr w:type="spellEnd"/>
-            <w:r>
-              <w:rPr>
-                <w:rFonts w:ascii="Calibri" w:hAnsi="Calibri" w:eastAsia="Calibri" w:cs="Calibri"/>
-                <w:sz w:val="22"/>
-                <w:szCs w:val="22"/>
-              </w:rPr>
-              <w:t>}{/}{/}</w:t>
+              <w:t>{totalamount}{/}{/}</w:t>
             </w:r>
           </w:p>
         </w:tc>
@@ -1609,62 +1943,132 @@
         </w:trPr>
         <w:tc>
           <w:tcPr>
-            <w:tcW w:w="844" w:type="dxa"/>
+            <w:tcW w:w="648" w:type="dxa"/>
+            <w:vAlign w:val="center"/>
+            <w:tcMar>
+              <w:top w:w="35" w:type="dxa"/>
+              <w:start w:w="45" w:type="dxa"/>
+              <w:bottom w:w="35" w:type="dxa"/>
+              <w:end w:w="45" w:type="dxa"/>
+            </w:tcMar>
           </w:tcPr>
           <w:p>
             <w:pPr>
-              <w:pStyle w:val="a"/>
+              <w:spacing w:before="0" w:after="0"/>
+              <w:jc w:val="center"/>
+            </w:pPr>
+            <w:r/>
+            <w:r>
               <w:rPr>
-                <w:rFonts w:ascii="Calibri" w:hAnsi="Calibri" w:eastAsia="Calibri" w:cs="Calibri"/>
-                <w:sz w:val="22"/>
-                <w:szCs w:val="22"/>
+                <w:rFonts w:ascii="Calibri" w:hAnsi="Calibri"/>
+                <w:b w:val="0"/>
+                <w:sz w:val="18"/>
               </w:rPr>
-            </w:pPr>
+            </w:r>
           </w:p>
         </w:tc>
         <w:tc>
           <w:tcPr>
-            <w:tcW w:w="4664" w:type="dxa"/>
+            <w:tcW w:w="3744" w:type="dxa"/>
+            <w:vAlign w:val="center"/>
+            <w:tcMar>
+              <w:top w:w="35" w:type="dxa"/>
+              <w:start w:w="45" w:type="dxa"/>
+              <w:bottom w:w="35" w:type="dxa"/>
+              <w:end w:w="45" w:type="dxa"/>
+            </w:tcMar>
           </w:tcPr>
           <w:p>
             <w:pPr>
-              <w:pStyle w:val="a"/>
+              <w:spacing w:before="0" w:after="0"/>
+              <w:jc w:val="center"/>
+            </w:pPr>
+            <w:r/>
+            <w:r>
               <w:rPr>
-                <w:rFonts w:ascii="Calibri" w:hAnsi="Calibri" w:eastAsia="Calibri" w:cs="Calibri"/>
-                <w:sz w:val="22"/>
-                <w:szCs w:val="22"/>
+                <w:rFonts w:ascii="Calibri" w:hAnsi="Calibri"/>
+                <w:b w:val="0"/>
+                <w:sz w:val="18"/>
               </w:rPr>
-            </w:pPr>
+            </w:r>
           </w:p>
         </w:tc>
         <w:tc>
           <w:tcPr>
-            <w:tcW w:w="2430" w:type="dxa"/>
+            <w:tcW w:w="1728" w:type="dxa"/>
+            <w:vAlign w:val="center"/>
+            <w:tcMar>
+              <w:top w:w="35" w:type="dxa"/>
+              <w:start w:w="45" w:type="dxa"/>
+              <w:bottom w:w="35" w:type="dxa"/>
+              <w:end w:w="45" w:type="dxa"/>
+            </w:tcMar>
           </w:tcPr>
           <w:p>
             <w:pPr>
-              <w:pStyle w:val="a"/>
+              <w:spacing w:before="0" w:after="0"/>
+              <w:jc w:val="center"/>
+            </w:pPr>
+            <w:r/>
+            <w:r>
               <w:rPr>
-                <w:rFonts w:ascii="Calibri" w:hAnsi="Calibri" w:eastAsia="Calibri" w:cs="Calibri"/>
-                <w:sz w:val="22"/>
-                <w:szCs w:val="22"/>
+                <w:rFonts w:ascii="Calibri" w:hAnsi="Calibri"/>
+                <w:b w:val="0"/>
+                <w:sz w:val="18"/>
               </w:rPr>
-            </w:pPr>
+            </w:r>
           </w:p>
         </w:tc>
         <w:tc>
           <w:tcPr>
-            <w:tcW w:w="3397" w:type="dxa"/>
+            <w:tcW w:w="2232" w:type="dxa"/>
+            <w:vAlign w:val="center"/>
+            <w:tcMar>
+              <w:top w:w="35" w:type="dxa"/>
+              <w:start w:w="45" w:type="dxa"/>
+              <w:bottom w:w="35" w:type="dxa"/>
+              <w:end w:w="45" w:type="dxa"/>
+            </w:tcMar>
           </w:tcPr>
           <w:p>
             <w:pPr>
-              <w:pStyle w:val="a"/>
+              <w:spacing w:before="0" w:after="0"/>
+              <w:jc w:val="center"/>
+            </w:pPr>
+            <w:r/>
+            <w:r>
               <w:rPr>
-                <w:rFonts w:ascii="Calibri" w:hAnsi="Calibri" w:eastAsia="Calibri" w:cs="Calibri"/>
-                <w:sz w:val="22"/>
-                <w:szCs w:val="22"/>
+                <w:rFonts w:ascii="Calibri" w:hAnsi="Calibri"/>
+                <w:b w:val="0"/>
+                <w:sz w:val="18"/>
               </w:rPr>
+            </w:r>
+          </w:p>
+        </w:tc>
+        <w:tc>
+          <w:tcPr>
+            <w:tcW w:type="dxa" w:w="2952"/>
+            <w:vAlign w:val="center"/>
+            <w:tcMar>
+              <w:top w:w="35" w:type="dxa"/>
+              <w:start w:w="45" w:type="dxa"/>
+              <w:bottom w:w="35" w:type="dxa"/>
+              <w:end w:w="45" w:type="dxa"/>
+            </w:tcMar>
+          </w:tcPr>
+          <w:p>
+            <w:pPr>
+              <w:spacing w:before="0" w:after="0"/>
+              <w:jc w:val="center"/>
             </w:pPr>
+            <w:r/>
+            <w:r>
+              <w:rPr>
+                <w:rFonts w:ascii="Calibri" w:hAnsi="Calibri"/>
+                <w:b w:val="0"/>
+                <w:sz w:val="18"/>
+              </w:rPr>
+            </w:r>
           </w:p>
         </w:tc>
       </w:tr>
@@ -1773,13 +2177,11 @@
       </w:pPr>
       <w:r>
         <w:rPr>
-          <w:rFonts w:ascii="Calibri" w:hAnsi="Calibri" w:eastAsia="Calibri" w:cs="Calibri"/>
+          <w:rFonts w:ascii="Calibri" w:hAnsi="Calibri"/>
           <w:b/>
-          <w:bCs/>
           <w:sz w:val="22"/>
-          <w:szCs w:val="22"/>
         </w:rPr>
-        <w:t>Tax%: {#servicedata}{tax}{/}</w:t>
+        <w:t>Tax: {#servicedata}{taxlabel}{/}</w:t>
       </w:r>
     </w:p>
     <w:p>
@@ -1864,54 +2266,6 @@
           <w:szCs w:val="22"/>
         </w:rPr>
         <w:t xml:space="preserve">    Subtotal: {#servicedata}{total}{/}</w:t>
-      </w:r>
-    </w:p>
-    <w:p>
-      <w:pPr>
-        <w:pStyle w:val="NoSpacing"/>
-        <w:jc w:val="right"/>
-      </w:pPr>
-      <w:r>
-        <w:rPr>
-          <w:rFonts w:ascii="Calibri" w:hAnsi="Calibri" w:eastAsia="Calibri" w:cs="Calibri"/>
-          <w:b/>
-          <w:bCs/>
-          <w:sz w:val="22"/>
-          <w:szCs w:val="22"/>
-        </w:rPr>
-        <w:t>Service Type: {</w:t>
-      </w:r>
-      <w:proofErr w:type="spellStart"/>
-      <w:r>
-        <w:rPr>
-          <w:rFonts w:ascii="Calibri" w:hAnsi="Calibri" w:eastAsia="Calibri" w:cs="Calibri"/>
-          <w:b/>
-          <w:bCs/>
-          <w:sz w:val="22"/>
-          <w:szCs w:val="22"/>
-        </w:rPr>
-        <w:t>servicetype</w:t>
-      </w:r>
-      <w:proofErr w:type="spellEnd"/>
-      <w:r>
-        <w:rPr>
-          <w:rFonts w:ascii="Calibri" w:hAnsi="Calibri" w:eastAsia="Calibri" w:cs="Calibri"/>
-          <w:b/>
-          <w:bCs/>
-          <w:sz w:val="22"/>
-          <w:szCs w:val="22"/>
-        </w:rPr>
-        <w:t xml:space="preserve">} </w:t>
-      </w:r>
-      <w:r>
-        <w:rPr>
-          <w:b/>
-          <w:bCs/>
-        </w:rPr>
-        <w:t xml:space="preserve"> </w:t>
-      </w:r>
-      <w:r>
-        <w:t xml:space="preserve">                                                     </w:t>
       </w:r>
     </w:p>
     <w:p>

--- a/invoice/revoinvoiceservice.docx
+++ b/invoice/revoinvoiceservice.docx
@@ -1329,193 +1329,6 @@
           </w:p>
         </w:tc>
       </w:tr>
-      <w:tr>
-        <w:trPr>
-          <w:trHeight w:val="300"/>
-        </w:trPr>
-        <w:tc>
-          <w:tcPr>
-            <w:tcW w:w="576" w:type="dxa"/>
-            <w:vAlign w:val="center"/>
-            <w:tcMar>
-              <w:top w:w="35" w:type="dxa"/>
-              <w:start w:w="45" w:type="dxa"/>
-              <w:bottom w:w="35" w:type="dxa"/>
-              <w:end w:w="45" w:type="dxa"/>
-            </w:tcMar>
-          </w:tcPr>
-          <w:p>
-            <w:pPr>
-              <w:spacing w:before="0" w:after="0"/>
-              <w:jc w:val="center"/>
-            </w:pPr>
-            <w:r/>
-            <w:r>
-              <w:rPr>
-                <w:rFonts w:ascii="Calibri" w:hAnsi="Calibri"/>
-                <w:b w:val="0"/>
-                <w:sz w:val="17"/>
-              </w:rPr>
-            </w:r>
-          </w:p>
-        </w:tc>
-        <w:tc>
-          <w:tcPr>
-            <w:tcW w:w="2520" w:type="dxa"/>
-            <w:vAlign w:val="center"/>
-            <w:tcMar>
-              <w:top w:w="35" w:type="dxa"/>
-              <w:start w:w="45" w:type="dxa"/>
-              <w:bottom w:w="35" w:type="dxa"/>
-              <w:end w:w="45" w:type="dxa"/>
-            </w:tcMar>
-          </w:tcPr>
-          <w:p>
-            <w:pPr>
-              <w:spacing w:before="0" w:after="0"/>
-              <w:jc w:val="center"/>
-            </w:pPr>
-            <w:r/>
-            <w:r>
-              <w:rPr>
-                <w:rFonts w:ascii="Calibri" w:hAnsi="Calibri"/>
-                <w:b w:val="0"/>
-                <w:sz w:val="17"/>
-              </w:rPr>
-            </w:r>
-          </w:p>
-        </w:tc>
-        <w:tc>
-          <w:tcPr>
-            <w:tcW w:w="2232" w:type="dxa"/>
-            <w:vAlign w:val="center"/>
-            <w:tcMar>
-              <w:top w:w="35" w:type="dxa"/>
-              <w:start w:w="45" w:type="dxa"/>
-              <w:bottom w:w="35" w:type="dxa"/>
-              <w:end w:w="45" w:type="dxa"/>
-            </w:tcMar>
-          </w:tcPr>
-          <w:p>
-            <w:pPr>
-              <w:spacing w:before="0" w:after="0"/>
-              <w:jc w:val="center"/>
-            </w:pPr>
-            <w:r/>
-            <w:r>
-              <w:rPr>
-                <w:rFonts w:ascii="Calibri" w:hAnsi="Calibri"/>
-                <w:b w:val="0"/>
-                <w:sz w:val="17"/>
-              </w:rPr>
-            </w:r>
-          </w:p>
-        </w:tc>
-        <w:tc>
-          <w:tcPr>
-            <w:tcW w:w="792" w:type="dxa"/>
-            <w:vAlign w:val="center"/>
-            <w:tcMar>
-              <w:top w:w="35" w:type="dxa"/>
-              <w:start w:w="45" w:type="dxa"/>
-              <w:bottom w:w="35" w:type="dxa"/>
-              <w:end w:w="45" w:type="dxa"/>
-            </w:tcMar>
-          </w:tcPr>
-          <w:p>
-            <w:pPr>
-              <w:spacing w:before="0" w:after="0"/>
-              <w:jc w:val="center"/>
-            </w:pPr>
-            <w:r/>
-            <w:r>
-              <w:rPr>
-                <w:rFonts w:ascii="Calibri" w:hAnsi="Calibri"/>
-                <w:b w:val="0"/>
-                <w:sz w:val="17"/>
-              </w:rPr>
-            </w:r>
-          </w:p>
-        </w:tc>
-        <w:tc>
-          <w:tcPr>
-            <w:tcW w:type="dxa" w:w="1224"/>
-            <w:vAlign w:val="center"/>
-            <w:tcMar>
-              <w:top w:w="35" w:type="dxa"/>
-              <w:start w:w="45" w:type="dxa"/>
-              <w:bottom w:w="35" w:type="dxa"/>
-              <w:end w:w="45" w:type="dxa"/>
-            </w:tcMar>
-          </w:tcPr>
-          <w:p>
-            <w:pPr>
-              <w:spacing w:before="0" w:after="0"/>
-              <w:jc w:val="center"/>
-            </w:pPr>
-            <w:r/>
-            <w:r>
-              <w:rPr>
-                <w:rFonts w:ascii="Calibri" w:hAnsi="Calibri"/>
-                <w:b w:val="0"/>
-                <w:sz w:val="17"/>
-              </w:rPr>
-            </w:r>
-          </w:p>
-        </w:tc>
-        <w:tc>
-          <w:tcPr>
-            <w:tcW w:type="dxa" w:w="1728"/>
-            <w:vAlign w:val="center"/>
-            <w:tcMar>
-              <w:top w:w="35" w:type="dxa"/>
-              <w:start w:w="45" w:type="dxa"/>
-              <w:bottom w:w="35" w:type="dxa"/>
-              <w:end w:w="45" w:type="dxa"/>
-            </w:tcMar>
-          </w:tcPr>
-          <w:p>
-            <w:pPr>
-              <w:spacing w:before="0" w:after="0"/>
-              <w:jc w:val="center"/>
-            </w:pPr>
-            <w:r/>
-            <w:r>
-              <w:rPr>
-                <w:rFonts w:ascii="Calibri" w:hAnsi="Calibri"/>
-                <w:b w:val="0"/>
-                <w:sz w:val="17"/>
-              </w:rPr>
-            </w:r>
-          </w:p>
-        </w:tc>
-        <w:tc>
-          <w:tcPr>
-            <w:tcW w:type="dxa" w:w="2232"/>
-            <w:vAlign w:val="center"/>
-            <w:tcMar>
-              <w:top w:w="35" w:type="dxa"/>
-              <w:start w:w="45" w:type="dxa"/>
-              <w:bottom w:w="35" w:type="dxa"/>
-              <w:end w:w="45" w:type="dxa"/>
-            </w:tcMar>
-          </w:tcPr>
-          <w:p>
-            <w:pPr>
-              <w:spacing w:before="0" w:after="0"/>
-              <w:jc w:val="center"/>
-            </w:pPr>
-            <w:r/>
-            <w:r>
-              <w:rPr>
-                <w:rFonts w:ascii="Calibri" w:hAnsi="Calibri"/>
-                <w:b w:val="0"/>
-                <w:sz w:val="17"/>
-              </w:rPr>
-            </w:r>
-          </w:p>
-        </w:tc>
-      </w:tr>
     </w:tbl>
     <w:p>
       <w:pPr>
@@ -1937,141 +1750,6 @@
           </w:p>
         </w:tc>
       </w:tr>
-      <w:tr>
-        <w:trPr>
-          <w:trHeight w:val="305"/>
-        </w:trPr>
-        <w:tc>
-          <w:tcPr>
-            <w:tcW w:w="648" w:type="dxa"/>
-            <w:vAlign w:val="center"/>
-            <w:tcMar>
-              <w:top w:w="35" w:type="dxa"/>
-              <w:start w:w="45" w:type="dxa"/>
-              <w:bottom w:w="35" w:type="dxa"/>
-              <w:end w:w="45" w:type="dxa"/>
-            </w:tcMar>
-          </w:tcPr>
-          <w:p>
-            <w:pPr>
-              <w:spacing w:before="0" w:after="0"/>
-              <w:jc w:val="center"/>
-            </w:pPr>
-            <w:r/>
-            <w:r>
-              <w:rPr>
-                <w:rFonts w:ascii="Calibri" w:hAnsi="Calibri"/>
-                <w:b w:val="0"/>
-                <w:sz w:val="18"/>
-              </w:rPr>
-            </w:r>
-          </w:p>
-        </w:tc>
-        <w:tc>
-          <w:tcPr>
-            <w:tcW w:w="3744" w:type="dxa"/>
-            <w:vAlign w:val="center"/>
-            <w:tcMar>
-              <w:top w:w="35" w:type="dxa"/>
-              <w:start w:w="45" w:type="dxa"/>
-              <w:bottom w:w="35" w:type="dxa"/>
-              <w:end w:w="45" w:type="dxa"/>
-            </w:tcMar>
-          </w:tcPr>
-          <w:p>
-            <w:pPr>
-              <w:spacing w:before="0" w:after="0"/>
-              <w:jc w:val="center"/>
-            </w:pPr>
-            <w:r/>
-            <w:r>
-              <w:rPr>
-                <w:rFonts w:ascii="Calibri" w:hAnsi="Calibri"/>
-                <w:b w:val="0"/>
-                <w:sz w:val="18"/>
-              </w:rPr>
-            </w:r>
-          </w:p>
-        </w:tc>
-        <w:tc>
-          <w:tcPr>
-            <w:tcW w:w="1728" w:type="dxa"/>
-            <w:vAlign w:val="center"/>
-            <w:tcMar>
-              <w:top w:w="35" w:type="dxa"/>
-              <w:start w:w="45" w:type="dxa"/>
-              <w:bottom w:w="35" w:type="dxa"/>
-              <w:end w:w="45" w:type="dxa"/>
-            </w:tcMar>
-          </w:tcPr>
-          <w:p>
-            <w:pPr>
-              <w:spacing w:before="0" w:after="0"/>
-              <w:jc w:val="center"/>
-            </w:pPr>
-            <w:r/>
-            <w:r>
-              <w:rPr>
-                <w:rFonts w:ascii="Calibri" w:hAnsi="Calibri"/>
-                <w:b w:val="0"/>
-                <w:sz w:val="18"/>
-              </w:rPr>
-            </w:r>
-          </w:p>
-        </w:tc>
-        <w:tc>
-          <w:tcPr>
-            <w:tcW w:w="2232" w:type="dxa"/>
-            <w:vAlign w:val="center"/>
-            <w:tcMar>
-              <w:top w:w="35" w:type="dxa"/>
-              <w:start w:w="45" w:type="dxa"/>
-              <w:bottom w:w="35" w:type="dxa"/>
-              <w:end w:w="45" w:type="dxa"/>
-            </w:tcMar>
-          </w:tcPr>
-          <w:p>
-            <w:pPr>
-              <w:spacing w:before="0" w:after="0"/>
-              <w:jc w:val="center"/>
-            </w:pPr>
-            <w:r/>
-            <w:r>
-              <w:rPr>
-                <w:rFonts w:ascii="Calibri" w:hAnsi="Calibri"/>
-                <w:b w:val="0"/>
-                <w:sz w:val="18"/>
-              </w:rPr>
-            </w:r>
-          </w:p>
-        </w:tc>
-        <w:tc>
-          <w:tcPr>
-            <w:tcW w:type="dxa" w:w="2952"/>
-            <w:vAlign w:val="center"/>
-            <w:tcMar>
-              <w:top w:w="35" w:type="dxa"/>
-              <w:start w:w="45" w:type="dxa"/>
-              <w:bottom w:w="35" w:type="dxa"/>
-              <w:end w:w="45" w:type="dxa"/>
-            </w:tcMar>
-          </w:tcPr>
-          <w:p>
-            <w:pPr>
-              <w:spacing w:before="0" w:after="0"/>
-              <w:jc w:val="center"/>
-            </w:pPr>
-            <w:r/>
-            <w:r>
-              <w:rPr>
-                <w:rFonts w:ascii="Calibri" w:hAnsi="Calibri"/>
-                <w:b w:val="0"/>
-                <w:sz w:val="18"/>
-              </w:rPr>
-            </w:r>
-          </w:p>
-        </w:tc>
-      </w:tr>
     </w:tbl>
     <w:p>
       <w:pPr>

--- a/invoice/revoinvoiceservice.docx
+++ b/invoice/revoinvoiceservice.docx
@@ -682,31 +682,15 @@
           <w:szCs w:val="22"/>
         </w:rPr>
       </w:pPr>
-      <w:r>
-        <w:rPr>
-          <w:rFonts w:ascii="Calibri" w:hAnsi="Calibri" w:eastAsia="Calibri" w:cs="Calibri"/>
-          <w:sz w:val="22"/>
-          <w:szCs w:val="22"/>
-        </w:rPr>
-        <w:t>{</w:t>
-      </w:r>
       <w:proofErr w:type="spellStart"/>
-      <w:r>
-        <w:rPr>
-          <w:rFonts w:ascii="Calibri" w:hAnsi="Calibri" w:eastAsia="Calibri" w:cs="Calibri"/>
-          <w:sz w:val="22"/>
-          <w:szCs w:val="22"/>
-        </w:rPr>
-        <w:t>customername</w:t>
-      </w:r>
       <w:proofErr w:type="spellEnd"/>
       <w:r>
         <w:rPr>
-          <w:rFonts w:ascii="Calibri" w:hAnsi="Calibri" w:eastAsia="Calibri" w:cs="Calibri"/>
-          <w:sz w:val="22"/>
-          <w:szCs w:val="22"/>
+          <w:rFonts w:ascii="Calibri" w:hAnsi="Calibri"/>
+          <w:b w:val="0"/>
+          <w:sz w:val="20"/>
         </w:rPr>
-        <w:t>}</w:t>
+        <w:t>{shippingcustomername}</w:t>
       </w:r>
     </w:p>
     <w:p>
@@ -720,31 +704,15 @@
           <w:szCs w:val="22"/>
         </w:rPr>
       </w:pPr>
-      <w:r>
-        <w:rPr>
-          <w:rFonts w:ascii="Calibri" w:hAnsi="Calibri" w:eastAsia="Calibri" w:cs="Calibri"/>
-          <w:sz w:val="22"/>
-          <w:szCs w:val="22"/>
-        </w:rPr>
-        <w:t>{</w:t>
-      </w:r>
       <w:proofErr w:type="spellStart"/>
-      <w:r>
-        <w:rPr>
-          <w:rFonts w:ascii="Calibri" w:hAnsi="Calibri" w:eastAsia="Calibri" w:cs="Calibri"/>
-          <w:sz w:val="22"/>
-          <w:szCs w:val="22"/>
-        </w:rPr>
-        <w:t>customeraddress</w:t>
-      </w:r>
       <w:proofErr w:type="spellEnd"/>
       <w:r>
         <w:rPr>
-          <w:rFonts w:ascii="Calibri" w:hAnsi="Calibri" w:eastAsia="Calibri" w:cs="Calibri"/>
-          <w:sz w:val="22"/>
-          <w:szCs w:val="22"/>
+          <w:rFonts w:ascii="Calibri" w:hAnsi="Calibri"/>
+          <w:b w:val="0"/>
+          <w:sz w:val="20"/>
         </w:rPr>
-        <w:t>}</w:t>
+        <w:t>{shippingcustomeraddress}</w:t>
       </w:r>
     </w:p>
     <w:p>
@@ -758,41 +726,23 @@
           <w:szCs w:val="22"/>
         </w:rPr>
       </w:pPr>
+      <w:proofErr w:type="spellStart"/>
+      <w:proofErr w:type="spellEnd"/>
       <w:r>
         <w:rPr>
-          <w:rFonts w:ascii="Calibri" w:hAnsi="Calibri" w:eastAsia="Calibri" w:cs="Calibri"/>
+          <w:rFonts w:ascii="Calibri" w:hAnsi="Calibri"/>
           <w:b/>
-          <w:bCs/>
-          <w:sz w:val="22"/>
-          <w:szCs w:val="22"/>
+          <w:sz w:val="20"/>
         </w:rPr>
         <w:t xml:space="preserve">Phone Number: </w:t>
       </w:r>
       <w:r>
         <w:rPr>
-          <w:rFonts w:ascii="Calibri" w:hAnsi="Calibri" w:eastAsia="Calibri" w:cs="Calibri"/>
-          <w:sz w:val="22"/>
-          <w:szCs w:val="22"/>
+          <w:rFonts w:ascii="Calibri" w:hAnsi="Calibri"/>
+          <w:b w:val="0"/>
+          <w:sz w:val="20"/>
         </w:rPr>
-        <w:t>{</w:t>
-      </w:r>
-      <w:proofErr w:type="spellStart"/>
-      <w:r>
-        <w:rPr>
-          <w:rFonts w:ascii="Calibri" w:hAnsi="Calibri" w:eastAsia="Calibri" w:cs="Calibri"/>
-          <w:sz w:val="22"/>
-          <w:szCs w:val="22"/>
-        </w:rPr>
-        <w:t>customerphonenumber</w:t>
-      </w:r>
-      <w:proofErr w:type="spellEnd"/>
-      <w:r>
-        <w:rPr>
-          <w:rFonts w:ascii="Calibri" w:hAnsi="Calibri" w:eastAsia="Calibri" w:cs="Calibri"/>
-          <w:sz w:val="22"/>
-          <w:szCs w:val="22"/>
-        </w:rPr>
-        <w:t>}</w:t>
+        <w:t>{shippingcustomerphonenumber}</w:t>
       </w:r>
     </w:p>
     <w:p>
@@ -805,71 +755,23 @@
           <w:szCs w:val="22"/>
         </w:rPr>
       </w:pPr>
+      <w:proofErr w:type="spellStart"/>
+      <w:proofErr w:type="spellEnd"/>
       <w:r>
         <w:rPr>
-          <w:rFonts w:ascii="Calibri" w:hAnsi="Calibri" w:eastAsia="Calibri" w:cs="Calibri"/>
+          <w:rFonts w:ascii="Calibri" w:hAnsi="Calibri"/>
           <w:b/>
-          <w:bCs/>
-          <w:sz w:val="22"/>
-          <w:szCs w:val="22"/>
-        </w:rPr>
-        <w:t xml:space="preserve">                               </w:t>
-      </w:r>
-      <w:r>
-        <w:rPr>
-          <w:rFonts w:ascii="Calibri" w:hAnsi="Calibri" w:eastAsia="Calibri" w:cs="Calibri"/>
-          <w:b/>
-          <w:bCs/>
-          <w:sz w:val="22"/>
-          <w:szCs w:val="22"/>
-        </w:rPr>
-        <w:t xml:space="preserve">                </w:t>
-      </w:r>
-      <w:r>
-        <w:rPr>
-          <w:rFonts w:ascii="Calibri" w:hAnsi="Calibri" w:eastAsia="Calibri" w:cs="Calibri"/>
-          <w:b/>
-          <w:bCs/>
-          <w:sz w:val="22"/>
-          <w:szCs w:val="22"/>
-        </w:rPr>
-        <w:t xml:space="preserve">          </w:t>
-      </w:r>
-      <w:r>
-        <w:rPr>
-          <w:rFonts w:ascii="Calibri" w:hAnsi="Calibri" w:eastAsia="Calibri" w:cs="Calibri"/>
-          <w:b/>
-          <w:bCs/>
-          <w:sz w:val="22"/>
-          <w:szCs w:val="22"/>
+          <w:sz w:val="20"/>
         </w:rPr>
         <w:t xml:space="preserve">GST: </w:t>
       </w:r>
       <w:r>
         <w:rPr>
-          <w:rFonts w:ascii="Calibri" w:hAnsi="Calibri" w:eastAsia="Calibri" w:cs="Calibri"/>
-          <w:sz w:val="22"/>
-          <w:szCs w:val="22"/>
+          <w:rFonts w:ascii="Calibri" w:hAnsi="Calibri"/>
+          <w:b w:val="0"/>
+          <w:sz w:val="20"/>
         </w:rPr>
-        <w:t>{</w:t>
-      </w:r>
-      <w:proofErr w:type="spellStart"/>
-      <w:r>
-        <w:rPr>
-          <w:rFonts w:ascii="Calibri" w:hAnsi="Calibri" w:eastAsia="Calibri" w:cs="Calibri"/>
-          <w:sz w:val="22"/>
-          <w:szCs w:val="22"/>
-        </w:rPr>
-        <w:t>customergstnumber</w:t>
-      </w:r>
-      <w:proofErr w:type="spellEnd"/>
-      <w:r>
-        <w:rPr>
-          <w:rFonts w:ascii="Calibri" w:hAnsi="Calibri" w:eastAsia="Calibri" w:cs="Calibri"/>
-          <w:sz w:val="22"/>
-          <w:szCs w:val="22"/>
-        </w:rPr>
-        <w:t>}</w:t>
+        <w:t>{shippingcustomergstnumber}</w:t>
       </w:r>
     </w:p>
     <w:p>
@@ -1346,7 +1248,7 @@
     <w:p>
       <w:pPr>
         <w:spacing w:after="0"/>
-        <w:ind w:left="7200" w:firstLine="720"/>
+        <w:ind w:left="6480"/>
         <w:jc w:val="right"/>
         <w:rPr>
           <w:rFonts w:ascii="Calibri" w:hAnsi="Calibri" w:eastAsia="Calibri" w:cs="Calibri"/>
@@ -1362,31 +1264,9 @@
           <w:b/>
           <w:sz w:val="22"/>
         </w:rPr>
-        <w:t>Tax: {#invoicedata}{taxlabel}{/}</w:t>
-      </w:r>
-    </w:p>
-    <w:p>
-      <w:pPr>
-        <w:spacing w:after="0"/>
-        <w:ind w:left="6480"/>
-        <w:jc w:val="right"/>
-        <w:rPr>
-          <w:rFonts w:ascii="Calibri" w:hAnsi="Calibri" w:eastAsia="Calibri" w:cs="Calibri"/>
-          <w:b/>
-          <w:bCs/>
-          <w:sz w:val="22"/>
-          <w:szCs w:val="22"/>
-        </w:rPr>
-      </w:pPr>
-      <w:r>
-        <w:rPr>
-          <w:rFonts w:ascii="Calibri" w:hAnsi="Calibri" w:eastAsia="Calibri" w:cs="Calibri"/>
-          <w:b/>
-          <w:bCs/>
-          <w:sz w:val="22"/>
-          <w:szCs w:val="22"/>
-        </w:rPr>
-        <w:t xml:space="preserve">         Tax Amount :{#invoicedata}{taxamount}{/}</w:t>
+        <w:t>{#invoicedata}{#taxcomponents}{label}: {amount}</w:t>
+        <w:br/>
+        <w:t>{/}{/}</w:t>
       </w:r>
     </w:p>
     <w:p>
@@ -1843,7 +1723,6 @@
     <w:p>
       <w:pPr>
         <w:pStyle w:val="NoSpacing"/>
-        <w:ind w:left="720" w:firstLine="720"/>
         <w:jc w:val="right"/>
         <w:rPr>
           <w:rFonts w:ascii="Calibri" w:hAnsi="Calibri" w:eastAsia="Calibri" w:cs="Calibri"/>
@@ -1859,50 +1738,9 @@
           <w:b/>
           <w:sz w:val="22"/>
         </w:rPr>
-        <w:t>Tax: {#servicedata}{taxlabel}{/}</w:t>
-      </w:r>
-    </w:p>
-    <w:p>
-      <w:pPr>
-        <w:pStyle w:val="NoSpacing"/>
-        <w:jc w:val="right"/>
-        <w:rPr>
-          <w:rFonts w:ascii="Calibri" w:hAnsi="Calibri" w:eastAsia="Calibri" w:cs="Calibri"/>
-          <w:b/>
-          <w:bCs/>
-          <w:sz w:val="22"/>
-          <w:szCs w:val="22"/>
-        </w:rPr>
-      </w:pPr>
-      <w:r>
-        <w:rPr>
-          <w:rFonts w:ascii="Calibri" w:hAnsi="Calibri" w:eastAsia="Calibri" w:cs="Calibri"/>
-          <w:b/>
-          <w:bCs/>
-          <w:sz w:val="22"/>
-          <w:szCs w:val="22"/>
-        </w:rPr>
-        <w:t xml:space="preserve">         </w:t>
-      </w:r>
-      <w:r>
-        <w:rPr>
-          <w:rFonts w:ascii="Calibri" w:hAnsi="Calibri" w:eastAsia="Calibri" w:cs="Calibri"/>
-          <w:b/>
-          <w:bCs/>
-          <w:sz w:val="22"/>
-          <w:szCs w:val="22"/>
-        </w:rPr>
-        <w:tab/>
-      </w:r>
-      <w:r>
-        <w:rPr>
-          <w:rFonts w:ascii="Calibri" w:hAnsi="Calibri" w:eastAsia="Calibri" w:cs="Calibri"/>
-          <w:b/>
-          <w:bCs/>
-          <w:sz w:val="22"/>
-          <w:szCs w:val="22"/>
-        </w:rPr>
-        <w:t>Tax Amount: {#servicedata}{taxamount}{/}</w:t>
+        <w:t>{#servicedata}{#taxcomponents}{label}: {amount}</w:t>
+        <w:br/>
+        <w:t>{/}{/}</w:t>
       </w:r>
     </w:p>
     <w:p>
@@ -1956,40 +1794,17 @@
           <w:szCs w:val="22"/>
         </w:rPr>
       </w:pPr>
-      <w:r>
-        <w:rPr>
-          <w:rFonts w:ascii="Calibri" w:hAnsi="Calibri" w:eastAsia="Calibri" w:cs="Calibri"/>
-          <w:b/>
-          <w:bCs/>
-          <w:sz w:val="22"/>
-          <w:szCs w:val="22"/>
-        </w:rPr>
-        <w:t>Total: {</w:t>
-      </w:r>
       <w:proofErr w:type="spellStart"/>
-      <w:r>
-        <w:rPr>
-          <w:rFonts w:ascii="Calibri" w:hAnsi="Calibri" w:eastAsia="Calibri" w:cs="Calibri"/>
-          <w:b/>
-          <w:bCs/>
-          <w:sz w:val="22"/>
-          <w:szCs w:val="22"/>
-        </w:rPr>
-        <w:t>totalorderamount</w:t>
-      </w:r>
       <w:proofErr w:type="spellEnd"/>
       <w:r>
         <w:rPr>
-          <w:rFonts w:ascii="Calibri" w:hAnsi="Calibri" w:eastAsia="Calibri" w:cs="Calibri"/>
+          <w:rFonts w:ascii="Calibri" w:hAnsi="Calibri"/>
           <w:b/>
-          <w:bCs/>
           <w:sz w:val="22"/>
-          <w:szCs w:val="22"/>
         </w:rPr>
-        <w:t xml:space="preserve">}       </w:t>
-      </w:r>
-      <w:r>
-        <w:t xml:space="preserve">                                                              </w:t>
+        <w:t>Round Off: {roundoffamount}</w:t>
+        <w:br/>
+        <w:t>Total: {totalorderamount}</w:t>
       </w:r>
     </w:p>
     <w:sectPr>

--- a/invoice/revoinvoiceservice.docx
+++ b/invoice/revoinvoiceservice.docx
@@ -601,51 +601,14 @@
           <w:szCs w:val="22"/>
         </w:rPr>
       </w:pPr>
-      <w:r>
-        <w:rPr>
-          <w:rFonts w:ascii="Calibri" w:hAnsi="Calibri" w:eastAsia="Calibri" w:cs="Calibri"/>
-          <w:b/>
-          <w:bCs/>
-          <w:sz w:val="22"/>
-          <w:szCs w:val="22"/>
-        </w:rPr>
-        <w:t>GST:</w:t>
-      </w:r>
-      <w:r>
-        <w:rPr>
-          <w:rFonts w:ascii="Calibri" w:hAnsi="Calibri" w:eastAsia="Calibri" w:cs="Calibri"/>
-          <w:b/>
-          <w:bCs/>
-          <w:sz w:val="22"/>
-          <w:szCs w:val="22"/>
-        </w:rPr>
-        <w:t xml:space="preserve"> </w:t>
-      </w:r>
-      <w:r>
-        <w:rPr>
-          <w:rFonts w:ascii="Calibri" w:hAnsi="Calibri" w:eastAsia="Calibri" w:cs="Calibri"/>
-          <w:sz w:val="22"/>
-          <w:szCs w:val="22"/>
-        </w:rPr>
-        <w:t>{</w:t>
-      </w:r>
       <w:proofErr w:type="spellStart"/>
-      <w:r>
-        <w:rPr>
-          <w:rFonts w:ascii="Calibri" w:hAnsi="Calibri" w:eastAsia="Calibri" w:cs="Calibri"/>
-          <w:sz w:val="22"/>
-          <w:szCs w:val="22"/>
-        </w:rPr>
-        <w:t>customergstnumber</w:t>
-      </w:r>
       <w:proofErr w:type="spellEnd"/>
       <w:r>
         <w:rPr>
-          <w:rFonts w:ascii="Calibri" w:hAnsi="Calibri" w:eastAsia="Calibri" w:cs="Calibri"/>
-          <w:sz w:val="22"/>
-          <w:szCs w:val="22"/>
+          <w:rFonts w:ascii="Calibri" w:hAnsi="Calibri"/>
+          <w:sz w:val="20"/>
         </w:rPr>
-        <w:t>}</w:t>
+        <w:t>{#showcustomergst}GST: {customergstnumber}{/}</w:t>
       </w:r>
     </w:p>
     <w:p>
@@ -749,6 +712,7 @@
       <w:pPr>
         <w:pStyle w:val="a"/>
         <w:spacing w:after="0"/>
+        <w:jc w:val="right"/>
         <w:rPr>
           <w:rFonts w:ascii="Calibri" w:hAnsi="Calibri" w:eastAsia="Calibri" w:cs="Calibri"/>
           <w:sz w:val="22"/>
@@ -760,18 +724,9 @@
       <w:r>
         <w:rPr>
           <w:rFonts w:ascii="Calibri" w:hAnsi="Calibri"/>
-          <w:b/>
           <w:sz w:val="20"/>
         </w:rPr>
-        <w:t xml:space="preserve">GST: </w:t>
-      </w:r>
-      <w:r>
-        <w:rPr>
-          <w:rFonts w:ascii="Calibri" w:hAnsi="Calibri"/>
-          <w:b w:val="0"/>
-          <w:sz w:val="20"/>
-        </w:rPr>
-        <w:t>{shippingcustomergstnumber}</w:t>
+        <w:t>{#showcustomergst}GST: {shippingcustomergstnumber}{/}</w:t>
       </w:r>
     </w:p>
     <w:p>
@@ -1284,33 +1239,13 @@
       </w:pPr>
       <w:r>
         <w:rPr>
-          <w:rFonts w:ascii="Calibri" w:hAnsi="Calibri" w:eastAsia="Calibri" w:cs="Calibri"/>
+          <w:rFonts w:ascii="Calibri" w:hAnsi="Calibri"/>
           <w:b/>
-          <w:bCs/>
           <w:sz w:val="22"/>
-          <w:szCs w:val="22"/>
         </w:rPr>
-        <w:t xml:space="preserve">        </w:t>
-      </w:r>
-      <w:r>
-        <w:rPr>
-          <w:rFonts w:ascii="Calibri" w:hAnsi="Calibri" w:eastAsia="Calibri" w:cs="Calibri"/>
-          <w:b/>
-          <w:bCs/>
-          <w:sz w:val="22"/>
-          <w:szCs w:val="22"/>
-        </w:rPr>
-        <w:tab/>
-      </w:r>
-      <w:r>
-        <w:rPr>
-          <w:rFonts w:ascii="Calibri" w:hAnsi="Calibri" w:eastAsia="Calibri" w:cs="Calibri"/>
-          <w:b/>
-          <w:bCs/>
-          <w:sz w:val="22"/>
-          <w:szCs w:val="22"/>
-        </w:rPr>
-        <w:t xml:space="preserve">          Subtotal (A) :{#invoicedata}{total}{/}</w:t>
+        <w:t>Round Off: {#invoicedata}{roundoffamount}{/}</w:t>
+        <w:br/>
+        <w:t>Subtotal (A): {#invoicedata}{total}{/}</w:t>
       </w:r>
     </w:p>
     <w:p>
@@ -1755,33 +1690,13 @@
       </w:pPr>
       <w:r>
         <w:rPr>
-          <w:rFonts w:ascii="Calibri" w:hAnsi="Calibri" w:eastAsia="Calibri" w:cs="Calibri"/>
+          <w:rFonts w:ascii="Calibri" w:hAnsi="Calibri"/>
           <w:b/>
-          <w:bCs/>
           <w:sz w:val="22"/>
-          <w:szCs w:val="22"/>
         </w:rPr>
-        <w:t xml:space="preserve"> </w:t>
-      </w:r>
-      <w:r>
-        <w:rPr>
-          <w:rFonts w:ascii="Calibri" w:hAnsi="Calibri" w:eastAsia="Calibri" w:cs="Calibri"/>
-          <w:b/>
-          <w:bCs/>
-          <w:sz w:val="22"/>
-          <w:szCs w:val="22"/>
-        </w:rPr>
-        <w:tab/>
-      </w:r>
-      <w:r>
-        <w:rPr>
-          <w:rFonts w:ascii="Calibri" w:hAnsi="Calibri" w:eastAsia="Calibri" w:cs="Calibri"/>
-          <w:b/>
-          <w:bCs/>
-          <w:sz w:val="22"/>
-          <w:szCs w:val="22"/>
-        </w:rPr>
-        <w:t xml:space="preserve">    Subtotal: {#servicedata}{total}{/}</w:t>
+        <w:t>Round Off: {#servicedata}{roundoffamount}{/}</w:t>
+        <w:br/>
+        <w:t>Subtotal: {#servicedata}{total}{/}</w:t>
       </w:r>
     </w:p>
     <w:p>
@@ -1802,8 +1717,6 @@
           <w:b/>
           <w:sz w:val="22"/>
         </w:rPr>
-        <w:t>Round Off: {roundoffamount}</w:t>
-        <w:br/>
         <w:t>Total: {totalorderamount}</w:t>
       </w:r>
     </w:p>
